--- a/doc/Báo cáo thực hành_Tuần_13_202516919.docx
+++ b/doc/Báo cáo thực hành_Tuần_13_202516919.docx
@@ -1294,6 +1294,45 @@
           <w14:ligatures w14:val="none"/>
         </w:rPr>
         <w:t>4. Kết quả &amp; Giải thích</w:t>
+      </w:r>
+    </w:p>
+    <w:p>
+      <w:r>
+        <w:drawing>
+          <wp:inline distT="0" distB="0" distL="0" distR="0" wp14:anchorId="23BB87DF" wp14:editId="494EE3DF">
+            <wp:extent cx="5943600" cy="4067175"/>
+            <wp:effectExtent l="0" t="0" r="0" b="9525"/>
+            <wp:docPr id="1126112528" name="Picture 1"/>
+            <wp:cNvGraphicFramePr>
+              <a:graphicFrameLocks xmlns:a="http://schemas.openxmlformats.org/drawingml/2006/main" noChangeAspect="1"/>
+            </wp:cNvGraphicFramePr>
+            <a:graphic xmlns:a="http://schemas.openxmlformats.org/drawingml/2006/main">
+              <a:graphicData uri="http://schemas.openxmlformats.org/drawingml/2006/picture">
+                <pic:pic xmlns:pic="http://schemas.openxmlformats.org/drawingml/2006/picture">
+                  <pic:nvPicPr>
+                    <pic:cNvPr id="1126112528" name=""/>
+                    <pic:cNvPicPr/>
+                  </pic:nvPicPr>
+                  <pic:blipFill>
+                    <a:blip r:embed="rId5"/>
+                    <a:stretch>
+                      <a:fillRect/>
+                    </a:stretch>
+                  </pic:blipFill>
+                  <pic:spPr>
+                    <a:xfrm>
+                      <a:off x="0" y="0"/>
+                      <a:ext cx="5943600" cy="4067175"/>
+                    </a:xfrm>
+                    <a:prstGeom prst="rect">
+                      <a:avLst/>
+                    </a:prstGeom>
+                  </pic:spPr>
+                </pic:pic>
+              </a:graphicData>
+            </a:graphic>
+          </wp:inline>
+        </w:drawing>
       </w:r>
     </w:p>
     <w:p/>
@@ -1306,6 +1345,2326 @@
     <w:p/>
     <w:p/>
     <w:p/>
+    <w:p>
+      <w:pPr>
+        <w:spacing w:before="100" w:beforeAutospacing="1" w:after="100" w:afterAutospacing="1" w:line="240" w:lineRule="auto"/>
+        <w:outlineLvl w:val="1"/>
+        <w:rPr>
+          <w:rFonts w:ascii="Times New Roman" w:eastAsia="Times New Roman" w:hAnsi="Times New Roman" w:cs="Times New Roman"/>
+          <w:b/>
+          <w:bCs/>
+          <w:kern w:val="0"/>
+          <w:sz w:val="36"/>
+          <w:szCs w:val="36"/>
+          <w14:ligatures w14:val="none"/>
+        </w:rPr>
+      </w:pPr>
+      <w:r>
+        <w:rPr>
+          <w:rFonts w:ascii="Times New Roman" w:eastAsia="Times New Roman" w:hAnsi="Times New Roman" w:cs="Times New Roman"/>
+          <w:b/>
+          <w:bCs/>
+          <w:kern w:val="0"/>
+          <w:sz w:val="36"/>
+          <w:szCs w:val="36"/>
+          <w14:ligatures w14:val="none"/>
+        </w:rPr>
+        <w:lastRenderedPageBreak/>
+        <w:t>BÁO CÁO BÀI THỰC HÀNH 2: XÂY DỰNG HÀM ĐẾM KÝ TỰ KHOẢNG TRẮNG TRONG CHUỖI</w:t>
+      </w:r>
+    </w:p>
+    <w:p>
+      <w:pPr>
+        <w:spacing w:before="100" w:beforeAutospacing="1" w:after="100" w:afterAutospacing="1" w:line="240" w:lineRule="auto"/>
+        <w:outlineLvl w:val="2"/>
+        <w:rPr>
+          <w:rFonts w:ascii="Times New Roman" w:eastAsia="Times New Roman" w:hAnsi="Times New Roman" w:cs="Times New Roman"/>
+          <w:b/>
+          <w:bCs/>
+          <w:kern w:val="0"/>
+          <w:sz w:val="27"/>
+          <w:szCs w:val="27"/>
+          <w14:ligatures w14:val="none"/>
+        </w:rPr>
+      </w:pPr>
+      <w:r>
+        <w:rPr>
+          <w:rFonts w:ascii="Times New Roman" w:eastAsia="Times New Roman" w:hAnsi="Times New Roman" w:cs="Times New Roman"/>
+          <w:b/>
+          <w:bCs/>
+          <w:kern w:val="0"/>
+          <w:sz w:val="27"/>
+          <w:szCs w:val="27"/>
+          <w14:ligatures w14:val="none"/>
+        </w:rPr>
+        <w:t>1. Yêu cầu đề bài</w:t>
+      </w:r>
+    </w:p>
+    <w:p>
+      <w:pPr>
+        <w:numPr>
+          <w:ilvl w:val="0"/>
+          <w:numId w:val="4"/>
+        </w:numPr>
+        <w:spacing w:before="100" w:beforeAutospacing="1" w:after="100" w:afterAutospacing="1" w:line="240" w:lineRule="auto"/>
+        <w:rPr>
+          <w:rFonts w:ascii="Times New Roman" w:eastAsia="Times New Roman" w:hAnsi="Times New Roman" w:cs="Times New Roman"/>
+          <w:kern w:val="0"/>
+          <w14:ligatures w14:val="none"/>
+        </w:rPr>
+      </w:pPr>
+      <w:r>
+        <w:rPr>
+          <w:rFonts w:ascii="Times New Roman" w:eastAsia="Times New Roman" w:hAnsi="Times New Roman" w:cs="Times New Roman"/>
+          <w:kern w:val="0"/>
+          <w14:ligatures w14:val="none"/>
+        </w:rPr>
+        <w:t xml:space="preserve">Xây dựng hàm tự định nghĩa mang tên </w:t>
+      </w:r>
+      <w:r>
+        <w:rPr>
+          <w:rFonts w:ascii="Courier New" w:eastAsia="Times New Roman" w:hAnsi="Courier New" w:cs="Courier New"/>
+          <w:kern w:val="0"/>
+          <w:sz w:val="20"/>
+          <w:szCs w:val="20"/>
+          <w14:ligatures w14:val="none"/>
+        </w:rPr>
+        <w:t>spacecounter</w:t>
+      </w:r>
+      <w:r>
+        <w:rPr>
+          <w:rFonts w:ascii="Times New Roman" w:eastAsia="Times New Roman" w:hAnsi="Times New Roman" w:cs="Times New Roman"/>
+          <w:kern w:val="0"/>
+          <w14:ligatures w14:val="none"/>
+        </w:rPr>
+        <w:t xml:space="preserve"> với tham số nhận vào là một mảng ký tự một chiều để quét và thống kê số lượng ký tự khoảng trắng </w:t>
+      </w:r>
+      <w:r>
+        <w:rPr>
+          <w:rFonts w:ascii="Courier New" w:eastAsia="Times New Roman" w:hAnsi="Courier New" w:cs="Courier New"/>
+          <w:kern w:val="0"/>
+          <w:sz w:val="20"/>
+          <w:szCs w:val="20"/>
+          <w14:ligatures w14:val="none"/>
+        </w:rPr>
+        <w:t>' '</w:t>
+      </w:r>
+      <w:r>
+        <w:rPr>
+          <w:rFonts w:ascii="Times New Roman" w:eastAsia="Times New Roman" w:hAnsi="Times New Roman" w:cs="Times New Roman"/>
+          <w:kern w:val="0"/>
+          <w14:ligatures w14:val="none"/>
+        </w:rPr>
+        <w:t xml:space="preserve"> xuất hiện trong chuỗi.</w:t>
+      </w:r>
+    </w:p>
+    <w:p>
+      <w:pPr>
+        <w:numPr>
+          <w:ilvl w:val="0"/>
+          <w:numId w:val="4"/>
+        </w:numPr>
+        <w:spacing w:before="100" w:beforeAutospacing="1" w:after="100" w:afterAutospacing="1" w:line="240" w:lineRule="auto"/>
+        <w:rPr>
+          <w:rFonts w:ascii="Times New Roman" w:eastAsia="Times New Roman" w:hAnsi="Times New Roman" w:cs="Times New Roman"/>
+          <w:kern w:val="0"/>
+          <w14:ligatures w14:val="none"/>
+        </w:rPr>
+      </w:pPr>
+      <w:r>
+        <w:rPr>
+          <w:rFonts w:ascii="Times New Roman" w:eastAsia="Times New Roman" w:hAnsi="Times New Roman" w:cs="Times New Roman"/>
+          <w:kern w:val="0"/>
+          <w14:ligatures w14:val="none"/>
+        </w:rPr>
+        <w:t>Viết chương trình thực hiện nhập một câu hoặc một dòng văn bản hoàn chỉnh từ bàn phím.</w:t>
+      </w:r>
+    </w:p>
+    <w:p>
+      <w:pPr>
+        <w:numPr>
+          <w:ilvl w:val="0"/>
+          <w:numId w:val="4"/>
+        </w:numPr>
+        <w:spacing w:before="100" w:beforeAutospacing="1" w:after="100" w:afterAutospacing="1" w:line="240" w:lineRule="auto"/>
+        <w:rPr>
+          <w:rFonts w:ascii="Times New Roman" w:eastAsia="Times New Roman" w:hAnsi="Times New Roman" w:cs="Times New Roman"/>
+          <w:kern w:val="0"/>
+          <w14:ligatures w14:val="none"/>
+        </w:rPr>
+      </w:pPr>
+      <w:r>
+        <w:rPr>
+          <w:rFonts w:ascii="Times New Roman" w:eastAsia="Times New Roman" w:hAnsi="Times New Roman" w:cs="Times New Roman"/>
+          <w:kern w:val="0"/>
+          <w14:ligatures w14:val="none"/>
+        </w:rPr>
+        <w:t>Gọi hàm đếm ký tự khoảng trắng vừa viết để áp dụng cho chuỗi văn bản đầu vào và kết xuất kết quả số lượng ra màn hình.</w:t>
+      </w:r>
+    </w:p>
+    <w:p>
+      <w:pPr>
+        <w:spacing w:before="100" w:beforeAutospacing="1" w:after="100" w:afterAutospacing="1" w:line="240" w:lineRule="auto"/>
+        <w:outlineLvl w:val="2"/>
+        <w:rPr>
+          <w:rFonts w:ascii="Times New Roman" w:eastAsia="Times New Roman" w:hAnsi="Times New Roman" w:cs="Times New Roman"/>
+          <w:b/>
+          <w:bCs/>
+          <w:kern w:val="0"/>
+          <w:sz w:val="27"/>
+          <w:szCs w:val="27"/>
+          <w14:ligatures w14:val="none"/>
+        </w:rPr>
+      </w:pPr>
+      <w:r>
+        <w:rPr>
+          <w:rFonts w:ascii="Times New Roman" w:eastAsia="Times New Roman" w:hAnsi="Times New Roman" w:cs="Times New Roman"/>
+          <w:b/>
+          <w:bCs/>
+          <w:kern w:val="0"/>
+          <w:sz w:val="27"/>
+          <w:szCs w:val="27"/>
+          <w14:ligatures w14:val="none"/>
+        </w:rPr>
+        <w:t>2. Dữ liệu vào/ra</w:t>
+      </w:r>
+    </w:p>
+    <w:p>
+      <w:pPr>
+        <w:numPr>
+          <w:ilvl w:val="0"/>
+          <w:numId w:val="5"/>
+        </w:numPr>
+        <w:spacing w:before="100" w:beforeAutospacing="1" w:after="100" w:afterAutospacing="1" w:line="240" w:lineRule="auto"/>
+        <w:rPr>
+          <w:rFonts w:ascii="Times New Roman" w:eastAsia="Times New Roman" w:hAnsi="Times New Roman" w:cs="Times New Roman"/>
+          <w:kern w:val="0"/>
+          <w14:ligatures w14:val="none"/>
+        </w:rPr>
+      </w:pPr>
+      <w:r>
+        <w:rPr>
+          <w:rFonts w:ascii="Times New Roman" w:eastAsia="Times New Roman" w:hAnsi="Times New Roman" w:cs="Times New Roman"/>
+          <w:b/>
+          <w:bCs/>
+          <w:kern w:val="0"/>
+          <w14:ligatures w14:val="none"/>
+        </w:rPr>
+        <w:t>Vào (Input):</w:t>
+      </w:r>
+      <w:r>
+        <w:rPr>
+          <w:rFonts w:ascii="Times New Roman" w:eastAsia="Times New Roman" w:hAnsi="Times New Roman" w:cs="Times New Roman"/>
+          <w:kern w:val="0"/>
+          <w14:ligatures w14:val="none"/>
+        </w:rPr>
+        <w:t xml:space="preserve"> Một dòng văn bản ký tự tự do nhập từ console (Ví dụ: </w:t>
+      </w:r>
+      <w:r>
+        <w:rPr>
+          <w:rFonts w:ascii="Courier New" w:eastAsia="Times New Roman" w:hAnsi="Courier New" w:cs="Courier New"/>
+          <w:kern w:val="0"/>
+          <w:sz w:val="20"/>
+          <w:szCs w:val="20"/>
+          <w14:ligatures w14:val="none"/>
+        </w:rPr>
+        <w:t>"Chao cac ban sinh vien"</w:t>
+      </w:r>
+      <w:r>
+        <w:rPr>
+          <w:rFonts w:ascii="Times New Roman" w:eastAsia="Times New Roman" w:hAnsi="Times New Roman" w:cs="Times New Roman"/>
+          <w:kern w:val="0"/>
+          <w14:ligatures w14:val="none"/>
+        </w:rPr>
+        <w:t>).</w:t>
+      </w:r>
+    </w:p>
+    <w:p>
+      <w:pPr>
+        <w:numPr>
+          <w:ilvl w:val="0"/>
+          <w:numId w:val="5"/>
+        </w:numPr>
+        <w:spacing w:before="100" w:beforeAutospacing="1" w:after="100" w:afterAutospacing="1" w:line="240" w:lineRule="auto"/>
+        <w:rPr>
+          <w:rFonts w:ascii="Times New Roman" w:eastAsia="Times New Roman" w:hAnsi="Times New Roman" w:cs="Times New Roman"/>
+          <w:kern w:val="0"/>
+          <w14:ligatures w14:val="none"/>
+        </w:rPr>
+      </w:pPr>
+      <w:r>
+        <w:rPr>
+          <w:rFonts w:ascii="Times New Roman" w:eastAsia="Times New Roman" w:hAnsi="Times New Roman" w:cs="Times New Roman"/>
+          <w:b/>
+          <w:bCs/>
+          <w:kern w:val="0"/>
+          <w14:ligatures w14:val="none"/>
+        </w:rPr>
+        <w:t>Ra (Output):</w:t>
+      </w:r>
+      <w:r>
+        <w:rPr>
+          <w:rFonts w:ascii="Times New Roman" w:eastAsia="Times New Roman" w:hAnsi="Times New Roman" w:cs="Times New Roman"/>
+          <w:kern w:val="0"/>
+          <w14:ligatures w14:val="none"/>
+        </w:rPr>
+        <w:t xml:space="preserve"> Một giá trị số nguyên nguyên bản là số lượng khoảng trống phân cách đếm được trong chuỗi.</w:t>
+      </w:r>
+    </w:p>
+    <w:p>
+      <w:pPr>
+        <w:spacing w:before="100" w:beforeAutospacing="1" w:after="100" w:afterAutospacing="1" w:line="240" w:lineRule="auto"/>
+        <w:outlineLvl w:val="2"/>
+        <w:rPr>
+          <w:rFonts w:ascii="Times New Roman" w:eastAsia="Times New Roman" w:hAnsi="Times New Roman" w:cs="Times New Roman"/>
+          <w:b/>
+          <w:bCs/>
+          <w:kern w:val="0"/>
+          <w:sz w:val="27"/>
+          <w:szCs w:val="27"/>
+          <w14:ligatures w14:val="none"/>
+        </w:rPr>
+      </w:pPr>
+      <w:r>
+        <w:rPr>
+          <w:rFonts w:ascii="Times New Roman" w:eastAsia="Times New Roman" w:hAnsi="Times New Roman" w:cs="Times New Roman"/>
+          <w:b/>
+          <w:bCs/>
+          <w:kern w:val="0"/>
+          <w:sz w:val="27"/>
+          <w:szCs w:val="27"/>
+          <w14:ligatures w14:val="none"/>
+        </w:rPr>
+        <w:t>3. Các bước thực hiện</w:t>
+      </w:r>
+    </w:p>
+    <w:p>
+      <w:pPr>
+        <w:numPr>
+          <w:ilvl w:val="0"/>
+          <w:numId w:val="6"/>
+        </w:numPr>
+        <w:spacing w:before="100" w:beforeAutospacing="1" w:after="100" w:afterAutospacing="1" w:line="240" w:lineRule="auto"/>
+        <w:rPr>
+          <w:rFonts w:ascii="Times New Roman" w:eastAsia="Times New Roman" w:hAnsi="Times New Roman" w:cs="Times New Roman"/>
+          <w:kern w:val="0"/>
+          <w14:ligatures w14:val="none"/>
+        </w:rPr>
+      </w:pPr>
+      <w:r>
+        <w:rPr>
+          <w:rFonts w:ascii="Times New Roman" w:eastAsia="Times New Roman" w:hAnsi="Times New Roman" w:cs="Times New Roman"/>
+          <w:kern w:val="0"/>
+          <w14:ligatures w14:val="none"/>
+        </w:rPr>
+        <w:t xml:space="preserve">Khai báo nguyên mẫu của hàm xử lý: </w:t>
+      </w:r>
+      <w:r>
+        <w:rPr>
+          <w:rFonts w:ascii="Courier New" w:eastAsia="Times New Roman" w:hAnsi="Courier New" w:cs="Courier New"/>
+          <w:kern w:val="0"/>
+          <w:sz w:val="20"/>
+          <w:szCs w:val="20"/>
+          <w14:ligatures w14:val="none"/>
+        </w:rPr>
+        <w:t>int spacecounter(char []);</w:t>
+      </w:r>
+      <w:r>
+        <w:rPr>
+          <w:rFonts w:ascii="Times New Roman" w:eastAsia="Times New Roman" w:hAnsi="Times New Roman" w:cs="Times New Roman"/>
+          <w:kern w:val="0"/>
+          <w14:ligatures w14:val="none"/>
+        </w:rPr>
+        <w:t xml:space="preserve"> đặt trước khối mã </w:t>
+      </w:r>
+      <w:r>
+        <w:rPr>
+          <w:rFonts w:ascii="Courier New" w:eastAsia="Times New Roman" w:hAnsi="Courier New" w:cs="Courier New"/>
+          <w:kern w:val="0"/>
+          <w:sz w:val="20"/>
+          <w:szCs w:val="20"/>
+          <w14:ligatures w14:val="none"/>
+        </w:rPr>
+        <w:t>main</w:t>
+      </w:r>
+      <w:r>
+        <w:rPr>
+          <w:rFonts w:ascii="Times New Roman" w:eastAsia="Times New Roman" w:hAnsi="Times New Roman" w:cs="Times New Roman"/>
+          <w:kern w:val="0"/>
+          <w14:ligatures w14:val="none"/>
+        </w:rPr>
+        <w:t>.</w:t>
+      </w:r>
+    </w:p>
+    <w:p>
+      <w:pPr>
+        <w:numPr>
+          <w:ilvl w:val="0"/>
+          <w:numId w:val="6"/>
+        </w:numPr>
+        <w:spacing w:before="100" w:beforeAutospacing="1" w:after="100" w:afterAutospacing="1" w:line="240" w:lineRule="auto"/>
+        <w:rPr>
+          <w:rFonts w:ascii="Times New Roman" w:eastAsia="Times New Roman" w:hAnsi="Times New Roman" w:cs="Times New Roman"/>
+          <w:kern w:val="0"/>
+          <w14:ligatures w14:val="none"/>
+        </w:rPr>
+      </w:pPr>
+      <w:r>
+        <w:rPr>
+          <w:rFonts w:ascii="Times New Roman" w:eastAsia="Times New Roman" w:hAnsi="Times New Roman" w:cs="Times New Roman"/>
+          <w:kern w:val="0"/>
+          <w14:ligatures w14:val="none"/>
+        </w:rPr>
+        <w:t xml:space="preserve">Trong hàm </w:t>
+      </w:r>
+      <w:r>
+        <w:rPr>
+          <w:rFonts w:ascii="Courier New" w:eastAsia="Times New Roman" w:hAnsi="Courier New" w:cs="Courier New"/>
+          <w:kern w:val="0"/>
+          <w:sz w:val="20"/>
+          <w:szCs w:val="20"/>
+          <w14:ligatures w14:val="none"/>
+        </w:rPr>
+        <w:t>main()</w:t>
+      </w:r>
+      <w:r>
+        <w:rPr>
+          <w:rFonts w:ascii="Times New Roman" w:eastAsia="Times New Roman" w:hAnsi="Times New Roman" w:cs="Times New Roman"/>
+          <w:kern w:val="0"/>
+          <w14:ligatures w14:val="none"/>
+        </w:rPr>
+        <w:t xml:space="preserve">, cấp phát mảng ký tự tĩnh </w:t>
+      </w:r>
+      <w:r>
+        <w:rPr>
+          <w:rFonts w:ascii="Courier New" w:eastAsia="Times New Roman" w:hAnsi="Courier New" w:cs="Courier New"/>
+          <w:kern w:val="0"/>
+          <w:sz w:val="20"/>
+          <w:szCs w:val="20"/>
+          <w14:ligatures w14:val="none"/>
+        </w:rPr>
+        <w:t>str</w:t>
+      </w:r>
+      <w:r>
+        <w:rPr>
+          <w:rFonts w:ascii="Times New Roman" w:eastAsia="Times New Roman" w:hAnsi="Times New Roman" w:cs="Times New Roman"/>
+          <w:kern w:val="0"/>
+          <w14:ligatures w14:val="none"/>
+        </w:rPr>
+        <w:t xml:space="preserve"> có chiều dài tối đa là 100 phần tử.</w:t>
+      </w:r>
+    </w:p>
+    <w:p>
+      <w:pPr>
+        <w:numPr>
+          <w:ilvl w:val="0"/>
+          <w:numId w:val="6"/>
+        </w:numPr>
+        <w:spacing w:before="100" w:beforeAutospacing="1" w:after="100" w:afterAutospacing="1" w:line="240" w:lineRule="auto"/>
+        <w:rPr>
+          <w:rFonts w:ascii="Times New Roman" w:eastAsia="Times New Roman" w:hAnsi="Times New Roman" w:cs="Times New Roman"/>
+          <w:kern w:val="0"/>
+          <w14:ligatures w14:val="none"/>
+        </w:rPr>
+      </w:pPr>
+      <w:r>
+        <w:rPr>
+          <w:rFonts w:ascii="Times New Roman" w:eastAsia="Times New Roman" w:hAnsi="Times New Roman" w:cs="Times New Roman"/>
+          <w:kern w:val="0"/>
+          <w14:ligatures w14:val="none"/>
+        </w:rPr>
+        <w:t xml:space="preserve">Thực hiện đọc dữ liệu nhập vào thông qua hàm </w:t>
+      </w:r>
+      <w:r>
+        <w:rPr>
+          <w:rFonts w:ascii="Courier New" w:eastAsia="Times New Roman" w:hAnsi="Courier New" w:cs="Courier New"/>
+          <w:kern w:val="0"/>
+          <w:sz w:val="20"/>
+          <w:szCs w:val="20"/>
+          <w14:ligatures w14:val="none"/>
+        </w:rPr>
+        <w:t>fgets(str, sizeof(str), stdin)</w:t>
+      </w:r>
+      <w:r>
+        <w:rPr>
+          <w:rFonts w:ascii="Times New Roman" w:eastAsia="Times New Roman" w:hAnsi="Times New Roman" w:cs="Times New Roman"/>
+          <w:kern w:val="0"/>
+          <w14:ligatures w14:val="none"/>
+        </w:rPr>
+        <w:t xml:space="preserve"> để đảm bảo chương trình không bỏ sót ký tự khoảng trắng và nhận được toàn bộ dòng văn bản (không dùng </w:t>
+      </w:r>
+      <w:r>
+        <w:rPr>
+          <w:rFonts w:ascii="Courier New" w:eastAsia="Times New Roman" w:hAnsi="Courier New" w:cs="Courier New"/>
+          <w:kern w:val="0"/>
+          <w:sz w:val="20"/>
+          <w:szCs w:val="20"/>
+          <w14:ligatures w14:val="none"/>
+        </w:rPr>
+        <w:t>scanf</w:t>
+      </w:r>
+      <w:r>
+        <w:rPr>
+          <w:rFonts w:ascii="Times New Roman" w:eastAsia="Times New Roman" w:hAnsi="Times New Roman" w:cs="Times New Roman"/>
+          <w:kern w:val="0"/>
+          <w14:ligatures w14:val="none"/>
+        </w:rPr>
+        <w:t xml:space="preserve"> thông thường vì hàm này sẽ tự ngắt khi phát hiện ký tự trắng đầu tiên).</w:t>
+      </w:r>
+    </w:p>
+    <w:p>
+      <w:pPr>
+        <w:numPr>
+          <w:ilvl w:val="0"/>
+          <w:numId w:val="6"/>
+        </w:numPr>
+        <w:spacing w:before="100" w:beforeAutospacing="1" w:after="100" w:afterAutospacing="1" w:line="240" w:lineRule="auto"/>
+        <w:rPr>
+          <w:rFonts w:ascii="Times New Roman" w:eastAsia="Times New Roman" w:hAnsi="Times New Roman" w:cs="Times New Roman"/>
+          <w:kern w:val="0"/>
+          <w14:ligatures w14:val="none"/>
+        </w:rPr>
+      </w:pPr>
+      <w:r>
+        <w:rPr>
+          <w:rFonts w:ascii="Times New Roman" w:eastAsia="Times New Roman" w:hAnsi="Times New Roman" w:cs="Times New Roman"/>
+          <w:kern w:val="0"/>
+          <w14:ligatures w14:val="none"/>
+        </w:rPr>
+        <w:t xml:space="preserve">Xây dựng cấu trúc thân hàm </w:t>
+      </w:r>
+      <w:r>
+        <w:rPr>
+          <w:rFonts w:ascii="Courier New" w:eastAsia="Times New Roman" w:hAnsi="Courier New" w:cs="Courier New"/>
+          <w:kern w:val="0"/>
+          <w:sz w:val="20"/>
+          <w:szCs w:val="20"/>
+          <w14:ligatures w14:val="none"/>
+        </w:rPr>
+        <w:t>spacecounter</w:t>
+      </w:r>
+      <w:r>
+        <w:rPr>
+          <w:rFonts w:ascii="Times New Roman" w:eastAsia="Times New Roman" w:hAnsi="Times New Roman" w:cs="Times New Roman"/>
+          <w:kern w:val="0"/>
+          <w14:ligatures w14:val="none"/>
+        </w:rPr>
+        <w:t xml:space="preserve">: Tạo biến lưu kết quả </w:t>
+      </w:r>
+      <w:r>
+        <w:rPr>
+          <w:rFonts w:ascii="Courier New" w:eastAsia="Times New Roman" w:hAnsi="Courier New" w:cs="Courier New"/>
+          <w:kern w:val="0"/>
+          <w:sz w:val="20"/>
+          <w:szCs w:val="20"/>
+          <w14:ligatures w14:val="none"/>
+        </w:rPr>
+        <w:t>count = 0</w:t>
+      </w:r>
+      <w:r>
+        <w:rPr>
+          <w:rFonts w:ascii="Times New Roman" w:eastAsia="Times New Roman" w:hAnsi="Times New Roman" w:cs="Times New Roman"/>
+          <w:kern w:val="0"/>
+          <w14:ligatures w14:val="none"/>
+        </w:rPr>
+        <w:t xml:space="preserve"> và biến lặp chỉ số </w:t>
+      </w:r>
+      <w:r>
+        <w:rPr>
+          <w:rFonts w:ascii="Courier New" w:eastAsia="Times New Roman" w:hAnsi="Courier New" w:cs="Courier New"/>
+          <w:kern w:val="0"/>
+          <w:sz w:val="20"/>
+          <w:szCs w:val="20"/>
+          <w14:ligatures w14:val="none"/>
+        </w:rPr>
+        <w:t>i = 0</w:t>
+      </w:r>
+      <w:r>
+        <w:rPr>
+          <w:rFonts w:ascii="Times New Roman" w:eastAsia="Times New Roman" w:hAnsi="Times New Roman" w:cs="Times New Roman"/>
+          <w:kern w:val="0"/>
+          <w14:ligatures w14:val="none"/>
+        </w:rPr>
+        <w:t>.</w:t>
+      </w:r>
+    </w:p>
+    <w:p>
+      <w:pPr>
+        <w:numPr>
+          <w:ilvl w:val="0"/>
+          <w:numId w:val="6"/>
+        </w:numPr>
+        <w:spacing w:before="100" w:beforeAutospacing="1" w:after="100" w:afterAutospacing="1" w:line="240" w:lineRule="auto"/>
+        <w:rPr>
+          <w:rFonts w:ascii="Times New Roman" w:eastAsia="Times New Roman" w:hAnsi="Times New Roman" w:cs="Times New Roman"/>
+          <w:kern w:val="0"/>
+          <w14:ligatures w14:val="none"/>
+        </w:rPr>
+      </w:pPr>
+      <w:r>
+        <w:rPr>
+          <w:rFonts w:ascii="Times New Roman" w:eastAsia="Times New Roman" w:hAnsi="Times New Roman" w:cs="Times New Roman"/>
+          <w:kern w:val="0"/>
+          <w14:ligatures w14:val="none"/>
+        </w:rPr>
+        <w:t xml:space="preserve">Tạo vòng lặp kiểm tra </w:t>
+      </w:r>
+      <w:r>
+        <w:rPr>
+          <w:rFonts w:ascii="Courier New" w:eastAsia="Times New Roman" w:hAnsi="Courier New" w:cs="Courier New"/>
+          <w:kern w:val="0"/>
+          <w:sz w:val="20"/>
+          <w:szCs w:val="20"/>
+          <w14:ligatures w14:val="none"/>
+        </w:rPr>
+        <w:t>while</w:t>
+      </w:r>
+      <w:r>
+        <w:rPr>
+          <w:rFonts w:ascii="Times New Roman" w:eastAsia="Times New Roman" w:hAnsi="Times New Roman" w:cs="Times New Roman"/>
+          <w:kern w:val="0"/>
+          <w14:ligatures w14:val="none"/>
+        </w:rPr>
+        <w:t xml:space="preserve"> với điều kiện dừng là khi phần tử hiện tại chạm mốc ký tự báo kết thúc chuỗi (</w:t>
+      </w:r>
+      <w:r>
+        <w:rPr>
+          <w:rFonts w:ascii="Courier New" w:eastAsia="Times New Roman" w:hAnsi="Courier New" w:cs="Courier New"/>
+          <w:kern w:val="0"/>
+          <w:sz w:val="20"/>
+          <w:szCs w:val="20"/>
+          <w14:ligatures w14:val="none"/>
+        </w:rPr>
+        <w:t>inputline[i] != '\0'</w:t>
+      </w:r>
+      <w:r>
+        <w:rPr>
+          <w:rFonts w:ascii="Times New Roman" w:eastAsia="Times New Roman" w:hAnsi="Times New Roman" w:cs="Times New Roman"/>
+          <w:kern w:val="0"/>
+          <w14:ligatures w14:val="none"/>
+        </w:rPr>
+        <w:t>).</w:t>
+      </w:r>
+    </w:p>
+    <w:p>
+      <w:pPr>
+        <w:numPr>
+          <w:ilvl w:val="0"/>
+          <w:numId w:val="6"/>
+        </w:numPr>
+        <w:spacing w:before="100" w:beforeAutospacing="1" w:after="100" w:afterAutospacing="1" w:line="240" w:lineRule="auto"/>
+        <w:rPr>
+          <w:rFonts w:ascii="Times New Roman" w:eastAsia="Times New Roman" w:hAnsi="Times New Roman" w:cs="Times New Roman"/>
+          <w:kern w:val="0"/>
+          <w14:ligatures w14:val="none"/>
+        </w:rPr>
+      </w:pPr>
+      <w:r>
+        <w:rPr>
+          <w:rFonts w:ascii="Times New Roman" w:eastAsia="Times New Roman" w:hAnsi="Times New Roman" w:cs="Times New Roman"/>
+          <w:kern w:val="0"/>
+          <w14:ligatures w14:val="none"/>
+        </w:rPr>
+        <w:t xml:space="preserve">Đưa câu lệnh rẽ nhánh điều kiện vào bên trong vòng lặp: Nếu biểu thức logic </w:t>
+      </w:r>
+      <w:r>
+        <w:rPr>
+          <w:rFonts w:ascii="Courier New" w:eastAsia="Times New Roman" w:hAnsi="Courier New" w:cs="Courier New"/>
+          <w:kern w:val="0"/>
+          <w:sz w:val="20"/>
+          <w:szCs w:val="20"/>
+          <w14:ligatures w14:val="none"/>
+        </w:rPr>
+        <w:t>inputline[i] == ' '</w:t>
+      </w:r>
+      <w:r>
+        <w:rPr>
+          <w:rFonts w:ascii="Times New Roman" w:eastAsia="Times New Roman" w:hAnsi="Times New Roman" w:cs="Times New Roman"/>
+          <w:kern w:val="0"/>
+          <w14:ligatures w14:val="none"/>
+        </w:rPr>
+        <w:t xml:space="preserve"> trả về kết quả đúng, thực hiện tăng biến đếm </w:t>
+      </w:r>
+      <w:r>
+        <w:rPr>
+          <w:rFonts w:ascii="Courier New" w:eastAsia="Times New Roman" w:hAnsi="Courier New" w:cs="Courier New"/>
+          <w:kern w:val="0"/>
+          <w:sz w:val="20"/>
+          <w:szCs w:val="20"/>
+          <w14:ligatures w14:val="none"/>
+        </w:rPr>
+        <w:t>count++</w:t>
+      </w:r>
+      <w:r>
+        <w:rPr>
+          <w:rFonts w:ascii="Times New Roman" w:eastAsia="Times New Roman" w:hAnsi="Times New Roman" w:cs="Times New Roman"/>
+          <w:kern w:val="0"/>
+          <w14:ligatures w14:val="none"/>
+        </w:rPr>
+        <w:t xml:space="preserve">. Đồng thời tăng giá trị biến chỉ số </w:t>
+      </w:r>
+      <w:r>
+        <w:rPr>
+          <w:rFonts w:ascii="Courier New" w:eastAsia="Times New Roman" w:hAnsi="Courier New" w:cs="Courier New"/>
+          <w:kern w:val="0"/>
+          <w:sz w:val="20"/>
+          <w:szCs w:val="20"/>
+          <w14:ligatures w14:val="none"/>
+        </w:rPr>
+        <w:t>i++</w:t>
+      </w:r>
+      <w:r>
+        <w:rPr>
+          <w:rFonts w:ascii="Times New Roman" w:eastAsia="Times New Roman" w:hAnsi="Times New Roman" w:cs="Times New Roman"/>
+          <w:kern w:val="0"/>
+          <w14:ligatures w14:val="none"/>
+        </w:rPr>
+        <w:t xml:space="preserve"> sau mỗi chu kỳ lặp để chuyển sang ô nhớ tiếp theo.</w:t>
+      </w:r>
+    </w:p>
+    <w:p>
+      <w:pPr>
+        <w:numPr>
+          <w:ilvl w:val="0"/>
+          <w:numId w:val="6"/>
+        </w:numPr>
+        <w:spacing w:before="100" w:beforeAutospacing="1" w:after="100" w:afterAutospacing="1" w:line="240" w:lineRule="auto"/>
+        <w:rPr>
+          <w:rFonts w:ascii="Times New Roman" w:eastAsia="Times New Roman" w:hAnsi="Times New Roman" w:cs="Times New Roman"/>
+          <w:kern w:val="0"/>
+          <w14:ligatures w14:val="none"/>
+        </w:rPr>
+      </w:pPr>
+      <w:r>
+        <w:rPr>
+          <w:rFonts w:ascii="Times New Roman" w:eastAsia="Times New Roman" w:hAnsi="Times New Roman" w:cs="Times New Roman"/>
+          <w:kern w:val="0"/>
+          <w14:ligatures w14:val="none"/>
+        </w:rPr>
+        <w:t xml:space="preserve">Trả giá trị biến </w:t>
+      </w:r>
+      <w:r>
+        <w:rPr>
+          <w:rFonts w:ascii="Courier New" w:eastAsia="Times New Roman" w:hAnsi="Courier New" w:cs="Courier New"/>
+          <w:kern w:val="0"/>
+          <w:sz w:val="20"/>
+          <w:szCs w:val="20"/>
+          <w14:ligatures w14:val="none"/>
+        </w:rPr>
+        <w:t>count</w:t>
+      </w:r>
+      <w:r>
+        <w:rPr>
+          <w:rFonts w:ascii="Times New Roman" w:eastAsia="Times New Roman" w:hAnsi="Times New Roman" w:cs="Times New Roman"/>
+          <w:kern w:val="0"/>
+          <w14:ligatures w14:val="none"/>
+        </w:rPr>
+        <w:t xml:space="preserve"> về cho hàm gọi và thực hiện in số liệu thông qua câu lệnh xuất chuẩn.</w:t>
+      </w:r>
+    </w:p>
+    <w:p>
+      <w:pPr>
+        <w:spacing w:before="100" w:beforeAutospacing="1" w:after="100" w:afterAutospacing="1" w:line="240" w:lineRule="auto"/>
+        <w:outlineLvl w:val="2"/>
+        <w:rPr>
+          <w:rFonts w:ascii="Times New Roman" w:eastAsia="Times New Roman" w:hAnsi="Times New Roman" w:cs="Times New Roman"/>
+          <w:b/>
+          <w:bCs/>
+          <w:kern w:val="0"/>
+          <w:sz w:val="27"/>
+          <w:szCs w:val="27"/>
+          <w14:ligatures w14:val="none"/>
+        </w:rPr>
+      </w:pPr>
+      <w:r>
+        <w:rPr>
+          <w:rFonts w:ascii="Times New Roman" w:eastAsia="Times New Roman" w:hAnsi="Times New Roman" w:cs="Times New Roman"/>
+          <w:b/>
+          <w:bCs/>
+          <w:kern w:val="0"/>
+          <w:sz w:val="27"/>
+          <w:szCs w:val="27"/>
+          <w14:ligatures w14:val="none"/>
+        </w:rPr>
+        <w:t>4. Kết quả &amp; Giải thích</w:t>
+      </w:r>
+    </w:p>
+    <w:p>
+      <w:r>
+        <w:lastRenderedPageBreak/>
+        <w:drawing>
+          <wp:inline distT="0" distB="0" distL="0" distR="0" wp14:anchorId="66B2EB37" wp14:editId="768B9633">
+            <wp:extent cx="5943600" cy="5624195"/>
+            <wp:effectExtent l="0" t="0" r="0" b="0"/>
+            <wp:docPr id="1799579036" name="Picture 1"/>
+            <wp:cNvGraphicFramePr>
+              <a:graphicFrameLocks xmlns:a="http://schemas.openxmlformats.org/drawingml/2006/main" noChangeAspect="1"/>
+            </wp:cNvGraphicFramePr>
+            <a:graphic xmlns:a="http://schemas.openxmlformats.org/drawingml/2006/main">
+              <a:graphicData uri="http://schemas.openxmlformats.org/drawingml/2006/picture">
+                <pic:pic xmlns:pic="http://schemas.openxmlformats.org/drawingml/2006/picture">
+                  <pic:nvPicPr>
+                    <pic:cNvPr id="1799579036" name=""/>
+                    <pic:cNvPicPr/>
+                  </pic:nvPicPr>
+                  <pic:blipFill>
+                    <a:blip r:embed="rId6"/>
+                    <a:stretch>
+                      <a:fillRect/>
+                    </a:stretch>
+                  </pic:blipFill>
+                  <pic:spPr>
+                    <a:xfrm>
+                      <a:off x="0" y="0"/>
+                      <a:ext cx="5943600" cy="5624195"/>
+                    </a:xfrm>
+                    <a:prstGeom prst="rect">
+                      <a:avLst/>
+                    </a:prstGeom>
+                  </pic:spPr>
+                </pic:pic>
+              </a:graphicData>
+            </a:graphic>
+          </wp:inline>
+        </w:drawing>
+      </w:r>
+    </w:p>
+    <w:p/>
+    <w:p/>
+    <w:p/>
+    <w:p/>
+    <w:p/>
+    <w:p/>
+    <w:p>
+      <w:pPr>
+        <w:spacing w:before="100" w:beforeAutospacing="1" w:after="100" w:afterAutospacing="1" w:line="240" w:lineRule="auto"/>
+        <w:outlineLvl w:val="1"/>
+        <w:rPr>
+          <w:rFonts w:ascii="Times New Roman" w:eastAsia="Times New Roman" w:hAnsi="Times New Roman" w:cs="Times New Roman"/>
+          <w:b/>
+          <w:bCs/>
+          <w:kern w:val="0"/>
+          <w:sz w:val="36"/>
+          <w:szCs w:val="36"/>
+          <w14:ligatures w14:val="none"/>
+        </w:rPr>
+      </w:pPr>
+      <w:r>
+        <w:rPr>
+          <w:rFonts w:ascii="Times New Roman" w:eastAsia="Times New Roman" w:hAnsi="Times New Roman" w:cs="Times New Roman"/>
+          <w:b/>
+          <w:bCs/>
+          <w:kern w:val="0"/>
+          <w:sz w:val="36"/>
+          <w:szCs w:val="36"/>
+          <w14:ligatures w14:val="none"/>
+        </w:rPr>
+        <w:lastRenderedPageBreak/>
+        <w:t>BÁO CÁO BÀI THỰC HÀNH 3: XÂY DỰNG HÀM THAY THẾ KÝ TỰ TRONG CHUỖI</w:t>
+      </w:r>
+    </w:p>
+    <w:p>
+      <w:pPr>
+        <w:spacing w:before="100" w:beforeAutospacing="1" w:after="100" w:afterAutospacing="1" w:line="240" w:lineRule="auto"/>
+        <w:outlineLvl w:val="2"/>
+        <w:rPr>
+          <w:rFonts w:ascii="Times New Roman" w:eastAsia="Times New Roman" w:hAnsi="Times New Roman" w:cs="Times New Roman"/>
+          <w:b/>
+          <w:bCs/>
+          <w:kern w:val="0"/>
+          <w:sz w:val="27"/>
+          <w:szCs w:val="27"/>
+          <w14:ligatures w14:val="none"/>
+        </w:rPr>
+      </w:pPr>
+      <w:r>
+        <w:rPr>
+          <w:rFonts w:ascii="Times New Roman" w:eastAsia="Times New Roman" w:hAnsi="Times New Roman" w:cs="Times New Roman"/>
+          <w:b/>
+          <w:bCs/>
+          <w:kern w:val="0"/>
+          <w:sz w:val="27"/>
+          <w:szCs w:val="27"/>
+          <w14:ligatures w14:val="none"/>
+        </w:rPr>
+        <w:t>1. Yêu cầu đề bài</w:t>
+      </w:r>
+    </w:p>
+    <w:p>
+      <w:pPr>
+        <w:numPr>
+          <w:ilvl w:val="0"/>
+          <w:numId w:val="7"/>
+        </w:numPr>
+        <w:spacing w:before="100" w:beforeAutospacing="1" w:after="100" w:afterAutospacing="1" w:line="240" w:lineRule="auto"/>
+        <w:rPr>
+          <w:rFonts w:ascii="Times New Roman" w:eastAsia="Times New Roman" w:hAnsi="Times New Roman" w:cs="Times New Roman"/>
+          <w:kern w:val="0"/>
+          <w14:ligatures w14:val="none"/>
+        </w:rPr>
+      </w:pPr>
+      <w:r>
+        <w:rPr>
+          <w:rFonts w:ascii="Times New Roman" w:eastAsia="Times New Roman" w:hAnsi="Times New Roman" w:cs="Times New Roman"/>
+          <w:kern w:val="0"/>
+          <w14:ligatures w14:val="none"/>
+        </w:rPr>
+        <w:t xml:space="preserve">Thiết kế và triển khai hàm </w:t>
+      </w:r>
+      <w:r>
+        <w:rPr>
+          <w:rFonts w:ascii="Courier New" w:eastAsia="Times New Roman" w:hAnsi="Courier New" w:cs="Courier New"/>
+          <w:kern w:val="0"/>
+          <w:sz w:val="20"/>
+          <w:szCs w:val="20"/>
+          <w14:ligatures w14:val="none"/>
+        </w:rPr>
+        <w:t>replace</w:t>
+      </w:r>
+      <w:r>
+        <w:rPr>
+          <w:rFonts w:ascii="Times New Roman" w:eastAsia="Times New Roman" w:hAnsi="Times New Roman" w:cs="Times New Roman"/>
+          <w:kern w:val="0"/>
+          <w14:ligatures w14:val="none"/>
+        </w:rPr>
+        <w:t xml:space="preserve"> có chức năng quét dữ liệu mảng, tìm kiếm các phần tử có giá trị tương ứng với ký tự đích cho trước để đổi sang một giá trị ký tự mới.</w:t>
+      </w:r>
+    </w:p>
+    <w:p>
+      <w:pPr>
+        <w:numPr>
+          <w:ilvl w:val="0"/>
+          <w:numId w:val="7"/>
+        </w:numPr>
+        <w:spacing w:before="100" w:beforeAutospacing="1" w:after="100" w:afterAutospacing="1" w:line="240" w:lineRule="auto"/>
+        <w:rPr>
+          <w:rFonts w:ascii="Times New Roman" w:eastAsia="Times New Roman" w:hAnsi="Times New Roman" w:cs="Times New Roman"/>
+          <w:kern w:val="0"/>
+          <w14:ligatures w14:val="none"/>
+        </w:rPr>
+      </w:pPr>
+      <w:r>
+        <w:rPr>
+          <w:rFonts w:ascii="Times New Roman" w:eastAsia="Times New Roman" w:hAnsi="Times New Roman" w:cs="Times New Roman"/>
+          <w:kern w:val="0"/>
+          <w14:ligatures w14:val="none"/>
+        </w:rPr>
+        <w:t>Chương trình điều khiển yêu cầu người dùng cung cấp 3 tham số: Một chuỗi gốc ban đầu, một ký tự cần được tìm kiếm xóa bỏ, và một ký tự dùng để lấp đầy thay thế.</w:t>
+      </w:r>
+    </w:p>
+    <w:p>
+      <w:pPr>
+        <w:numPr>
+          <w:ilvl w:val="0"/>
+          <w:numId w:val="7"/>
+        </w:numPr>
+        <w:spacing w:before="100" w:beforeAutospacing="1" w:after="100" w:afterAutospacing="1" w:line="240" w:lineRule="auto"/>
+        <w:rPr>
+          <w:rFonts w:ascii="Times New Roman" w:eastAsia="Times New Roman" w:hAnsi="Times New Roman" w:cs="Times New Roman"/>
+          <w:kern w:val="0"/>
+          <w14:ligatures w14:val="none"/>
+        </w:rPr>
+      </w:pPr>
+      <w:r>
+        <w:rPr>
+          <w:rFonts w:ascii="Times New Roman" w:eastAsia="Times New Roman" w:hAnsi="Times New Roman" w:cs="Times New Roman"/>
+          <w:kern w:val="0"/>
+          <w14:ligatures w14:val="none"/>
+        </w:rPr>
+        <w:t>Gọi hàm xử lý trên mảng ký tự và hiển thị trạng thái chuỗi sau khi cập nhật biến đổi ra màn hình.</w:t>
+      </w:r>
+    </w:p>
+    <w:p>
+      <w:pPr>
+        <w:spacing w:before="100" w:beforeAutospacing="1" w:after="100" w:afterAutospacing="1" w:line="240" w:lineRule="auto"/>
+        <w:outlineLvl w:val="2"/>
+        <w:rPr>
+          <w:rFonts w:ascii="Times New Roman" w:eastAsia="Times New Roman" w:hAnsi="Times New Roman" w:cs="Times New Roman"/>
+          <w:b/>
+          <w:bCs/>
+          <w:kern w:val="0"/>
+          <w:sz w:val="27"/>
+          <w:szCs w:val="27"/>
+          <w14:ligatures w14:val="none"/>
+        </w:rPr>
+      </w:pPr>
+      <w:r>
+        <w:rPr>
+          <w:rFonts w:ascii="Times New Roman" w:eastAsia="Times New Roman" w:hAnsi="Times New Roman" w:cs="Times New Roman"/>
+          <w:b/>
+          <w:bCs/>
+          <w:kern w:val="0"/>
+          <w:sz w:val="27"/>
+          <w:szCs w:val="27"/>
+          <w14:ligatures w14:val="none"/>
+        </w:rPr>
+        <w:t>2. Dữ liệu vào/ra</w:t>
+      </w:r>
+    </w:p>
+    <w:p>
+      <w:pPr>
+        <w:numPr>
+          <w:ilvl w:val="0"/>
+          <w:numId w:val="8"/>
+        </w:numPr>
+        <w:spacing w:before="100" w:beforeAutospacing="1" w:after="100" w:afterAutospacing="1" w:line="240" w:lineRule="auto"/>
+        <w:rPr>
+          <w:rFonts w:ascii="Times New Roman" w:eastAsia="Times New Roman" w:hAnsi="Times New Roman" w:cs="Times New Roman"/>
+          <w:kern w:val="0"/>
+          <w14:ligatures w14:val="none"/>
+        </w:rPr>
+      </w:pPr>
+      <w:r>
+        <w:rPr>
+          <w:rFonts w:ascii="Times New Roman" w:eastAsia="Times New Roman" w:hAnsi="Times New Roman" w:cs="Times New Roman"/>
+          <w:b/>
+          <w:bCs/>
+          <w:kern w:val="0"/>
+          <w14:ligatures w14:val="none"/>
+        </w:rPr>
+        <w:t>Vào (Input):</w:t>
+      </w:r>
+      <w:r>
+        <w:rPr>
+          <w:rFonts w:ascii="Times New Roman" w:eastAsia="Times New Roman" w:hAnsi="Times New Roman" w:cs="Times New Roman"/>
+          <w:kern w:val="0"/>
+          <w14:ligatures w14:val="none"/>
+        </w:rPr>
+        <w:t xml:space="preserve"> * Chuỗi văn bản xử lý: </w:t>
+      </w:r>
+      <w:r>
+        <w:rPr>
+          <w:rFonts w:ascii="Courier New" w:eastAsia="Times New Roman" w:hAnsi="Courier New" w:cs="Courier New"/>
+          <w:kern w:val="0"/>
+          <w:sz w:val="20"/>
+          <w:szCs w:val="20"/>
+          <w14:ligatures w14:val="none"/>
+        </w:rPr>
+        <w:t>"papa"</w:t>
+      </w:r>
+    </w:p>
+    <w:p>
+      <w:pPr>
+        <w:numPr>
+          <w:ilvl w:val="1"/>
+          <w:numId w:val="8"/>
+        </w:numPr>
+        <w:spacing w:before="100" w:beforeAutospacing="1" w:after="100" w:afterAutospacing="1" w:line="240" w:lineRule="auto"/>
+        <w:rPr>
+          <w:rFonts w:ascii="Times New Roman" w:eastAsia="Times New Roman" w:hAnsi="Times New Roman" w:cs="Times New Roman"/>
+          <w:kern w:val="0"/>
+          <w14:ligatures w14:val="none"/>
+        </w:rPr>
+      </w:pPr>
+      <w:r>
+        <w:rPr>
+          <w:rFonts w:ascii="Times New Roman" w:eastAsia="Times New Roman" w:hAnsi="Times New Roman" w:cs="Times New Roman"/>
+          <w:kern w:val="0"/>
+          <w14:ligatures w14:val="none"/>
+        </w:rPr>
+        <w:t xml:space="preserve">Ký tự cần loại bỏ: </w:t>
+      </w:r>
+      <w:r>
+        <w:rPr>
+          <w:rFonts w:ascii="Courier New" w:eastAsia="Times New Roman" w:hAnsi="Courier New" w:cs="Courier New"/>
+          <w:kern w:val="0"/>
+          <w:sz w:val="20"/>
+          <w:szCs w:val="20"/>
+          <w14:ligatures w14:val="none"/>
+        </w:rPr>
+        <w:t>'p'</w:t>
+      </w:r>
+    </w:p>
+    <w:p>
+      <w:pPr>
+        <w:numPr>
+          <w:ilvl w:val="1"/>
+          <w:numId w:val="8"/>
+        </w:numPr>
+        <w:spacing w:before="100" w:beforeAutospacing="1" w:after="100" w:afterAutospacing="1" w:line="240" w:lineRule="auto"/>
+        <w:rPr>
+          <w:rFonts w:ascii="Times New Roman" w:eastAsia="Times New Roman" w:hAnsi="Times New Roman" w:cs="Times New Roman"/>
+          <w:kern w:val="0"/>
+          <w14:ligatures w14:val="none"/>
+        </w:rPr>
+      </w:pPr>
+      <w:r>
+        <w:rPr>
+          <w:rFonts w:ascii="Times New Roman" w:eastAsia="Times New Roman" w:hAnsi="Times New Roman" w:cs="Times New Roman"/>
+          <w:kern w:val="0"/>
+          <w14:ligatures w14:val="none"/>
+        </w:rPr>
+        <w:t xml:space="preserve">Ký tự bổ sung thay thế: </w:t>
+      </w:r>
+      <w:r>
+        <w:rPr>
+          <w:rFonts w:ascii="Courier New" w:eastAsia="Times New Roman" w:hAnsi="Courier New" w:cs="Courier New"/>
+          <w:kern w:val="0"/>
+          <w:sz w:val="20"/>
+          <w:szCs w:val="20"/>
+          <w14:ligatures w14:val="none"/>
+        </w:rPr>
+        <w:t>'m'</w:t>
+      </w:r>
+    </w:p>
+    <w:p>
+      <w:pPr>
+        <w:numPr>
+          <w:ilvl w:val="0"/>
+          <w:numId w:val="8"/>
+        </w:numPr>
+        <w:spacing w:before="100" w:beforeAutospacing="1" w:after="100" w:afterAutospacing="1" w:line="240" w:lineRule="auto"/>
+        <w:rPr>
+          <w:rFonts w:ascii="Times New Roman" w:eastAsia="Times New Roman" w:hAnsi="Times New Roman" w:cs="Times New Roman"/>
+          <w:kern w:val="0"/>
+          <w14:ligatures w14:val="none"/>
+        </w:rPr>
+      </w:pPr>
+      <w:r>
+        <w:rPr>
+          <w:rFonts w:ascii="Times New Roman" w:eastAsia="Times New Roman" w:hAnsi="Times New Roman" w:cs="Times New Roman"/>
+          <w:b/>
+          <w:bCs/>
+          <w:kern w:val="0"/>
+          <w14:ligatures w14:val="none"/>
+        </w:rPr>
+        <w:t>Ra (Output):</w:t>
+      </w:r>
+      <w:r>
+        <w:rPr>
+          <w:rFonts w:ascii="Times New Roman" w:eastAsia="Times New Roman" w:hAnsi="Times New Roman" w:cs="Times New Roman"/>
+          <w:kern w:val="0"/>
+          <w14:ligatures w14:val="none"/>
+        </w:rPr>
+        <w:t xml:space="preserve"> Chuỗi hoàn thiện sau khi thay thế cấu trúc ký tự: </w:t>
+      </w:r>
+      <w:r>
+        <w:rPr>
+          <w:rFonts w:ascii="Courier New" w:eastAsia="Times New Roman" w:hAnsi="Courier New" w:cs="Courier New"/>
+          <w:kern w:val="0"/>
+          <w:sz w:val="20"/>
+          <w:szCs w:val="20"/>
+          <w14:ligatures w14:val="none"/>
+        </w:rPr>
+        <w:t>"mama"</w:t>
+      </w:r>
+      <w:r>
+        <w:rPr>
+          <w:rFonts w:ascii="Times New Roman" w:eastAsia="Times New Roman" w:hAnsi="Times New Roman" w:cs="Times New Roman"/>
+          <w:kern w:val="0"/>
+          <w14:ligatures w14:val="none"/>
+        </w:rPr>
+        <w:t>.</w:t>
+      </w:r>
+    </w:p>
+    <w:p>
+      <w:pPr>
+        <w:spacing w:before="100" w:beforeAutospacing="1" w:after="100" w:afterAutospacing="1" w:line="240" w:lineRule="auto"/>
+        <w:outlineLvl w:val="2"/>
+        <w:rPr>
+          <w:rFonts w:ascii="Times New Roman" w:eastAsia="Times New Roman" w:hAnsi="Times New Roman" w:cs="Times New Roman"/>
+          <w:b/>
+          <w:bCs/>
+          <w:kern w:val="0"/>
+          <w:sz w:val="27"/>
+          <w:szCs w:val="27"/>
+          <w14:ligatures w14:val="none"/>
+        </w:rPr>
+      </w:pPr>
+      <w:r>
+        <w:rPr>
+          <w:rFonts w:ascii="Times New Roman" w:eastAsia="Times New Roman" w:hAnsi="Times New Roman" w:cs="Times New Roman"/>
+          <w:b/>
+          <w:bCs/>
+          <w:kern w:val="0"/>
+          <w:sz w:val="27"/>
+          <w:szCs w:val="27"/>
+          <w14:ligatures w14:val="none"/>
+        </w:rPr>
+        <w:t>3. Các bước thực hiện</w:t>
+      </w:r>
+    </w:p>
+    <w:p>
+      <w:pPr>
+        <w:numPr>
+          <w:ilvl w:val="0"/>
+          <w:numId w:val="9"/>
+        </w:numPr>
+        <w:spacing w:before="100" w:beforeAutospacing="1" w:after="100" w:afterAutospacing="1" w:line="240" w:lineRule="auto"/>
+        <w:rPr>
+          <w:rFonts w:ascii="Times New Roman" w:eastAsia="Times New Roman" w:hAnsi="Times New Roman" w:cs="Times New Roman"/>
+          <w:kern w:val="0"/>
+          <w14:ligatures w14:val="none"/>
+        </w:rPr>
+      </w:pPr>
+      <w:r>
+        <w:rPr>
+          <w:rFonts w:ascii="Times New Roman" w:eastAsia="Times New Roman" w:hAnsi="Times New Roman" w:cs="Times New Roman"/>
+          <w:kern w:val="0"/>
+          <w14:ligatures w14:val="none"/>
+        </w:rPr>
+        <w:t xml:space="preserve">Định nghĩa nguyên mẫu hàm </w:t>
+      </w:r>
+      <w:r>
+        <w:rPr>
+          <w:rFonts w:ascii="Courier New" w:eastAsia="Times New Roman" w:hAnsi="Courier New" w:cs="Courier New"/>
+          <w:kern w:val="0"/>
+          <w:sz w:val="20"/>
+          <w:szCs w:val="20"/>
+          <w14:ligatures w14:val="none"/>
+        </w:rPr>
+        <w:t>void replace(char str[], char replace_what, char replace_with);</w:t>
+      </w:r>
+      <w:r>
+        <w:rPr>
+          <w:rFonts w:ascii="Times New Roman" w:eastAsia="Times New Roman" w:hAnsi="Times New Roman" w:cs="Times New Roman"/>
+          <w:kern w:val="0"/>
+          <w14:ligatures w14:val="none"/>
+        </w:rPr>
+        <w:t xml:space="preserve">. Hàm sử dụng kiểu </w:t>
+      </w:r>
+      <w:r>
+        <w:rPr>
+          <w:rFonts w:ascii="Courier New" w:eastAsia="Times New Roman" w:hAnsi="Courier New" w:cs="Courier New"/>
+          <w:kern w:val="0"/>
+          <w:sz w:val="20"/>
+          <w:szCs w:val="20"/>
+          <w14:ligatures w14:val="none"/>
+        </w:rPr>
+        <w:t>void</w:t>
+      </w:r>
+      <w:r>
+        <w:rPr>
+          <w:rFonts w:ascii="Times New Roman" w:eastAsia="Times New Roman" w:hAnsi="Times New Roman" w:cs="Times New Roman"/>
+          <w:kern w:val="0"/>
+          <w14:ligatures w14:val="none"/>
+        </w:rPr>
+        <w:t xml:space="preserve"> do cấu trúc mảng trong C truyền theo địa chỉ địa bàn vùng nhớ gốc, giúp cập nhật trực tiếp dữ liệu mà không cần giá trị hoàn trả.</w:t>
+      </w:r>
+    </w:p>
+    <w:p>
+      <w:pPr>
+        <w:numPr>
+          <w:ilvl w:val="0"/>
+          <w:numId w:val="9"/>
+        </w:numPr>
+        <w:spacing w:before="100" w:beforeAutospacing="1" w:after="100" w:afterAutospacing="1" w:line="240" w:lineRule="auto"/>
+        <w:rPr>
+          <w:rFonts w:ascii="Times New Roman" w:eastAsia="Times New Roman" w:hAnsi="Times New Roman" w:cs="Times New Roman"/>
+          <w:kern w:val="0"/>
+          <w14:ligatures w14:val="none"/>
+        </w:rPr>
+      </w:pPr>
+      <w:r>
+        <w:rPr>
+          <w:rFonts w:ascii="Times New Roman" w:eastAsia="Times New Roman" w:hAnsi="Times New Roman" w:cs="Times New Roman"/>
+          <w:kern w:val="0"/>
+          <w14:ligatures w14:val="none"/>
+        </w:rPr>
+        <w:t xml:space="preserve">Thiết lập vòng lặp định tiến </w:t>
+      </w:r>
+      <w:r>
+        <w:rPr>
+          <w:rFonts w:ascii="Courier New" w:eastAsia="Times New Roman" w:hAnsi="Courier New" w:cs="Courier New"/>
+          <w:kern w:val="0"/>
+          <w:sz w:val="20"/>
+          <w:szCs w:val="20"/>
+          <w14:ligatures w14:val="none"/>
+        </w:rPr>
+        <w:t>for</w:t>
+      </w:r>
+      <w:r>
+        <w:rPr>
+          <w:rFonts w:ascii="Times New Roman" w:eastAsia="Times New Roman" w:hAnsi="Times New Roman" w:cs="Times New Roman"/>
+          <w:kern w:val="0"/>
+          <w14:ligatures w14:val="none"/>
+        </w:rPr>
+        <w:t xml:space="preserve"> chạy biến chỉ số </w:t>
+      </w:r>
+      <w:r>
+        <w:rPr>
+          <w:rFonts w:ascii="Courier New" w:eastAsia="Times New Roman" w:hAnsi="Courier New" w:cs="Courier New"/>
+          <w:kern w:val="0"/>
+          <w:sz w:val="20"/>
+          <w:szCs w:val="20"/>
+          <w14:ligatures w14:val="none"/>
+        </w:rPr>
+        <w:t>i = 0</w:t>
+      </w:r>
+      <w:r>
+        <w:rPr>
+          <w:rFonts w:ascii="Times New Roman" w:eastAsia="Times New Roman" w:hAnsi="Times New Roman" w:cs="Times New Roman"/>
+          <w:kern w:val="0"/>
+          <w14:ligatures w14:val="none"/>
+        </w:rPr>
+        <w:t>, lặp liên tục khi ký tự kiểm tra chưa phải là ký tự rỗng kết thúc chuỗi (</w:t>
+      </w:r>
+      <w:r>
+        <w:rPr>
+          <w:rFonts w:ascii="Courier New" w:eastAsia="Times New Roman" w:hAnsi="Courier New" w:cs="Courier New"/>
+          <w:kern w:val="0"/>
+          <w:sz w:val="20"/>
+          <w:szCs w:val="20"/>
+          <w14:ligatures w14:val="none"/>
+        </w:rPr>
+        <w:t>str[i] != '\0'</w:t>
+      </w:r>
+      <w:r>
+        <w:rPr>
+          <w:rFonts w:ascii="Times New Roman" w:eastAsia="Times New Roman" w:hAnsi="Times New Roman" w:cs="Times New Roman"/>
+          <w:kern w:val="0"/>
+          <w14:ligatures w14:val="none"/>
+        </w:rPr>
+        <w:t>).</w:t>
+      </w:r>
+    </w:p>
+    <w:p>
+      <w:pPr>
+        <w:numPr>
+          <w:ilvl w:val="0"/>
+          <w:numId w:val="9"/>
+        </w:numPr>
+        <w:spacing w:before="100" w:beforeAutospacing="1" w:after="100" w:afterAutospacing="1" w:line="240" w:lineRule="auto"/>
+        <w:rPr>
+          <w:rFonts w:ascii="Times New Roman" w:eastAsia="Times New Roman" w:hAnsi="Times New Roman" w:cs="Times New Roman"/>
+          <w:kern w:val="0"/>
+          <w14:ligatures w14:val="none"/>
+        </w:rPr>
+      </w:pPr>
+      <w:r>
+        <w:rPr>
+          <w:rFonts w:ascii="Times New Roman" w:eastAsia="Times New Roman" w:hAnsi="Times New Roman" w:cs="Times New Roman"/>
+          <w:kern w:val="0"/>
+          <w14:ligatures w14:val="none"/>
+        </w:rPr>
+        <w:t xml:space="preserve">Khai báo biểu thức so sánh kiểm tra trị số: </w:t>
+      </w:r>
+      <w:r>
+        <w:rPr>
+          <w:rFonts w:ascii="Courier New" w:eastAsia="Times New Roman" w:hAnsi="Courier New" w:cs="Courier New"/>
+          <w:kern w:val="0"/>
+          <w:sz w:val="20"/>
+          <w:szCs w:val="20"/>
+          <w14:ligatures w14:val="none"/>
+        </w:rPr>
+        <w:t>if (str[i] == replace_what)</w:t>
+      </w:r>
+      <w:r>
+        <w:rPr>
+          <w:rFonts w:ascii="Times New Roman" w:eastAsia="Times New Roman" w:hAnsi="Times New Roman" w:cs="Times New Roman"/>
+          <w:kern w:val="0"/>
+          <w14:ligatures w14:val="none"/>
+        </w:rPr>
+        <w:t xml:space="preserve">. Khi điều kiện thỏa mãn, ghi đè trực tiếp giá trị mới bằng lệnh gán </w:t>
+      </w:r>
+      <w:r>
+        <w:rPr>
+          <w:rFonts w:ascii="Courier New" w:eastAsia="Times New Roman" w:hAnsi="Courier New" w:cs="Courier New"/>
+          <w:kern w:val="0"/>
+          <w:sz w:val="20"/>
+          <w:szCs w:val="20"/>
+          <w14:ligatures w14:val="none"/>
+        </w:rPr>
+        <w:t>str[i] = replace_with;</w:t>
+      </w:r>
+      <w:r>
+        <w:rPr>
+          <w:rFonts w:ascii="Times New Roman" w:eastAsia="Times New Roman" w:hAnsi="Times New Roman" w:cs="Times New Roman"/>
+          <w:kern w:val="0"/>
+          <w14:ligatures w14:val="none"/>
+        </w:rPr>
+        <w:t>.</w:t>
+      </w:r>
+    </w:p>
+    <w:p>
+      <w:pPr>
+        <w:numPr>
+          <w:ilvl w:val="0"/>
+          <w:numId w:val="9"/>
+        </w:numPr>
+        <w:spacing w:before="100" w:beforeAutospacing="1" w:after="100" w:afterAutospacing="1" w:line="240" w:lineRule="auto"/>
+        <w:rPr>
+          <w:rFonts w:ascii="Times New Roman" w:eastAsia="Times New Roman" w:hAnsi="Times New Roman" w:cs="Times New Roman"/>
+          <w:kern w:val="0"/>
+          <w14:ligatures w14:val="none"/>
+        </w:rPr>
+      </w:pPr>
+      <w:r>
+        <w:rPr>
+          <w:rFonts w:ascii="Times New Roman" w:eastAsia="Times New Roman" w:hAnsi="Times New Roman" w:cs="Times New Roman"/>
+          <w:kern w:val="0"/>
+          <w14:ligatures w14:val="none"/>
+        </w:rPr>
+        <w:t xml:space="preserve">Trong hàm điều khiển </w:t>
+      </w:r>
+      <w:r>
+        <w:rPr>
+          <w:rFonts w:ascii="Courier New" w:eastAsia="Times New Roman" w:hAnsi="Courier New" w:cs="Courier New"/>
+          <w:kern w:val="0"/>
+          <w:sz w:val="20"/>
+          <w:szCs w:val="20"/>
+          <w14:ligatures w14:val="none"/>
+        </w:rPr>
+        <w:t>main</w:t>
+      </w:r>
+      <w:r>
+        <w:rPr>
+          <w:rFonts w:ascii="Times New Roman" w:eastAsia="Times New Roman" w:hAnsi="Times New Roman" w:cs="Times New Roman"/>
+          <w:kern w:val="0"/>
+          <w14:ligatures w14:val="none"/>
+        </w:rPr>
+        <w:t xml:space="preserve">, gọi lệnh nhập chuỗi ký tự bằng hàm </w:t>
+      </w:r>
+      <w:r>
+        <w:rPr>
+          <w:rFonts w:ascii="Courier New" w:eastAsia="Times New Roman" w:hAnsi="Courier New" w:cs="Courier New"/>
+          <w:kern w:val="0"/>
+          <w:sz w:val="20"/>
+          <w:szCs w:val="20"/>
+          <w14:ligatures w14:val="none"/>
+        </w:rPr>
+        <w:t>fgets</w:t>
+      </w:r>
+      <w:r>
+        <w:rPr>
+          <w:rFonts w:ascii="Times New Roman" w:eastAsia="Times New Roman" w:hAnsi="Times New Roman" w:cs="Times New Roman"/>
+          <w:kern w:val="0"/>
+          <w14:ligatures w14:val="none"/>
+        </w:rPr>
+        <w:t xml:space="preserve">, tiếp theo nhập 2 ký tự điều kiện bằng lệnh nhập chuẩn </w:t>
+      </w:r>
+      <w:r>
+        <w:rPr>
+          <w:rFonts w:ascii="Courier New" w:eastAsia="Times New Roman" w:hAnsi="Courier New" w:cs="Courier New"/>
+          <w:kern w:val="0"/>
+          <w:sz w:val="20"/>
+          <w:szCs w:val="20"/>
+          <w14:ligatures w14:val="none"/>
+        </w:rPr>
+        <w:t>scanf</w:t>
+      </w:r>
+      <w:r>
+        <w:rPr>
+          <w:rFonts w:ascii="Times New Roman" w:eastAsia="Times New Roman" w:hAnsi="Times New Roman" w:cs="Times New Roman"/>
+          <w:kern w:val="0"/>
+          <w14:ligatures w14:val="none"/>
+        </w:rPr>
+        <w:t>.</w:t>
+      </w:r>
+    </w:p>
+    <w:p>
+      <w:pPr>
+        <w:numPr>
+          <w:ilvl w:val="0"/>
+          <w:numId w:val="9"/>
+        </w:numPr>
+        <w:spacing w:before="100" w:beforeAutospacing="1" w:after="100" w:afterAutospacing="1" w:line="240" w:lineRule="auto"/>
+        <w:rPr>
+          <w:rFonts w:ascii="Times New Roman" w:eastAsia="Times New Roman" w:hAnsi="Times New Roman" w:cs="Times New Roman"/>
+          <w:kern w:val="0"/>
+          <w14:ligatures w14:val="none"/>
+        </w:rPr>
+      </w:pPr>
+      <w:r>
+        <w:rPr>
+          <w:rFonts w:ascii="Times New Roman" w:eastAsia="Times New Roman" w:hAnsi="Times New Roman" w:cs="Times New Roman"/>
+          <w:kern w:val="0"/>
+          <w14:ligatures w14:val="none"/>
+        </w:rPr>
+        <w:t xml:space="preserve">Truyền mảng và hai biến ký tự vào hàm </w:t>
+      </w:r>
+      <w:r>
+        <w:rPr>
+          <w:rFonts w:ascii="Courier New" w:eastAsia="Times New Roman" w:hAnsi="Courier New" w:cs="Courier New"/>
+          <w:kern w:val="0"/>
+          <w:sz w:val="20"/>
+          <w:szCs w:val="20"/>
+          <w14:ligatures w14:val="none"/>
+        </w:rPr>
+        <w:t>replace</w:t>
+      </w:r>
+      <w:r>
+        <w:rPr>
+          <w:rFonts w:ascii="Times New Roman" w:eastAsia="Times New Roman" w:hAnsi="Times New Roman" w:cs="Times New Roman"/>
+          <w:kern w:val="0"/>
+          <w14:ligatures w14:val="none"/>
+        </w:rPr>
+        <w:t>. Khởi chạy chương trình và dùng câu lệnh xuất chuỗi để in kết quả mảng sau chỉnh sửa.</w:t>
+      </w:r>
+    </w:p>
+    <w:p>
+      <w:pPr>
+        <w:spacing w:before="100" w:beforeAutospacing="1" w:after="100" w:afterAutospacing="1" w:line="240" w:lineRule="auto"/>
+        <w:outlineLvl w:val="2"/>
+        <w:rPr>
+          <w:rFonts w:ascii="Times New Roman" w:eastAsia="Times New Roman" w:hAnsi="Times New Roman" w:cs="Times New Roman"/>
+          <w:b/>
+          <w:bCs/>
+          <w:kern w:val="0"/>
+          <w:sz w:val="27"/>
+          <w:szCs w:val="27"/>
+          <w14:ligatures w14:val="none"/>
+        </w:rPr>
+      </w:pPr>
+      <w:r>
+        <w:rPr>
+          <w:rFonts w:ascii="Times New Roman" w:eastAsia="Times New Roman" w:hAnsi="Times New Roman" w:cs="Times New Roman"/>
+          <w:b/>
+          <w:bCs/>
+          <w:kern w:val="0"/>
+          <w:sz w:val="27"/>
+          <w:szCs w:val="27"/>
+          <w14:ligatures w14:val="none"/>
+        </w:rPr>
+        <w:t>4. Kết quả &amp; Giải thích</w:t>
+      </w:r>
+    </w:p>
+    <w:p/>
+    <w:p/>
+    <w:p>
+      <w:r>
+        <w:lastRenderedPageBreak/>
+        <w:drawing>
+          <wp:inline distT="0" distB="0" distL="0" distR="0" wp14:anchorId="59C7F105" wp14:editId="430DDD1C">
+            <wp:extent cx="5943600" cy="5626735"/>
+            <wp:effectExtent l="0" t="0" r="0" b="0"/>
+            <wp:docPr id="938473905" name="Picture 1"/>
+            <wp:cNvGraphicFramePr>
+              <a:graphicFrameLocks xmlns:a="http://schemas.openxmlformats.org/drawingml/2006/main" noChangeAspect="1"/>
+            </wp:cNvGraphicFramePr>
+            <a:graphic xmlns:a="http://schemas.openxmlformats.org/drawingml/2006/main">
+              <a:graphicData uri="http://schemas.openxmlformats.org/drawingml/2006/picture">
+                <pic:pic xmlns:pic="http://schemas.openxmlformats.org/drawingml/2006/picture">
+                  <pic:nvPicPr>
+                    <pic:cNvPr id="938473905" name=""/>
+                    <pic:cNvPicPr/>
+                  </pic:nvPicPr>
+                  <pic:blipFill>
+                    <a:blip r:embed="rId7"/>
+                    <a:stretch>
+                      <a:fillRect/>
+                    </a:stretch>
+                  </pic:blipFill>
+                  <pic:spPr>
+                    <a:xfrm>
+                      <a:off x="0" y="0"/>
+                      <a:ext cx="5943600" cy="5626735"/>
+                    </a:xfrm>
+                    <a:prstGeom prst="rect">
+                      <a:avLst/>
+                    </a:prstGeom>
+                  </pic:spPr>
+                </pic:pic>
+              </a:graphicData>
+            </a:graphic>
+          </wp:inline>
+        </w:drawing>
+      </w:r>
+    </w:p>
+    <w:p/>
+    <w:p/>
+    <w:p/>
+    <w:p/>
+    <w:p/>
+    <w:p/>
+    <w:p>
+      <w:pPr>
+        <w:spacing w:before="100" w:beforeAutospacing="1" w:after="100" w:afterAutospacing="1" w:line="240" w:lineRule="auto"/>
+        <w:outlineLvl w:val="1"/>
+        <w:rPr>
+          <w:rFonts w:ascii="Times New Roman" w:eastAsia="Times New Roman" w:hAnsi="Times New Roman" w:cs="Times New Roman"/>
+          <w:b/>
+          <w:bCs/>
+          <w:kern w:val="0"/>
+          <w:sz w:val="36"/>
+          <w:szCs w:val="36"/>
+          <w14:ligatures w14:val="none"/>
+        </w:rPr>
+      </w:pPr>
+      <w:r>
+        <w:rPr>
+          <w:rFonts w:ascii="Times New Roman" w:eastAsia="Times New Roman" w:hAnsi="Times New Roman" w:cs="Times New Roman"/>
+          <w:b/>
+          <w:bCs/>
+          <w:kern w:val="0"/>
+          <w:sz w:val="36"/>
+          <w:szCs w:val="36"/>
+          <w14:ligatures w14:val="none"/>
+        </w:rPr>
+        <w:lastRenderedPageBreak/>
+        <w:t>BÁO CÁO BÀI THỰC HÀNH 4: CHƯƠNG TRÌNH KIỂM TRA ĐỊNH DẠNG MÃ KHÁCH HÀNG</w:t>
+      </w:r>
+    </w:p>
+    <w:p>
+      <w:pPr>
+        <w:spacing w:before="100" w:beforeAutospacing="1" w:after="100" w:afterAutospacing="1" w:line="240" w:lineRule="auto"/>
+        <w:outlineLvl w:val="2"/>
+        <w:rPr>
+          <w:rFonts w:ascii="Times New Roman" w:eastAsia="Times New Roman" w:hAnsi="Times New Roman" w:cs="Times New Roman"/>
+          <w:b/>
+          <w:bCs/>
+          <w:kern w:val="0"/>
+          <w:sz w:val="27"/>
+          <w:szCs w:val="27"/>
+          <w14:ligatures w14:val="none"/>
+        </w:rPr>
+      </w:pPr>
+      <w:r>
+        <w:rPr>
+          <w:rFonts w:ascii="Times New Roman" w:eastAsia="Times New Roman" w:hAnsi="Times New Roman" w:cs="Times New Roman"/>
+          <w:b/>
+          <w:bCs/>
+          <w:kern w:val="0"/>
+          <w:sz w:val="27"/>
+          <w:szCs w:val="27"/>
+          <w14:ligatures w14:val="none"/>
+        </w:rPr>
+        <w:t>1. Yêu cầu đề bài</w:t>
+      </w:r>
+    </w:p>
+    <w:p>
+      <w:pPr>
+        <w:numPr>
+          <w:ilvl w:val="0"/>
+          <w:numId w:val="10"/>
+        </w:numPr>
+        <w:spacing w:before="100" w:beforeAutospacing="1" w:after="100" w:afterAutospacing="1" w:line="240" w:lineRule="auto"/>
+        <w:rPr>
+          <w:rFonts w:ascii="Times New Roman" w:eastAsia="Times New Roman" w:hAnsi="Times New Roman" w:cs="Times New Roman"/>
+          <w:kern w:val="0"/>
+          <w14:ligatures w14:val="none"/>
+        </w:rPr>
+      </w:pPr>
+      <w:r>
+        <w:rPr>
+          <w:rFonts w:ascii="Times New Roman" w:eastAsia="Times New Roman" w:hAnsi="Times New Roman" w:cs="Times New Roman"/>
+          <w:kern w:val="0"/>
+          <w14:ligatures w14:val="none"/>
+        </w:rPr>
+        <w:t>Viết ứng dụng nhận diện đầu vào từ bàn phím đại diện cho chuỗi mã số quản lý định danh của khách hàng.</w:t>
+      </w:r>
+    </w:p>
+    <w:p>
+      <w:pPr>
+        <w:numPr>
+          <w:ilvl w:val="0"/>
+          <w:numId w:val="10"/>
+        </w:numPr>
+        <w:spacing w:before="100" w:beforeAutospacing="1" w:after="100" w:afterAutospacing="1" w:line="240" w:lineRule="auto"/>
+        <w:rPr>
+          <w:rFonts w:ascii="Times New Roman" w:eastAsia="Times New Roman" w:hAnsi="Times New Roman" w:cs="Times New Roman"/>
+          <w:kern w:val="0"/>
+          <w14:ligatures w14:val="none"/>
+        </w:rPr>
+      </w:pPr>
+      <w:r>
+        <w:rPr>
+          <w:rFonts w:ascii="Times New Roman" w:eastAsia="Times New Roman" w:hAnsi="Times New Roman" w:cs="Times New Roman"/>
+          <w:kern w:val="0"/>
+          <w14:ligatures w14:val="none"/>
+        </w:rPr>
+        <w:t xml:space="preserve">Tiến hành xây dựng thuật toán kiểm định tính đúng đắn về mặt cấu trúc hình thức của mã theo quy tắc: Chuỗi bắt buộc phải có chiều dài cố định là 7 ký tự, trong đó cấu trúc chuẩn quy định là </w:t>
+      </w:r>
+      <w:r>
+        <w:rPr>
+          <w:rFonts w:ascii="Courier New" w:eastAsia="Times New Roman" w:hAnsi="Courier New" w:cs="Courier New"/>
+          <w:kern w:val="0"/>
+          <w:sz w:val="20"/>
+          <w:szCs w:val="20"/>
+          <w14:ligatures w14:val="none"/>
+        </w:rPr>
+        <w:t>LLLNNNN</w:t>
+      </w:r>
+      <w:r>
+        <w:rPr>
+          <w:rFonts w:ascii="Times New Roman" w:eastAsia="Times New Roman" w:hAnsi="Times New Roman" w:cs="Times New Roman"/>
+          <w:kern w:val="0"/>
+          <w14:ligatures w14:val="none"/>
+        </w:rPr>
+        <w:t xml:space="preserve"> (3 ký tự đầu là chữ cái thuộc bảng chữ cái tiếng Anh, 4 ký tự sau là chữ số tự nhiên).</w:t>
+      </w:r>
+    </w:p>
+    <w:p>
+      <w:pPr>
+        <w:numPr>
+          <w:ilvl w:val="0"/>
+          <w:numId w:val="10"/>
+        </w:numPr>
+        <w:spacing w:before="100" w:beforeAutospacing="1" w:after="100" w:afterAutospacing="1" w:line="240" w:lineRule="auto"/>
+        <w:rPr>
+          <w:rFonts w:ascii="Times New Roman" w:eastAsia="Times New Roman" w:hAnsi="Times New Roman" w:cs="Times New Roman"/>
+          <w:kern w:val="0"/>
+          <w14:ligatures w14:val="none"/>
+        </w:rPr>
+      </w:pPr>
+      <w:r>
+        <w:rPr>
+          <w:rFonts w:ascii="Times New Roman" w:eastAsia="Times New Roman" w:hAnsi="Times New Roman" w:cs="Times New Roman"/>
+          <w:kern w:val="0"/>
+          <w14:ligatures w14:val="none"/>
+        </w:rPr>
+        <w:t>In mã trạng thái nhị phân kiểm tra (trả về giá trị 1 nếu chuỗi tuân thủ định dạng và trả về 0 nếu chuỗi vi phạm).</w:t>
+      </w:r>
+    </w:p>
+    <w:p>
+      <w:pPr>
+        <w:spacing w:before="100" w:beforeAutospacing="1" w:after="100" w:afterAutospacing="1" w:line="240" w:lineRule="auto"/>
+        <w:outlineLvl w:val="2"/>
+        <w:rPr>
+          <w:rFonts w:ascii="Times New Roman" w:eastAsia="Times New Roman" w:hAnsi="Times New Roman" w:cs="Times New Roman"/>
+          <w:b/>
+          <w:bCs/>
+          <w:kern w:val="0"/>
+          <w:sz w:val="27"/>
+          <w:szCs w:val="27"/>
+          <w14:ligatures w14:val="none"/>
+        </w:rPr>
+      </w:pPr>
+      <w:r>
+        <w:rPr>
+          <w:rFonts w:ascii="Times New Roman" w:eastAsia="Times New Roman" w:hAnsi="Times New Roman" w:cs="Times New Roman"/>
+          <w:b/>
+          <w:bCs/>
+          <w:kern w:val="0"/>
+          <w:sz w:val="27"/>
+          <w:szCs w:val="27"/>
+          <w14:ligatures w14:val="none"/>
+        </w:rPr>
+        <w:t>2. Dữ liệu vào/ra</w:t>
+      </w:r>
+    </w:p>
+    <w:p>
+      <w:pPr>
+        <w:numPr>
+          <w:ilvl w:val="0"/>
+          <w:numId w:val="11"/>
+        </w:numPr>
+        <w:spacing w:before="100" w:beforeAutospacing="1" w:after="100" w:afterAutospacing="1" w:line="240" w:lineRule="auto"/>
+        <w:rPr>
+          <w:rFonts w:ascii="Times New Roman" w:eastAsia="Times New Roman" w:hAnsi="Times New Roman" w:cs="Times New Roman"/>
+          <w:kern w:val="0"/>
+          <w14:ligatures w14:val="none"/>
+        </w:rPr>
+      </w:pPr>
+      <w:r>
+        <w:rPr>
+          <w:rFonts w:ascii="Times New Roman" w:eastAsia="Times New Roman" w:hAnsi="Times New Roman" w:cs="Times New Roman"/>
+          <w:b/>
+          <w:bCs/>
+          <w:kern w:val="0"/>
+          <w14:ligatures w14:val="none"/>
+        </w:rPr>
+        <w:t>Vào (Input):</w:t>
+      </w:r>
+      <w:r>
+        <w:rPr>
+          <w:rFonts w:ascii="Times New Roman" w:eastAsia="Times New Roman" w:hAnsi="Times New Roman" w:cs="Times New Roman"/>
+          <w:kern w:val="0"/>
+          <w14:ligatures w14:val="none"/>
+        </w:rPr>
+        <w:t xml:space="preserve"> Một chuỗi mã khách hàng do người dùng nhập từ bàn phím máy tính (Ví dụ nhập chuỗi chuẩn: </w:t>
+      </w:r>
+      <w:r>
+        <w:rPr>
+          <w:rFonts w:ascii="Courier New" w:eastAsia="Times New Roman" w:hAnsi="Courier New" w:cs="Courier New"/>
+          <w:kern w:val="0"/>
+          <w:sz w:val="20"/>
+          <w:szCs w:val="20"/>
+          <w14:ligatures w14:val="none"/>
+        </w:rPr>
+        <w:t>"ABC1234"</w:t>
+      </w:r>
+      <w:r>
+        <w:rPr>
+          <w:rFonts w:ascii="Times New Roman" w:eastAsia="Times New Roman" w:hAnsi="Times New Roman" w:cs="Times New Roman"/>
+          <w:kern w:val="0"/>
+          <w14:ligatures w14:val="none"/>
+        </w:rPr>
+        <w:t>).</w:t>
+      </w:r>
+    </w:p>
+    <w:p>
+      <w:pPr>
+        <w:numPr>
+          <w:ilvl w:val="0"/>
+          <w:numId w:val="11"/>
+        </w:numPr>
+        <w:spacing w:before="100" w:beforeAutospacing="1" w:after="100" w:afterAutospacing="1" w:line="240" w:lineRule="auto"/>
+        <w:rPr>
+          <w:rFonts w:ascii="Times New Roman" w:eastAsia="Times New Roman" w:hAnsi="Times New Roman" w:cs="Times New Roman"/>
+          <w:kern w:val="0"/>
+          <w14:ligatures w14:val="none"/>
+        </w:rPr>
+      </w:pPr>
+      <w:r>
+        <w:rPr>
+          <w:rFonts w:ascii="Times New Roman" w:eastAsia="Times New Roman" w:hAnsi="Times New Roman" w:cs="Times New Roman"/>
+          <w:b/>
+          <w:bCs/>
+          <w:kern w:val="0"/>
+          <w14:ligatures w14:val="none"/>
+        </w:rPr>
+        <w:t>Ra (Output):</w:t>
+      </w:r>
+      <w:r>
+        <w:rPr>
+          <w:rFonts w:ascii="Times New Roman" w:eastAsia="Times New Roman" w:hAnsi="Times New Roman" w:cs="Times New Roman"/>
+          <w:kern w:val="0"/>
+          <w14:ligatures w14:val="none"/>
+        </w:rPr>
+        <w:t xml:space="preserve"> Mã số biểu diễn tính hợp lệ của định dạng xuất ra màn hình (In ra trị số </w:t>
+      </w:r>
+      <w:r>
+        <w:rPr>
+          <w:rFonts w:ascii="Courier New" w:eastAsia="Times New Roman" w:hAnsi="Courier New" w:cs="Courier New"/>
+          <w:kern w:val="0"/>
+          <w:sz w:val="20"/>
+          <w:szCs w:val="20"/>
+          <w14:ligatures w14:val="none"/>
+        </w:rPr>
+        <w:t>1</w:t>
+      </w:r>
+      <w:r>
+        <w:rPr>
+          <w:rFonts w:ascii="Times New Roman" w:eastAsia="Times New Roman" w:hAnsi="Times New Roman" w:cs="Times New Roman"/>
+          <w:kern w:val="0"/>
+          <w14:ligatures w14:val="none"/>
+        </w:rPr>
+        <w:t>).</w:t>
+      </w:r>
+    </w:p>
+    <w:p>
+      <w:pPr>
+        <w:spacing w:before="100" w:beforeAutospacing="1" w:after="100" w:afterAutospacing="1" w:line="240" w:lineRule="auto"/>
+        <w:outlineLvl w:val="2"/>
+        <w:rPr>
+          <w:rFonts w:ascii="Times New Roman" w:eastAsia="Times New Roman" w:hAnsi="Times New Roman" w:cs="Times New Roman"/>
+          <w:b/>
+          <w:bCs/>
+          <w:kern w:val="0"/>
+          <w:sz w:val="27"/>
+          <w:szCs w:val="27"/>
+          <w14:ligatures w14:val="none"/>
+        </w:rPr>
+      </w:pPr>
+      <w:r>
+        <w:rPr>
+          <w:rFonts w:ascii="Times New Roman" w:eastAsia="Times New Roman" w:hAnsi="Times New Roman" w:cs="Times New Roman"/>
+          <w:b/>
+          <w:bCs/>
+          <w:kern w:val="0"/>
+          <w:sz w:val="27"/>
+          <w:szCs w:val="27"/>
+          <w14:ligatures w14:val="none"/>
+        </w:rPr>
+        <w:t>3. Các bước thực hiện</w:t>
+      </w:r>
+    </w:p>
+    <w:p>
+      <w:pPr>
+        <w:numPr>
+          <w:ilvl w:val="0"/>
+          <w:numId w:val="12"/>
+        </w:numPr>
+        <w:spacing w:before="100" w:beforeAutospacing="1" w:after="100" w:afterAutospacing="1" w:line="240" w:lineRule="auto"/>
+        <w:rPr>
+          <w:rFonts w:ascii="Times New Roman" w:eastAsia="Times New Roman" w:hAnsi="Times New Roman" w:cs="Times New Roman"/>
+          <w:kern w:val="0"/>
+          <w14:ligatures w14:val="none"/>
+        </w:rPr>
+      </w:pPr>
+      <w:r>
+        <w:rPr>
+          <w:rFonts w:ascii="Times New Roman" w:eastAsia="Times New Roman" w:hAnsi="Times New Roman" w:cs="Times New Roman"/>
+          <w:kern w:val="0"/>
+          <w14:ligatures w14:val="none"/>
+        </w:rPr>
+        <w:t xml:space="preserve">Khai báo các thư viện chuẩn cần thiết </w:t>
+      </w:r>
+      <w:r>
+        <w:rPr>
+          <w:rFonts w:ascii="Courier New" w:eastAsia="Times New Roman" w:hAnsi="Courier New" w:cs="Courier New"/>
+          <w:kern w:val="0"/>
+          <w:sz w:val="20"/>
+          <w:szCs w:val="20"/>
+          <w14:ligatures w14:val="none"/>
+        </w:rPr>
+        <w:t>&lt;stdio.h&gt;</w:t>
+      </w:r>
+      <w:r>
+        <w:rPr>
+          <w:rFonts w:ascii="Times New Roman" w:eastAsia="Times New Roman" w:hAnsi="Times New Roman" w:cs="Times New Roman"/>
+          <w:kern w:val="0"/>
+          <w14:ligatures w14:val="none"/>
+        </w:rPr>
+        <w:t xml:space="preserve"> và thư viện xử lý chuỗi nâng cao </w:t>
+      </w:r>
+      <w:r>
+        <w:rPr>
+          <w:rFonts w:ascii="Courier New" w:eastAsia="Times New Roman" w:hAnsi="Courier New" w:cs="Courier New"/>
+          <w:kern w:val="0"/>
+          <w:sz w:val="20"/>
+          <w:szCs w:val="20"/>
+          <w14:ligatures w14:val="none"/>
+        </w:rPr>
+        <w:t>&lt;string.h&gt;</w:t>
+      </w:r>
+      <w:r>
+        <w:rPr>
+          <w:rFonts w:ascii="Times New Roman" w:eastAsia="Times New Roman" w:hAnsi="Times New Roman" w:cs="Times New Roman"/>
+          <w:kern w:val="0"/>
+          <w14:ligatures w14:val="none"/>
+        </w:rPr>
+        <w:t xml:space="preserve"> (để lấy được chiều dài mảng thông qua hàm </w:t>
+      </w:r>
+      <w:r>
+        <w:rPr>
+          <w:rFonts w:ascii="Courier New" w:eastAsia="Times New Roman" w:hAnsi="Courier New" w:cs="Courier New"/>
+          <w:kern w:val="0"/>
+          <w:sz w:val="20"/>
+          <w:szCs w:val="20"/>
+          <w14:ligatures w14:val="none"/>
+        </w:rPr>
+        <w:t>strlen</w:t>
+      </w:r>
+      <w:r>
+        <w:rPr>
+          <w:rFonts w:ascii="Times New Roman" w:eastAsia="Times New Roman" w:hAnsi="Times New Roman" w:cs="Times New Roman"/>
+          <w:kern w:val="0"/>
+          <w14:ligatures w14:val="none"/>
+        </w:rPr>
+        <w:t>).</w:t>
+      </w:r>
+    </w:p>
+    <w:p>
+      <w:pPr>
+        <w:numPr>
+          <w:ilvl w:val="0"/>
+          <w:numId w:val="12"/>
+        </w:numPr>
+        <w:spacing w:before="100" w:beforeAutospacing="1" w:after="100" w:afterAutospacing="1" w:line="240" w:lineRule="auto"/>
+        <w:rPr>
+          <w:rFonts w:ascii="Times New Roman" w:eastAsia="Times New Roman" w:hAnsi="Times New Roman" w:cs="Times New Roman"/>
+          <w:kern w:val="0"/>
+          <w14:ligatures w14:val="none"/>
+        </w:rPr>
+      </w:pPr>
+      <w:r>
+        <w:rPr>
+          <w:rFonts w:ascii="Times New Roman" w:eastAsia="Times New Roman" w:hAnsi="Times New Roman" w:cs="Times New Roman"/>
+          <w:kern w:val="0"/>
+          <w14:ligatures w14:val="none"/>
+        </w:rPr>
+        <w:t xml:space="preserve">Thiết lập hàm logic phụ trợ </w:t>
+      </w:r>
+      <w:r>
+        <w:rPr>
+          <w:rFonts w:ascii="Courier New" w:eastAsia="Times New Roman" w:hAnsi="Courier New" w:cs="Courier New"/>
+          <w:kern w:val="0"/>
+          <w:sz w:val="20"/>
+          <w:szCs w:val="20"/>
+          <w14:ligatures w14:val="none"/>
+        </w:rPr>
+        <w:t>int check_customer_code(char str[])</w:t>
+      </w:r>
+      <w:r>
+        <w:rPr>
+          <w:rFonts w:ascii="Times New Roman" w:eastAsia="Times New Roman" w:hAnsi="Times New Roman" w:cs="Times New Roman"/>
+          <w:kern w:val="0"/>
+          <w14:ligatures w14:val="none"/>
+        </w:rPr>
+        <w:t xml:space="preserve"> nhằm xử lý việc cô lập các quy tắc kiểm tra định dạng.</w:t>
+      </w:r>
+    </w:p>
+    <w:p>
+      <w:pPr>
+        <w:numPr>
+          <w:ilvl w:val="0"/>
+          <w:numId w:val="12"/>
+        </w:numPr>
+        <w:spacing w:before="100" w:beforeAutospacing="1" w:after="100" w:afterAutospacing="1" w:line="240" w:lineRule="auto"/>
+        <w:rPr>
+          <w:rFonts w:ascii="Times New Roman" w:eastAsia="Times New Roman" w:hAnsi="Times New Roman" w:cs="Times New Roman"/>
+          <w:kern w:val="0"/>
+          <w14:ligatures w14:val="none"/>
+        </w:rPr>
+      </w:pPr>
+      <w:r>
+        <w:rPr>
+          <w:rFonts w:ascii="Times New Roman" w:eastAsia="Times New Roman" w:hAnsi="Times New Roman" w:cs="Times New Roman"/>
+          <w:kern w:val="0"/>
+          <w14:ligatures w14:val="none"/>
+        </w:rPr>
+        <w:t xml:space="preserve">Tạo rào cản kiểm tra đầu tiên: Nếu </w:t>
+      </w:r>
+      <w:r>
+        <w:rPr>
+          <w:rFonts w:ascii="Courier New" w:eastAsia="Times New Roman" w:hAnsi="Courier New" w:cs="Courier New"/>
+          <w:kern w:val="0"/>
+          <w:sz w:val="20"/>
+          <w:szCs w:val="20"/>
+          <w14:ligatures w14:val="none"/>
+        </w:rPr>
+        <w:t>strlen(str)</w:t>
+      </w:r>
+      <w:r>
+        <w:rPr>
+          <w:rFonts w:ascii="Times New Roman" w:eastAsia="Times New Roman" w:hAnsi="Times New Roman" w:cs="Times New Roman"/>
+          <w:kern w:val="0"/>
+          <w14:ligatures w14:val="none"/>
+        </w:rPr>
+        <w:t xml:space="preserve"> trả về một kết quả có giá trị khác 7, lập tức ngắt hàm và trả về kết quả </w:t>
+      </w:r>
+      <w:r>
+        <w:rPr>
+          <w:rFonts w:ascii="Courier New" w:eastAsia="Times New Roman" w:hAnsi="Courier New" w:cs="Courier New"/>
+          <w:kern w:val="0"/>
+          <w:sz w:val="20"/>
+          <w:szCs w:val="20"/>
+          <w14:ligatures w14:val="none"/>
+        </w:rPr>
+        <w:t>0</w:t>
+      </w:r>
+      <w:r>
+        <w:rPr>
+          <w:rFonts w:ascii="Times New Roman" w:eastAsia="Times New Roman" w:hAnsi="Times New Roman" w:cs="Times New Roman"/>
+          <w:kern w:val="0"/>
+          <w14:ligatures w14:val="none"/>
+        </w:rPr>
+        <w:t>.</w:t>
+      </w:r>
+    </w:p>
+    <w:p>
+      <w:pPr>
+        <w:numPr>
+          <w:ilvl w:val="0"/>
+          <w:numId w:val="12"/>
+        </w:numPr>
+        <w:spacing w:before="100" w:beforeAutospacing="1" w:after="100" w:afterAutospacing="1" w:line="240" w:lineRule="auto"/>
+        <w:rPr>
+          <w:rFonts w:ascii="Times New Roman" w:eastAsia="Times New Roman" w:hAnsi="Times New Roman" w:cs="Times New Roman"/>
+          <w:kern w:val="0"/>
+          <w14:ligatures w14:val="none"/>
+        </w:rPr>
+      </w:pPr>
+      <w:r>
+        <w:rPr>
+          <w:rFonts w:ascii="Times New Roman" w:eastAsia="Times New Roman" w:hAnsi="Times New Roman" w:cs="Times New Roman"/>
+          <w:kern w:val="0"/>
+          <w14:ligatures w14:val="none"/>
+        </w:rPr>
+        <w:t xml:space="preserve">Tạo vòng lặp lướt qua nhóm ký tự đầu tiên từ vị trí chỉ số </w:t>
+      </w:r>
+      <w:r>
+        <w:rPr>
+          <w:rFonts w:ascii="Courier New" w:eastAsia="Times New Roman" w:hAnsi="Courier New" w:cs="Courier New"/>
+          <w:kern w:val="0"/>
+          <w:sz w:val="20"/>
+          <w:szCs w:val="20"/>
+          <w14:ligatures w14:val="none"/>
+        </w:rPr>
+        <w:t>i = 0</w:t>
+      </w:r>
+      <w:r>
+        <w:rPr>
+          <w:rFonts w:ascii="Times New Roman" w:eastAsia="Times New Roman" w:hAnsi="Times New Roman" w:cs="Times New Roman"/>
+          <w:kern w:val="0"/>
+          <w14:ligatures w14:val="none"/>
+        </w:rPr>
+        <w:t xml:space="preserve"> đến </w:t>
+      </w:r>
+      <w:r>
+        <w:rPr>
+          <w:rFonts w:ascii="Courier New" w:eastAsia="Times New Roman" w:hAnsi="Courier New" w:cs="Courier New"/>
+          <w:kern w:val="0"/>
+          <w:sz w:val="20"/>
+          <w:szCs w:val="20"/>
+          <w14:ligatures w14:val="none"/>
+        </w:rPr>
+        <w:t>i = 2</w:t>
+      </w:r>
+      <w:r>
+        <w:rPr>
+          <w:rFonts w:ascii="Times New Roman" w:eastAsia="Times New Roman" w:hAnsi="Times New Roman" w:cs="Times New Roman"/>
+          <w:kern w:val="0"/>
+          <w14:ligatures w14:val="none"/>
+        </w:rPr>
+        <w:t xml:space="preserve">. Viết biểu thức điều kiện kết hợp toán tử logic để kiểm tra nếu ký tự không nằm trong khoảng ký tự chữ hoa </w:t>
+      </w:r>
+      <w:r>
+        <w:rPr>
+          <w:rFonts w:ascii="Courier New" w:eastAsia="Times New Roman" w:hAnsi="Courier New" w:cs="Courier New"/>
+          <w:kern w:val="0"/>
+          <w:sz w:val="20"/>
+          <w:szCs w:val="20"/>
+          <w14:ligatures w14:val="none"/>
+        </w:rPr>
+        <w:t>['A'..'Z']</w:t>
+      </w:r>
+      <w:r>
+        <w:rPr>
+          <w:rFonts w:ascii="Times New Roman" w:eastAsia="Times New Roman" w:hAnsi="Times New Roman" w:cs="Times New Roman"/>
+          <w:kern w:val="0"/>
+          <w14:ligatures w14:val="none"/>
+        </w:rPr>
+        <w:t xml:space="preserve"> và chữ thường </w:t>
+      </w:r>
+      <w:r>
+        <w:rPr>
+          <w:rFonts w:ascii="Courier New" w:eastAsia="Times New Roman" w:hAnsi="Courier New" w:cs="Courier New"/>
+          <w:kern w:val="0"/>
+          <w:sz w:val="20"/>
+          <w:szCs w:val="20"/>
+          <w14:ligatures w14:val="none"/>
+        </w:rPr>
+        <w:t>['a'..'z']</w:t>
+      </w:r>
+      <w:r>
+        <w:rPr>
+          <w:rFonts w:ascii="Times New Roman" w:eastAsia="Times New Roman" w:hAnsi="Times New Roman" w:cs="Times New Roman"/>
+          <w:kern w:val="0"/>
+          <w14:ligatures w14:val="none"/>
+        </w:rPr>
+        <w:t xml:space="preserve"> thì lập tức kết luận sai bằng cách trả về </w:t>
+      </w:r>
+      <w:r>
+        <w:rPr>
+          <w:rFonts w:ascii="Courier New" w:eastAsia="Times New Roman" w:hAnsi="Courier New" w:cs="Courier New"/>
+          <w:kern w:val="0"/>
+          <w:sz w:val="20"/>
+          <w:szCs w:val="20"/>
+          <w14:ligatures w14:val="none"/>
+        </w:rPr>
+        <w:t>0</w:t>
+      </w:r>
+      <w:r>
+        <w:rPr>
+          <w:rFonts w:ascii="Times New Roman" w:eastAsia="Times New Roman" w:hAnsi="Times New Roman" w:cs="Times New Roman"/>
+          <w:kern w:val="0"/>
+          <w14:ligatures w14:val="none"/>
+        </w:rPr>
+        <w:t>.</w:t>
+      </w:r>
+    </w:p>
+    <w:p>
+      <w:pPr>
+        <w:numPr>
+          <w:ilvl w:val="0"/>
+          <w:numId w:val="12"/>
+        </w:numPr>
+        <w:spacing w:before="100" w:beforeAutospacing="1" w:after="100" w:afterAutospacing="1" w:line="240" w:lineRule="auto"/>
+        <w:rPr>
+          <w:rFonts w:ascii="Times New Roman" w:eastAsia="Times New Roman" w:hAnsi="Times New Roman" w:cs="Times New Roman"/>
+          <w:kern w:val="0"/>
+          <w14:ligatures w14:val="none"/>
+        </w:rPr>
+      </w:pPr>
+      <w:r>
+        <w:rPr>
+          <w:rFonts w:ascii="Times New Roman" w:eastAsia="Times New Roman" w:hAnsi="Times New Roman" w:cs="Times New Roman"/>
+          <w:kern w:val="0"/>
+          <w14:ligatures w14:val="none"/>
+        </w:rPr>
+        <w:t xml:space="preserve">Tạo vòng lặp kiểm tra nhóm ký tự thứ hai từ vị trí chỉ số </w:t>
+      </w:r>
+      <w:r>
+        <w:rPr>
+          <w:rFonts w:ascii="Courier New" w:eastAsia="Times New Roman" w:hAnsi="Courier New" w:cs="Courier New"/>
+          <w:kern w:val="0"/>
+          <w:sz w:val="20"/>
+          <w:szCs w:val="20"/>
+          <w14:ligatures w14:val="none"/>
+        </w:rPr>
+        <w:t>i = 3</w:t>
+      </w:r>
+      <w:r>
+        <w:rPr>
+          <w:rFonts w:ascii="Times New Roman" w:eastAsia="Times New Roman" w:hAnsi="Times New Roman" w:cs="Times New Roman"/>
+          <w:kern w:val="0"/>
+          <w14:ligatures w14:val="none"/>
+        </w:rPr>
+        <w:t xml:space="preserve"> đến </w:t>
+      </w:r>
+      <w:r>
+        <w:rPr>
+          <w:rFonts w:ascii="Courier New" w:eastAsia="Times New Roman" w:hAnsi="Courier New" w:cs="Courier New"/>
+          <w:kern w:val="0"/>
+          <w:sz w:val="20"/>
+          <w:szCs w:val="20"/>
+          <w14:ligatures w14:val="none"/>
+        </w:rPr>
+        <w:t>i = 6</w:t>
+      </w:r>
+      <w:r>
+        <w:rPr>
+          <w:rFonts w:ascii="Times New Roman" w:eastAsia="Times New Roman" w:hAnsi="Times New Roman" w:cs="Times New Roman"/>
+          <w:kern w:val="0"/>
+          <w14:ligatures w14:val="none"/>
+        </w:rPr>
+        <w:t xml:space="preserve">. Kiểm tra nếu ký tự nằm ngoài phạm vi các chữ số từ </w:t>
+      </w:r>
+      <w:r>
+        <w:rPr>
+          <w:rFonts w:ascii="Courier New" w:eastAsia="Times New Roman" w:hAnsi="Courier New" w:cs="Courier New"/>
+          <w:kern w:val="0"/>
+          <w:sz w:val="20"/>
+          <w:szCs w:val="20"/>
+          <w14:ligatures w14:val="none"/>
+        </w:rPr>
+        <w:t>['0'..'9']</w:t>
+      </w:r>
+      <w:r>
+        <w:rPr>
+          <w:rFonts w:ascii="Times New Roman" w:eastAsia="Times New Roman" w:hAnsi="Times New Roman" w:cs="Times New Roman"/>
+          <w:kern w:val="0"/>
+          <w14:ligatures w14:val="none"/>
+        </w:rPr>
+        <w:t xml:space="preserve"> thì lập tức phản hồi vi phạm bằng việc trả về </w:t>
+      </w:r>
+      <w:r>
+        <w:rPr>
+          <w:rFonts w:ascii="Courier New" w:eastAsia="Times New Roman" w:hAnsi="Courier New" w:cs="Courier New"/>
+          <w:kern w:val="0"/>
+          <w:sz w:val="20"/>
+          <w:szCs w:val="20"/>
+          <w14:ligatures w14:val="none"/>
+        </w:rPr>
+        <w:t>0</w:t>
+      </w:r>
+      <w:r>
+        <w:rPr>
+          <w:rFonts w:ascii="Times New Roman" w:eastAsia="Times New Roman" w:hAnsi="Times New Roman" w:cs="Times New Roman"/>
+          <w:kern w:val="0"/>
+          <w14:ligatures w14:val="none"/>
+        </w:rPr>
+        <w:t>.</w:t>
+      </w:r>
+    </w:p>
+    <w:p>
+      <w:pPr>
+        <w:numPr>
+          <w:ilvl w:val="0"/>
+          <w:numId w:val="12"/>
+        </w:numPr>
+        <w:spacing w:before="100" w:beforeAutospacing="1" w:after="100" w:afterAutospacing="1" w:line="240" w:lineRule="auto"/>
+        <w:rPr>
+          <w:rFonts w:ascii="Times New Roman" w:eastAsia="Times New Roman" w:hAnsi="Times New Roman" w:cs="Times New Roman"/>
+          <w:kern w:val="0"/>
+          <w14:ligatures w14:val="none"/>
+        </w:rPr>
+      </w:pPr>
+      <w:r>
+        <w:rPr>
+          <w:rFonts w:ascii="Times New Roman" w:eastAsia="Times New Roman" w:hAnsi="Times New Roman" w:cs="Times New Roman"/>
+          <w:kern w:val="0"/>
+          <w14:ligatures w14:val="none"/>
+        </w:rPr>
+        <w:t xml:space="preserve">Trả về giá trị </w:t>
+      </w:r>
+      <w:r>
+        <w:rPr>
+          <w:rFonts w:ascii="Courier New" w:eastAsia="Times New Roman" w:hAnsi="Courier New" w:cs="Courier New"/>
+          <w:kern w:val="0"/>
+          <w:sz w:val="20"/>
+          <w:szCs w:val="20"/>
+          <w14:ligatures w14:val="none"/>
+        </w:rPr>
+        <w:t>1</w:t>
+      </w:r>
+      <w:r>
+        <w:rPr>
+          <w:rFonts w:ascii="Times New Roman" w:eastAsia="Times New Roman" w:hAnsi="Times New Roman" w:cs="Times New Roman"/>
+          <w:kern w:val="0"/>
+          <w14:ligatures w14:val="none"/>
+        </w:rPr>
+        <w:t xml:space="preserve"> ở cuối hàm nếu chuỗi vượt qua tất cả các lớp kiểm tra. Tại hàm </w:t>
+      </w:r>
+      <w:r>
+        <w:rPr>
+          <w:rFonts w:ascii="Courier New" w:eastAsia="Times New Roman" w:hAnsi="Courier New" w:cs="Courier New"/>
+          <w:kern w:val="0"/>
+          <w:sz w:val="20"/>
+          <w:szCs w:val="20"/>
+          <w14:ligatures w14:val="none"/>
+        </w:rPr>
+        <w:t>main()</w:t>
+      </w:r>
+      <w:r>
+        <w:rPr>
+          <w:rFonts w:ascii="Times New Roman" w:eastAsia="Times New Roman" w:hAnsi="Times New Roman" w:cs="Times New Roman"/>
+          <w:kern w:val="0"/>
+          <w14:ligatures w14:val="none"/>
+        </w:rPr>
+        <w:t>, nhập dữ liệu đầu vào, truyền mảng vào hàm kiểm định và xuất kết quả.</w:t>
+      </w:r>
+    </w:p>
+    <w:p>
+      <w:pPr>
+        <w:spacing w:before="100" w:beforeAutospacing="1" w:after="100" w:afterAutospacing="1" w:line="240" w:lineRule="auto"/>
+        <w:outlineLvl w:val="2"/>
+        <w:rPr>
+          <w:rFonts w:ascii="Times New Roman" w:eastAsia="Times New Roman" w:hAnsi="Times New Roman" w:cs="Times New Roman"/>
+          <w:b/>
+          <w:bCs/>
+          <w:kern w:val="0"/>
+          <w:sz w:val="27"/>
+          <w:szCs w:val="27"/>
+          <w14:ligatures w14:val="none"/>
+        </w:rPr>
+      </w:pPr>
+      <w:r>
+        <w:rPr>
+          <w:rFonts w:ascii="Times New Roman" w:eastAsia="Times New Roman" w:hAnsi="Times New Roman" w:cs="Times New Roman"/>
+          <w:b/>
+          <w:bCs/>
+          <w:kern w:val="0"/>
+          <w:sz w:val="27"/>
+          <w:szCs w:val="27"/>
+          <w14:ligatures w14:val="none"/>
+        </w:rPr>
+        <w:t>4. Kết quả &amp; Giải thích</w:t>
+      </w:r>
+    </w:p>
+    <w:p>
+      <w:r>
+        <w:lastRenderedPageBreak/>
+        <w:drawing>
+          <wp:inline distT="0" distB="0" distL="0" distR="0" wp14:anchorId="5D898D84" wp14:editId="76F0D65B">
+            <wp:extent cx="5943600" cy="4779010"/>
+            <wp:effectExtent l="0" t="0" r="0" b="2540"/>
+            <wp:docPr id="1509142801" name="Picture 1"/>
+            <wp:cNvGraphicFramePr>
+              <a:graphicFrameLocks xmlns:a="http://schemas.openxmlformats.org/drawingml/2006/main" noChangeAspect="1"/>
+            </wp:cNvGraphicFramePr>
+            <a:graphic xmlns:a="http://schemas.openxmlformats.org/drawingml/2006/main">
+              <a:graphicData uri="http://schemas.openxmlformats.org/drawingml/2006/picture">
+                <pic:pic xmlns:pic="http://schemas.openxmlformats.org/drawingml/2006/picture">
+                  <pic:nvPicPr>
+                    <pic:cNvPr id="1509142801" name=""/>
+                    <pic:cNvPicPr/>
+                  </pic:nvPicPr>
+                  <pic:blipFill>
+                    <a:blip r:embed="rId8"/>
+                    <a:stretch>
+                      <a:fillRect/>
+                    </a:stretch>
+                  </pic:blipFill>
+                  <pic:spPr>
+                    <a:xfrm>
+                      <a:off x="0" y="0"/>
+                      <a:ext cx="5943600" cy="4779010"/>
+                    </a:xfrm>
+                    <a:prstGeom prst="rect">
+                      <a:avLst/>
+                    </a:prstGeom>
+                  </pic:spPr>
+                </pic:pic>
+              </a:graphicData>
+            </a:graphic>
+          </wp:inline>
+        </w:drawing>
+      </w:r>
+    </w:p>
     <w:p/>
     <w:p/>
     <w:p/>
@@ -1315,6 +3674,714 @@
     <w:p/>
     <w:p/>
     <w:p/>
+    <w:p>
+      <w:pPr>
+        <w:spacing w:before="100" w:beforeAutospacing="1" w:after="100" w:afterAutospacing="1" w:line="240" w:lineRule="auto"/>
+        <w:outlineLvl w:val="1"/>
+        <w:rPr>
+          <w:rFonts w:ascii="Times New Roman" w:eastAsia="Times New Roman" w:hAnsi="Times New Roman" w:cs="Times New Roman"/>
+          <w:b/>
+          <w:bCs/>
+          <w:kern w:val="0"/>
+          <w:sz w:val="36"/>
+          <w:szCs w:val="36"/>
+          <w14:ligatures w14:val="none"/>
+        </w:rPr>
+      </w:pPr>
+      <w:r>
+        <w:rPr>
+          <w:rFonts w:ascii="Times New Roman" w:eastAsia="Times New Roman" w:hAnsi="Times New Roman" w:cs="Times New Roman"/>
+          <w:b/>
+          <w:bCs/>
+          <w:kern w:val="0"/>
+          <w:sz w:val="36"/>
+          <w:szCs w:val="36"/>
+          <w14:ligatures w14:val="none"/>
+        </w:rPr>
+        <w:lastRenderedPageBreak/>
+        <w:t>BÁO CÁO BÀI THỰC HÀNH 5: MÔ PHỎNG HÀM SAO CHÉP CHUỖI STRCPY</w:t>
+      </w:r>
+    </w:p>
+    <w:p>
+      <w:pPr>
+        <w:spacing w:before="100" w:beforeAutospacing="1" w:after="100" w:afterAutospacing="1" w:line="240" w:lineRule="auto"/>
+        <w:outlineLvl w:val="2"/>
+        <w:rPr>
+          <w:rFonts w:ascii="Times New Roman" w:eastAsia="Times New Roman" w:hAnsi="Times New Roman" w:cs="Times New Roman"/>
+          <w:b/>
+          <w:bCs/>
+          <w:kern w:val="0"/>
+          <w:sz w:val="27"/>
+          <w:szCs w:val="27"/>
+          <w14:ligatures w14:val="none"/>
+        </w:rPr>
+      </w:pPr>
+      <w:r>
+        <w:rPr>
+          <w:rFonts w:ascii="Times New Roman" w:eastAsia="Times New Roman" w:hAnsi="Times New Roman" w:cs="Times New Roman"/>
+          <w:b/>
+          <w:bCs/>
+          <w:kern w:val="0"/>
+          <w:sz w:val="27"/>
+          <w:szCs w:val="27"/>
+          <w14:ligatures w14:val="none"/>
+        </w:rPr>
+        <w:t>1. Yêu cầu đề bài</w:t>
+      </w:r>
+    </w:p>
+    <w:p>
+      <w:pPr>
+        <w:numPr>
+          <w:ilvl w:val="0"/>
+          <w:numId w:val="13"/>
+        </w:numPr>
+        <w:spacing w:before="100" w:beforeAutospacing="1" w:after="100" w:afterAutospacing="1" w:line="240" w:lineRule="auto"/>
+        <w:rPr>
+          <w:rFonts w:ascii="Times New Roman" w:eastAsia="Times New Roman" w:hAnsi="Times New Roman" w:cs="Times New Roman"/>
+          <w:kern w:val="0"/>
+          <w14:ligatures w14:val="none"/>
+        </w:rPr>
+      </w:pPr>
+      <w:r>
+        <w:rPr>
+          <w:rFonts w:ascii="Times New Roman" w:eastAsia="Times New Roman" w:hAnsi="Times New Roman" w:cs="Times New Roman"/>
+          <w:kern w:val="0"/>
+          <w14:ligatures w14:val="none"/>
+        </w:rPr>
+        <w:t xml:space="preserve">Viết hàm tự thiết kế bằng ngôn ngữ C mang tên </w:t>
+      </w:r>
+      <w:r>
+        <w:rPr>
+          <w:rFonts w:ascii="Courier New" w:eastAsia="Times New Roman" w:hAnsi="Courier New" w:cs="Courier New"/>
+          <w:kern w:val="0"/>
+          <w:sz w:val="20"/>
+          <w:szCs w:val="20"/>
+          <w14:ligatures w14:val="none"/>
+        </w:rPr>
+        <w:t>my_strcpy</w:t>
+      </w:r>
+      <w:r>
+        <w:rPr>
+          <w:rFonts w:ascii="Times New Roman" w:eastAsia="Times New Roman" w:hAnsi="Times New Roman" w:cs="Times New Roman"/>
+          <w:kern w:val="0"/>
+          <w14:ligatures w14:val="none"/>
+        </w:rPr>
+        <w:t xml:space="preserve"> để tái cấu trúc lại cơ chế hoạt động bản chất của hàm sao chép bộ nhớ chuỗi tiêu chuẩn </w:t>
+      </w:r>
+      <w:r>
+        <w:rPr>
+          <w:rFonts w:ascii="Courier New" w:eastAsia="Times New Roman" w:hAnsi="Courier New" w:cs="Courier New"/>
+          <w:kern w:val="0"/>
+          <w:sz w:val="20"/>
+          <w:szCs w:val="20"/>
+          <w14:ligatures w14:val="none"/>
+        </w:rPr>
+        <w:t>strcpy()</w:t>
+      </w:r>
+      <w:r>
+        <w:rPr>
+          <w:rFonts w:ascii="Times New Roman" w:eastAsia="Times New Roman" w:hAnsi="Times New Roman" w:cs="Times New Roman"/>
+          <w:kern w:val="0"/>
+          <w14:ligatures w14:val="none"/>
+        </w:rPr>
+        <w:t xml:space="preserve"> thuộc thư viện hệ thống.</w:t>
+      </w:r>
+    </w:p>
+    <w:p>
+      <w:pPr>
+        <w:numPr>
+          <w:ilvl w:val="0"/>
+          <w:numId w:val="13"/>
+        </w:numPr>
+        <w:spacing w:before="100" w:beforeAutospacing="1" w:after="100" w:afterAutospacing="1" w:line="240" w:lineRule="auto"/>
+        <w:rPr>
+          <w:rFonts w:ascii="Times New Roman" w:eastAsia="Times New Roman" w:hAnsi="Times New Roman" w:cs="Times New Roman"/>
+          <w:kern w:val="0"/>
+          <w14:ligatures w14:val="none"/>
+        </w:rPr>
+      </w:pPr>
+      <w:r>
+        <w:rPr>
+          <w:rFonts w:ascii="Times New Roman" w:eastAsia="Times New Roman" w:hAnsi="Times New Roman" w:cs="Times New Roman"/>
+          <w:kern w:val="0"/>
+          <w14:ligatures w14:val="none"/>
+        </w:rPr>
+        <w:t>Sử dụng giải thuật thao tác trực tiếp trên các biến con trỏ dữ liệu kiểu ký tự để di chuyển thông tin từ phân vùng bộ nhớ của chuỗi nguồn (</w:t>
+      </w:r>
+      <w:r>
+        <w:rPr>
+          <w:rFonts w:ascii="Courier New" w:eastAsia="Times New Roman" w:hAnsi="Courier New" w:cs="Courier New"/>
+          <w:kern w:val="0"/>
+          <w:sz w:val="20"/>
+          <w:szCs w:val="20"/>
+          <w14:ligatures w14:val="none"/>
+        </w:rPr>
+        <w:t>source</w:t>
+      </w:r>
+      <w:r>
+        <w:rPr>
+          <w:rFonts w:ascii="Times New Roman" w:eastAsia="Times New Roman" w:hAnsi="Times New Roman" w:cs="Times New Roman"/>
+          <w:kern w:val="0"/>
+          <w14:ligatures w14:val="none"/>
+        </w:rPr>
+        <w:t>) sang phân vùng bộ nhớ của chuỗi đích (</w:t>
+      </w:r>
+      <w:r>
+        <w:rPr>
+          <w:rFonts w:ascii="Courier New" w:eastAsia="Times New Roman" w:hAnsi="Courier New" w:cs="Courier New"/>
+          <w:kern w:val="0"/>
+          <w:sz w:val="20"/>
+          <w:szCs w:val="20"/>
+          <w14:ligatures w14:val="none"/>
+        </w:rPr>
+        <w:t>destination</w:t>
+      </w:r>
+      <w:r>
+        <w:rPr>
+          <w:rFonts w:ascii="Times New Roman" w:eastAsia="Times New Roman" w:hAnsi="Times New Roman" w:cs="Times New Roman"/>
+          <w:kern w:val="0"/>
+          <w14:ligatures w14:val="none"/>
+        </w:rPr>
+        <w:t>).</w:t>
+      </w:r>
+    </w:p>
+    <w:p>
+      <w:pPr>
+        <w:numPr>
+          <w:ilvl w:val="0"/>
+          <w:numId w:val="13"/>
+        </w:numPr>
+        <w:spacing w:before="100" w:beforeAutospacing="1" w:after="100" w:afterAutospacing="1" w:line="240" w:lineRule="auto"/>
+        <w:rPr>
+          <w:rFonts w:ascii="Times New Roman" w:eastAsia="Times New Roman" w:hAnsi="Times New Roman" w:cs="Times New Roman"/>
+          <w:kern w:val="0"/>
+          <w14:ligatures w14:val="none"/>
+        </w:rPr>
+      </w:pPr>
+      <w:r>
+        <w:rPr>
+          <w:rFonts w:ascii="Times New Roman" w:eastAsia="Times New Roman" w:hAnsi="Times New Roman" w:cs="Times New Roman"/>
+          <w:kern w:val="0"/>
+          <w14:ligatures w14:val="none"/>
+        </w:rPr>
+        <w:t>Đảm bảo chuỗi đích sau khi hoàn thành sao chép phải có ký tự đánh dấu kết thúc dòng và trả về địa chỉ đầu tiên của chuỗi đích để tích hợp trong các câu lệnh xuất.</w:t>
+      </w:r>
+    </w:p>
+    <w:p>
+      <w:pPr>
+        <w:spacing w:before="100" w:beforeAutospacing="1" w:after="100" w:afterAutospacing="1" w:line="240" w:lineRule="auto"/>
+        <w:outlineLvl w:val="2"/>
+        <w:rPr>
+          <w:rFonts w:ascii="Times New Roman" w:eastAsia="Times New Roman" w:hAnsi="Times New Roman" w:cs="Times New Roman"/>
+          <w:b/>
+          <w:bCs/>
+          <w:kern w:val="0"/>
+          <w:sz w:val="27"/>
+          <w:szCs w:val="27"/>
+          <w14:ligatures w14:val="none"/>
+        </w:rPr>
+      </w:pPr>
+      <w:r>
+        <w:rPr>
+          <w:rFonts w:ascii="Times New Roman" w:eastAsia="Times New Roman" w:hAnsi="Times New Roman" w:cs="Times New Roman"/>
+          <w:b/>
+          <w:bCs/>
+          <w:kern w:val="0"/>
+          <w:sz w:val="27"/>
+          <w:szCs w:val="27"/>
+          <w14:ligatures w14:val="none"/>
+        </w:rPr>
+        <w:t>2. Dữ liệu vào/ra</w:t>
+      </w:r>
+    </w:p>
+    <w:p>
+      <w:pPr>
+        <w:numPr>
+          <w:ilvl w:val="0"/>
+          <w:numId w:val="14"/>
+        </w:numPr>
+        <w:spacing w:before="100" w:beforeAutospacing="1" w:after="100" w:afterAutospacing="1" w:line="240" w:lineRule="auto"/>
+        <w:rPr>
+          <w:rFonts w:ascii="Times New Roman" w:eastAsia="Times New Roman" w:hAnsi="Times New Roman" w:cs="Times New Roman"/>
+          <w:kern w:val="0"/>
+          <w14:ligatures w14:val="none"/>
+        </w:rPr>
+      </w:pPr>
+      <w:r>
+        <w:rPr>
+          <w:rFonts w:ascii="Times New Roman" w:eastAsia="Times New Roman" w:hAnsi="Times New Roman" w:cs="Times New Roman"/>
+          <w:b/>
+          <w:bCs/>
+          <w:kern w:val="0"/>
+          <w14:ligatures w14:val="none"/>
+        </w:rPr>
+        <w:t>Vào (Input):</w:t>
+      </w:r>
+      <w:r>
+        <w:rPr>
+          <w:rFonts w:ascii="Times New Roman" w:eastAsia="Times New Roman" w:hAnsi="Times New Roman" w:cs="Times New Roman"/>
+          <w:kern w:val="0"/>
+          <w14:ligatures w14:val="none"/>
+        </w:rPr>
+        <w:t xml:space="preserve"> Một chuỗi ký tự nguồn đã được khởi tạo dữ liệu nội dung tĩnh trong bộ nhớ máy tính: </w:t>
+      </w:r>
+      <w:r>
+        <w:rPr>
+          <w:rFonts w:ascii="Courier New" w:eastAsia="Times New Roman" w:hAnsi="Courier New" w:cs="Courier New"/>
+          <w:kern w:val="0"/>
+          <w:sz w:val="20"/>
+          <w:szCs w:val="20"/>
+          <w14:ligatures w14:val="none"/>
+        </w:rPr>
+        <w:t>src = "Hello"</w:t>
+      </w:r>
+      <w:r>
+        <w:rPr>
+          <w:rFonts w:ascii="Times New Roman" w:eastAsia="Times New Roman" w:hAnsi="Times New Roman" w:cs="Times New Roman"/>
+          <w:kern w:val="0"/>
+          <w14:ligatures w14:val="none"/>
+        </w:rPr>
+        <w:t xml:space="preserve">, cùng một mảng ký tự nhận dữ liệu rỗng có kích thước an toàn: </w:t>
+      </w:r>
+      <w:r>
+        <w:rPr>
+          <w:rFonts w:ascii="Courier New" w:eastAsia="Times New Roman" w:hAnsi="Courier New" w:cs="Courier New"/>
+          <w:kern w:val="0"/>
+          <w:sz w:val="20"/>
+          <w:szCs w:val="20"/>
+          <w14:ligatures w14:val="none"/>
+        </w:rPr>
+        <w:t>dest[50]</w:t>
+      </w:r>
+      <w:r>
+        <w:rPr>
+          <w:rFonts w:ascii="Times New Roman" w:eastAsia="Times New Roman" w:hAnsi="Times New Roman" w:cs="Times New Roman"/>
+          <w:kern w:val="0"/>
+          <w14:ligatures w14:val="none"/>
+        </w:rPr>
+        <w:t>.</w:t>
+      </w:r>
+    </w:p>
+    <w:p>
+      <w:pPr>
+        <w:numPr>
+          <w:ilvl w:val="0"/>
+          <w:numId w:val="14"/>
+        </w:numPr>
+        <w:spacing w:before="100" w:beforeAutospacing="1" w:after="100" w:afterAutospacing="1" w:line="240" w:lineRule="auto"/>
+        <w:rPr>
+          <w:rFonts w:ascii="Times New Roman" w:eastAsia="Times New Roman" w:hAnsi="Times New Roman" w:cs="Times New Roman"/>
+          <w:kern w:val="0"/>
+          <w14:ligatures w14:val="none"/>
+        </w:rPr>
+      </w:pPr>
+      <w:r>
+        <w:rPr>
+          <w:rFonts w:ascii="Times New Roman" w:eastAsia="Times New Roman" w:hAnsi="Times New Roman" w:cs="Times New Roman"/>
+          <w:b/>
+          <w:bCs/>
+          <w:kern w:val="0"/>
+          <w14:ligatures w14:val="none"/>
+        </w:rPr>
+        <w:t>Ra (Output):</w:t>
+      </w:r>
+      <w:r>
+        <w:rPr>
+          <w:rFonts w:ascii="Times New Roman" w:eastAsia="Times New Roman" w:hAnsi="Times New Roman" w:cs="Times New Roman"/>
+          <w:kern w:val="0"/>
+          <w14:ligatures w14:val="none"/>
+        </w:rPr>
+        <w:t xml:space="preserve"> Dữ liệu của mảng nhận sau quá trình dịch chuyển con trỏ hiển thị chuỗi thông tin sao chép nguyên bản: </w:t>
+      </w:r>
+      <w:r>
+        <w:rPr>
+          <w:rFonts w:ascii="Courier New" w:eastAsia="Times New Roman" w:hAnsi="Courier New" w:cs="Courier New"/>
+          <w:kern w:val="0"/>
+          <w:sz w:val="20"/>
+          <w:szCs w:val="20"/>
+          <w14:ligatures w14:val="none"/>
+        </w:rPr>
+        <w:t>"Hello"</w:t>
+      </w:r>
+      <w:r>
+        <w:rPr>
+          <w:rFonts w:ascii="Times New Roman" w:eastAsia="Times New Roman" w:hAnsi="Times New Roman" w:cs="Times New Roman"/>
+          <w:kern w:val="0"/>
+          <w14:ligatures w14:val="none"/>
+        </w:rPr>
+        <w:t>.</w:t>
+      </w:r>
+    </w:p>
+    <w:p>
+      <w:pPr>
+        <w:spacing w:before="100" w:beforeAutospacing="1" w:after="100" w:afterAutospacing="1" w:line="240" w:lineRule="auto"/>
+        <w:outlineLvl w:val="2"/>
+        <w:rPr>
+          <w:rFonts w:ascii="Times New Roman" w:eastAsia="Times New Roman" w:hAnsi="Times New Roman" w:cs="Times New Roman"/>
+          <w:b/>
+          <w:bCs/>
+          <w:kern w:val="0"/>
+          <w:sz w:val="27"/>
+          <w:szCs w:val="27"/>
+          <w14:ligatures w14:val="none"/>
+        </w:rPr>
+      </w:pPr>
+      <w:r>
+        <w:rPr>
+          <w:rFonts w:ascii="Times New Roman" w:eastAsia="Times New Roman" w:hAnsi="Times New Roman" w:cs="Times New Roman"/>
+          <w:b/>
+          <w:bCs/>
+          <w:kern w:val="0"/>
+          <w:sz w:val="27"/>
+          <w:szCs w:val="27"/>
+          <w14:ligatures w14:val="none"/>
+        </w:rPr>
+        <w:t>3. Các bước thực hiện</w:t>
+      </w:r>
+    </w:p>
+    <w:p>
+      <w:pPr>
+        <w:numPr>
+          <w:ilvl w:val="0"/>
+          <w:numId w:val="15"/>
+        </w:numPr>
+        <w:spacing w:before="100" w:beforeAutospacing="1" w:after="100" w:afterAutospacing="1" w:line="240" w:lineRule="auto"/>
+        <w:rPr>
+          <w:rFonts w:ascii="Times New Roman" w:eastAsia="Times New Roman" w:hAnsi="Times New Roman" w:cs="Times New Roman"/>
+          <w:kern w:val="0"/>
+          <w14:ligatures w14:val="none"/>
+        </w:rPr>
+      </w:pPr>
+      <w:r>
+        <w:rPr>
+          <w:rFonts w:ascii="Times New Roman" w:eastAsia="Times New Roman" w:hAnsi="Times New Roman" w:cs="Times New Roman"/>
+          <w:kern w:val="0"/>
+          <w14:ligatures w14:val="none"/>
+        </w:rPr>
+        <w:t xml:space="preserve">Định nghĩa cấu trúc hàm trả về con trỏ ký tự: </w:t>
+      </w:r>
+      <w:r>
+        <w:rPr>
+          <w:rFonts w:ascii="Courier New" w:eastAsia="Times New Roman" w:hAnsi="Courier New" w:cs="Courier New"/>
+          <w:kern w:val="0"/>
+          <w:sz w:val="20"/>
+          <w:szCs w:val="20"/>
+          <w14:ligatures w14:val="none"/>
+        </w:rPr>
+        <w:t>char* my_strcpy(char *destination, const char *source);</w:t>
+      </w:r>
+      <w:r>
+        <w:rPr>
+          <w:rFonts w:ascii="Times New Roman" w:eastAsia="Times New Roman" w:hAnsi="Times New Roman" w:cs="Times New Roman"/>
+          <w:kern w:val="0"/>
+          <w14:ligatures w14:val="none"/>
+        </w:rPr>
+        <w:t xml:space="preserve">. Việc sử dụng từ khóa chỉ định </w:t>
+      </w:r>
+      <w:r>
+        <w:rPr>
+          <w:rFonts w:ascii="Courier New" w:eastAsia="Times New Roman" w:hAnsi="Courier New" w:cs="Courier New"/>
+          <w:kern w:val="0"/>
+          <w:sz w:val="20"/>
+          <w:szCs w:val="20"/>
+          <w14:ligatures w14:val="none"/>
+        </w:rPr>
+        <w:t>const</w:t>
+      </w:r>
+      <w:r>
+        <w:rPr>
+          <w:rFonts w:ascii="Times New Roman" w:eastAsia="Times New Roman" w:hAnsi="Times New Roman" w:cs="Times New Roman"/>
+          <w:kern w:val="0"/>
+          <w14:ligatures w14:val="none"/>
+        </w:rPr>
+        <w:t xml:space="preserve"> đối với biến con trỏ nguồn nhằm bảo vệ, tránh cho chuỗi dữ liệu gốc bị thay đổi ngoài ý muốn trong quá trình sao chép.</w:t>
+      </w:r>
+    </w:p>
+    <w:p>
+      <w:pPr>
+        <w:numPr>
+          <w:ilvl w:val="0"/>
+          <w:numId w:val="15"/>
+        </w:numPr>
+        <w:spacing w:before="100" w:beforeAutospacing="1" w:after="100" w:afterAutospacing="1" w:line="240" w:lineRule="auto"/>
+        <w:rPr>
+          <w:rFonts w:ascii="Times New Roman" w:eastAsia="Times New Roman" w:hAnsi="Times New Roman" w:cs="Times New Roman"/>
+          <w:kern w:val="0"/>
+          <w14:ligatures w14:val="none"/>
+        </w:rPr>
+      </w:pPr>
+      <w:r>
+        <w:rPr>
+          <w:rFonts w:ascii="Times New Roman" w:eastAsia="Times New Roman" w:hAnsi="Times New Roman" w:cs="Times New Roman"/>
+          <w:kern w:val="0"/>
+          <w14:ligatures w14:val="none"/>
+        </w:rPr>
+        <w:t xml:space="preserve">Tạo một biến con trỏ ký tự phụ </w:t>
+      </w:r>
+      <w:r>
+        <w:rPr>
+          <w:rFonts w:ascii="Courier New" w:eastAsia="Times New Roman" w:hAnsi="Courier New" w:cs="Courier New"/>
+          <w:kern w:val="0"/>
+          <w:sz w:val="20"/>
+          <w:szCs w:val="20"/>
+          <w14:ligatures w14:val="none"/>
+        </w:rPr>
+        <w:t>char *p = destination;</w:t>
+      </w:r>
+      <w:r>
+        <w:rPr>
+          <w:rFonts w:ascii="Times New Roman" w:eastAsia="Times New Roman" w:hAnsi="Times New Roman" w:cs="Times New Roman"/>
+          <w:kern w:val="0"/>
+          <w14:ligatures w14:val="none"/>
+        </w:rPr>
+        <w:t xml:space="preserve"> để sao lưu và giữ lại vị trí địa chỉ ô nhớ ban đầu của chuỗi đích.</w:t>
+      </w:r>
+    </w:p>
+    <w:p>
+      <w:pPr>
+        <w:numPr>
+          <w:ilvl w:val="0"/>
+          <w:numId w:val="15"/>
+        </w:numPr>
+        <w:spacing w:before="100" w:beforeAutospacing="1" w:after="100" w:afterAutospacing="1" w:line="240" w:lineRule="auto"/>
+        <w:rPr>
+          <w:rFonts w:ascii="Times New Roman" w:eastAsia="Times New Roman" w:hAnsi="Times New Roman" w:cs="Times New Roman"/>
+          <w:kern w:val="0"/>
+          <w14:ligatures w14:val="none"/>
+        </w:rPr>
+      </w:pPr>
+      <w:r>
+        <w:rPr>
+          <w:rFonts w:ascii="Times New Roman" w:eastAsia="Times New Roman" w:hAnsi="Times New Roman" w:cs="Times New Roman"/>
+          <w:kern w:val="0"/>
+          <w14:ligatures w14:val="none"/>
+        </w:rPr>
+        <w:t xml:space="preserve">Sử dụng cấu trúc vòng lặp </w:t>
+      </w:r>
+      <w:r>
+        <w:rPr>
+          <w:rFonts w:ascii="Courier New" w:eastAsia="Times New Roman" w:hAnsi="Courier New" w:cs="Courier New"/>
+          <w:kern w:val="0"/>
+          <w:sz w:val="20"/>
+          <w:szCs w:val="20"/>
+          <w14:ligatures w14:val="none"/>
+        </w:rPr>
+        <w:t>while (*source != '\0')</w:t>
+      </w:r>
+      <w:r>
+        <w:rPr>
+          <w:rFonts w:ascii="Times New Roman" w:eastAsia="Times New Roman" w:hAnsi="Times New Roman" w:cs="Times New Roman"/>
+          <w:kern w:val="0"/>
+          <w14:ligatures w14:val="none"/>
+        </w:rPr>
+        <w:t xml:space="preserve"> nhằm liên tục kiểm tra xem giá trị tại ô nhớ hiện tại mà con trỏ nguồn đang quản lý đã đạt đến điểm cuối của chuỗi hay chưa.</w:t>
+      </w:r>
+    </w:p>
+    <w:p>
+      <w:pPr>
+        <w:numPr>
+          <w:ilvl w:val="0"/>
+          <w:numId w:val="15"/>
+        </w:numPr>
+        <w:spacing w:before="100" w:beforeAutospacing="1" w:after="100" w:afterAutospacing="1" w:line="240" w:lineRule="auto"/>
+        <w:rPr>
+          <w:rFonts w:ascii="Times New Roman" w:eastAsia="Times New Roman" w:hAnsi="Times New Roman" w:cs="Times New Roman"/>
+          <w:kern w:val="0"/>
+          <w14:ligatures w14:val="none"/>
+        </w:rPr>
+      </w:pPr>
+      <w:r>
+        <w:rPr>
+          <w:rFonts w:ascii="Times New Roman" w:eastAsia="Times New Roman" w:hAnsi="Times New Roman" w:cs="Times New Roman"/>
+          <w:kern w:val="0"/>
+          <w14:ligatures w14:val="none"/>
+        </w:rPr>
+        <w:t xml:space="preserve">Trong thân vòng lặp, áp dụng câu lệnh gán gián tiếp giá trị ô nhớ: </w:t>
+      </w:r>
+      <w:r>
+        <w:rPr>
+          <w:rFonts w:ascii="Courier New" w:eastAsia="Times New Roman" w:hAnsi="Courier New" w:cs="Courier New"/>
+          <w:kern w:val="0"/>
+          <w:sz w:val="20"/>
+          <w:szCs w:val="20"/>
+          <w14:ligatures w14:val="none"/>
+        </w:rPr>
+        <w:t>*destination = *source;</w:t>
+      </w:r>
+      <w:r>
+        <w:rPr>
+          <w:rFonts w:ascii="Times New Roman" w:eastAsia="Times New Roman" w:hAnsi="Times New Roman" w:cs="Times New Roman"/>
+          <w:kern w:val="0"/>
+          <w14:ligatures w14:val="none"/>
+        </w:rPr>
+        <w:t xml:space="preserve"> để chép ký tự. Sau đó thực hiện dịch chuyển cả hai con trỏ tiến về phía trước một ô nhớ kế tiếp bằng lệnh </w:t>
+      </w:r>
+      <w:r>
+        <w:rPr>
+          <w:rFonts w:ascii="Courier New" w:eastAsia="Times New Roman" w:hAnsi="Courier New" w:cs="Courier New"/>
+          <w:kern w:val="0"/>
+          <w:sz w:val="20"/>
+          <w:szCs w:val="20"/>
+          <w14:ligatures w14:val="none"/>
+        </w:rPr>
+        <w:t>destination++; source++;</w:t>
+      </w:r>
+      <w:r>
+        <w:rPr>
+          <w:rFonts w:ascii="Times New Roman" w:eastAsia="Times New Roman" w:hAnsi="Times New Roman" w:cs="Times New Roman"/>
+          <w:kern w:val="0"/>
+          <w14:ligatures w14:val="none"/>
+        </w:rPr>
+        <w:t>.</w:t>
+      </w:r>
+    </w:p>
+    <w:p>
+      <w:pPr>
+        <w:numPr>
+          <w:ilvl w:val="0"/>
+          <w:numId w:val="15"/>
+        </w:numPr>
+        <w:spacing w:before="100" w:beforeAutospacing="1" w:after="100" w:afterAutospacing="1" w:line="240" w:lineRule="auto"/>
+        <w:rPr>
+          <w:rFonts w:ascii="Times New Roman" w:eastAsia="Times New Roman" w:hAnsi="Times New Roman" w:cs="Times New Roman"/>
+          <w:kern w:val="0"/>
+          <w14:ligatures w14:val="none"/>
+        </w:rPr>
+      </w:pPr>
+      <w:r>
+        <w:rPr>
+          <w:rFonts w:ascii="Times New Roman" w:eastAsia="Times New Roman" w:hAnsi="Times New Roman" w:cs="Times New Roman"/>
+          <w:kern w:val="0"/>
+          <w14:ligatures w14:val="none"/>
+        </w:rPr>
+        <w:t xml:space="preserve">Khi kết thúc lặp, tiến hành đặt tường minh ký tự báo tử chuỗi vào ô nhớ hiện hành của chuỗi nhận bằng câu lệnh gán: </w:t>
+      </w:r>
+      <w:r>
+        <w:rPr>
+          <w:rFonts w:ascii="Courier New" w:eastAsia="Times New Roman" w:hAnsi="Courier New" w:cs="Courier New"/>
+          <w:kern w:val="0"/>
+          <w:sz w:val="20"/>
+          <w:szCs w:val="20"/>
+          <w14:ligatures w14:val="none"/>
+        </w:rPr>
+        <w:t>*destination = '\0';</w:t>
+      </w:r>
+      <w:r>
+        <w:rPr>
+          <w:rFonts w:ascii="Times New Roman" w:eastAsia="Times New Roman" w:hAnsi="Times New Roman" w:cs="Times New Roman"/>
+          <w:kern w:val="0"/>
+          <w14:ligatures w14:val="none"/>
+        </w:rPr>
+        <w:t>.</w:t>
+      </w:r>
+    </w:p>
+    <w:p>
+      <w:pPr>
+        <w:numPr>
+          <w:ilvl w:val="0"/>
+          <w:numId w:val="15"/>
+        </w:numPr>
+        <w:spacing w:before="100" w:beforeAutospacing="1" w:after="100" w:afterAutospacing="1" w:line="240" w:lineRule="auto"/>
+        <w:rPr>
+          <w:rFonts w:ascii="Times New Roman" w:eastAsia="Times New Roman" w:hAnsi="Times New Roman" w:cs="Times New Roman"/>
+          <w:kern w:val="0"/>
+          <w14:ligatures w14:val="none"/>
+        </w:rPr>
+      </w:pPr>
+      <w:r>
+        <w:rPr>
+          <w:rFonts w:ascii="Times New Roman" w:eastAsia="Times New Roman" w:hAnsi="Times New Roman" w:cs="Times New Roman"/>
+          <w:kern w:val="0"/>
+          <w14:ligatures w14:val="none"/>
+        </w:rPr>
+        <w:t xml:space="preserve">Hoàn trả địa chỉ con trỏ lưu trữ ban đầu </w:t>
+      </w:r>
+      <w:r>
+        <w:rPr>
+          <w:rFonts w:ascii="Courier New" w:eastAsia="Times New Roman" w:hAnsi="Courier New" w:cs="Courier New"/>
+          <w:kern w:val="0"/>
+          <w:sz w:val="20"/>
+          <w:szCs w:val="20"/>
+          <w14:ligatures w14:val="none"/>
+        </w:rPr>
+        <w:t>p</w:t>
+      </w:r>
+      <w:r>
+        <w:rPr>
+          <w:rFonts w:ascii="Times New Roman" w:eastAsia="Times New Roman" w:hAnsi="Times New Roman" w:cs="Times New Roman"/>
+          <w:kern w:val="0"/>
+          <w14:ligatures w14:val="none"/>
+        </w:rPr>
+        <w:t xml:space="preserve"> về cho hàm gọi để kết xuất văn bản chuỗi đích ra màn hình nền thông qua hàm in chuẩn.</w:t>
+      </w:r>
+    </w:p>
+    <w:p>
+      <w:pPr>
+        <w:spacing w:before="100" w:beforeAutospacing="1" w:after="100" w:afterAutospacing="1" w:line="240" w:lineRule="auto"/>
+        <w:outlineLvl w:val="2"/>
+        <w:rPr>
+          <w:rFonts w:ascii="Times New Roman" w:eastAsia="Times New Roman" w:hAnsi="Times New Roman" w:cs="Times New Roman"/>
+          <w:b/>
+          <w:bCs/>
+          <w:kern w:val="0"/>
+          <w:sz w:val="27"/>
+          <w:szCs w:val="27"/>
+          <w14:ligatures w14:val="none"/>
+        </w:rPr>
+      </w:pPr>
+      <w:r>
+        <w:rPr>
+          <w:rFonts w:ascii="Times New Roman" w:eastAsia="Times New Roman" w:hAnsi="Times New Roman" w:cs="Times New Roman"/>
+          <w:b/>
+          <w:bCs/>
+          <w:kern w:val="0"/>
+          <w:sz w:val="27"/>
+          <w:szCs w:val="27"/>
+          <w14:ligatures w14:val="none"/>
+        </w:rPr>
+        <w:t>4. Kết quả &amp; Giải thích</w:t>
+      </w:r>
+    </w:p>
+    <w:p>
+      <w:r>
+        <w:lastRenderedPageBreak/>
+        <w:drawing>
+          <wp:inline distT="0" distB="0" distL="0" distR="0" wp14:anchorId="64CFC034" wp14:editId="574CFEB1">
+            <wp:extent cx="5943600" cy="5415280"/>
+            <wp:effectExtent l="0" t="0" r="0" b="0"/>
+            <wp:docPr id="1692260235" name="Picture 1"/>
+            <wp:cNvGraphicFramePr>
+              <a:graphicFrameLocks xmlns:a="http://schemas.openxmlformats.org/drawingml/2006/main" noChangeAspect="1"/>
+            </wp:cNvGraphicFramePr>
+            <a:graphic xmlns:a="http://schemas.openxmlformats.org/drawingml/2006/main">
+              <a:graphicData uri="http://schemas.openxmlformats.org/drawingml/2006/picture">
+                <pic:pic xmlns:pic="http://schemas.openxmlformats.org/drawingml/2006/picture">
+                  <pic:nvPicPr>
+                    <pic:cNvPr id="1692260235" name=""/>
+                    <pic:cNvPicPr/>
+                  </pic:nvPicPr>
+                  <pic:blipFill>
+                    <a:blip r:embed="rId9"/>
+                    <a:stretch>
+                      <a:fillRect/>
+                    </a:stretch>
+                  </pic:blipFill>
+                  <pic:spPr>
+                    <a:xfrm>
+                      <a:off x="0" y="0"/>
+                      <a:ext cx="5943600" cy="5415280"/>
+                    </a:xfrm>
+                    <a:prstGeom prst="rect">
+                      <a:avLst/>
+                    </a:prstGeom>
+                  </pic:spPr>
+                </pic:pic>
+              </a:graphicData>
+            </a:graphic>
+          </wp:inline>
+        </w:drawing>
+      </w:r>
+    </w:p>
     <w:p/>
     <w:p/>
     <w:p/>
@@ -1323,29 +4390,29 @@
     <w:p>
       <w:pPr>
         <w:spacing w:before="100" w:beforeAutospacing="1" w:after="100" w:afterAutospacing="1" w:line="240" w:lineRule="auto"/>
-        <w:outlineLvl w:val="1"/>
-        <w:rPr>
-          <w:rFonts w:ascii="Times New Roman" w:eastAsia="Times New Roman" w:hAnsi="Times New Roman" w:cs="Times New Roman"/>
-          <w:b/>
-          <w:bCs/>
-          <w:kern w:val="0"/>
-          <w:sz w:val="36"/>
-          <w:szCs w:val="36"/>
-          <w14:ligatures w14:val="none"/>
-        </w:rPr>
-      </w:pPr>
-      <w:r>
-        <w:rPr>
-          <w:rFonts w:ascii="Times New Roman" w:eastAsia="Times New Roman" w:hAnsi="Times New Roman" w:cs="Times New Roman"/>
-          <w:b/>
-          <w:bCs/>
-          <w:kern w:val="0"/>
-          <w:sz w:val="36"/>
-          <w:szCs w:val="36"/>
+        <w:outlineLvl w:val="0"/>
+        <w:rPr>
+          <w:rFonts w:ascii="Times New Roman" w:eastAsia="Times New Roman" w:hAnsi="Times New Roman" w:cs="Times New Roman"/>
+          <w:b/>
+          <w:bCs/>
+          <w:kern w:val="36"/>
+          <w:sz w:val="48"/>
+          <w:szCs w:val="48"/>
+          <w14:ligatures w14:val="none"/>
+        </w:rPr>
+      </w:pPr>
+      <w:r>
+        <w:rPr>
+          <w:rFonts w:ascii="Times New Roman" w:eastAsia="Times New Roman" w:hAnsi="Times New Roman" w:cs="Times New Roman"/>
+          <w:b/>
+          <w:bCs/>
+          <w:kern w:val="36"/>
+          <w:sz w:val="48"/>
+          <w:szCs w:val="48"/>
           <w14:ligatures w14:val="none"/>
         </w:rPr>
         <w:lastRenderedPageBreak/>
-        <w:t>BÁO CÁO BÀI THỰC HÀNH 2: XÂY DỰNG HÀM ĐẾM KÝ TỰ KHOẢNG TRẮNG TRONG CHUỖI</w:t>
+        <w:t>BÁO CÁO BÀI THỰC HÀNH 6: TRÍCH XUẤT TÊN BẰNG CÁCH NGẮT CHUỖI TẠI KHOẢNG TRẮNG</w:t>
       </w:r>
     </w:p>
     <w:p>
@@ -1379,7 +4446,7 @@
       <w:pPr>
         <w:numPr>
           <w:ilvl w:val="0"/>
-          <w:numId w:val="4"/>
+          <w:numId w:val="16"/>
         </w:numPr>
         <w:spacing w:before="100" w:beforeAutospacing="1" w:after="100" w:afterAutospacing="1" w:line="240" w:lineRule="auto"/>
         <w:rPr>
@@ -1394,50 +4461,32 @@
           <w:kern w:val="0"/>
           <w14:ligatures w14:val="none"/>
         </w:rPr>
-        <w:t xml:space="preserve">Xây dựng hàm tự định nghĩa mang tên </w:t>
-      </w:r>
-      <w:r>
-        <w:rPr>
-          <w:rFonts w:ascii="Courier New" w:eastAsia="Times New Roman" w:hAnsi="Courier New" w:cs="Courier New"/>
-          <w:kern w:val="0"/>
-          <w:sz w:val="20"/>
-          <w:szCs w:val="20"/>
-          <w14:ligatures w14:val="none"/>
-        </w:rPr>
-        <w:t>spacecounter</w:t>
-      </w:r>
-      <w:r>
-        <w:rPr>
-          <w:rFonts w:ascii="Times New Roman" w:eastAsia="Times New Roman" w:hAnsi="Times New Roman" w:cs="Times New Roman"/>
-          <w:kern w:val="0"/>
-          <w14:ligatures w14:val="none"/>
-        </w:rPr>
-        <w:t xml:space="preserve"> với tham số nhận vào là một mảng ký tự một chiều để quét và thống kê số lượng ký tự khoảng trắng </w:t>
-      </w:r>
-      <w:r>
-        <w:rPr>
-          <w:rFonts w:ascii="Courier New" w:eastAsia="Times New Roman" w:hAnsi="Courier New" w:cs="Courier New"/>
-          <w:kern w:val="0"/>
-          <w:sz w:val="20"/>
-          <w:szCs w:val="20"/>
-          <w14:ligatures w14:val="none"/>
-        </w:rPr>
-        <w:t>' '</w:t>
-      </w:r>
-      <w:r>
-        <w:rPr>
-          <w:rFonts w:ascii="Times New Roman" w:eastAsia="Times New Roman" w:hAnsi="Times New Roman" w:cs="Times New Roman"/>
-          <w:kern w:val="0"/>
-          <w14:ligatures w14:val="none"/>
-        </w:rPr>
-        <w:t xml:space="preserve"> xuất hiện trong chuỗi.</w:t>
+        <w:t xml:space="preserve">Viết hàm </w:t>
+      </w:r>
+      <w:r>
+        <w:rPr>
+          <w:rFonts w:ascii="Courier New" w:eastAsia="Times New Roman" w:hAnsi="Courier New" w:cs="Courier New"/>
+          <w:kern w:val="0"/>
+          <w:sz w:val="20"/>
+          <w:szCs w:val="20"/>
+          <w14:ligatures w14:val="none"/>
+        </w:rPr>
+        <w:t>nameSlice</w:t>
+      </w:r>
+      <w:r>
+        <w:rPr>
+          <w:rFonts w:ascii="Times New Roman" w:eastAsia="Times New Roman" w:hAnsi="Times New Roman" w:cs="Times New Roman"/>
+          <w:kern w:val="0"/>
+          <w14:ligatures w14:val="none"/>
+        </w:rPr>
+        <w:t xml:space="preserve"> nhận vào đầu vào là một mảng ký tự chứa chuỗi họ và tên. Hàm thực hiện tìm kiếm ký tự khoảng trắng đầu tiên phân tách giữa từ đầu tiên (First Name) và các từ còn lại trong chuỗi.</w:t>
       </w:r>
     </w:p>
     <w:p>
       <w:pPr>
         <w:numPr>
           <w:ilvl w:val="0"/>
-          <w:numId w:val="4"/>
+          <w:numId w:val="16"/>
         </w:numPr>
         <w:spacing w:before="100" w:beforeAutospacing="1" w:after="100" w:afterAutospacing="1" w:line="240" w:lineRule="auto"/>
         <w:rPr>
@@ -1452,14 +4501,32 @@
           <w:kern w:val="0"/>
           <w14:ligatures w14:val="none"/>
         </w:rPr>
-        <w:t>Viết chương trình thực hiện nhập một câu hoặc một dòng văn bản hoàn chỉnh từ bàn phím.</w:t>
+        <w:t xml:space="preserve">Tại vị trí khoảng trắng đầu tiên phát hiện được, tiến hành thay thế bằng ký tự kết thúc chuỗi </w:t>
+      </w:r>
+      <w:r>
+        <w:rPr>
+          <w:rFonts w:ascii="Courier New" w:eastAsia="Times New Roman" w:hAnsi="Courier New" w:cs="Courier New"/>
+          <w:kern w:val="0"/>
+          <w:sz w:val="20"/>
+          <w:szCs w:val="20"/>
+          <w14:ligatures w14:val="none"/>
+        </w:rPr>
+        <w:t>'\0'</w:t>
+      </w:r>
+      <w:r>
+        <w:rPr>
+          <w:rFonts w:ascii="Times New Roman" w:eastAsia="Times New Roman" w:hAnsi="Times New Roman" w:cs="Times New Roman"/>
+          <w:kern w:val="0"/>
+          <w14:ligatures w14:val="none"/>
+        </w:rPr>
+        <w:t xml:space="preserve"> nhằm cô lập và tách lấy phần từ đầu tiên.</w:t>
       </w:r>
     </w:p>
     <w:p>
       <w:pPr>
         <w:numPr>
           <w:ilvl w:val="0"/>
-          <w:numId w:val="4"/>
+          <w:numId w:val="16"/>
         </w:numPr>
         <w:spacing w:before="100" w:beforeAutospacing="1" w:after="100" w:afterAutospacing="1" w:line="240" w:lineRule="auto"/>
         <w:rPr>
@@ -1474,7 +4541,7 @@
           <w:kern w:val="0"/>
           <w14:ligatures w14:val="none"/>
         </w:rPr>
-        <w:t>Gọi hàm đếm ký tự khoảng trắng vừa viết để áp dụng cho chuỗi văn bản đầu vào và kết xuất kết quả số lượng ra màn hình.</w:t>
+        <w:t>Viết chương trình chính khởi tạo chuỗi, gọi hàm và in kết quả ra màn hình console.</w:t>
       </w:r>
     </w:p>
     <w:p>
@@ -1508,7 +4575,7 @@
       <w:pPr>
         <w:numPr>
           <w:ilvl w:val="0"/>
-          <w:numId w:val="5"/>
+          <w:numId w:val="17"/>
         </w:numPr>
         <w:spacing w:before="100" w:beforeAutospacing="1" w:after="100" w:afterAutospacing="1" w:line="240" w:lineRule="auto"/>
         <w:rPr>
@@ -1533,32 +4600,32 @@
           <w:kern w:val="0"/>
           <w14:ligatures w14:val="none"/>
         </w:rPr>
-        <w:t xml:space="preserve"> Một dòng văn bản ký tự tự do nhập từ console (Ví dụ: </w:t>
-      </w:r>
-      <w:r>
-        <w:rPr>
-          <w:rFonts w:ascii="Courier New" w:eastAsia="Times New Roman" w:hAnsi="Courier New" w:cs="Courier New"/>
-          <w:kern w:val="0"/>
-          <w:sz w:val="20"/>
-          <w:szCs w:val="20"/>
-          <w14:ligatures w14:val="none"/>
-        </w:rPr>
-        <w:t>"Chao cac ban sinh vien"</w:t>
-      </w:r>
-      <w:r>
-        <w:rPr>
-          <w:rFonts w:ascii="Times New Roman" w:eastAsia="Times New Roman" w:hAnsi="Times New Roman" w:cs="Times New Roman"/>
-          <w:kern w:val="0"/>
-          <w14:ligatures w14:val="none"/>
-        </w:rPr>
-        <w:t>).</w:t>
+        <w:t xml:space="preserve"> Một chuỗi ký tự họ tên đầy đủ được khởi tạo trong bộ nhớ: </w:t>
+      </w:r>
+      <w:r>
+        <w:rPr>
+          <w:rFonts w:ascii="Courier New" w:eastAsia="Times New Roman" w:hAnsi="Courier New" w:cs="Courier New"/>
+          <w:kern w:val="0"/>
+          <w:sz w:val="20"/>
+          <w:szCs w:val="20"/>
+          <w14:ligatures w14:val="none"/>
+        </w:rPr>
+        <w:t>name = "Dennis Ritchie"</w:t>
+      </w:r>
+      <w:r>
+        <w:rPr>
+          <w:rFonts w:ascii="Times New Roman" w:eastAsia="Times New Roman" w:hAnsi="Times New Roman" w:cs="Times New Roman"/>
+          <w:kern w:val="0"/>
+          <w14:ligatures w14:val="none"/>
+        </w:rPr>
+        <w:t>.</w:t>
       </w:r>
     </w:p>
     <w:p>
       <w:pPr>
         <w:numPr>
           <w:ilvl w:val="0"/>
-          <w:numId w:val="5"/>
+          <w:numId w:val="17"/>
         </w:numPr>
         <w:spacing w:before="100" w:beforeAutospacing="1" w:after="100" w:afterAutospacing="1" w:line="240" w:lineRule="auto"/>
         <w:rPr>
@@ -1583,7 +4650,25 @@
           <w:kern w:val="0"/>
           <w14:ligatures w14:val="none"/>
         </w:rPr>
-        <w:t xml:space="preserve"> Một giá trị số nguyên nguyên bản là số lượng khoảng trống phân cách đếm được trong chuỗi.</w:t>
+        <w:t xml:space="preserve"> Chuỗi ký tự sau khi xử lý cắt chuỗi hiển thị trên màn hình: </w:t>
+      </w:r>
+      <w:r>
+        <w:rPr>
+          <w:rFonts w:ascii="Courier New" w:eastAsia="Times New Roman" w:hAnsi="Courier New" w:cs="Courier New"/>
+          <w:kern w:val="0"/>
+          <w:sz w:val="20"/>
+          <w:szCs w:val="20"/>
+          <w14:ligatures w14:val="none"/>
+        </w:rPr>
+        <w:t>Your first name is: Dennis</w:t>
+      </w:r>
+      <w:r>
+        <w:rPr>
+          <w:rFonts w:ascii="Times New Roman" w:eastAsia="Times New Roman" w:hAnsi="Times New Roman" w:cs="Times New Roman"/>
+          <w:kern w:val="0"/>
+          <w14:ligatures w14:val="none"/>
+        </w:rPr>
+        <w:t>.</w:t>
       </w:r>
     </w:p>
     <w:p>
@@ -1617,7 +4702,7 @@
       <w:pPr>
         <w:numPr>
           <w:ilvl w:val="0"/>
-          <w:numId w:val="6"/>
+          <w:numId w:val="18"/>
         </w:numPr>
         <w:spacing w:before="100" w:beforeAutospacing="1" w:after="100" w:afterAutospacing="1" w:line="240" w:lineRule="auto"/>
         <w:rPr>
@@ -1632,35 +4717,35 @@
           <w:kern w:val="0"/>
           <w14:ligatures w14:val="none"/>
         </w:rPr>
-        <w:t xml:space="preserve">Khai báo nguyên mẫu của hàm xử lý: </w:t>
-      </w:r>
-      <w:r>
-        <w:rPr>
-          <w:rFonts w:ascii="Courier New" w:eastAsia="Times New Roman" w:hAnsi="Courier New" w:cs="Courier New"/>
-          <w:kern w:val="0"/>
-          <w:sz w:val="20"/>
-          <w:szCs w:val="20"/>
-          <w14:ligatures w14:val="none"/>
-        </w:rPr>
-        <w:t>int spacecounter(char []);</w:t>
-      </w:r>
-      <w:r>
-        <w:rPr>
-          <w:rFonts w:ascii="Times New Roman" w:eastAsia="Times New Roman" w:hAnsi="Times New Roman" w:cs="Times New Roman"/>
-          <w:kern w:val="0"/>
-          <w14:ligatures w14:val="none"/>
-        </w:rPr>
-        <w:t xml:space="preserve"> đặt trước khối mã </w:t>
-      </w:r>
-      <w:r>
-        <w:rPr>
-          <w:rFonts w:ascii="Courier New" w:eastAsia="Times New Roman" w:hAnsi="Courier New" w:cs="Courier New"/>
-          <w:kern w:val="0"/>
-          <w:sz w:val="20"/>
-          <w:szCs w:val="20"/>
-          <w14:ligatures w14:val="none"/>
-        </w:rPr>
-        <w:t>main</w:t>
+        <w:t xml:space="preserve">Khai báo thư viện tiêu chuẩn </w:t>
+      </w:r>
+      <w:r>
+        <w:rPr>
+          <w:rFonts w:ascii="Courier New" w:eastAsia="Times New Roman" w:hAnsi="Courier New" w:cs="Courier New"/>
+          <w:kern w:val="0"/>
+          <w:sz w:val="20"/>
+          <w:szCs w:val="20"/>
+          <w14:ligatures w14:val="none"/>
+        </w:rPr>
+        <w:t>&lt;stdio.h&gt;</w:t>
+      </w:r>
+      <w:r>
+        <w:rPr>
+          <w:rFonts w:ascii="Times New Roman" w:eastAsia="Times New Roman" w:hAnsi="Times New Roman" w:cs="Times New Roman"/>
+          <w:kern w:val="0"/>
+          <w14:ligatures w14:val="none"/>
+        </w:rPr>
+        <w:t xml:space="preserve"> hỗ trợ xuất dữ liệu. Định nghĩa nguyên mẫu hàm </w:t>
+      </w:r>
+      <w:r>
+        <w:rPr>
+          <w:rFonts w:ascii="Courier New" w:eastAsia="Times New Roman" w:hAnsi="Courier New" w:cs="Courier New"/>
+          <w:kern w:val="0"/>
+          <w:sz w:val="20"/>
+          <w:szCs w:val="20"/>
+          <w14:ligatures w14:val="none"/>
+        </w:rPr>
+        <w:t>void nameSlice(char userName[]);</w:t>
       </w:r>
       <w:r>
         <w:rPr>
@@ -1675,7 +4760,7 @@
       <w:pPr>
         <w:numPr>
           <w:ilvl w:val="0"/>
-          <w:numId w:val="6"/>
+          <w:numId w:val="18"/>
         </w:numPr>
         <w:spacing w:before="100" w:beforeAutospacing="1" w:after="100" w:afterAutospacing="1" w:line="240" w:lineRule="auto"/>
         <w:rPr>
@@ -1700,40 +4785,58 @@
           <w:szCs w:val="20"/>
           <w14:ligatures w14:val="none"/>
         </w:rPr>
-        <w:t>main()</w:t>
-      </w:r>
-      <w:r>
-        <w:rPr>
-          <w:rFonts w:ascii="Times New Roman" w:eastAsia="Times New Roman" w:hAnsi="Times New Roman" w:cs="Times New Roman"/>
-          <w:kern w:val="0"/>
-          <w14:ligatures w14:val="none"/>
-        </w:rPr>
-        <w:t xml:space="preserve">, cấp phát mảng ký tự tĩnh </w:t>
-      </w:r>
-      <w:r>
-        <w:rPr>
-          <w:rFonts w:ascii="Courier New" w:eastAsia="Times New Roman" w:hAnsi="Courier New" w:cs="Courier New"/>
-          <w:kern w:val="0"/>
-          <w:sz w:val="20"/>
-          <w:szCs w:val="20"/>
-          <w14:ligatures w14:val="none"/>
-        </w:rPr>
-        <w:t>str</w:t>
-      </w:r>
-      <w:r>
-        <w:rPr>
-          <w:rFonts w:ascii="Times New Roman" w:eastAsia="Times New Roman" w:hAnsi="Times New Roman" w:cs="Times New Roman"/>
-          <w:kern w:val="0"/>
-          <w14:ligatures w14:val="none"/>
-        </w:rPr>
-        <w:t xml:space="preserve"> có chiều dài tối đa là 100 phần tử.</w:t>
+        <w:t>main</w:t>
+      </w:r>
+      <w:r>
+        <w:rPr>
+          <w:rFonts w:ascii="Times New Roman" w:eastAsia="Times New Roman" w:hAnsi="Times New Roman" w:cs="Times New Roman"/>
+          <w:kern w:val="0"/>
+          <w14:ligatures w14:val="none"/>
+        </w:rPr>
+        <w:t xml:space="preserve">, khai báo mảng ký tự </w:t>
+      </w:r>
+      <w:r>
+        <w:rPr>
+          <w:rFonts w:ascii="Courier New" w:eastAsia="Times New Roman" w:hAnsi="Courier New" w:cs="Courier New"/>
+          <w:kern w:val="0"/>
+          <w:sz w:val="20"/>
+          <w:szCs w:val="20"/>
+          <w14:ligatures w14:val="none"/>
+        </w:rPr>
+        <w:t>name</w:t>
+      </w:r>
+      <w:r>
+        <w:rPr>
+          <w:rFonts w:ascii="Times New Roman" w:eastAsia="Times New Roman" w:hAnsi="Times New Roman" w:cs="Times New Roman"/>
+          <w:kern w:val="0"/>
+          <w14:ligatures w14:val="none"/>
+        </w:rPr>
+        <w:t xml:space="preserve"> có kích thước 41 phần tử và gán giá trị chuỗi ban đầu là </w:t>
+      </w:r>
+      <w:r>
+        <w:rPr>
+          <w:rFonts w:ascii="Courier New" w:eastAsia="Times New Roman" w:hAnsi="Courier New" w:cs="Courier New"/>
+          <w:kern w:val="0"/>
+          <w:sz w:val="20"/>
+          <w:szCs w:val="20"/>
+          <w14:ligatures w14:val="none"/>
+        </w:rPr>
+        <w:t>"Dennis Ritchie"</w:t>
+      </w:r>
+      <w:r>
+        <w:rPr>
+          <w:rFonts w:ascii="Times New Roman" w:eastAsia="Times New Roman" w:hAnsi="Times New Roman" w:cs="Times New Roman"/>
+          <w:kern w:val="0"/>
+          <w14:ligatures w14:val="none"/>
+        </w:rPr>
+        <w:t>.</w:t>
       </w:r>
     </w:p>
     <w:p>
       <w:pPr>
         <w:numPr>
           <w:ilvl w:val="0"/>
-          <w:numId w:val="6"/>
+          <w:numId w:val="18"/>
         </w:numPr>
         <w:spacing w:before="100" w:beforeAutospacing="1" w:after="100" w:afterAutospacing="1" w:line="240" w:lineRule="auto"/>
         <w:rPr>
@@ -1748,50 +4851,50 @@
           <w:kern w:val="0"/>
           <w14:ligatures w14:val="none"/>
         </w:rPr>
-        <w:t xml:space="preserve">Thực hiện đọc dữ liệu nhập vào thông qua hàm </w:t>
-      </w:r>
-      <w:r>
-        <w:rPr>
-          <w:rFonts w:ascii="Courier New" w:eastAsia="Times New Roman" w:hAnsi="Courier New" w:cs="Courier New"/>
-          <w:kern w:val="0"/>
-          <w:sz w:val="20"/>
-          <w:szCs w:val="20"/>
-          <w14:ligatures w14:val="none"/>
-        </w:rPr>
-        <w:t>fgets(str, sizeof(str), stdin)</w:t>
-      </w:r>
-      <w:r>
-        <w:rPr>
-          <w:rFonts w:ascii="Times New Roman" w:eastAsia="Times New Roman" w:hAnsi="Times New Roman" w:cs="Times New Roman"/>
-          <w:kern w:val="0"/>
-          <w14:ligatures w14:val="none"/>
-        </w:rPr>
-        <w:t xml:space="preserve"> để đảm bảo chương trình không bỏ sót ký tự khoảng trắng và nhận được toàn bộ dòng văn bản (không dùng </w:t>
-      </w:r>
-      <w:r>
-        <w:rPr>
-          <w:rFonts w:ascii="Courier New" w:eastAsia="Times New Roman" w:hAnsi="Courier New" w:cs="Courier New"/>
-          <w:kern w:val="0"/>
-          <w:sz w:val="20"/>
-          <w:szCs w:val="20"/>
-          <w14:ligatures w14:val="none"/>
-        </w:rPr>
-        <w:t>scanf</w:t>
-      </w:r>
-      <w:r>
-        <w:rPr>
-          <w:rFonts w:ascii="Times New Roman" w:eastAsia="Times New Roman" w:hAnsi="Times New Roman" w:cs="Times New Roman"/>
-          <w:kern w:val="0"/>
-          <w14:ligatures w14:val="none"/>
-        </w:rPr>
-        <w:t xml:space="preserve"> thông thường vì hàm này sẽ tự ngắt khi phát hiện ký tự trắng đầu tiên).</w:t>
+        <w:t xml:space="preserve">Xây dựng hàm </w:t>
+      </w:r>
+      <w:r>
+        <w:rPr>
+          <w:rFonts w:ascii="Courier New" w:eastAsia="Times New Roman" w:hAnsi="Courier New" w:cs="Courier New"/>
+          <w:kern w:val="0"/>
+          <w:sz w:val="20"/>
+          <w:szCs w:val="20"/>
+          <w14:ligatures w14:val="none"/>
+        </w:rPr>
+        <w:t>nameSlice</w:t>
+      </w:r>
+      <w:r>
+        <w:rPr>
+          <w:rFonts w:ascii="Times New Roman" w:eastAsia="Times New Roman" w:hAnsi="Times New Roman" w:cs="Times New Roman"/>
+          <w:kern w:val="0"/>
+          <w14:ligatures w14:val="none"/>
+        </w:rPr>
+        <w:t xml:space="preserve">: Khởi tạo biến chỉ số vị trí </w:t>
+      </w:r>
+      <w:r>
+        <w:rPr>
+          <w:rFonts w:ascii="Courier New" w:eastAsia="Times New Roman" w:hAnsi="Courier New" w:cs="Courier New"/>
+          <w:kern w:val="0"/>
+          <w:sz w:val="20"/>
+          <w:szCs w:val="20"/>
+          <w14:ligatures w14:val="none"/>
+        </w:rPr>
+        <w:t>count = 0</w:t>
+      </w:r>
+      <w:r>
+        <w:rPr>
+          <w:rFonts w:ascii="Times New Roman" w:eastAsia="Times New Roman" w:hAnsi="Times New Roman" w:cs="Times New Roman"/>
+          <w:kern w:val="0"/>
+          <w14:ligatures w14:val="none"/>
+        </w:rPr>
+        <w:t>.</w:t>
       </w:r>
     </w:p>
     <w:p>
       <w:pPr>
         <w:numPr>
           <w:ilvl w:val="0"/>
-          <w:numId w:val="6"/>
+          <w:numId w:val="18"/>
         </w:numPr>
         <w:spacing w:before="100" w:beforeAutospacing="1" w:after="100" w:afterAutospacing="1" w:line="240" w:lineRule="auto"/>
         <w:rPr>
@@ -1806,68 +4909,104 @@
           <w:kern w:val="0"/>
           <w14:ligatures w14:val="none"/>
         </w:rPr>
-        <w:t xml:space="preserve">Xây dựng cấu trúc thân hàm </w:t>
-      </w:r>
-      <w:r>
-        <w:rPr>
-          <w:rFonts w:ascii="Courier New" w:eastAsia="Times New Roman" w:hAnsi="Courier New" w:cs="Courier New"/>
-          <w:kern w:val="0"/>
-          <w:sz w:val="20"/>
-          <w:szCs w:val="20"/>
-          <w14:ligatures w14:val="none"/>
-        </w:rPr>
-        <w:t>spacecounter</w:t>
-      </w:r>
-      <w:r>
-        <w:rPr>
-          <w:rFonts w:ascii="Times New Roman" w:eastAsia="Times New Roman" w:hAnsi="Times New Roman" w:cs="Times New Roman"/>
-          <w:kern w:val="0"/>
-          <w14:ligatures w14:val="none"/>
-        </w:rPr>
-        <w:t xml:space="preserve">: Tạo biến lưu kết quả </w:t>
-      </w:r>
-      <w:r>
-        <w:rPr>
-          <w:rFonts w:ascii="Courier New" w:eastAsia="Times New Roman" w:hAnsi="Courier New" w:cs="Courier New"/>
-          <w:kern w:val="0"/>
-          <w:sz w:val="20"/>
-          <w:szCs w:val="20"/>
-          <w14:ligatures w14:val="none"/>
-        </w:rPr>
-        <w:t>count = 0</w:t>
-      </w:r>
-      <w:r>
-        <w:rPr>
-          <w:rFonts w:ascii="Times New Roman" w:eastAsia="Times New Roman" w:hAnsi="Times New Roman" w:cs="Times New Roman"/>
-          <w:kern w:val="0"/>
-          <w14:ligatures w14:val="none"/>
-        </w:rPr>
-        <w:t xml:space="preserve"> và biến lặp chỉ số </w:t>
-      </w:r>
-      <w:r>
-        <w:rPr>
-          <w:rFonts w:ascii="Courier New" w:eastAsia="Times New Roman" w:hAnsi="Courier New" w:cs="Courier New"/>
-          <w:kern w:val="0"/>
-          <w:sz w:val="20"/>
-          <w:szCs w:val="20"/>
-          <w14:ligatures w14:val="none"/>
-        </w:rPr>
-        <w:t>i = 0</w:t>
-      </w:r>
-      <w:r>
-        <w:rPr>
-          <w:rFonts w:ascii="Times New Roman" w:eastAsia="Times New Roman" w:hAnsi="Times New Roman" w:cs="Times New Roman"/>
-          <w:kern w:val="0"/>
-          <w14:ligatures w14:val="none"/>
-        </w:rPr>
-        <w:t>.</w:t>
+        <w:t xml:space="preserve">Thiết lập vòng lặp </w:t>
+      </w:r>
+      <w:r>
+        <w:rPr>
+          <w:rFonts w:ascii="Courier New" w:eastAsia="Times New Roman" w:hAnsi="Courier New" w:cs="Courier New"/>
+          <w:kern w:val="0"/>
+          <w:sz w:val="20"/>
+          <w:szCs w:val="20"/>
+          <w14:ligatures w14:val="none"/>
+        </w:rPr>
+        <w:t>while</w:t>
+      </w:r>
+      <w:r>
+        <w:rPr>
+          <w:rFonts w:ascii="Times New Roman" w:eastAsia="Times New Roman" w:hAnsi="Times New Roman" w:cs="Times New Roman"/>
+          <w:kern w:val="0"/>
+          <w14:ligatures w14:val="none"/>
+        </w:rPr>
+        <w:t xml:space="preserve"> duyệt qua từng ký tự của chuỗi </w:t>
+      </w:r>
+      <w:r>
+        <w:rPr>
+          <w:rFonts w:ascii="Courier New" w:eastAsia="Times New Roman" w:hAnsi="Courier New" w:cs="Courier New"/>
+          <w:kern w:val="0"/>
+          <w:sz w:val="20"/>
+          <w:szCs w:val="20"/>
+          <w14:ligatures w14:val="none"/>
+        </w:rPr>
+        <w:t>userName</w:t>
+      </w:r>
+      <w:r>
+        <w:rPr>
+          <w:rFonts w:ascii="Times New Roman" w:eastAsia="Times New Roman" w:hAnsi="Times New Roman" w:cs="Times New Roman"/>
+          <w:kern w:val="0"/>
+          <w14:ligatures w14:val="none"/>
+        </w:rPr>
+        <w:t xml:space="preserve"> với điều kiện kiểm tra đồng thời: ký tự hiện tại không phải là khoảng trắng </w:t>
+      </w:r>
+      <w:r>
+        <w:rPr>
+          <w:rFonts w:ascii="Courier New" w:eastAsia="Times New Roman" w:hAnsi="Courier New" w:cs="Courier New"/>
+          <w:kern w:val="0"/>
+          <w:sz w:val="20"/>
+          <w:szCs w:val="20"/>
+          <w14:ligatures w14:val="none"/>
+        </w:rPr>
+        <w:t>' '</w:t>
+      </w:r>
+      <w:r>
+        <w:rPr>
+          <w:rFonts w:ascii="Times New Roman" w:eastAsia="Times New Roman" w:hAnsi="Times New Roman" w:cs="Times New Roman"/>
+          <w:kern w:val="0"/>
+          <w14:ligatures w14:val="none"/>
+        </w:rPr>
+        <w:t xml:space="preserve"> và chưa phải là ký tự kết thúc chuỗi </w:t>
+      </w:r>
+      <w:r>
+        <w:rPr>
+          <w:rFonts w:ascii="Courier New" w:eastAsia="Times New Roman" w:hAnsi="Courier New" w:cs="Courier New"/>
+          <w:kern w:val="0"/>
+          <w:sz w:val="20"/>
+          <w:szCs w:val="20"/>
+          <w14:ligatures w14:val="none"/>
+        </w:rPr>
+        <w:t>'\0'</w:t>
+      </w:r>
+      <w:r>
+        <w:rPr>
+          <w:rFonts w:ascii="Times New Roman" w:eastAsia="Times New Roman" w:hAnsi="Times New Roman" w:cs="Times New Roman"/>
+          <w:kern w:val="0"/>
+          <w14:ligatures w14:val="none"/>
+        </w:rPr>
+        <w:t xml:space="preserve">. Tăng biến chỉ số </w:t>
+      </w:r>
+      <w:r>
+        <w:rPr>
+          <w:rFonts w:ascii="Courier New" w:eastAsia="Times New Roman" w:hAnsi="Courier New" w:cs="Courier New"/>
+          <w:kern w:val="0"/>
+          <w:sz w:val="20"/>
+          <w:szCs w:val="20"/>
+          <w14:ligatures w14:val="none"/>
+        </w:rPr>
+        <w:t>count++</w:t>
+      </w:r>
+      <w:r>
+        <w:rPr>
+          <w:rFonts w:ascii="Times New Roman" w:eastAsia="Times New Roman" w:hAnsi="Times New Roman" w:cs="Times New Roman"/>
+          <w:kern w:val="0"/>
+          <w14:ligatures w14:val="none"/>
+        </w:rPr>
+        <w:t xml:space="preserve"> sau mỗi chu kỳ lặp.</w:t>
       </w:r>
     </w:p>
     <w:p>
       <w:pPr>
         <w:numPr>
           <w:ilvl w:val="0"/>
-          <w:numId w:val="6"/>
+          <w:numId w:val="18"/>
         </w:numPr>
         <w:spacing w:before="100" w:beforeAutospacing="1" w:after="100" w:afterAutospacing="1" w:line="240" w:lineRule="auto"/>
         <w:rPr>
@@ -1882,50 +5021,68 @@
           <w:kern w:val="0"/>
           <w14:ligatures w14:val="none"/>
         </w:rPr>
-        <w:t xml:space="preserve">Tạo vòng lặp kiểm tra </w:t>
-      </w:r>
-      <w:r>
-        <w:rPr>
-          <w:rFonts w:ascii="Courier New" w:eastAsia="Times New Roman" w:hAnsi="Courier New" w:cs="Courier New"/>
-          <w:kern w:val="0"/>
-          <w:sz w:val="20"/>
-          <w:szCs w:val="20"/>
-          <w14:ligatures w14:val="none"/>
-        </w:rPr>
-        <w:t>while</w:t>
-      </w:r>
-      <w:r>
-        <w:rPr>
-          <w:rFonts w:ascii="Times New Roman" w:eastAsia="Times New Roman" w:hAnsi="Times New Roman" w:cs="Times New Roman"/>
-          <w:kern w:val="0"/>
-          <w14:ligatures w14:val="none"/>
-        </w:rPr>
-        <w:t xml:space="preserve"> với điều kiện dừng là khi phần tử hiện tại chạm mốc ký tự báo kết thúc chuỗi (</w:t>
-      </w:r>
-      <w:r>
-        <w:rPr>
-          <w:rFonts w:ascii="Courier New" w:eastAsia="Times New Roman" w:hAnsi="Courier New" w:cs="Courier New"/>
-          <w:kern w:val="0"/>
-          <w:sz w:val="20"/>
-          <w:szCs w:val="20"/>
-          <w14:ligatures w14:val="none"/>
-        </w:rPr>
-        <w:t>inputline[i] != '\0'</w:t>
-      </w:r>
-      <w:r>
-        <w:rPr>
-          <w:rFonts w:ascii="Times New Roman" w:eastAsia="Times New Roman" w:hAnsi="Times New Roman" w:cs="Times New Roman"/>
-          <w:kern w:val="0"/>
-          <w14:ligatures w14:val="none"/>
-        </w:rPr>
-        <w:t>).</w:t>
+        <w:t xml:space="preserve">Sau khi thoát khỏi vòng lặp, đặt điều kiện kiểm tra nếu vị trí dừng </w:t>
+      </w:r>
+      <w:r>
+        <w:rPr>
+          <w:rFonts w:ascii="Courier New" w:eastAsia="Times New Roman" w:hAnsi="Courier New" w:cs="Courier New"/>
+          <w:kern w:val="0"/>
+          <w:sz w:val="20"/>
+          <w:szCs w:val="20"/>
+          <w14:ligatures w14:val="none"/>
+        </w:rPr>
+        <w:t>userName[count]</w:t>
+      </w:r>
+      <w:r>
+        <w:rPr>
+          <w:rFonts w:ascii="Times New Roman" w:eastAsia="Times New Roman" w:hAnsi="Times New Roman" w:cs="Times New Roman"/>
+          <w:kern w:val="0"/>
+          <w14:ligatures w14:val="none"/>
+        </w:rPr>
+        <w:t xml:space="preserve"> hiện tại đang là ký tự khoảng trắng </w:t>
+      </w:r>
+      <w:r>
+        <w:rPr>
+          <w:rFonts w:ascii="Courier New" w:eastAsia="Times New Roman" w:hAnsi="Courier New" w:cs="Courier New"/>
+          <w:kern w:val="0"/>
+          <w:sz w:val="20"/>
+          <w:szCs w:val="20"/>
+          <w14:ligatures w14:val="none"/>
+        </w:rPr>
+        <w:t>' '</w:t>
+      </w:r>
+      <w:r>
+        <w:rPr>
+          <w:rFonts w:ascii="Times New Roman" w:eastAsia="Times New Roman" w:hAnsi="Times New Roman" w:cs="Times New Roman"/>
+          <w:kern w:val="0"/>
+          <w14:ligatures w14:val="none"/>
+        </w:rPr>
+        <w:t xml:space="preserve">, thực hiện gán giá trị kết thúc chuỗi </w:t>
+      </w:r>
+      <w:r>
+        <w:rPr>
+          <w:rFonts w:ascii="Courier New" w:eastAsia="Times New Roman" w:hAnsi="Courier New" w:cs="Courier New"/>
+          <w:kern w:val="0"/>
+          <w:sz w:val="20"/>
+          <w:szCs w:val="20"/>
+          <w14:ligatures w14:val="none"/>
+        </w:rPr>
+        <w:t>userName[count] = '\0';</w:t>
+      </w:r>
+      <w:r>
+        <w:rPr>
+          <w:rFonts w:ascii="Times New Roman" w:eastAsia="Times New Roman" w:hAnsi="Times New Roman" w:cs="Times New Roman"/>
+          <w:kern w:val="0"/>
+          <w14:ligatures w14:val="none"/>
+        </w:rPr>
+        <w:t xml:space="preserve"> tại đúng vị trí đó.</w:t>
       </w:r>
     </w:p>
     <w:p>
       <w:pPr>
         <w:numPr>
           <w:ilvl w:val="0"/>
-          <w:numId w:val="6"/>
+          <w:numId w:val="18"/>
         </w:numPr>
         <w:spacing w:before="100" w:beforeAutospacing="1" w:after="100" w:afterAutospacing="1" w:line="240" w:lineRule="auto"/>
         <w:rPr>
@@ -1940,101 +5097,79 @@
           <w:kern w:val="0"/>
           <w14:ligatures w14:val="none"/>
         </w:rPr>
-        <w:t xml:space="preserve">Đưa câu lệnh rẽ nhánh điều kiện vào bên trong vòng lặp: Nếu biểu thức logic </w:t>
-      </w:r>
-      <w:r>
-        <w:rPr>
-          <w:rFonts w:ascii="Courier New" w:eastAsia="Times New Roman" w:hAnsi="Courier New" w:cs="Courier New"/>
-          <w:kern w:val="0"/>
-          <w:sz w:val="20"/>
-          <w:szCs w:val="20"/>
-          <w14:ligatures w14:val="none"/>
-        </w:rPr>
-        <w:t>inputline[i] == ' '</w:t>
-      </w:r>
-      <w:r>
-        <w:rPr>
-          <w:rFonts w:ascii="Times New Roman" w:eastAsia="Times New Roman" w:hAnsi="Times New Roman" w:cs="Times New Roman"/>
-          <w:kern w:val="0"/>
-          <w14:ligatures w14:val="none"/>
-        </w:rPr>
-        <w:t xml:space="preserve"> trả về kết quả đúng, thực hiện tăng biến đếm </w:t>
-      </w:r>
-      <w:r>
-        <w:rPr>
-          <w:rFonts w:ascii="Courier New" w:eastAsia="Times New Roman" w:hAnsi="Courier New" w:cs="Courier New"/>
-          <w:kern w:val="0"/>
-          <w:sz w:val="20"/>
-          <w:szCs w:val="20"/>
-          <w14:ligatures w14:val="none"/>
-        </w:rPr>
-        <w:t>count++</w:t>
-      </w:r>
-      <w:r>
-        <w:rPr>
-          <w:rFonts w:ascii="Times New Roman" w:eastAsia="Times New Roman" w:hAnsi="Times New Roman" w:cs="Times New Roman"/>
-          <w:kern w:val="0"/>
-          <w14:ligatures w14:val="none"/>
-        </w:rPr>
-        <w:t xml:space="preserve">. Đồng thời tăng giá trị biến chỉ số </w:t>
-      </w:r>
-      <w:r>
-        <w:rPr>
-          <w:rFonts w:ascii="Courier New" w:eastAsia="Times New Roman" w:hAnsi="Courier New" w:cs="Courier New"/>
-          <w:kern w:val="0"/>
-          <w:sz w:val="20"/>
-          <w:szCs w:val="20"/>
-          <w14:ligatures w14:val="none"/>
-        </w:rPr>
-        <w:t>i++</w:t>
-      </w:r>
-      <w:r>
-        <w:rPr>
-          <w:rFonts w:ascii="Times New Roman" w:eastAsia="Times New Roman" w:hAnsi="Times New Roman" w:cs="Times New Roman"/>
-          <w:kern w:val="0"/>
-          <w14:ligatures w14:val="none"/>
-        </w:rPr>
-        <w:t xml:space="preserve"> sau mỗi chu kỳ lặp để chuyển sang ô nhớ tiếp theo.</w:t>
-      </w:r>
-    </w:p>
-    <w:p>
-      <w:pPr>
-        <w:numPr>
-          <w:ilvl w:val="0"/>
-          <w:numId w:val="6"/>
-        </w:numPr>
-        <w:spacing w:before="100" w:beforeAutospacing="1" w:after="100" w:afterAutospacing="1" w:line="240" w:lineRule="auto"/>
-        <w:rPr>
-          <w:rFonts w:ascii="Times New Roman" w:eastAsia="Times New Roman" w:hAnsi="Times New Roman" w:cs="Times New Roman"/>
-          <w:kern w:val="0"/>
-          <w14:ligatures w14:val="none"/>
-        </w:rPr>
-      </w:pPr>
-      <w:r>
-        <w:rPr>
-          <w:rFonts w:ascii="Times New Roman" w:eastAsia="Times New Roman" w:hAnsi="Times New Roman" w:cs="Times New Roman"/>
-          <w:kern w:val="0"/>
-          <w14:ligatures w14:val="none"/>
-        </w:rPr>
-        <w:t xml:space="preserve">Trả giá trị biến </w:t>
-      </w:r>
-      <w:r>
-        <w:rPr>
-          <w:rFonts w:ascii="Courier New" w:eastAsia="Times New Roman" w:hAnsi="Courier New" w:cs="Courier New"/>
-          <w:kern w:val="0"/>
-          <w:sz w:val="20"/>
-          <w:szCs w:val="20"/>
-          <w14:ligatures w14:val="none"/>
-        </w:rPr>
-        <w:t>count</w:t>
-      </w:r>
-      <w:r>
-        <w:rPr>
-          <w:rFonts w:ascii="Times New Roman" w:eastAsia="Times New Roman" w:hAnsi="Times New Roman" w:cs="Times New Roman"/>
-          <w:kern w:val="0"/>
-          <w14:ligatures w14:val="none"/>
-        </w:rPr>
-        <w:t xml:space="preserve"> về cho hàm gọi và thực hiện in số liệu thông qua câu lệnh xuất chuẩn.</w:t>
+        <w:t xml:space="preserve">Gọi hàm </w:t>
+      </w:r>
+      <w:r>
+        <w:rPr>
+          <w:rFonts w:ascii="Courier New" w:eastAsia="Times New Roman" w:hAnsi="Courier New" w:cs="Courier New"/>
+          <w:kern w:val="0"/>
+          <w:sz w:val="20"/>
+          <w:szCs w:val="20"/>
+          <w14:ligatures w14:val="none"/>
+        </w:rPr>
+        <w:t>nameSlice(name)</w:t>
+      </w:r>
+      <w:r>
+        <w:rPr>
+          <w:rFonts w:ascii="Times New Roman" w:eastAsia="Times New Roman" w:hAnsi="Times New Roman" w:cs="Times New Roman"/>
+          <w:kern w:val="0"/>
+          <w14:ligatures w14:val="none"/>
+        </w:rPr>
+        <w:t xml:space="preserve"> trong hàm </w:t>
+      </w:r>
+      <w:r>
+        <w:rPr>
+          <w:rFonts w:ascii="Courier New" w:eastAsia="Times New Roman" w:hAnsi="Courier New" w:cs="Courier New"/>
+          <w:kern w:val="0"/>
+          <w:sz w:val="20"/>
+          <w:szCs w:val="20"/>
+          <w14:ligatures w14:val="none"/>
+        </w:rPr>
+        <w:t>main</w:t>
+      </w:r>
+      <w:r>
+        <w:rPr>
+          <w:rFonts w:ascii="Times New Roman" w:eastAsia="Times New Roman" w:hAnsi="Times New Roman" w:cs="Times New Roman"/>
+          <w:kern w:val="0"/>
+          <w14:ligatures w14:val="none"/>
+        </w:rPr>
+        <w:t xml:space="preserve"> và sử dụng hàm </w:t>
+      </w:r>
+      <w:r>
+        <w:rPr>
+          <w:rFonts w:ascii="Courier New" w:eastAsia="Times New Roman" w:hAnsi="Courier New" w:cs="Courier New"/>
+          <w:kern w:val="0"/>
+          <w:sz w:val="20"/>
+          <w:szCs w:val="20"/>
+          <w14:ligatures w14:val="none"/>
+        </w:rPr>
+        <w:t>printf</w:t>
+      </w:r>
+      <w:r>
+        <w:rPr>
+          <w:rFonts w:ascii="Times New Roman" w:eastAsia="Times New Roman" w:hAnsi="Times New Roman" w:cs="Times New Roman"/>
+          <w:kern w:val="0"/>
+          <w14:ligatures w14:val="none"/>
+        </w:rPr>
+        <w:t xml:space="preserve"> với định dạng </w:t>
+      </w:r>
+      <w:r>
+        <w:rPr>
+          <w:rFonts w:ascii="Courier New" w:eastAsia="Times New Roman" w:hAnsi="Courier New" w:cs="Courier New"/>
+          <w:kern w:val="0"/>
+          <w:sz w:val="20"/>
+          <w:szCs w:val="20"/>
+          <w14:ligatures w14:val="none"/>
+        </w:rPr>
+        <w:t>%s</w:t>
+      </w:r>
+      <w:r>
+        <w:rPr>
+          <w:rFonts w:ascii="Times New Roman" w:eastAsia="Times New Roman" w:hAnsi="Times New Roman" w:cs="Times New Roman"/>
+          <w:kern w:val="0"/>
+          <w14:ligatures w14:val="none"/>
+        </w:rPr>
+        <w:t xml:space="preserve"> để xuất chuỗi kết quả.</w:t>
       </w:r>
     </w:p>
     <w:p>
@@ -2065,2941 +5200,50 @@
       </w:r>
     </w:p>
     <w:p/>
-    <w:p/>
-    <w:p>
-      <w:pPr>
-        <w:spacing w:before="100" w:beforeAutospacing="1" w:after="100" w:afterAutospacing="1" w:line="240" w:lineRule="auto"/>
-        <w:outlineLvl w:val="1"/>
-        <w:rPr>
-          <w:rFonts w:ascii="Times New Roman" w:eastAsia="Times New Roman" w:hAnsi="Times New Roman" w:cs="Times New Roman"/>
-          <w:b/>
-          <w:bCs/>
-          <w:kern w:val="0"/>
-          <w:sz w:val="36"/>
-          <w:szCs w:val="36"/>
-          <w14:ligatures w14:val="none"/>
-        </w:rPr>
-      </w:pPr>
-      <w:r>
-        <w:rPr>
-          <w:rFonts w:ascii="Times New Roman" w:eastAsia="Times New Roman" w:hAnsi="Times New Roman" w:cs="Times New Roman"/>
-          <w:b/>
-          <w:bCs/>
-          <w:kern w:val="0"/>
-          <w:sz w:val="36"/>
-          <w:szCs w:val="36"/>
-          <w14:ligatures w14:val="none"/>
-        </w:rPr>
+    <w:p>
+      <w:r>
         <w:lastRenderedPageBreak/>
-        <w:t>BÁO CÁO BÀI THỰC HÀNH 3: XÂY DỰNG HÀM THAY THẾ KÝ TỰ TRONG CHUỖI</w:t>
-      </w:r>
-    </w:p>
-    <w:p>
-      <w:pPr>
-        <w:spacing w:before="100" w:beforeAutospacing="1" w:after="100" w:afterAutospacing="1" w:line="240" w:lineRule="auto"/>
-        <w:outlineLvl w:val="2"/>
-        <w:rPr>
-          <w:rFonts w:ascii="Times New Roman" w:eastAsia="Times New Roman" w:hAnsi="Times New Roman" w:cs="Times New Roman"/>
-          <w:b/>
-          <w:bCs/>
-          <w:kern w:val="0"/>
-          <w:sz w:val="27"/>
-          <w:szCs w:val="27"/>
-          <w14:ligatures w14:val="none"/>
-        </w:rPr>
-      </w:pPr>
-      <w:r>
-        <w:rPr>
-          <w:rFonts w:ascii="Times New Roman" w:eastAsia="Times New Roman" w:hAnsi="Times New Roman" w:cs="Times New Roman"/>
-          <w:b/>
-          <w:bCs/>
-          <w:kern w:val="0"/>
-          <w:sz w:val="27"/>
-          <w:szCs w:val="27"/>
-          <w14:ligatures w14:val="none"/>
-        </w:rPr>
-        <w:t>1. Yêu cầu đề bài</w:t>
-      </w:r>
-    </w:p>
-    <w:p>
-      <w:pPr>
-        <w:numPr>
-          <w:ilvl w:val="0"/>
-          <w:numId w:val="7"/>
-        </w:numPr>
-        <w:spacing w:before="100" w:beforeAutospacing="1" w:after="100" w:afterAutospacing="1" w:line="240" w:lineRule="auto"/>
-        <w:rPr>
-          <w:rFonts w:ascii="Times New Roman" w:eastAsia="Times New Roman" w:hAnsi="Times New Roman" w:cs="Times New Roman"/>
-          <w:kern w:val="0"/>
-          <w14:ligatures w14:val="none"/>
-        </w:rPr>
-      </w:pPr>
-      <w:r>
-        <w:rPr>
-          <w:rFonts w:ascii="Times New Roman" w:eastAsia="Times New Roman" w:hAnsi="Times New Roman" w:cs="Times New Roman"/>
-          <w:kern w:val="0"/>
-          <w14:ligatures w14:val="none"/>
-        </w:rPr>
-        <w:t xml:space="preserve">Thiết kế và triển khai hàm </w:t>
-      </w:r>
-      <w:r>
-        <w:rPr>
-          <w:rFonts w:ascii="Courier New" w:eastAsia="Times New Roman" w:hAnsi="Courier New" w:cs="Courier New"/>
-          <w:kern w:val="0"/>
-          <w:sz w:val="20"/>
-          <w:szCs w:val="20"/>
-          <w14:ligatures w14:val="none"/>
-        </w:rPr>
-        <w:t>replace</w:t>
-      </w:r>
-      <w:r>
-        <w:rPr>
-          <w:rFonts w:ascii="Times New Roman" w:eastAsia="Times New Roman" w:hAnsi="Times New Roman" w:cs="Times New Roman"/>
-          <w:kern w:val="0"/>
-          <w14:ligatures w14:val="none"/>
-        </w:rPr>
-        <w:t xml:space="preserve"> có chức năng quét dữ liệu mảng, tìm kiếm các phần tử có giá trị tương ứng với ký tự đích cho trước để đổi sang một giá trị ký tự mới.</w:t>
-      </w:r>
-    </w:p>
-    <w:p>
-      <w:pPr>
-        <w:numPr>
-          <w:ilvl w:val="0"/>
-          <w:numId w:val="7"/>
-        </w:numPr>
-        <w:spacing w:before="100" w:beforeAutospacing="1" w:after="100" w:afterAutospacing="1" w:line="240" w:lineRule="auto"/>
-        <w:rPr>
-          <w:rFonts w:ascii="Times New Roman" w:eastAsia="Times New Roman" w:hAnsi="Times New Roman" w:cs="Times New Roman"/>
-          <w:kern w:val="0"/>
-          <w14:ligatures w14:val="none"/>
-        </w:rPr>
-      </w:pPr>
-      <w:r>
-        <w:rPr>
-          <w:rFonts w:ascii="Times New Roman" w:eastAsia="Times New Roman" w:hAnsi="Times New Roman" w:cs="Times New Roman"/>
-          <w:kern w:val="0"/>
-          <w14:ligatures w14:val="none"/>
-        </w:rPr>
-        <w:t>Chương trình điều khiển yêu cầu người dùng cung cấp 3 tham số: Một chuỗi gốc ban đầu, một ký tự cần được tìm kiếm xóa bỏ, và một ký tự dùng để lấp đầy thay thế.</w:t>
-      </w:r>
-    </w:p>
-    <w:p>
-      <w:pPr>
-        <w:numPr>
-          <w:ilvl w:val="0"/>
-          <w:numId w:val="7"/>
-        </w:numPr>
-        <w:spacing w:before="100" w:beforeAutospacing="1" w:after="100" w:afterAutospacing="1" w:line="240" w:lineRule="auto"/>
-        <w:rPr>
-          <w:rFonts w:ascii="Times New Roman" w:eastAsia="Times New Roman" w:hAnsi="Times New Roman" w:cs="Times New Roman"/>
-          <w:kern w:val="0"/>
-          <w14:ligatures w14:val="none"/>
-        </w:rPr>
-      </w:pPr>
-      <w:r>
-        <w:rPr>
-          <w:rFonts w:ascii="Times New Roman" w:eastAsia="Times New Roman" w:hAnsi="Times New Roman" w:cs="Times New Roman"/>
-          <w:kern w:val="0"/>
-          <w14:ligatures w14:val="none"/>
-        </w:rPr>
-        <w:t>Gọi hàm xử lý trên mảng ký tự và hiển thị trạng thái chuỗi sau khi cập nhật biến đổi ra màn hình.</w:t>
-      </w:r>
-    </w:p>
-    <w:p>
-      <w:pPr>
-        <w:spacing w:before="100" w:beforeAutospacing="1" w:after="100" w:afterAutospacing="1" w:line="240" w:lineRule="auto"/>
-        <w:outlineLvl w:val="2"/>
-        <w:rPr>
-          <w:rFonts w:ascii="Times New Roman" w:eastAsia="Times New Roman" w:hAnsi="Times New Roman" w:cs="Times New Roman"/>
-          <w:b/>
-          <w:bCs/>
-          <w:kern w:val="0"/>
-          <w:sz w:val="27"/>
-          <w:szCs w:val="27"/>
-          <w14:ligatures w14:val="none"/>
-        </w:rPr>
-      </w:pPr>
-      <w:r>
-        <w:rPr>
-          <w:rFonts w:ascii="Times New Roman" w:eastAsia="Times New Roman" w:hAnsi="Times New Roman" w:cs="Times New Roman"/>
-          <w:b/>
-          <w:bCs/>
-          <w:kern w:val="0"/>
-          <w:sz w:val="27"/>
-          <w:szCs w:val="27"/>
-          <w14:ligatures w14:val="none"/>
-        </w:rPr>
-        <w:t>2. Dữ liệu vào/ra</w:t>
-      </w:r>
-    </w:p>
-    <w:p>
-      <w:pPr>
-        <w:numPr>
-          <w:ilvl w:val="0"/>
-          <w:numId w:val="8"/>
-        </w:numPr>
-        <w:spacing w:before="100" w:beforeAutospacing="1" w:after="100" w:afterAutospacing="1" w:line="240" w:lineRule="auto"/>
-        <w:rPr>
-          <w:rFonts w:ascii="Times New Roman" w:eastAsia="Times New Roman" w:hAnsi="Times New Roman" w:cs="Times New Roman"/>
-          <w:kern w:val="0"/>
-          <w14:ligatures w14:val="none"/>
-        </w:rPr>
-      </w:pPr>
-      <w:r>
-        <w:rPr>
-          <w:rFonts w:ascii="Times New Roman" w:eastAsia="Times New Roman" w:hAnsi="Times New Roman" w:cs="Times New Roman"/>
-          <w:b/>
-          <w:bCs/>
-          <w:kern w:val="0"/>
-          <w14:ligatures w14:val="none"/>
-        </w:rPr>
-        <w:t>Vào (Input):</w:t>
-      </w:r>
-      <w:r>
-        <w:rPr>
-          <w:rFonts w:ascii="Times New Roman" w:eastAsia="Times New Roman" w:hAnsi="Times New Roman" w:cs="Times New Roman"/>
-          <w:kern w:val="0"/>
-          <w14:ligatures w14:val="none"/>
-        </w:rPr>
-        <w:t xml:space="preserve"> * Chuỗi văn bản xử lý: </w:t>
-      </w:r>
-      <w:r>
-        <w:rPr>
-          <w:rFonts w:ascii="Courier New" w:eastAsia="Times New Roman" w:hAnsi="Courier New" w:cs="Courier New"/>
-          <w:kern w:val="0"/>
-          <w:sz w:val="20"/>
-          <w:szCs w:val="20"/>
-          <w14:ligatures w14:val="none"/>
-        </w:rPr>
-        <w:t>"papa"</w:t>
-      </w:r>
-    </w:p>
-    <w:p>
-      <w:pPr>
-        <w:numPr>
-          <w:ilvl w:val="1"/>
-          <w:numId w:val="8"/>
-        </w:numPr>
-        <w:spacing w:before="100" w:beforeAutospacing="1" w:after="100" w:afterAutospacing="1" w:line="240" w:lineRule="auto"/>
-        <w:rPr>
-          <w:rFonts w:ascii="Times New Roman" w:eastAsia="Times New Roman" w:hAnsi="Times New Roman" w:cs="Times New Roman"/>
-          <w:kern w:val="0"/>
-          <w14:ligatures w14:val="none"/>
-        </w:rPr>
-      </w:pPr>
-      <w:r>
-        <w:rPr>
-          <w:rFonts w:ascii="Times New Roman" w:eastAsia="Times New Roman" w:hAnsi="Times New Roman" w:cs="Times New Roman"/>
-          <w:kern w:val="0"/>
-          <w14:ligatures w14:val="none"/>
-        </w:rPr>
-        <w:t xml:space="preserve">Ký tự cần loại bỏ: </w:t>
-      </w:r>
-      <w:r>
-        <w:rPr>
-          <w:rFonts w:ascii="Courier New" w:eastAsia="Times New Roman" w:hAnsi="Courier New" w:cs="Courier New"/>
-          <w:kern w:val="0"/>
-          <w:sz w:val="20"/>
-          <w:szCs w:val="20"/>
-          <w14:ligatures w14:val="none"/>
-        </w:rPr>
-        <w:t>'p'</w:t>
-      </w:r>
-    </w:p>
-    <w:p>
-      <w:pPr>
-        <w:numPr>
-          <w:ilvl w:val="1"/>
-          <w:numId w:val="8"/>
-        </w:numPr>
-        <w:spacing w:before="100" w:beforeAutospacing="1" w:after="100" w:afterAutospacing="1" w:line="240" w:lineRule="auto"/>
-        <w:rPr>
-          <w:rFonts w:ascii="Times New Roman" w:eastAsia="Times New Roman" w:hAnsi="Times New Roman" w:cs="Times New Roman"/>
-          <w:kern w:val="0"/>
-          <w14:ligatures w14:val="none"/>
-        </w:rPr>
-      </w:pPr>
-      <w:r>
-        <w:rPr>
-          <w:rFonts w:ascii="Times New Roman" w:eastAsia="Times New Roman" w:hAnsi="Times New Roman" w:cs="Times New Roman"/>
-          <w:kern w:val="0"/>
-          <w14:ligatures w14:val="none"/>
-        </w:rPr>
-        <w:t xml:space="preserve">Ký tự bổ sung thay thế: </w:t>
-      </w:r>
-      <w:r>
-        <w:rPr>
-          <w:rFonts w:ascii="Courier New" w:eastAsia="Times New Roman" w:hAnsi="Courier New" w:cs="Courier New"/>
-          <w:kern w:val="0"/>
-          <w:sz w:val="20"/>
-          <w:szCs w:val="20"/>
-          <w14:ligatures w14:val="none"/>
-        </w:rPr>
-        <w:t>'m'</w:t>
-      </w:r>
-    </w:p>
-    <w:p>
-      <w:pPr>
-        <w:numPr>
-          <w:ilvl w:val="0"/>
-          <w:numId w:val="8"/>
-        </w:numPr>
-        <w:spacing w:before="100" w:beforeAutospacing="1" w:after="100" w:afterAutospacing="1" w:line="240" w:lineRule="auto"/>
-        <w:rPr>
-          <w:rFonts w:ascii="Times New Roman" w:eastAsia="Times New Roman" w:hAnsi="Times New Roman" w:cs="Times New Roman"/>
-          <w:kern w:val="0"/>
-          <w14:ligatures w14:val="none"/>
-        </w:rPr>
-      </w:pPr>
-      <w:r>
-        <w:rPr>
-          <w:rFonts w:ascii="Times New Roman" w:eastAsia="Times New Roman" w:hAnsi="Times New Roman" w:cs="Times New Roman"/>
-          <w:b/>
-          <w:bCs/>
-          <w:kern w:val="0"/>
-          <w14:ligatures w14:val="none"/>
-        </w:rPr>
-        <w:t>Ra (Output):</w:t>
-      </w:r>
-      <w:r>
-        <w:rPr>
-          <w:rFonts w:ascii="Times New Roman" w:eastAsia="Times New Roman" w:hAnsi="Times New Roman" w:cs="Times New Roman"/>
-          <w:kern w:val="0"/>
-          <w14:ligatures w14:val="none"/>
-        </w:rPr>
-        <w:t xml:space="preserve"> Chuỗi hoàn thiện sau khi thay thế cấu trúc ký tự: </w:t>
-      </w:r>
-      <w:r>
-        <w:rPr>
-          <w:rFonts w:ascii="Courier New" w:eastAsia="Times New Roman" w:hAnsi="Courier New" w:cs="Courier New"/>
-          <w:kern w:val="0"/>
-          <w:sz w:val="20"/>
-          <w:szCs w:val="20"/>
-          <w14:ligatures w14:val="none"/>
-        </w:rPr>
-        <w:t>"mama"</w:t>
-      </w:r>
-      <w:r>
-        <w:rPr>
-          <w:rFonts w:ascii="Times New Roman" w:eastAsia="Times New Roman" w:hAnsi="Times New Roman" w:cs="Times New Roman"/>
-          <w:kern w:val="0"/>
-          <w14:ligatures w14:val="none"/>
-        </w:rPr>
-        <w:t>.</w:t>
-      </w:r>
-    </w:p>
-    <w:p>
-      <w:pPr>
-        <w:spacing w:before="100" w:beforeAutospacing="1" w:after="100" w:afterAutospacing="1" w:line="240" w:lineRule="auto"/>
-        <w:outlineLvl w:val="2"/>
-        <w:rPr>
-          <w:rFonts w:ascii="Times New Roman" w:eastAsia="Times New Roman" w:hAnsi="Times New Roman" w:cs="Times New Roman"/>
-          <w:b/>
-          <w:bCs/>
-          <w:kern w:val="0"/>
-          <w:sz w:val="27"/>
-          <w:szCs w:val="27"/>
-          <w14:ligatures w14:val="none"/>
-        </w:rPr>
-      </w:pPr>
-      <w:r>
-        <w:rPr>
-          <w:rFonts w:ascii="Times New Roman" w:eastAsia="Times New Roman" w:hAnsi="Times New Roman" w:cs="Times New Roman"/>
-          <w:b/>
-          <w:bCs/>
-          <w:kern w:val="0"/>
-          <w:sz w:val="27"/>
-          <w:szCs w:val="27"/>
-          <w14:ligatures w14:val="none"/>
-        </w:rPr>
-        <w:t>3. Các bước thực hiện</w:t>
-      </w:r>
-    </w:p>
-    <w:p>
-      <w:pPr>
-        <w:numPr>
-          <w:ilvl w:val="0"/>
-          <w:numId w:val="9"/>
-        </w:numPr>
-        <w:spacing w:before="100" w:beforeAutospacing="1" w:after="100" w:afterAutospacing="1" w:line="240" w:lineRule="auto"/>
-        <w:rPr>
-          <w:rFonts w:ascii="Times New Roman" w:eastAsia="Times New Roman" w:hAnsi="Times New Roman" w:cs="Times New Roman"/>
-          <w:kern w:val="0"/>
-          <w14:ligatures w14:val="none"/>
-        </w:rPr>
-      </w:pPr>
-      <w:r>
-        <w:rPr>
-          <w:rFonts w:ascii="Times New Roman" w:eastAsia="Times New Roman" w:hAnsi="Times New Roman" w:cs="Times New Roman"/>
-          <w:kern w:val="0"/>
-          <w14:ligatures w14:val="none"/>
-        </w:rPr>
-        <w:t xml:space="preserve">Định nghĩa nguyên mẫu hàm </w:t>
-      </w:r>
-      <w:r>
-        <w:rPr>
-          <w:rFonts w:ascii="Courier New" w:eastAsia="Times New Roman" w:hAnsi="Courier New" w:cs="Courier New"/>
-          <w:kern w:val="0"/>
-          <w:sz w:val="20"/>
-          <w:szCs w:val="20"/>
-          <w14:ligatures w14:val="none"/>
-        </w:rPr>
-        <w:t>void replace(char str[], char replace_what, char replace_with);</w:t>
-      </w:r>
-      <w:r>
-        <w:rPr>
-          <w:rFonts w:ascii="Times New Roman" w:eastAsia="Times New Roman" w:hAnsi="Times New Roman" w:cs="Times New Roman"/>
-          <w:kern w:val="0"/>
-          <w14:ligatures w14:val="none"/>
-        </w:rPr>
-        <w:t xml:space="preserve">. Hàm sử dụng kiểu </w:t>
-      </w:r>
-      <w:r>
-        <w:rPr>
-          <w:rFonts w:ascii="Courier New" w:eastAsia="Times New Roman" w:hAnsi="Courier New" w:cs="Courier New"/>
-          <w:kern w:val="0"/>
-          <w:sz w:val="20"/>
-          <w:szCs w:val="20"/>
-          <w14:ligatures w14:val="none"/>
-        </w:rPr>
-        <w:t>void</w:t>
-      </w:r>
-      <w:r>
-        <w:rPr>
-          <w:rFonts w:ascii="Times New Roman" w:eastAsia="Times New Roman" w:hAnsi="Times New Roman" w:cs="Times New Roman"/>
-          <w:kern w:val="0"/>
-          <w14:ligatures w14:val="none"/>
-        </w:rPr>
-        <w:t xml:space="preserve"> do cấu trúc mảng trong C truyền theo địa chỉ địa bàn vùng nhớ gốc, giúp cập nhật trực tiếp dữ liệu mà không cần giá trị hoàn trả.</w:t>
-      </w:r>
-    </w:p>
-    <w:p>
-      <w:pPr>
-        <w:numPr>
-          <w:ilvl w:val="0"/>
-          <w:numId w:val="9"/>
-        </w:numPr>
-        <w:spacing w:before="100" w:beforeAutospacing="1" w:after="100" w:afterAutospacing="1" w:line="240" w:lineRule="auto"/>
-        <w:rPr>
-          <w:rFonts w:ascii="Times New Roman" w:eastAsia="Times New Roman" w:hAnsi="Times New Roman" w:cs="Times New Roman"/>
-          <w:kern w:val="0"/>
-          <w14:ligatures w14:val="none"/>
-        </w:rPr>
-      </w:pPr>
-      <w:r>
-        <w:rPr>
-          <w:rFonts w:ascii="Times New Roman" w:eastAsia="Times New Roman" w:hAnsi="Times New Roman" w:cs="Times New Roman"/>
-          <w:kern w:val="0"/>
-          <w14:ligatures w14:val="none"/>
-        </w:rPr>
-        <w:t xml:space="preserve">Thiết lập vòng lặp định tiến </w:t>
-      </w:r>
-      <w:r>
-        <w:rPr>
-          <w:rFonts w:ascii="Courier New" w:eastAsia="Times New Roman" w:hAnsi="Courier New" w:cs="Courier New"/>
-          <w:kern w:val="0"/>
-          <w:sz w:val="20"/>
-          <w:szCs w:val="20"/>
-          <w14:ligatures w14:val="none"/>
-        </w:rPr>
-        <w:t>for</w:t>
-      </w:r>
-      <w:r>
-        <w:rPr>
-          <w:rFonts w:ascii="Times New Roman" w:eastAsia="Times New Roman" w:hAnsi="Times New Roman" w:cs="Times New Roman"/>
-          <w:kern w:val="0"/>
-          <w14:ligatures w14:val="none"/>
-        </w:rPr>
-        <w:t xml:space="preserve"> chạy biến chỉ số </w:t>
-      </w:r>
-      <w:r>
-        <w:rPr>
-          <w:rFonts w:ascii="Courier New" w:eastAsia="Times New Roman" w:hAnsi="Courier New" w:cs="Courier New"/>
-          <w:kern w:val="0"/>
-          <w:sz w:val="20"/>
-          <w:szCs w:val="20"/>
-          <w14:ligatures w14:val="none"/>
-        </w:rPr>
-        <w:t>i = 0</w:t>
-      </w:r>
-      <w:r>
-        <w:rPr>
-          <w:rFonts w:ascii="Times New Roman" w:eastAsia="Times New Roman" w:hAnsi="Times New Roman" w:cs="Times New Roman"/>
-          <w:kern w:val="0"/>
-          <w14:ligatures w14:val="none"/>
-        </w:rPr>
-        <w:t>, lặp liên tục khi ký tự kiểm tra chưa phải là ký tự rỗng kết thúc chuỗi (</w:t>
-      </w:r>
-      <w:r>
-        <w:rPr>
-          <w:rFonts w:ascii="Courier New" w:eastAsia="Times New Roman" w:hAnsi="Courier New" w:cs="Courier New"/>
-          <w:kern w:val="0"/>
-          <w:sz w:val="20"/>
-          <w:szCs w:val="20"/>
-          <w14:ligatures w14:val="none"/>
-        </w:rPr>
-        <w:t>str[i] != '\0'</w:t>
-      </w:r>
-      <w:r>
-        <w:rPr>
-          <w:rFonts w:ascii="Times New Roman" w:eastAsia="Times New Roman" w:hAnsi="Times New Roman" w:cs="Times New Roman"/>
-          <w:kern w:val="0"/>
-          <w14:ligatures w14:val="none"/>
-        </w:rPr>
-        <w:t>).</w:t>
-      </w:r>
-    </w:p>
-    <w:p>
-      <w:pPr>
-        <w:numPr>
-          <w:ilvl w:val="0"/>
-          <w:numId w:val="9"/>
-        </w:numPr>
-        <w:spacing w:before="100" w:beforeAutospacing="1" w:after="100" w:afterAutospacing="1" w:line="240" w:lineRule="auto"/>
-        <w:rPr>
-          <w:rFonts w:ascii="Times New Roman" w:eastAsia="Times New Roman" w:hAnsi="Times New Roman" w:cs="Times New Roman"/>
-          <w:kern w:val="0"/>
-          <w14:ligatures w14:val="none"/>
-        </w:rPr>
-      </w:pPr>
-      <w:r>
-        <w:rPr>
-          <w:rFonts w:ascii="Times New Roman" w:eastAsia="Times New Roman" w:hAnsi="Times New Roman" w:cs="Times New Roman"/>
-          <w:kern w:val="0"/>
-          <w14:ligatures w14:val="none"/>
-        </w:rPr>
-        <w:t xml:space="preserve">Khai báo biểu thức so sánh kiểm tra trị số: </w:t>
-      </w:r>
-      <w:r>
-        <w:rPr>
-          <w:rFonts w:ascii="Courier New" w:eastAsia="Times New Roman" w:hAnsi="Courier New" w:cs="Courier New"/>
-          <w:kern w:val="0"/>
-          <w:sz w:val="20"/>
-          <w:szCs w:val="20"/>
-          <w14:ligatures w14:val="none"/>
-        </w:rPr>
-        <w:t>if (str[i] == replace_what)</w:t>
-      </w:r>
-      <w:r>
-        <w:rPr>
-          <w:rFonts w:ascii="Times New Roman" w:eastAsia="Times New Roman" w:hAnsi="Times New Roman" w:cs="Times New Roman"/>
-          <w:kern w:val="0"/>
-          <w14:ligatures w14:val="none"/>
-        </w:rPr>
-        <w:t xml:space="preserve">. Khi điều kiện thỏa mãn, ghi đè trực tiếp giá trị mới bằng lệnh gán </w:t>
-      </w:r>
-      <w:r>
-        <w:rPr>
-          <w:rFonts w:ascii="Courier New" w:eastAsia="Times New Roman" w:hAnsi="Courier New" w:cs="Courier New"/>
-          <w:kern w:val="0"/>
-          <w:sz w:val="20"/>
-          <w:szCs w:val="20"/>
-          <w14:ligatures w14:val="none"/>
-        </w:rPr>
-        <w:t>str[i] = replace_with;</w:t>
-      </w:r>
-      <w:r>
-        <w:rPr>
-          <w:rFonts w:ascii="Times New Roman" w:eastAsia="Times New Roman" w:hAnsi="Times New Roman" w:cs="Times New Roman"/>
-          <w:kern w:val="0"/>
-          <w14:ligatures w14:val="none"/>
-        </w:rPr>
-        <w:t>.</w:t>
-      </w:r>
-    </w:p>
-    <w:p>
-      <w:pPr>
-        <w:numPr>
-          <w:ilvl w:val="0"/>
-          <w:numId w:val="9"/>
-        </w:numPr>
-        <w:spacing w:before="100" w:beforeAutospacing="1" w:after="100" w:afterAutospacing="1" w:line="240" w:lineRule="auto"/>
-        <w:rPr>
-          <w:rFonts w:ascii="Times New Roman" w:eastAsia="Times New Roman" w:hAnsi="Times New Roman" w:cs="Times New Roman"/>
-          <w:kern w:val="0"/>
-          <w14:ligatures w14:val="none"/>
-        </w:rPr>
-      </w:pPr>
-      <w:r>
-        <w:rPr>
-          <w:rFonts w:ascii="Times New Roman" w:eastAsia="Times New Roman" w:hAnsi="Times New Roman" w:cs="Times New Roman"/>
-          <w:kern w:val="0"/>
-          <w14:ligatures w14:val="none"/>
-        </w:rPr>
-        <w:t xml:space="preserve">Trong hàm điều khiển </w:t>
-      </w:r>
-      <w:r>
-        <w:rPr>
-          <w:rFonts w:ascii="Courier New" w:eastAsia="Times New Roman" w:hAnsi="Courier New" w:cs="Courier New"/>
-          <w:kern w:val="0"/>
-          <w:sz w:val="20"/>
-          <w:szCs w:val="20"/>
-          <w14:ligatures w14:val="none"/>
-        </w:rPr>
-        <w:t>main</w:t>
-      </w:r>
-      <w:r>
-        <w:rPr>
-          <w:rFonts w:ascii="Times New Roman" w:eastAsia="Times New Roman" w:hAnsi="Times New Roman" w:cs="Times New Roman"/>
-          <w:kern w:val="0"/>
-          <w14:ligatures w14:val="none"/>
-        </w:rPr>
-        <w:t xml:space="preserve">, gọi lệnh nhập chuỗi ký tự bằng hàm </w:t>
-      </w:r>
-      <w:r>
-        <w:rPr>
-          <w:rFonts w:ascii="Courier New" w:eastAsia="Times New Roman" w:hAnsi="Courier New" w:cs="Courier New"/>
-          <w:kern w:val="0"/>
-          <w:sz w:val="20"/>
-          <w:szCs w:val="20"/>
-          <w14:ligatures w14:val="none"/>
-        </w:rPr>
-        <w:t>fgets</w:t>
-      </w:r>
-      <w:r>
-        <w:rPr>
-          <w:rFonts w:ascii="Times New Roman" w:eastAsia="Times New Roman" w:hAnsi="Times New Roman" w:cs="Times New Roman"/>
-          <w:kern w:val="0"/>
-          <w14:ligatures w14:val="none"/>
-        </w:rPr>
-        <w:t xml:space="preserve">, tiếp theo nhập 2 ký tự điều kiện bằng lệnh nhập chuẩn </w:t>
-      </w:r>
-      <w:r>
-        <w:rPr>
-          <w:rFonts w:ascii="Courier New" w:eastAsia="Times New Roman" w:hAnsi="Courier New" w:cs="Courier New"/>
-          <w:kern w:val="0"/>
-          <w:sz w:val="20"/>
-          <w:szCs w:val="20"/>
-          <w14:ligatures w14:val="none"/>
-        </w:rPr>
-        <w:t>scanf</w:t>
-      </w:r>
-      <w:r>
-        <w:rPr>
-          <w:rFonts w:ascii="Times New Roman" w:eastAsia="Times New Roman" w:hAnsi="Times New Roman" w:cs="Times New Roman"/>
-          <w:kern w:val="0"/>
-          <w14:ligatures w14:val="none"/>
-        </w:rPr>
-        <w:t>.</w:t>
-      </w:r>
-    </w:p>
-    <w:p>
-      <w:pPr>
-        <w:numPr>
-          <w:ilvl w:val="0"/>
-          <w:numId w:val="9"/>
-        </w:numPr>
-        <w:spacing w:before="100" w:beforeAutospacing="1" w:after="100" w:afterAutospacing="1" w:line="240" w:lineRule="auto"/>
-        <w:rPr>
-          <w:rFonts w:ascii="Times New Roman" w:eastAsia="Times New Roman" w:hAnsi="Times New Roman" w:cs="Times New Roman"/>
-          <w:kern w:val="0"/>
-          <w14:ligatures w14:val="none"/>
-        </w:rPr>
-      </w:pPr>
-      <w:r>
-        <w:rPr>
-          <w:rFonts w:ascii="Times New Roman" w:eastAsia="Times New Roman" w:hAnsi="Times New Roman" w:cs="Times New Roman"/>
-          <w:kern w:val="0"/>
-          <w14:ligatures w14:val="none"/>
-        </w:rPr>
-        <w:t xml:space="preserve">Truyền mảng và hai biến ký tự vào hàm </w:t>
-      </w:r>
-      <w:r>
-        <w:rPr>
-          <w:rFonts w:ascii="Courier New" w:eastAsia="Times New Roman" w:hAnsi="Courier New" w:cs="Courier New"/>
-          <w:kern w:val="0"/>
-          <w:sz w:val="20"/>
-          <w:szCs w:val="20"/>
-          <w14:ligatures w14:val="none"/>
-        </w:rPr>
-        <w:t>replace</w:t>
-      </w:r>
-      <w:r>
-        <w:rPr>
-          <w:rFonts w:ascii="Times New Roman" w:eastAsia="Times New Roman" w:hAnsi="Times New Roman" w:cs="Times New Roman"/>
-          <w:kern w:val="0"/>
-          <w14:ligatures w14:val="none"/>
-        </w:rPr>
-        <w:t>. Khởi chạy chương trình và dùng câu lệnh xuất chuỗi để in kết quả mảng sau chỉnh sửa.</w:t>
-      </w:r>
-    </w:p>
-    <w:p>
-      <w:pPr>
-        <w:spacing w:before="100" w:beforeAutospacing="1" w:after="100" w:afterAutospacing="1" w:line="240" w:lineRule="auto"/>
-        <w:outlineLvl w:val="2"/>
-        <w:rPr>
-          <w:rFonts w:ascii="Times New Roman" w:eastAsia="Times New Roman" w:hAnsi="Times New Roman" w:cs="Times New Roman"/>
-          <w:b/>
-          <w:bCs/>
-          <w:kern w:val="0"/>
-          <w:sz w:val="27"/>
-          <w:szCs w:val="27"/>
-          <w14:ligatures w14:val="none"/>
-        </w:rPr>
-      </w:pPr>
-      <w:r>
-        <w:rPr>
-          <w:rFonts w:ascii="Times New Roman" w:eastAsia="Times New Roman" w:hAnsi="Times New Roman" w:cs="Times New Roman"/>
-          <w:b/>
-          <w:bCs/>
-          <w:kern w:val="0"/>
-          <w:sz w:val="27"/>
-          <w:szCs w:val="27"/>
-          <w14:ligatures w14:val="none"/>
-        </w:rPr>
-        <w:t>4. Kết quả &amp; Giải thích</w:t>
+        <w:drawing>
+          <wp:inline distT="0" distB="0" distL="0" distR="0" wp14:anchorId="5C44C958" wp14:editId="3D035235">
+            <wp:extent cx="5943600" cy="5832475"/>
+            <wp:effectExtent l="0" t="0" r="0" b="0"/>
+            <wp:docPr id="1985580607" name="Picture 1"/>
+            <wp:cNvGraphicFramePr>
+              <a:graphicFrameLocks xmlns:a="http://schemas.openxmlformats.org/drawingml/2006/main" noChangeAspect="1"/>
+            </wp:cNvGraphicFramePr>
+            <a:graphic xmlns:a="http://schemas.openxmlformats.org/drawingml/2006/main">
+              <a:graphicData uri="http://schemas.openxmlformats.org/drawingml/2006/picture">
+                <pic:pic xmlns:pic="http://schemas.openxmlformats.org/drawingml/2006/picture">
+                  <pic:nvPicPr>
+                    <pic:cNvPr id="1985580607" name=""/>
+                    <pic:cNvPicPr/>
+                  </pic:nvPicPr>
+                  <pic:blipFill>
+                    <a:blip r:embed="rId10"/>
+                    <a:stretch>
+                      <a:fillRect/>
+                    </a:stretch>
+                  </pic:blipFill>
+                  <pic:spPr>
+                    <a:xfrm>
+                      <a:off x="0" y="0"/>
+                      <a:ext cx="5943600" cy="5832475"/>
+                    </a:xfrm>
+                    <a:prstGeom prst="rect">
+                      <a:avLst/>
+                    </a:prstGeom>
+                  </pic:spPr>
+                </pic:pic>
+              </a:graphicData>
+            </a:graphic>
+          </wp:inline>
+        </w:drawing>
       </w:r>
     </w:p>
     <w:p/>
     <w:p/>
     <w:p/>
     <w:p/>
-    <w:p/>
-    <w:p>
-      <w:pPr>
-        <w:spacing w:before="100" w:beforeAutospacing="1" w:after="100" w:afterAutospacing="1" w:line="240" w:lineRule="auto"/>
-        <w:outlineLvl w:val="1"/>
-        <w:rPr>
-          <w:rFonts w:ascii="Times New Roman" w:eastAsia="Times New Roman" w:hAnsi="Times New Roman" w:cs="Times New Roman"/>
-          <w:b/>
-          <w:bCs/>
-          <w:kern w:val="0"/>
-          <w:sz w:val="36"/>
-          <w:szCs w:val="36"/>
-          <w14:ligatures w14:val="none"/>
-        </w:rPr>
-      </w:pPr>
-      <w:r>
-        <w:rPr>
-          <w:rFonts w:ascii="Times New Roman" w:eastAsia="Times New Roman" w:hAnsi="Times New Roman" w:cs="Times New Roman"/>
-          <w:b/>
-          <w:bCs/>
-          <w:kern w:val="0"/>
-          <w:sz w:val="36"/>
-          <w:szCs w:val="36"/>
-          <w14:ligatures w14:val="none"/>
-        </w:rPr>
-        <w:lastRenderedPageBreak/>
-        <w:t>BÁO CÁO BÀI THỰC HÀNH 4: CHƯƠNG TRÌNH KIỂM TRA ĐỊNH DẠNG MÃ KHÁCH HÀNG</w:t>
-      </w:r>
-    </w:p>
-    <w:p>
-      <w:pPr>
-        <w:spacing w:before="100" w:beforeAutospacing="1" w:after="100" w:afterAutospacing="1" w:line="240" w:lineRule="auto"/>
-        <w:outlineLvl w:val="2"/>
-        <w:rPr>
-          <w:rFonts w:ascii="Times New Roman" w:eastAsia="Times New Roman" w:hAnsi="Times New Roman" w:cs="Times New Roman"/>
-          <w:b/>
-          <w:bCs/>
-          <w:kern w:val="0"/>
-          <w:sz w:val="27"/>
-          <w:szCs w:val="27"/>
-          <w14:ligatures w14:val="none"/>
-        </w:rPr>
-      </w:pPr>
-      <w:r>
-        <w:rPr>
-          <w:rFonts w:ascii="Times New Roman" w:eastAsia="Times New Roman" w:hAnsi="Times New Roman" w:cs="Times New Roman"/>
-          <w:b/>
-          <w:bCs/>
-          <w:kern w:val="0"/>
-          <w:sz w:val="27"/>
-          <w:szCs w:val="27"/>
-          <w14:ligatures w14:val="none"/>
-        </w:rPr>
-        <w:t>1. Yêu cầu đề bài</w:t>
-      </w:r>
-    </w:p>
-    <w:p>
-      <w:pPr>
-        <w:numPr>
-          <w:ilvl w:val="0"/>
-          <w:numId w:val="10"/>
-        </w:numPr>
-        <w:spacing w:before="100" w:beforeAutospacing="1" w:after="100" w:afterAutospacing="1" w:line="240" w:lineRule="auto"/>
-        <w:rPr>
-          <w:rFonts w:ascii="Times New Roman" w:eastAsia="Times New Roman" w:hAnsi="Times New Roman" w:cs="Times New Roman"/>
-          <w:kern w:val="0"/>
-          <w14:ligatures w14:val="none"/>
-        </w:rPr>
-      </w:pPr>
-      <w:r>
-        <w:rPr>
-          <w:rFonts w:ascii="Times New Roman" w:eastAsia="Times New Roman" w:hAnsi="Times New Roman" w:cs="Times New Roman"/>
-          <w:kern w:val="0"/>
-          <w14:ligatures w14:val="none"/>
-        </w:rPr>
-        <w:t>Viết ứng dụng nhận diện đầu vào từ bàn phím đại diện cho chuỗi mã số quản lý định danh của khách hàng.</w:t>
-      </w:r>
-    </w:p>
-    <w:p>
-      <w:pPr>
-        <w:numPr>
-          <w:ilvl w:val="0"/>
-          <w:numId w:val="10"/>
-        </w:numPr>
-        <w:spacing w:before="100" w:beforeAutospacing="1" w:after="100" w:afterAutospacing="1" w:line="240" w:lineRule="auto"/>
-        <w:rPr>
-          <w:rFonts w:ascii="Times New Roman" w:eastAsia="Times New Roman" w:hAnsi="Times New Roman" w:cs="Times New Roman"/>
-          <w:kern w:val="0"/>
-          <w14:ligatures w14:val="none"/>
-        </w:rPr>
-      </w:pPr>
-      <w:r>
-        <w:rPr>
-          <w:rFonts w:ascii="Times New Roman" w:eastAsia="Times New Roman" w:hAnsi="Times New Roman" w:cs="Times New Roman"/>
-          <w:kern w:val="0"/>
-          <w14:ligatures w14:val="none"/>
-        </w:rPr>
-        <w:t xml:space="preserve">Tiến hành xây dựng thuật toán kiểm định tính đúng đắn về mặt cấu trúc hình thức của mã theo quy tắc: Chuỗi bắt buộc phải có chiều dài cố định là 7 ký tự, trong đó cấu trúc chuẩn quy định là </w:t>
-      </w:r>
-      <w:r>
-        <w:rPr>
-          <w:rFonts w:ascii="Courier New" w:eastAsia="Times New Roman" w:hAnsi="Courier New" w:cs="Courier New"/>
-          <w:kern w:val="0"/>
-          <w:sz w:val="20"/>
-          <w:szCs w:val="20"/>
-          <w14:ligatures w14:val="none"/>
-        </w:rPr>
-        <w:t>LLLNNNN</w:t>
-      </w:r>
-      <w:r>
-        <w:rPr>
-          <w:rFonts w:ascii="Times New Roman" w:eastAsia="Times New Roman" w:hAnsi="Times New Roman" w:cs="Times New Roman"/>
-          <w:kern w:val="0"/>
-          <w14:ligatures w14:val="none"/>
-        </w:rPr>
-        <w:t xml:space="preserve"> (3 ký tự đầu là chữ cái thuộc bảng chữ cái tiếng Anh, 4 ký tự sau là chữ số tự nhiên).</w:t>
-      </w:r>
-    </w:p>
-    <w:p>
-      <w:pPr>
-        <w:numPr>
-          <w:ilvl w:val="0"/>
-          <w:numId w:val="10"/>
-        </w:numPr>
-        <w:spacing w:before="100" w:beforeAutospacing="1" w:after="100" w:afterAutospacing="1" w:line="240" w:lineRule="auto"/>
-        <w:rPr>
-          <w:rFonts w:ascii="Times New Roman" w:eastAsia="Times New Roman" w:hAnsi="Times New Roman" w:cs="Times New Roman"/>
-          <w:kern w:val="0"/>
-          <w14:ligatures w14:val="none"/>
-        </w:rPr>
-      </w:pPr>
-      <w:r>
-        <w:rPr>
-          <w:rFonts w:ascii="Times New Roman" w:eastAsia="Times New Roman" w:hAnsi="Times New Roman" w:cs="Times New Roman"/>
-          <w:kern w:val="0"/>
-          <w14:ligatures w14:val="none"/>
-        </w:rPr>
-        <w:t>In mã trạng thái nhị phân kiểm tra (trả về giá trị 1 nếu chuỗi tuân thủ định dạng và trả về 0 nếu chuỗi vi phạm).</w:t>
-      </w:r>
-    </w:p>
-    <w:p>
-      <w:pPr>
-        <w:spacing w:before="100" w:beforeAutospacing="1" w:after="100" w:afterAutospacing="1" w:line="240" w:lineRule="auto"/>
-        <w:outlineLvl w:val="2"/>
-        <w:rPr>
-          <w:rFonts w:ascii="Times New Roman" w:eastAsia="Times New Roman" w:hAnsi="Times New Roman" w:cs="Times New Roman"/>
-          <w:b/>
-          <w:bCs/>
-          <w:kern w:val="0"/>
-          <w:sz w:val="27"/>
-          <w:szCs w:val="27"/>
-          <w14:ligatures w14:val="none"/>
-        </w:rPr>
-      </w:pPr>
-      <w:r>
-        <w:rPr>
-          <w:rFonts w:ascii="Times New Roman" w:eastAsia="Times New Roman" w:hAnsi="Times New Roman" w:cs="Times New Roman"/>
-          <w:b/>
-          <w:bCs/>
-          <w:kern w:val="0"/>
-          <w:sz w:val="27"/>
-          <w:szCs w:val="27"/>
-          <w14:ligatures w14:val="none"/>
-        </w:rPr>
-        <w:t>2. Dữ liệu vào/ra</w:t>
-      </w:r>
-    </w:p>
-    <w:p>
-      <w:pPr>
-        <w:numPr>
-          <w:ilvl w:val="0"/>
-          <w:numId w:val="11"/>
-        </w:numPr>
-        <w:spacing w:before="100" w:beforeAutospacing="1" w:after="100" w:afterAutospacing="1" w:line="240" w:lineRule="auto"/>
-        <w:rPr>
-          <w:rFonts w:ascii="Times New Roman" w:eastAsia="Times New Roman" w:hAnsi="Times New Roman" w:cs="Times New Roman"/>
-          <w:kern w:val="0"/>
-          <w14:ligatures w14:val="none"/>
-        </w:rPr>
-      </w:pPr>
-      <w:r>
-        <w:rPr>
-          <w:rFonts w:ascii="Times New Roman" w:eastAsia="Times New Roman" w:hAnsi="Times New Roman" w:cs="Times New Roman"/>
-          <w:b/>
-          <w:bCs/>
-          <w:kern w:val="0"/>
-          <w14:ligatures w14:val="none"/>
-        </w:rPr>
-        <w:t>Vào (Input):</w:t>
-      </w:r>
-      <w:r>
-        <w:rPr>
-          <w:rFonts w:ascii="Times New Roman" w:eastAsia="Times New Roman" w:hAnsi="Times New Roman" w:cs="Times New Roman"/>
-          <w:kern w:val="0"/>
-          <w14:ligatures w14:val="none"/>
-        </w:rPr>
-        <w:t xml:space="preserve"> Một chuỗi mã khách hàng do người dùng nhập từ bàn phím máy tính (Ví dụ nhập chuỗi chuẩn: </w:t>
-      </w:r>
-      <w:r>
-        <w:rPr>
-          <w:rFonts w:ascii="Courier New" w:eastAsia="Times New Roman" w:hAnsi="Courier New" w:cs="Courier New"/>
-          <w:kern w:val="0"/>
-          <w:sz w:val="20"/>
-          <w:szCs w:val="20"/>
-          <w14:ligatures w14:val="none"/>
-        </w:rPr>
-        <w:t>"ABC1234"</w:t>
-      </w:r>
-      <w:r>
-        <w:rPr>
-          <w:rFonts w:ascii="Times New Roman" w:eastAsia="Times New Roman" w:hAnsi="Times New Roman" w:cs="Times New Roman"/>
-          <w:kern w:val="0"/>
-          <w14:ligatures w14:val="none"/>
-        </w:rPr>
-        <w:t>).</w:t>
-      </w:r>
-    </w:p>
-    <w:p>
-      <w:pPr>
-        <w:numPr>
-          <w:ilvl w:val="0"/>
-          <w:numId w:val="11"/>
-        </w:numPr>
-        <w:spacing w:before="100" w:beforeAutospacing="1" w:after="100" w:afterAutospacing="1" w:line="240" w:lineRule="auto"/>
-        <w:rPr>
-          <w:rFonts w:ascii="Times New Roman" w:eastAsia="Times New Roman" w:hAnsi="Times New Roman" w:cs="Times New Roman"/>
-          <w:kern w:val="0"/>
-          <w14:ligatures w14:val="none"/>
-        </w:rPr>
-      </w:pPr>
-      <w:r>
-        <w:rPr>
-          <w:rFonts w:ascii="Times New Roman" w:eastAsia="Times New Roman" w:hAnsi="Times New Roman" w:cs="Times New Roman"/>
-          <w:b/>
-          <w:bCs/>
-          <w:kern w:val="0"/>
-          <w14:ligatures w14:val="none"/>
-        </w:rPr>
-        <w:t>Ra (Output):</w:t>
-      </w:r>
-      <w:r>
-        <w:rPr>
-          <w:rFonts w:ascii="Times New Roman" w:eastAsia="Times New Roman" w:hAnsi="Times New Roman" w:cs="Times New Roman"/>
-          <w:kern w:val="0"/>
-          <w14:ligatures w14:val="none"/>
-        </w:rPr>
-        <w:t xml:space="preserve"> Mã số biểu diễn tính hợp lệ của định dạng xuất ra màn hình (In ra trị số </w:t>
-      </w:r>
-      <w:r>
-        <w:rPr>
-          <w:rFonts w:ascii="Courier New" w:eastAsia="Times New Roman" w:hAnsi="Courier New" w:cs="Courier New"/>
-          <w:kern w:val="0"/>
-          <w:sz w:val="20"/>
-          <w:szCs w:val="20"/>
-          <w14:ligatures w14:val="none"/>
-        </w:rPr>
-        <w:t>1</w:t>
-      </w:r>
-      <w:r>
-        <w:rPr>
-          <w:rFonts w:ascii="Times New Roman" w:eastAsia="Times New Roman" w:hAnsi="Times New Roman" w:cs="Times New Roman"/>
-          <w:kern w:val="0"/>
-          <w14:ligatures w14:val="none"/>
-        </w:rPr>
-        <w:t>).</w:t>
-      </w:r>
-    </w:p>
-    <w:p>
-      <w:pPr>
-        <w:spacing w:before="100" w:beforeAutospacing="1" w:after="100" w:afterAutospacing="1" w:line="240" w:lineRule="auto"/>
-        <w:outlineLvl w:val="2"/>
-        <w:rPr>
-          <w:rFonts w:ascii="Times New Roman" w:eastAsia="Times New Roman" w:hAnsi="Times New Roman" w:cs="Times New Roman"/>
-          <w:b/>
-          <w:bCs/>
-          <w:kern w:val="0"/>
-          <w:sz w:val="27"/>
-          <w:szCs w:val="27"/>
-          <w14:ligatures w14:val="none"/>
-        </w:rPr>
-      </w:pPr>
-      <w:r>
-        <w:rPr>
-          <w:rFonts w:ascii="Times New Roman" w:eastAsia="Times New Roman" w:hAnsi="Times New Roman" w:cs="Times New Roman"/>
-          <w:b/>
-          <w:bCs/>
-          <w:kern w:val="0"/>
-          <w:sz w:val="27"/>
-          <w:szCs w:val="27"/>
-          <w14:ligatures w14:val="none"/>
-        </w:rPr>
-        <w:t>3. Các bước thực hiện</w:t>
-      </w:r>
-    </w:p>
-    <w:p>
-      <w:pPr>
-        <w:numPr>
-          <w:ilvl w:val="0"/>
-          <w:numId w:val="12"/>
-        </w:numPr>
-        <w:spacing w:before="100" w:beforeAutospacing="1" w:after="100" w:afterAutospacing="1" w:line="240" w:lineRule="auto"/>
-        <w:rPr>
-          <w:rFonts w:ascii="Times New Roman" w:eastAsia="Times New Roman" w:hAnsi="Times New Roman" w:cs="Times New Roman"/>
-          <w:kern w:val="0"/>
-          <w14:ligatures w14:val="none"/>
-        </w:rPr>
-      </w:pPr>
-      <w:r>
-        <w:rPr>
-          <w:rFonts w:ascii="Times New Roman" w:eastAsia="Times New Roman" w:hAnsi="Times New Roman" w:cs="Times New Roman"/>
-          <w:kern w:val="0"/>
-          <w14:ligatures w14:val="none"/>
-        </w:rPr>
-        <w:t xml:space="preserve">Khai báo các thư viện chuẩn cần thiết </w:t>
-      </w:r>
-      <w:r>
-        <w:rPr>
-          <w:rFonts w:ascii="Courier New" w:eastAsia="Times New Roman" w:hAnsi="Courier New" w:cs="Courier New"/>
-          <w:kern w:val="0"/>
-          <w:sz w:val="20"/>
-          <w:szCs w:val="20"/>
-          <w14:ligatures w14:val="none"/>
-        </w:rPr>
-        <w:t>&lt;stdio.h&gt;</w:t>
-      </w:r>
-      <w:r>
-        <w:rPr>
-          <w:rFonts w:ascii="Times New Roman" w:eastAsia="Times New Roman" w:hAnsi="Times New Roman" w:cs="Times New Roman"/>
-          <w:kern w:val="0"/>
-          <w14:ligatures w14:val="none"/>
-        </w:rPr>
-        <w:t xml:space="preserve"> và thư viện xử lý chuỗi nâng cao </w:t>
-      </w:r>
-      <w:r>
-        <w:rPr>
-          <w:rFonts w:ascii="Courier New" w:eastAsia="Times New Roman" w:hAnsi="Courier New" w:cs="Courier New"/>
-          <w:kern w:val="0"/>
-          <w:sz w:val="20"/>
-          <w:szCs w:val="20"/>
-          <w14:ligatures w14:val="none"/>
-        </w:rPr>
-        <w:t>&lt;string.h&gt;</w:t>
-      </w:r>
-      <w:r>
-        <w:rPr>
-          <w:rFonts w:ascii="Times New Roman" w:eastAsia="Times New Roman" w:hAnsi="Times New Roman" w:cs="Times New Roman"/>
-          <w:kern w:val="0"/>
-          <w14:ligatures w14:val="none"/>
-        </w:rPr>
-        <w:t xml:space="preserve"> (để lấy được chiều dài mảng thông qua hàm </w:t>
-      </w:r>
-      <w:r>
-        <w:rPr>
-          <w:rFonts w:ascii="Courier New" w:eastAsia="Times New Roman" w:hAnsi="Courier New" w:cs="Courier New"/>
-          <w:kern w:val="0"/>
-          <w:sz w:val="20"/>
-          <w:szCs w:val="20"/>
-          <w14:ligatures w14:val="none"/>
-        </w:rPr>
-        <w:t>strlen</w:t>
-      </w:r>
-      <w:r>
-        <w:rPr>
-          <w:rFonts w:ascii="Times New Roman" w:eastAsia="Times New Roman" w:hAnsi="Times New Roman" w:cs="Times New Roman"/>
-          <w:kern w:val="0"/>
-          <w14:ligatures w14:val="none"/>
-        </w:rPr>
-        <w:t>).</w:t>
-      </w:r>
-    </w:p>
-    <w:p>
-      <w:pPr>
-        <w:numPr>
-          <w:ilvl w:val="0"/>
-          <w:numId w:val="12"/>
-        </w:numPr>
-        <w:spacing w:before="100" w:beforeAutospacing="1" w:after="100" w:afterAutospacing="1" w:line="240" w:lineRule="auto"/>
-        <w:rPr>
-          <w:rFonts w:ascii="Times New Roman" w:eastAsia="Times New Roman" w:hAnsi="Times New Roman" w:cs="Times New Roman"/>
-          <w:kern w:val="0"/>
-          <w14:ligatures w14:val="none"/>
-        </w:rPr>
-      </w:pPr>
-      <w:r>
-        <w:rPr>
-          <w:rFonts w:ascii="Times New Roman" w:eastAsia="Times New Roman" w:hAnsi="Times New Roman" w:cs="Times New Roman"/>
-          <w:kern w:val="0"/>
-          <w14:ligatures w14:val="none"/>
-        </w:rPr>
-        <w:t xml:space="preserve">Thiết lập hàm logic phụ trợ </w:t>
-      </w:r>
-      <w:r>
-        <w:rPr>
-          <w:rFonts w:ascii="Courier New" w:eastAsia="Times New Roman" w:hAnsi="Courier New" w:cs="Courier New"/>
-          <w:kern w:val="0"/>
-          <w:sz w:val="20"/>
-          <w:szCs w:val="20"/>
-          <w14:ligatures w14:val="none"/>
-        </w:rPr>
-        <w:t>int check_customer_code(char str[])</w:t>
-      </w:r>
-      <w:r>
-        <w:rPr>
-          <w:rFonts w:ascii="Times New Roman" w:eastAsia="Times New Roman" w:hAnsi="Times New Roman" w:cs="Times New Roman"/>
-          <w:kern w:val="0"/>
-          <w14:ligatures w14:val="none"/>
-        </w:rPr>
-        <w:t xml:space="preserve"> nhằm xử lý việc cô lập các quy tắc kiểm tra định dạng.</w:t>
-      </w:r>
-    </w:p>
-    <w:p>
-      <w:pPr>
-        <w:numPr>
-          <w:ilvl w:val="0"/>
-          <w:numId w:val="12"/>
-        </w:numPr>
-        <w:spacing w:before="100" w:beforeAutospacing="1" w:after="100" w:afterAutospacing="1" w:line="240" w:lineRule="auto"/>
-        <w:rPr>
-          <w:rFonts w:ascii="Times New Roman" w:eastAsia="Times New Roman" w:hAnsi="Times New Roman" w:cs="Times New Roman"/>
-          <w:kern w:val="0"/>
-          <w14:ligatures w14:val="none"/>
-        </w:rPr>
-      </w:pPr>
-      <w:r>
-        <w:rPr>
-          <w:rFonts w:ascii="Times New Roman" w:eastAsia="Times New Roman" w:hAnsi="Times New Roman" w:cs="Times New Roman"/>
-          <w:kern w:val="0"/>
-          <w14:ligatures w14:val="none"/>
-        </w:rPr>
-        <w:t xml:space="preserve">Tạo rào cản kiểm tra đầu tiên: Nếu </w:t>
-      </w:r>
-      <w:r>
-        <w:rPr>
-          <w:rFonts w:ascii="Courier New" w:eastAsia="Times New Roman" w:hAnsi="Courier New" w:cs="Courier New"/>
-          <w:kern w:val="0"/>
-          <w:sz w:val="20"/>
-          <w:szCs w:val="20"/>
-          <w14:ligatures w14:val="none"/>
-        </w:rPr>
-        <w:t>strlen(str)</w:t>
-      </w:r>
-      <w:r>
-        <w:rPr>
-          <w:rFonts w:ascii="Times New Roman" w:eastAsia="Times New Roman" w:hAnsi="Times New Roman" w:cs="Times New Roman"/>
-          <w:kern w:val="0"/>
-          <w14:ligatures w14:val="none"/>
-        </w:rPr>
-        <w:t xml:space="preserve"> trả về một kết quả có giá trị khác 7, lập tức ngắt hàm và trả về kết quả </w:t>
-      </w:r>
-      <w:r>
-        <w:rPr>
-          <w:rFonts w:ascii="Courier New" w:eastAsia="Times New Roman" w:hAnsi="Courier New" w:cs="Courier New"/>
-          <w:kern w:val="0"/>
-          <w:sz w:val="20"/>
-          <w:szCs w:val="20"/>
-          <w14:ligatures w14:val="none"/>
-        </w:rPr>
-        <w:t>0</w:t>
-      </w:r>
-      <w:r>
-        <w:rPr>
-          <w:rFonts w:ascii="Times New Roman" w:eastAsia="Times New Roman" w:hAnsi="Times New Roman" w:cs="Times New Roman"/>
-          <w:kern w:val="0"/>
-          <w14:ligatures w14:val="none"/>
-        </w:rPr>
-        <w:t>.</w:t>
-      </w:r>
-    </w:p>
-    <w:p>
-      <w:pPr>
-        <w:numPr>
-          <w:ilvl w:val="0"/>
-          <w:numId w:val="12"/>
-        </w:numPr>
-        <w:spacing w:before="100" w:beforeAutospacing="1" w:after="100" w:afterAutospacing="1" w:line="240" w:lineRule="auto"/>
-        <w:rPr>
-          <w:rFonts w:ascii="Times New Roman" w:eastAsia="Times New Roman" w:hAnsi="Times New Roman" w:cs="Times New Roman"/>
-          <w:kern w:val="0"/>
-          <w14:ligatures w14:val="none"/>
-        </w:rPr>
-      </w:pPr>
-      <w:r>
-        <w:rPr>
-          <w:rFonts w:ascii="Times New Roman" w:eastAsia="Times New Roman" w:hAnsi="Times New Roman" w:cs="Times New Roman"/>
-          <w:kern w:val="0"/>
-          <w14:ligatures w14:val="none"/>
-        </w:rPr>
-        <w:t xml:space="preserve">Tạo vòng lặp lướt qua nhóm ký tự đầu tiên từ vị trí chỉ số </w:t>
-      </w:r>
-      <w:r>
-        <w:rPr>
-          <w:rFonts w:ascii="Courier New" w:eastAsia="Times New Roman" w:hAnsi="Courier New" w:cs="Courier New"/>
-          <w:kern w:val="0"/>
-          <w:sz w:val="20"/>
-          <w:szCs w:val="20"/>
-          <w14:ligatures w14:val="none"/>
-        </w:rPr>
-        <w:t>i = 0</w:t>
-      </w:r>
-      <w:r>
-        <w:rPr>
-          <w:rFonts w:ascii="Times New Roman" w:eastAsia="Times New Roman" w:hAnsi="Times New Roman" w:cs="Times New Roman"/>
-          <w:kern w:val="0"/>
-          <w14:ligatures w14:val="none"/>
-        </w:rPr>
-        <w:t xml:space="preserve"> đến </w:t>
-      </w:r>
-      <w:r>
-        <w:rPr>
-          <w:rFonts w:ascii="Courier New" w:eastAsia="Times New Roman" w:hAnsi="Courier New" w:cs="Courier New"/>
-          <w:kern w:val="0"/>
-          <w:sz w:val="20"/>
-          <w:szCs w:val="20"/>
-          <w14:ligatures w14:val="none"/>
-        </w:rPr>
-        <w:t>i = 2</w:t>
-      </w:r>
-      <w:r>
-        <w:rPr>
-          <w:rFonts w:ascii="Times New Roman" w:eastAsia="Times New Roman" w:hAnsi="Times New Roman" w:cs="Times New Roman"/>
-          <w:kern w:val="0"/>
-          <w14:ligatures w14:val="none"/>
-        </w:rPr>
-        <w:t xml:space="preserve">. Viết biểu thức điều kiện kết hợp toán tử logic để kiểm tra nếu ký tự không nằm trong khoảng ký tự chữ hoa </w:t>
-      </w:r>
-      <w:r>
-        <w:rPr>
-          <w:rFonts w:ascii="Courier New" w:eastAsia="Times New Roman" w:hAnsi="Courier New" w:cs="Courier New"/>
-          <w:kern w:val="0"/>
-          <w:sz w:val="20"/>
-          <w:szCs w:val="20"/>
-          <w14:ligatures w14:val="none"/>
-        </w:rPr>
-        <w:t>['A'..'Z']</w:t>
-      </w:r>
-      <w:r>
-        <w:rPr>
-          <w:rFonts w:ascii="Times New Roman" w:eastAsia="Times New Roman" w:hAnsi="Times New Roman" w:cs="Times New Roman"/>
-          <w:kern w:val="0"/>
-          <w14:ligatures w14:val="none"/>
-        </w:rPr>
-        <w:t xml:space="preserve"> và chữ thường </w:t>
-      </w:r>
-      <w:r>
-        <w:rPr>
-          <w:rFonts w:ascii="Courier New" w:eastAsia="Times New Roman" w:hAnsi="Courier New" w:cs="Courier New"/>
-          <w:kern w:val="0"/>
-          <w:sz w:val="20"/>
-          <w:szCs w:val="20"/>
-          <w14:ligatures w14:val="none"/>
-        </w:rPr>
-        <w:t>['a'..'z']</w:t>
-      </w:r>
-      <w:r>
-        <w:rPr>
-          <w:rFonts w:ascii="Times New Roman" w:eastAsia="Times New Roman" w:hAnsi="Times New Roman" w:cs="Times New Roman"/>
-          <w:kern w:val="0"/>
-          <w14:ligatures w14:val="none"/>
-        </w:rPr>
-        <w:t xml:space="preserve"> thì lập tức kết luận sai bằng cách trả về </w:t>
-      </w:r>
-      <w:r>
-        <w:rPr>
-          <w:rFonts w:ascii="Courier New" w:eastAsia="Times New Roman" w:hAnsi="Courier New" w:cs="Courier New"/>
-          <w:kern w:val="0"/>
-          <w:sz w:val="20"/>
-          <w:szCs w:val="20"/>
-          <w14:ligatures w14:val="none"/>
-        </w:rPr>
-        <w:t>0</w:t>
-      </w:r>
-      <w:r>
-        <w:rPr>
-          <w:rFonts w:ascii="Times New Roman" w:eastAsia="Times New Roman" w:hAnsi="Times New Roman" w:cs="Times New Roman"/>
-          <w:kern w:val="0"/>
-          <w14:ligatures w14:val="none"/>
-        </w:rPr>
-        <w:t>.</w:t>
-      </w:r>
-    </w:p>
-    <w:p>
-      <w:pPr>
-        <w:numPr>
-          <w:ilvl w:val="0"/>
-          <w:numId w:val="12"/>
-        </w:numPr>
-        <w:spacing w:before="100" w:beforeAutospacing="1" w:after="100" w:afterAutospacing="1" w:line="240" w:lineRule="auto"/>
-        <w:rPr>
-          <w:rFonts w:ascii="Times New Roman" w:eastAsia="Times New Roman" w:hAnsi="Times New Roman" w:cs="Times New Roman"/>
-          <w:kern w:val="0"/>
-          <w14:ligatures w14:val="none"/>
-        </w:rPr>
-      </w:pPr>
-      <w:r>
-        <w:rPr>
-          <w:rFonts w:ascii="Times New Roman" w:eastAsia="Times New Roman" w:hAnsi="Times New Roman" w:cs="Times New Roman"/>
-          <w:kern w:val="0"/>
-          <w14:ligatures w14:val="none"/>
-        </w:rPr>
-        <w:t xml:space="preserve">Tạo vòng lặp kiểm tra nhóm ký tự thứ hai từ vị trí chỉ số </w:t>
-      </w:r>
-      <w:r>
-        <w:rPr>
-          <w:rFonts w:ascii="Courier New" w:eastAsia="Times New Roman" w:hAnsi="Courier New" w:cs="Courier New"/>
-          <w:kern w:val="0"/>
-          <w:sz w:val="20"/>
-          <w:szCs w:val="20"/>
-          <w14:ligatures w14:val="none"/>
-        </w:rPr>
-        <w:t>i = 3</w:t>
-      </w:r>
-      <w:r>
-        <w:rPr>
-          <w:rFonts w:ascii="Times New Roman" w:eastAsia="Times New Roman" w:hAnsi="Times New Roman" w:cs="Times New Roman"/>
-          <w:kern w:val="0"/>
-          <w14:ligatures w14:val="none"/>
-        </w:rPr>
-        <w:t xml:space="preserve"> đến </w:t>
-      </w:r>
-      <w:r>
-        <w:rPr>
-          <w:rFonts w:ascii="Courier New" w:eastAsia="Times New Roman" w:hAnsi="Courier New" w:cs="Courier New"/>
-          <w:kern w:val="0"/>
-          <w:sz w:val="20"/>
-          <w:szCs w:val="20"/>
-          <w14:ligatures w14:val="none"/>
-        </w:rPr>
-        <w:t>i = 6</w:t>
-      </w:r>
-      <w:r>
-        <w:rPr>
-          <w:rFonts w:ascii="Times New Roman" w:eastAsia="Times New Roman" w:hAnsi="Times New Roman" w:cs="Times New Roman"/>
-          <w:kern w:val="0"/>
-          <w14:ligatures w14:val="none"/>
-        </w:rPr>
-        <w:t xml:space="preserve">. Kiểm tra nếu ký tự nằm ngoài phạm vi các chữ số từ </w:t>
-      </w:r>
-      <w:r>
-        <w:rPr>
-          <w:rFonts w:ascii="Courier New" w:eastAsia="Times New Roman" w:hAnsi="Courier New" w:cs="Courier New"/>
-          <w:kern w:val="0"/>
-          <w:sz w:val="20"/>
-          <w:szCs w:val="20"/>
-          <w14:ligatures w14:val="none"/>
-        </w:rPr>
-        <w:t>['0'..'9']</w:t>
-      </w:r>
-      <w:r>
-        <w:rPr>
-          <w:rFonts w:ascii="Times New Roman" w:eastAsia="Times New Roman" w:hAnsi="Times New Roman" w:cs="Times New Roman"/>
-          <w:kern w:val="0"/>
-          <w14:ligatures w14:val="none"/>
-        </w:rPr>
-        <w:t xml:space="preserve"> thì lập tức phản hồi vi phạm bằng việc trả về </w:t>
-      </w:r>
-      <w:r>
-        <w:rPr>
-          <w:rFonts w:ascii="Courier New" w:eastAsia="Times New Roman" w:hAnsi="Courier New" w:cs="Courier New"/>
-          <w:kern w:val="0"/>
-          <w:sz w:val="20"/>
-          <w:szCs w:val="20"/>
-          <w14:ligatures w14:val="none"/>
-        </w:rPr>
-        <w:t>0</w:t>
-      </w:r>
-      <w:r>
-        <w:rPr>
-          <w:rFonts w:ascii="Times New Roman" w:eastAsia="Times New Roman" w:hAnsi="Times New Roman" w:cs="Times New Roman"/>
-          <w:kern w:val="0"/>
-          <w14:ligatures w14:val="none"/>
-        </w:rPr>
-        <w:t>.</w:t>
-      </w:r>
-    </w:p>
-    <w:p>
-      <w:pPr>
-        <w:numPr>
-          <w:ilvl w:val="0"/>
-          <w:numId w:val="12"/>
-        </w:numPr>
-        <w:spacing w:before="100" w:beforeAutospacing="1" w:after="100" w:afterAutospacing="1" w:line="240" w:lineRule="auto"/>
-        <w:rPr>
-          <w:rFonts w:ascii="Times New Roman" w:eastAsia="Times New Roman" w:hAnsi="Times New Roman" w:cs="Times New Roman"/>
-          <w:kern w:val="0"/>
-          <w14:ligatures w14:val="none"/>
-        </w:rPr>
-      </w:pPr>
-      <w:r>
-        <w:rPr>
-          <w:rFonts w:ascii="Times New Roman" w:eastAsia="Times New Roman" w:hAnsi="Times New Roman" w:cs="Times New Roman"/>
-          <w:kern w:val="0"/>
-          <w14:ligatures w14:val="none"/>
-        </w:rPr>
-        <w:t xml:space="preserve">Trả về giá trị </w:t>
-      </w:r>
-      <w:r>
-        <w:rPr>
-          <w:rFonts w:ascii="Courier New" w:eastAsia="Times New Roman" w:hAnsi="Courier New" w:cs="Courier New"/>
-          <w:kern w:val="0"/>
-          <w:sz w:val="20"/>
-          <w:szCs w:val="20"/>
-          <w14:ligatures w14:val="none"/>
-        </w:rPr>
-        <w:t>1</w:t>
-      </w:r>
-      <w:r>
-        <w:rPr>
-          <w:rFonts w:ascii="Times New Roman" w:eastAsia="Times New Roman" w:hAnsi="Times New Roman" w:cs="Times New Roman"/>
-          <w:kern w:val="0"/>
-          <w14:ligatures w14:val="none"/>
-        </w:rPr>
-        <w:t xml:space="preserve"> ở cuối hàm nếu chuỗi vượt qua tất cả các lớp kiểm tra. Tại hàm </w:t>
-      </w:r>
-      <w:r>
-        <w:rPr>
-          <w:rFonts w:ascii="Courier New" w:eastAsia="Times New Roman" w:hAnsi="Courier New" w:cs="Courier New"/>
-          <w:kern w:val="0"/>
-          <w:sz w:val="20"/>
-          <w:szCs w:val="20"/>
-          <w14:ligatures w14:val="none"/>
-        </w:rPr>
-        <w:t>main()</w:t>
-      </w:r>
-      <w:r>
-        <w:rPr>
-          <w:rFonts w:ascii="Times New Roman" w:eastAsia="Times New Roman" w:hAnsi="Times New Roman" w:cs="Times New Roman"/>
-          <w:kern w:val="0"/>
-          <w14:ligatures w14:val="none"/>
-        </w:rPr>
-        <w:t>, nhập dữ liệu đầu vào, truyền mảng vào hàm kiểm định và xuất kết quả.</w:t>
-      </w:r>
-    </w:p>
-    <w:p>
-      <w:pPr>
-        <w:spacing w:before="100" w:beforeAutospacing="1" w:after="100" w:afterAutospacing="1" w:line="240" w:lineRule="auto"/>
-        <w:outlineLvl w:val="2"/>
-        <w:rPr>
-          <w:rFonts w:ascii="Times New Roman" w:eastAsia="Times New Roman" w:hAnsi="Times New Roman" w:cs="Times New Roman"/>
-          <w:b/>
-          <w:bCs/>
-          <w:kern w:val="0"/>
-          <w:sz w:val="27"/>
-          <w:szCs w:val="27"/>
-          <w14:ligatures w14:val="none"/>
-        </w:rPr>
-      </w:pPr>
-      <w:r>
-        <w:rPr>
-          <w:rFonts w:ascii="Times New Roman" w:eastAsia="Times New Roman" w:hAnsi="Times New Roman" w:cs="Times New Roman"/>
-          <w:b/>
-          <w:bCs/>
-          <w:kern w:val="0"/>
-          <w:sz w:val="27"/>
-          <w:szCs w:val="27"/>
-          <w14:ligatures w14:val="none"/>
-        </w:rPr>
-        <w:t>4. Kết quả &amp; Giải thích</w:t>
-      </w:r>
-    </w:p>
-    <w:p/>
-    <w:p/>
-    <w:p/>
-    <w:p>
-      <w:pPr>
-        <w:spacing w:before="100" w:beforeAutospacing="1" w:after="100" w:afterAutospacing="1" w:line="240" w:lineRule="auto"/>
-        <w:outlineLvl w:val="1"/>
-        <w:rPr>
-          <w:rFonts w:ascii="Times New Roman" w:eastAsia="Times New Roman" w:hAnsi="Times New Roman" w:cs="Times New Roman"/>
-          <w:b/>
-          <w:bCs/>
-          <w:kern w:val="0"/>
-          <w:sz w:val="36"/>
-          <w:szCs w:val="36"/>
-          <w14:ligatures w14:val="none"/>
-        </w:rPr>
-      </w:pPr>
-      <w:r>
-        <w:rPr>
-          <w:rFonts w:ascii="Times New Roman" w:eastAsia="Times New Roman" w:hAnsi="Times New Roman" w:cs="Times New Roman"/>
-          <w:b/>
-          <w:bCs/>
-          <w:kern w:val="0"/>
-          <w:sz w:val="36"/>
-          <w:szCs w:val="36"/>
-          <w14:ligatures w14:val="none"/>
-        </w:rPr>
-        <w:lastRenderedPageBreak/>
-        <w:t>BÁO CÁO BÀI THỰC HÀNH 5: MÔ PHỎNG HÀM SAO CHÉP CHUỖI STRCPY</w:t>
-      </w:r>
-    </w:p>
-    <w:p>
-      <w:pPr>
-        <w:spacing w:before="100" w:beforeAutospacing="1" w:after="100" w:afterAutospacing="1" w:line="240" w:lineRule="auto"/>
-        <w:outlineLvl w:val="2"/>
-        <w:rPr>
-          <w:rFonts w:ascii="Times New Roman" w:eastAsia="Times New Roman" w:hAnsi="Times New Roman" w:cs="Times New Roman"/>
-          <w:b/>
-          <w:bCs/>
-          <w:kern w:val="0"/>
-          <w:sz w:val="27"/>
-          <w:szCs w:val="27"/>
-          <w14:ligatures w14:val="none"/>
-        </w:rPr>
-      </w:pPr>
-      <w:r>
-        <w:rPr>
-          <w:rFonts w:ascii="Times New Roman" w:eastAsia="Times New Roman" w:hAnsi="Times New Roman" w:cs="Times New Roman"/>
-          <w:b/>
-          <w:bCs/>
-          <w:kern w:val="0"/>
-          <w:sz w:val="27"/>
-          <w:szCs w:val="27"/>
-          <w14:ligatures w14:val="none"/>
-        </w:rPr>
-        <w:t>1. Yêu cầu đề bài</w:t>
-      </w:r>
-    </w:p>
-    <w:p>
-      <w:pPr>
-        <w:numPr>
-          <w:ilvl w:val="0"/>
-          <w:numId w:val="13"/>
-        </w:numPr>
-        <w:spacing w:before="100" w:beforeAutospacing="1" w:after="100" w:afterAutospacing="1" w:line="240" w:lineRule="auto"/>
-        <w:rPr>
-          <w:rFonts w:ascii="Times New Roman" w:eastAsia="Times New Roman" w:hAnsi="Times New Roman" w:cs="Times New Roman"/>
-          <w:kern w:val="0"/>
-          <w14:ligatures w14:val="none"/>
-        </w:rPr>
-      </w:pPr>
-      <w:r>
-        <w:rPr>
-          <w:rFonts w:ascii="Times New Roman" w:eastAsia="Times New Roman" w:hAnsi="Times New Roman" w:cs="Times New Roman"/>
-          <w:kern w:val="0"/>
-          <w14:ligatures w14:val="none"/>
-        </w:rPr>
-        <w:t xml:space="preserve">Viết hàm tự thiết kế bằng ngôn ngữ C mang tên </w:t>
-      </w:r>
-      <w:r>
-        <w:rPr>
-          <w:rFonts w:ascii="Courier New" w:eastAsia="Times New Roman" w:hAnsi="Courier New" w:cs="Courier New"/>
-          <w:kern w:val="0"/>
-          <w:sz w:val="20"/>
-          <w:szCs w:val="20"/>
-          <w14:ligatures w14:val="none"/>
-        </w:rPr>
-        <w:t>my_strcpy</w:t>
-      </w:r>
-      <w:r>
-        <w:rPr>
-          <w:rFonts w:ascii="Times New Roman" w:eastAsia="Times New Roman" w:hAnsi="Times New Roman" w:cs="Times New Roman"/>
-          <w:kern w:val="0"/>
-          <w14:ligatures w14:val="none"/>
-        </w:rPr>
-        <w:t xml:space="preserve"> để tái cấu trúc lại cơ chế hoạt động bản chất của hàm sao chép bộ nhớ chuỗi tiêu chuẩn </w:t>
-      </w:r>
-      <w:r>
-        <w:rPr>
-          <w:rFonts w:ascii="Courier New" w:eastAsia="Times New Roman" w:hAnsi="Courier New" w:cs="Courier New"/>
-          <w:kern w:val="0"/>
-          <w:sz w:val="20"/>
-          <w:szCs w:val="20"/>
-          <w14:ligatures w14:val="none"/>
-        </w:rPr>
-        <w:t>strcpy()</w:t>
-      </w:r>
-      <w:r>
-        <w:rPr>
-          <w:rFonts w:ascii="Times New Roman" w:eastAsia="Times New Roman" w:hAnsi="Times New Roman" w:cs="Times New Roman"/>
-          <w:kern w:val="0"/>
-          <w14:ligatures w14:val="none"/>
-        </w:rPr>
-        <w:t xml:space="preserve"> thuộc thư viện hệ thống.</w:t>
-      </w:r>
-    </w:p>
-    <w:p>
-      <w:pPr>
-        <w:numPr>
-          <w:ilvl w:val="0"/>
-          <w:numId w:val="13"/>
-        </w:numPr>
-        <w:spacing w:before="100" w:beforeAutospacing="1" w:after="100" w:afterAutospacing="1" w:line="240" w:lineRule="auto"/>
-        <w:rPr>
-          <w:rFonts w:ascii="Times New Roman" w:eastAsia="Times New Roman" w:hAnsi="Times New Roman" w:cs="Times New Roman"/>
-          <w:kern w:val="0"/>
-          <w14:ligatures w14:val="none"/>
-        </w:rPr>
-      </w:pPr>
-      <w:r>
-        <w:rPr>
-          <w:rFonts w:ascii="Times New Roman" w:eastAsia="Times New Roman" w:hAnsi="Times New Roman" w:cs="Times New Roman"/>
-          <w:kern w:val="0"/>
-          <w14:ligatures w14:val="none"/>
-        </w:rPr>
-        <w:t>Sử dụng giải thuật thao tác trực tiếp trên các biến con trỏ dữ liệu kiểu ký tự để di chuyển thông tin từ phân vùng bộ nhớ của chuỗi nguồn (</w:t>
-      </w:r>
-      <w:r>
-        <w:rPr>
-          <w:rFonts w:ascii="Courier New" w:eastAsia="Times New Roman" w:hAnsi="Courier New" w:cs="Courier New"/>
-          <w:kern w:val="0"/>
-          <w:sz w:val="20"/>
-          <w:szCs w:val="20"/>
-          <w14:ligatures w14:val="none"/>
-        </w:rPr>
-        <w:t>source</w:t>
-      </w:r>
-      <w:r>
-        <w:rPr>
-          <w:rFonts w:ascii="Times New Roman" w:eastAsia="Times New Roman" w:hAnsi="Times New Roman" w:cs="Times New Roman"/>
-          <w:kern w:val="0"/>
-          <w14:ligatures w14:val="none"/>
-        </w:rPr>
-        <w:t>) sang phân vùng bộ nhớ của chuỗi đích (</w:t>
-      </w:r>
-      <w:r>
-        <w:rPr>
-          <w:rFonts w:ascii="Courier New" w:eastAsia="Times New Roman" w:hAnsi="Courier New" w:cs="Courier New"/>
-          <w:kern w:val="0"/>
-          <w:sz w:val="20"/>
-          <w:szCs w:val="20"/>
-          <w14:ligatures w14:val="none"/>
-        </w:rPr>
-        <w:t>destination</w:t>
-      </w:r>
-      <w:r>
-        <w:rPr>
-          <w:rFonts w:ascii="Times New Roman" w:eastAsia="Times New Roman" w:hAnsi="Times New Roman" w:cs="Times New Roman"/>
-          <w:kern w:val="0"/>
-          <w14:ligatures w14:val="none"/>
-        </w:rPr>
-        <w:t>).</w:t>
-      </w:r>
-    </w:p>
-    <w:p>
-      <w:pPr>
-        <w:numPr>
-          <w:ilvl w:val="0"/>
-          <w:numId w:val="13"/>
-        </w:numPr>
-        <w:spacing w:before="100" w:beforeAutospacing="1" w:after="100" w:afterAutospacing="1" w:line="240" w:lineRule="auto"/>
-        <w:rPr>
-          <w:rFonts w:ascii="Times New Roman" w:eastAsia="Times New Roman" w:hAnsi="Times New Roman" w:cs="Times New Roman"/>
-          <w:kern w:val="0"/>
-          <w14:ligatures w14:val="none"/>
-        </w:rPr>
-      </w:pPr>
-      <w:r>
-        <w:rPr>
-          <w:rFonts w:ascii="Times New Roman" w:eastAsia="Times New Roman" w:hAnsi="Times New Roman" w:cs="Times New Roman"/>
-          <w:kern w:val="0"/>
-          <w14:ligatures w14:val="none"/>
-        </w:rPr>
-        <w:t>Đảm bảo chuỗi đích sau khi hoàn thành sao chép phải có ký tự đánh dấu kết thúc dòng và trả về địa chỉ đầu tiên của chuỗi đích để tích hợp trong các câu lệnh xuất.</w:t>
-      </w:r>
-    </w:p>
-    <w:p>
-      <w:pPr>
-        <w:spacing w:before="100" w:beforeAutospacing="1" w:after="100" w:afterAutospacing="1" w:line="240" w:lineRule="auto"/>
-        <w:outlineLvl w:val="2"/>
-        <w:rPr>
-          <w:rFonts w:ascii="Times New Roman" w:eastAsia="Times New Roman" w:hAnsi="Times New Roman" w:cs="Times New Roman"/>
-          <w:b/>
-          <w:bCs/>
-          <w:kern w:val="0"/>
-          <w:sz w:val="27"/>
-          <w:szCs w:val="27"/>
-          <w14:ligatures w14:val="none"/>
-        </w:rPr>
-      </w:pPr>
-      <w:r>
-        <w:rPr>
-          <w:rFonts w:ascii="Times New Roman" w:eastAsia="Times New Roman" w:hAnsi="Times New Roman" w:cs="Times New Roman"/>
-          <w:b/>
-          <w:bCs/>
-          <w:kern w:val="0"/>
-          <w:sz w:val="27"/>
-          <w:szCs w:val="27"/>
-          <w14:ligatures w14:val="none"/>
-        </w:rPr>
-        <w:t>2. Dữ liệu vào/ra</w:t>
-      </w:r>
-    </w:p>
-    <w:p>
-      <w:pPr>
-        <w:numPr>
-          <w:ilvl w:val="0"/>
-          <w:numId w:val="14"/>
-        </w:numPr>
-        <w:spacing w:before="100" w:beforeAutospacing="1" w:after="100" w:afterAutospacing="1" w:line="240" w:lineRule="auto"/>
-        <w:rPr>
-          <w:rFonts w:ascii="Times New Roman" w:eastAsia="Times New Roman" w:hAnsi="Times New Roman" w:cs="Times New Roman"/>
-          <w:kern w:val="0"/>
-          <w14:ligatures w14:val="none"/>
-        </w:rPr>
-      </w:pPr>
-      <w:r>
-        <w:rPr>
-          <w:rFonts w:ascii="Times New Roman" w:eastAsia="Times New Roman" w:hAnsi="Times New Roman" w:cs="Times New Roman"/>
-          <w:b/>
-          <w:bCs/>
-          <w:kern w:val="0"/>
-          <w14:ligatures w14:val="none"/>
-        </w:rPr>
-        <w:t>Vào (Input):</w:t>
-      </w:r>
-      <w:r>
-        <w:rPr>
-          <w:rFonts w:ascii="Times New Roman" w:eastAsia="Times New Roman" w:hAnsi="Times New Roman" w:cs="Times New Roman"/>
-          <w:kern w:val="0"/>
-          <w14:ligatures w14:val="none"/>
-        </w:rPr>
-        <w:t xml:space="preserve"> Một chuỗi ký tự nguồn đã được khởi tạo dữ liệu nội dung tĩnh trong bộ nhớ máy tính: </w:t>
-      </w:r>
-      <w:r>
-        <w:rPr>
-          <w:rFonts w:ascii="Courier New" w:eastAsia="Times New Roman" w:hAnsi="Courier New" w:cs="Courier New"/>
-          <w:kern w:val="0"/>
-          <w:sz w:val="20"/>
-          <w:szCs w:val="20"/>
-          <w14:ligatures w14:val="none"/>
-        </w:rPr>
-        <w:t>src = "Hello"</w:t>
-      </w:r>
-      <w:r>
-        <w:rPr>
-          <w:rFonts w:ascii="Times New Roman" w:eastAsia="Times New Roman" w:hAnsi="Times New Roman" w:cs="Times New Roman"/>
-          <w:kern w:val="0"/>
-          <w14:ligatures w14:val="none"/>
-        </w:rPr>
-        <w:t xml:space="preserve">, cùng một mảng ký tự nhận dữ liệu rỗng có kích thước an toàn: </w:t>
-      </w:r>
-      <w:r>
-        <w:rPr>
-          <w:rFonts w:ascii="Courier New" w:eastAsia="Times New Roman" w:hAnsi="Courier New" w:cs="Courier New"/>
-          <w:kern w:val="0"/>
-          <w:sz w:val="20"/>
-          <w:szCs w:val="20"/>
-          <w14:ligatures w14:val="none"/>
-        </w:rPr>
-        <w:t>dest[50]</w:t>
-      </w:r>
-      <w:r>
-        <w:rPr>
-          <w:rFonts w:ascii="Times New Roman" w:eastAsia="Times New Roman" w:hAnsi="Times New Roman" w:cs="Times New Roman"/>
-          <w:kern w:val="0"/>
-          <w14:ligatures w14:val="none"/>
-        </w:rPr>
-        <w:t>.</w:t>
-      </w:r>
-    </w:p>
-    <w:p>
-      <w:pPr>
-        <w:numPr>
-          <w:ilvl w:val="0"/>
-          <w:numId w:val="14"/>
-        </w:numPr>
-        <w:spacing w:before="100" w:beforeAutospacing="1" w:after="100" w:afterAutospacing="1" w:line="240" w:lineRule="auto"/>
-        <w:rPr>
-          <w:rFonts w:ascii="Times New Roman" w:eastAsia="Times New Roman" w:hAnsi="Times New Roman" w:cs="Times New Roman"/>
-          <w:kern w:val="0"/>
-          <w14:ligatures w14:val="none"/>
-        </w:rPr>
-      </w:pPr>
-      <w:r>
-        <w:rPr>
-          <w:rFonts w:ascii="Times New Roman" w:eastAsia="Times New Roman" w:hAnsi="Times New Roman" w:cs="Times New Roman"/>
-          <w:b/>
-          <w:bCs/>
-          <w:kern w:val="0"/>
-          <w14:ligatures w14:val="none"/>
-        </w:rPr>
-        <w:t>Ra (Output):</w:t>
-      </w:r>
-      <w:r>
-        <w:rPr>
-          <w:rFonts w:ascii="Times New Roman" w:eastAsia="Times New Roman" w:hAnsi="Times New Roman" w:cs="Times New Roman"/>
-          <w:kern w:val="0"/>
-          <w14:ligatures w14:val="none"/>
-        </w:rPr>
-        <w:t xml:space="preserve"> Dữ liệu của mảng nhận sau quá trình dịch chuyển con trỏ hiển thị chuỗi thông tin sao chép nguyên bản: </w:t>
-      </w:r>
-      <w:r>
-        <w:rPr>
-          <w:rFonts w:ascii="Courier New" w:eastAsia="Times New Roman" w:hAnsi="Courier New" w:cs="Courier New"/>
-          <w:kern w:val="0"/>
-          <w:sz w:val="20"/>
-          <w:szCs w:val="20"/>
-          <w14:ligatures w14:val="none"/>
-        </w:rPr>
-        <w:t>"Hello"</w:t>
-      </w:r>
-      <w:r>
-        <w:rPr>
-          <w:rFonts w:ascii="Times New Roman" w:eastAsia="Times New Roman" w:hAnsi="Times New Roman" w:cs="Times New Roman"/>
-          <w:kern w:val="0"/>
-          <w14:ligatures w14:val="none"/>
-        </w:rPr>
-        <w:t>.</w:t>
-      </w:r>
-    </w:p>
-    <w:p>
-      <w:pPr>
-        <w:spacing w:before="100" w:beforeAutospacing="1" w:after="100" w:afterAutospacing="1" w:line="240" w:lineRule="auto"/>
-        <w:outlineLvl w:val="2"/>
-        <w:rPr>
-          <w:rFonts w:ascii="Times New Roman" w:eastAsia="Times New Roman" w:hAnsi="Times New Roman" w:cs="Times New Roman"/>
-          <w:b/>
-          <w:bCs/>
-          <w:kern w:val="0"/>
-          <w:sz w:val="27"/>
-          <w:szCs w:val="27"/>
-          <w14:ligatures w14:val="none"/>
-        </w:rPr>
-      </w:pPr>
-      <w:r>
-        <w:rPr>
-          <w:rFonts w:ascii="Times New Roman" w:eastAsia="Times New Roman" w:hAnsi="Times New Roman" w:cs="Times New Roman"/>
-          <w:b/>
-          <w:bCs/>
-          <w:kern w:val="0"/>
-          <w:sz w:val="27"/>
-          <w:szCs w:val="27"/>
-          <w14:ligatures w14:val="none"/>
-        </w:rPr>
-        <w:t>3. Các bước thực hiện</w:t>
-      </w:r>
-    </w:p>
-    <w:p>
-      <w:pPr>
-        <w:numPr>
-          <w:ilvl w:val="0"/>
-          <w:numId w:val="15"/>
-        </w:numPr>
-        <w:spacing w:before="100" w:beforeAutospacing="1" w:after="100" w:afterAutospacing="1" w:line="240" w:lineRule="auto"/>
-        <w:rPr>
-          <w:rFonts w:ascii="Times New Roman" w:eastAsia="Times New Roman" w:hAnsi="Times New Roman" w:cs="Times New Roman"/>
-          <w:kern w:val="0"/>
-          <w14:ligatures w14:val="none"/>
-        </w:rPr>
-      </w:pPr>
-      <w:r>
-        <w:rPr>
-          <w:rFonts w:ascii="Times New Roman" w:eastAsia="Times New Roman" w:hAnsi="Times New Roman" w:cs="Times New Roman"/>
-          <w:kern w:val="0"/>
-          <w14:ligatures w14:val="none"/>
-        </w:rPr>
-        <w:t xml:space="preserve">Định nghĩa cấu trúc hàm trả về con trỏ ký tự: </w:t>
-      </w:r>
-      <w:r>
-        <w:rPr>
-          <w:rFonts w:ascii="Courier New" w:eastAsia="Times New Roman" w:hAnsi="Courier New" w:cs="Courier New"/>
-          <w:kern w:val="0"/>
-          <w:sz w:val="20"/>
-          <w:szCs w:val="20"/>
-          <w14:ligatures w14:val="none"/>
-        </w:rPr>
-        <w:t>char* my_strcpy(char *destination, const char *source);</w:t>
-      </w:r>
-      <w:r>
-        <w:rPr>
-          <w:rFonts w:ascii="Times New Roman" w:eastAsia="Times New Roman" w:hAnsi="Times New Roman" w:cs="Times New Roman"/>
-          <w:kern w:val="0"/>
-          <w14:ligatures w14:val="none"/>
-        </w:rPr>
-        <w:t xml:space="preserve">. Việc sử dụng từ khóa chỉ định </w:t>
-      </w:r>
-      <w:r>
-        <w:rPr>
-          <w:rFonts w:ascii="Courier New" w:eastAsia="Times New Roman" w:hAnsi="Courier New" w:cs="Courier New"/>
-          <w:kern w:val="0"/>
-          <w:sz w:val="20"/>
-          <w:szCs w:val="20"/>
-          <w14:ligatures w14:val="none"/>
-        </w:rPr>
-        <w:t>const</w:t>
-      </w:r>
-      <w:r>
-        <w:rPr>
-          <w:rFonts w:ascii="Times New Roman" w:eastAsia="Times New Roman" w:hAnsi="Times New Roman" w:cs="Times New Roman"/>
-          <w:kern w:val="0"/>
-          <w14:ligatures w14:val="none"/>
-        </w:rPr>
-        <w:t xml:space="preserve"> đối với biến con trỏ nguồn nhằm bảo vệ, tránh cho chuỗi dữ liệu gốc bị thay đổi ngoài ý muốn trong quá trình sao chép.</w:t>
-      </w:r>
-    </w:p>
-    <w:p>
-      <w:pPr>
-        <w:numPr>
-          <w:ilvl w:val="0"/>
-          <w:numId w:val="15"/>
-        </w:numPr>
-        <w:spacing w:before="100" w:beforeAutospacing="1" w:after="100" w:afterAutospacing="1" w:line="240" w:lineRule="auto"/>
-        <w:rPr>
-          <w:rFonts w:ascii="Times New Roman" w:eastAsia="Times New Roman" w:hAnsi="Times New Roman" w:cs="Times New Roman"/>
-          <w:kern w:val="0"/>
-          <w14:ligatures w14:val="none"/>
-        </w:rPr>
-      </w:pPr>
-      <w:r>
-        <w:rPr>
-          <w:rFonts w:ascii="Times New Roman" w:eastAsia="Times New Roman" w:hAnsi="Times New Roman" w:cs="Times New Roman"/>
-          <w:kern w:val="0"/>
-          <w14:ligatures w14:val="none"/>
-        </w:rPr>
-        <w:t xml:space="preserve">Tạo một biến con trỏ ký tự phụ </w:t>
-      </w:r>
-      <w:r>
-        <w:rPr>
-          <w:rFonts w:ascii="Courier New" w:eastAsia="Times New Roman" w:hAnsi="Courier New" w:cs="Courier New"/>
-          <w:kern w:val="0"/>
-          <w:sz w:val="20"/>
-          <w:szCs w:val="20"/>
-          <w14:ligatures w14:val="none"/>
-        </w:rPr>
-        <w:t>char *p = destination;</w:t>
-      </w:r>
-      <w:r>
-        <w:rPr>
-          <w:rFonts w:ascii="Times New Roman" w:eastAsia="Times New Roman" w:hAnsi="Times New Roman" w:cs="Times New Roman"/>
-          <w:kern w:val="0"/>
-          <w14:ligatures w14:val="none"/>
-        </w:rPr>
-        <w:t xml:space="preserve"> để sao lưu và giữ lại vị trí địa chỉ ô nhớ ban đầu của chuỗi đích.</w:t>
-      </w:r>
-    </w:p>
-    <w:p>
-      <w:pPr>
-        <w:numPr>
-          <w:ilvl w:val="0"/>
-          <w:numId w:val="15"/>
-        </w:numPr>
-        <w:spacing w:before="100" w:beforeAutospacing="1" w:after="100" w:afterAutospacing="1" w:line="240" w:lineRule="auto"/>
-        <w:rPr>
-          <w:rFonts w:ascii="Times New Roman" w:eastAsia="Times New Roman" w:hAnsi="Times New Roman" w:cs="Times New Roman"/>
-          <w:kern w:val="0"/>
-          <w14:ligatures w14:val="none"/>
-        </w:rPr>
-      </w:pPr>
-      <w:r>
-        <w:rPr>
-          <w:rFonts w:ascii="Times New Roman" w:eastAsia="Times New Roman" w:hAnsi="Times New Roman" w:cs="Times New Roman"/>
-          <w:kern w:val="0"/>
-          <w14:ligatures w14:val="none"/>
-        </w:rPr>
-        <w:t xml:space="preserve">Sử dụng cấu trúc vòng lặp </w:t>
-      </w:r>
-      <w:r>
-        <w:rPr>
-          <w:rFonts w:ascii="Courier New" w:eastAsia="Times New Roman" w:hAnsi="Courier New" w:cs="Courier New"/>
-          <w:kern w:val="0"/>
-          <w:sz w:val="20"/>
-          <w:szCs w:val="20"/>
-          <w14:ligatures w14:val="none"/>
-        </w:rPr>
-        <w:t>while (*source != '\0')</w:t>
-      </w:r>
-      <w:r>
-        <w:rPr>
-          <w:rFonts w:ascii="Times New Roman" w:eastAsia="Times New Roman" w:hAnsi="Times New Roman" w:cs="Times New Roman"/>
-          <w:kern w:val="0"/>
-          <w14:ligatures w14:val="none"/>
-        </w:rPr>
-        <w:t xml:space="preserve"> nhằm liên tục kiểm tra xem giá trị tại ô nhớ hiện tại mà con trỏ nguồn đang quản lý đã đạt đến điểm cuối của chuỗi hay chưa.</w:t>
-      </w:r>
-    </w:p>
-    <w:p>
-      <w:pPr>
-        <w:numPr>
-          <w:ilvl w:val="0"/>
-          <w:numId w:val="15"/>
-        </w:numPr>
-        <w:spacing w:before="100" w:beforeAutospacing="1" w:after="100" w:afterAutospacing="1" w:line="240" w:lineRule="auto"/>
-        <w:rPr>
-          <w:rFonts w:ascii="Times New Roman" w:eastAsia="Times New Roman" w:hAnsi="Times New Roman" w:cs="Times New Roman"/>
-          <w:kern w:val="0"/>
-          <w14:ligatures w14:val="none"/>
-        </w:rPr>
-      </w:pPr>
-      <w:r>
-        <w:rPr>
-          <w:rFonts w:ascii="Times New Roman" w:eastAsia="Times New Roman" w:hAnsi="Times New Roman" w:cs="Times New Roman"/>
-          <w:kern w:val="0"/>
-          <w14:ligatures w14:val="none"/>
-        </w:rPr>
-        <w:t xml:space="preserve">Trong thân vòng lặp, áp dụng câu lệnh gán gián tiếp giá trị ô nhớ: </w:t>
-      </w:r>
-      <w:r>
-        <w:rPr>
-          <w:rFonts w:ascii="Courier New" w:eastAsia="Times New Roman" w:hAnsi="Courier New" w:cs="Courier New"/>
-          <w:kern w:val="0"/>
-          <w:sz w:val="20"/>
-          <w:szCs w:val="20"/>
-          <w14:ligatures w14:val="none"/>
-        </w:rPr>
-        <w:t>*destination = *source;</w:t>
-      </w:r>
-      <w:r>
-        <w:rPr>
-          <w:rFonts w:ascii="Times New Roman" w:eastAsia="Times New Roman" w:hAnsi="Times New Roman" w:cs="Times New Roman"/>
-          <w:kern w:val="0"/>
-          <w14:ligatures w14:val="none"/>
-        </w:rPr>
-        <w:t xml:space="preserve"> để chép ký tự. Sau đó thực hiện dịch chuyển cả hai con trỏ tiến về phía trước một ô nhớ kế tiếp bằng lệnh </w:t>
-      </w:r>
-      <w:r>
-        <w:rPr>
-          <w:rFonts w:ascii="Courier New" w:eastAsia="Times New Roman" w:hAnsi="Courier New" w:cs="Courier New"/>
-          <w:kern w:val="0"/>
-          <w:sz w:val="20"/>
-          <w:szCs w:val="20"/>
-          <w14:ligatures w14:val="none"/>
-        </w:rPr>
-        <w:t>destination++; source++;</w:t>
-      </w:r>
-      <w:r>
-        <w:rPr>
-          <w:rFonts w:ascii="Times New Roman" w:eastAsia="Times New Roman" w:hAnsi="Times New Roman" w:cs="Times New Roman"/>
-          <w:kern w:val="0"/>
-          <w14:ligatures w14:val="none"/>
-        </w:rPr>
-        <w:t>.</w:t>
-      </w:r>
-    </w:p>
-    <w:p>
-      <w:pPr>
-        <w:numPr>
-          <w:ilvl w:val="0"/>
-          <w:numId w:val="15"/>
-        </w:numPr>
-        <w:spacing w:before="100" w:beforeAutospacing="1" w:after="100" w:afterAutospacing="1" w:line="240" w:lineRule="auto"/>
-        <w:rPr>
-          <w:rFonts w:ascii="Times New Roman" w:eastAsia="Times New Roman" w:hAnsi="Times New Roman" w:cs="Times New Roman"/>
-          <w:kern w:val="0"/>
-          <w14:ligatures w14:val="none"/>
-        </w:rPr>
-      </w:pPr>
-      <w:r>
-        <w:rPr>
-          <w:rFonts w:ascii="Times New Roman" w:eastAsia="Times New Roman" w:hAnsi="Times New Roman" w:cs="Times New Roman"/>
-          <w:kern w:val="0"/>
-          <w14:ligatures w14:val="none"/>
-        </w:rPr>
-        <w:t xml:space="preserve">Khi kết thúc lặp, tiến hành đặt tường minh ký tự báo tử chuỗi vào ô nhớ hiện hành của chuỗi nhận bằng câu lệnh gán: </w:t>
-      </w:r>
-      <w:r>
-        <w:rPr>
-          <w:rFonts w:ascii="Courier New" w:eastAsia="Times New Roman" w:hAnsi="Courier New" w:cs="Courier New"/>
-          <w:kern w:val="0"/>
-          <w:sz w:val="20"/>
-          <w:szCs w:val="20"/>
-          <w14:ligatures w14:val="none"/>
-        </w:rPr>
-        <w:t>*destination = '\0';</w:t>
-      </w:r>
-      <w:r>
-        <w:rPr>
-          <w:rFonts w:ascii="Times New Roman" w:eastAsia="Times New Roman" w:hAnsi="Times New Roman" w:cs="Times New Roman"/>
-          <w:kern w:val="0"/>
-          <w14:ligatures w14:val="none"/>
-        </w:rPr>
-        <w:t>.</w:t>
-      </w:r>
-    </w:p>
-    <w:p>
-      <w:pPr>
-        <w:numPr>
-          <w:ilvl w:val="0"/>
-          <w:numId w:val="15"/>
-        </w:numPr>
-        <w:spacing w:before="100" w:beforeAutospacing="1" w:after="100" w:afterAutospacing="1" w:line="240" w:lineRule="auto"/>
-        <w:rPr>
-          <w:rFonts w:ascii="Times New Roman" w:eastAsia="Times New Roman" w:hAnsi="Times New Roman" w:cs="Times New Roman"/>
-          <w:kern w:val="0"/>
-          <w14:ligatures w14:val="none"/>
-        </w:rPr>
-      </w:pPr>
-      <w:r>
-        <w:rPr>
-          <w:rFonts w:ascii="Times New Roman" w:eastAsia="Times New Roman" w:hAnsi="Times New Roman" w:cs="Times New Roman"/>
-          <w:kern w:val="0"/>
-          <w14:ligatures w14:val="none"/>
-        </w:rPr>
-        <w:t xml:space="preserve">Hoàn trả địa chỉ con trỏ lưu trữ ban đầu </w:t>
-      </w:r>
-      <w:r>
-        <w:rPr>
-          <w:rFonts w:ascii="Courier New" w:eastAsia="Times New Roman" w:hAnsi="Courier New" w:cs="Courier New"/>
-          <w:kern w:val="0"/>
-          <w:sz w:val="20"/>
-          <w:szCs w:val="20"/>
-          <w14:ligatures w14:val="none"/>
-        </w:rPr>
-        <w:t>p</w:t>
-      </w:r>
-      <w:r>
-        <w:rPr>
-          <w:rFonts w:ascii="Times New Roman" w:eastAsia="Times New Roman" w:hAnsi="Times New Roman" w:cs="Times New Roman"/>
-          <w:kern w:val="0"/>
-          <w14:ligatures w14:val="none"/>
-        </w:rPr>
-        <w:t xml:space="preserve"> về cho hàm gọi để kết xuất văn bản chuỗi đích ra màn hình nền thông qua hàm in chuẩn.</w:t>
-      </w:r>
-    </w:p>
-    <w:p>
-      <w:pPr>
-        <w:spacing w:before="100" w:beforeAutospacing="1" w:after="100" w:afterAutospacing="1" w:line="240" w:lineRule="auto"/>
-        <w:outlineLvl w:val="2"/>
-        <w:rPr>
-          <w:rFonts w:ascii="Times New Roman" w:eastAsia="Times New Roman" w:hAnsi="Times New Roman" w:cs="Times New Roman"/>
-          <w:b/>
-          <w:bCs/>
-          <w:kern w:val="0"/>
-          <w:sz w:val="27"/>
-          <w:szCs w:val="27"/>
-          <w14:ligatures w14:val="none"/>
-        </w:rPr>
-      </w:pPr>
-      <w:r>
-        <w:rPr>
-          <w:rFonts w:ascii="Times New Roman" w:eastAsia="Times New Roman" w:hAnsi="Times New Roman" w:cs="Times New Roman"/>
-          <w:b/>
-          <w:bCs/>
-          <w:kern w:val="0"/>
-          <w:sz w:val="27"/>
-          <w:szCs w:val="27"/>
-          <w14:ligatures w14:val="none"/>
-        </w:rPr>
-        <w:t>4. Kết quả &amp; Giải thích</w:t>
-      </w:r>
-    </w:p>
-    <w:p/>
-    <w:p>
-      <w:pPr>
-        <w:spacing w:before="100" w:beforeAutospacing="1" w:after="100" w:afterAutospacing="1" w:line="240" w:lineRule="auto"/>
-        <w:outlineLvl w:val="0"/>
-        <w:rPr>
-          <w:rFonts w:ascii="Times New Roman" w:eastAsia="Times New Roman" w:hAnsi="Times New Roman" w:cs="Times New Roman"/>
-          <w:b/>
-          <w:bCs/>
-          <w:kern w:val="36"/>
-          <w:sz w:val="48"/>
-          <w:szCs w:val="48"/>
-          <w14:ligatures w14:val="none"/>
-        </w:rPr>
-      </w:pPr>
-      <w:r>
-        <w:rPr>
-          <w:rFonts w:ascii="Times New Roman" w:eastAsia="Times New Roman" w:hAnsi="Times New Roman" w:cs="Times New Roman"/>
-          <w:b/>
-          <w:bCs/>
-          <w:kern w:val="36"/>
-          <w:sz w:val="48"/>
-          <w:szCs w:val="48"/>
-          <w14:ligatures w14:val="none"/>
-        </w:rPr>
-        <w:lastRenderedPageBreak/>
-        <w:t>BÁO CÁO BÀI THỰC HÀNH 6: TRÍCH XUẤT TÊN BẰNG CÁCH NGẮT CHUỖI TẠI KHOẢNG TRẮNG</w:t>
-      </w:r>
-    </w:p>
-    <w:p>
-      <w:pPr>
-        <w:spacing w:before="100" w:beforeAutospacing="1" w:after="100" w:afterAutospacing="1" w:line="240" w:lineRule="auto"/>
-        <w:outlineLvl w:val="2"/>
-        <w:rPr>
-          <w:rFonts w:ascii="Times New Roman" w:eastAsia="Times New Roman" w:hAnsi="Times New Roman" w:cs="Times New Roman"/>
-          <w:b/>
-          <w:bCs/>
-          <w:kern w:val="0"/>
-          <w:sz w:val="27"/>
-          <w:szCs w:val="27"/>
-          <w14:ligatures w14:val="none"/>
-        </w:rPr>
-      </w:pPr>
-      <w:r>
-        <w:rPr>
-          <w:rFonts w:ascii="Times New Roman" w:eastAsia="Times New Roman" w:hAnsi="Times New Roman" w:cs="Times New Roman"/>
-          <w:b/>
-          <w:bCs/>
-          <w:kern w:val="0"/>
-          <w:sz w:val="27"/>
-          <w:szCs w:val="27"/>
-          <w14:ligatures w14:val="none"/>
-        </w:rPr>
-        <w:t>1. Yêu cầu đề bài</w:t>
-      </w:r>
-    </w:p>
-    <w:p>
-      <w:pPr>
-        <w:numPr>
-          <w:ilvl w:val="0"/>
-          <w:numId w:val="16"/>
-        </w:numPr>
-        <w:spacing w:before="100" w:beforeAutospacing="1" w:after="100" w:afterAutospacing="1" w:line="240" w:lineRule="auto"/>
-        <w:rPr>
-          <w:rFonts w:ascii="Times New Roman" w:eastAsia="Times New Roman" w:hAnsi="Times New Roman" w:cs="Times New Roman"/>
-          <w:kern w:val="0"/>
-          <w14:ligatures w14:val="none"/>
-        </w:rPr>
-      </w:pPr>
-      <w:r>
-        <w:rPr>
-          <w:rFonts w:ascii="Times New Roman" w:eastAsia="Times New Roman" w:hAnsi="Times New Roman" w:cs="Times New Roman"/>
-          <w:kern w:val="0"/>
-          <w14:ligatures w14:val="none"/>
-        </w:rPr>
-        <w:t xml:space="preserve">Viết hàm </w:t>
-      </w:r>
-      <w:r>
-        <w:rPr>
-          <w:rFonts w:ascii="Courier New" w:eastAsia="Times New Roman" w:hAnsi="Courier New" w:cs="Courier New"/>
-          <w:kern w:val="0"/>
-          <w:sz w:val="20"/>
-          <w:szCs w:val="20"/>
-          <w14:ligatures w14:val="none"/>
-        </w:rPr>
-        <w:t>nameSlice</w:t>
-      </w:r>
-      <w:r>
-        <w:rPr>
-          <w:rFonts w:ascii="Times New Roman" w:eastAsia="Times New Roman" w:hAnsi="Times New Roman" w:cs="Times New Roman"/>
-          <w:kern w:val="0"/>
-          <w14:ligatures w14:val="none"/>
-        </w:rPr>
-        <w:t xml:space="preserve"> nhận vào đầu vào là một mảng ký tự chứa chuỗi họ và tên. Hàm thực hiện tìm kiếm ký tự khoảng trắng đầu tiên phân tách giữa từ đầu tiên (First Name) và các từ còn lại trong chuỗi.</w:t>
-      </w:r>
-    </w:p>
-    <w:p>
-      <w:pPr>
-        <w:numPr>
-          <w:ilvl w:val="0"/>
-          <w:numId w:val="16"/>
-        </w:numPr>
-        <w:spacing w:before="100" w:beforeAutospacing="1" w:after="100" w:afterAutospacing="1" w:line="240" w:lineRule="auto"/>
-        <w:rPr>
-          <w:rFonts w:ascii="Times New Roman" w:eastAsia="Times New Roman" w:hAnsi="Times New Roman" w:cs="Times New Roman"/>
-          <w:kern w:val="0"/>
-          <w14:ligatures w14:val="none"/>
-        </w:rPr>
-      </w:pPr>
-      <w:r>
-        <w:rPr>
-          <w:rFonts w:ascii="Times New Roman" w:eastAsia="Times New Roman" w:hAnsi="Times New Roman" w:cs="Times New Roman"/>
-          <w:kern w:val="0"/>
-          <w14:ligatures w14:val="none"/>
-        </w:rPr>
-        <w:t xml:space="preserve">Tại vị trí khoảng trắng đầu tiên phát hiện được, tiến hành thay thế bằng ký tự kết thúc chuỗi </w:t>
-      </w:r>
-      <w:r>
-        <w:rPr>
-          <w:rFonts w:ascii="Courier New" w:eastAsia="Times New Roman" w:hAnsi="Courier New" w:cs="Courier New"/>
-          <w:kern w:val="0"/>
-          <w:sz w:val="20"/>
-          <w:szCs w:val="20"/>
-          <w14:ligatures w14:val="none"/>
-        </w:rPr>
-        <w:t>'\0'</w:t>
-      </w:r>
-      <w:r>
-        <w:rPr>
-          <w:rFonts w:ascii="Times New Roman" w:eastAsia="Times New Roman" w:hAnsi="Times New Roman" w:cs="Times New Roman"/>
-          <w:kern w:val="0"/>
-          <w14:ligatures w14:val="none"/>
-        </w:rPr>
-        <w:t xml:space="preserve"> nhằm cô lập và tách lấy phần từ đầu tiên.</w:t>
-      </w:r>
-    </w:p>
-    <w:p>
-      <w:pPr>
-        <w:numPr>
-          <w:ilvl w:val="0"/>
-          <w:numId w:val="16"/>
-        </w:numPr>
-        <w:spacing w:before="100" w:beforeAutospacing="1" w:after="100" w:afterAutospacing="1" w:line="240" w:lineRule="auto"/>
-        <w:rPr>
-          <w:rFonts w:ascii="Times New Roman" w:eastAsia="Times New Roman" w:hAnsi="Times New Roman" w:cs="Times New Roman"/>
-          <w:kern w:val="0"/>
-          <w14:ligatures w14:val="none"/>
-        </w:rPr>
-      </w:pPr>
-      <w:r>
-        <w:rPr>
-          <w:rFonts w:ascii="Times New Roman" w:eastAsia="Times New Roman" w:hAnsi="Times New Roman" w:cs="Times New Roman"/>
-          <w:kern w:val="0"/>
-          <w14:ligatures w14:val="none"/>
-        </w:rPr>
-        <w:t>Viết chương trình chính khởi tạo chuỗi, gọi hàm và in kết quả ra màn hình console.</w:t>
-      </w:r>
-    </w:p>
-    <w:p>
-      <w:pPr>
-        <w:spacing w:before="100" w:beforeAutospacing="1" w:after="100" w:afterAutospacing="1" w:line="240" w:lineRule="auto"/>
-        <w:outlineLvl w:val="2"/>
-        <w:rPr>
-          <w:rFonts w:ascii="Times New Roman" w:eastAsia="Times New Roman" w:hAnsi="Times New Roman" w:cs="Times New Roman"/>
-          <w:b/>
-          <w:bCs/>
-          <w:kern w:val="0"/>
-          <w:sz w:val="27"/>
-          <w:szCs w:val="27"/>
-          <w14:ligatures w14:val="none"/>
-        </w:rPr>
-      </w:pPr>
-      <w:r>
-        <w:rPr>
-          <w:rFonts w:ascii="Times New Roman" w:eastAsia="Times New Roman" w:hAnsi="Times New Roman" w:cs="Times New Roman"/>
-          <w:b/>
-          <w:bCs/>
-          <w:kern w:val="0"/>
-          <w:sz w:val="27"/>
-          <w:szCs w:val="27"/>
-          <w14:ligatures w14:val="none"/>
-        </w:rPr>
-        <w:t>2. Dữ liệu vào/ra</w:t>
-      </w:r>
-    </w:p>
-    <w:p>
-      <w:pPr>
-        <w:numPr>
-          <w:ilvl w:val="0"/>
-          <w:numId w:val="17"/>
-        </w:numPr>
-        <w:spacing w:before="100" w:beforeAutospacing="1" w:after="100" w:afterAutospacing="1" w:line="240" w:lineRule="auto"/>
-        <w:rPr>
-          <w:rFonts w:ascii="Times New Roman" w:eastAsia="Times New Roman" w:hAnsi="Times New Roman" w:cs="Times New Roman"/>
-          <w:kern w:val="0"/>
-          <w14:ligatures w14:val="none"/>
-        </w:rPr>
-      </w:pPr>
-      <w:r>
-        <w:rPr>
-          <w:rFonts w:ascii="Times New Roman" w:eastAsia="Times New Roman" w:hAnsi="Times New Roman" w:cs="Times New Roman"/>
-          <w:b/>
-          <w:bCs/>
-          <w:kern w:val="0"/>
-          <w14:ligatures w14:val="none"/>
-        </w:rPr>
-        <w:t>Vào (Input):</w:t>
-      </w:r>
-      <w:r>
-        <w:rPr>
-          <w:rFonts w:ascii="Times New Roman" w:eastAsia="Times New Roman" w:hAnsi="Times New Roman" w:cs="Times New Roman"/>
-          <w:kern w:val="0"/>
-          <w14:ligatures w14:val="none"/>
-        </w:rPr>
-        <w:t xml:space="preserve"> Một chuỗi ký tự họ tên đầy đủ được khởi tạo trong bộ nhớ: </w:t>
-      </w:r>
-      <w:r>
-        <w:rPr>
-          <w:rFonts w:ascii="Courier New" w:eastAsia="Times New Roman" w:hAnsi="Courier New" w:cs="Courier New"/>
-          <w:kern w:val="0"/>
-          <w:sz w:val="20"/>
-          <w:szCs w:val="20"/>
-          <w14:ligatures w14:val="none"/>
-        </w:rPr>
-        <w:t>name = "Dennis Ritchie"</w:t>
-      </w:r>
-      <w:r>
-        <w:rPr>
-          <w:rFonts w:ascii="Times New Roman" w:eastAsia="Times New Roman" w:hAnsi="Times New Roman" w:cs="Times New Roman"/>
-          <w:kern w:val="0"/>
-          <w14:ligatures w14:val="none"/>
-        </w:rPr>
-        <w:t>.</w:t>
-      </w:r>
-    </w:p>
-    <w:p>
-      <w:pPr>
-        <w:numPr>
-          <w:ilvl w:val="0"/>
-          <w:numId w:val="17"/>
-        </w:numPr>
-        <w:spacing w:before="100" w:beforeAutospacing="1" w:after="100" w:afterAutospacing="1" w:line="240" w:lineRule="auto"/>
-        <w:rPr>
-          <w:rFonts w:ascii="Times New Roman" w:eastAsia="Times New Roman" w:hAnsi="Times New Roman" w:cs="Times New Roman"/>
-          <w:kern w:val="0"/>
-          <w14:ligatures w14:val="none"/>
-        </w:rPr>
-      </w:pPr>
-      <w:r>
-        <w:rPr>
-          <w:rFonts w:ascii="Times New Roman" w:eastAsia="Times New Roman" w:hAnsi="Times New Roman" w:cs="Times New Roman"/>
-          <w:b/>
-          <w:bCs/>
-          <w:kern w:val="0"/>
-          <w14:ligatures w14:val="none"/>
-        </w:rPr>
-        <w:t>Ra (Output):</w:t>
-      </w:r>
-      <w:r>
-        <w:rPr>
-          <w:rFonts w:ascii="Times New Roman" w:eastAsia="Times New Roman" w:hAnsi="Times New Roman" w:cs="Times New Roman"/>
-          <w:kern w:val="0"/>
-          <w14:ligatures w14:val="none"/>
-        </w:rPr>
-        <w:t xml:space="preserve"> Chuỗi ký tự sau khi xử lý cắt chuỗi hiển thị trên màn hình: </w:t>
-      </w:r>
-      <w:r>
-        <w:rPr>
-          <w:rFonts w:ascii="Courier New" w:eastAsia="Times New Roman" w:hAnsi="Courier New" w:cs="Courier New"/>
-          <w:kern w:val="0"/>
-          <w:sz w:val="20"/>
-          <w:szCs w:val="20"/>
-          <w14:ligatures w14:val="none"/>
-        </w:rPr>
-        <w:t>Your first name is: Dennis</w:t>
-      </w:r>
-      <w:r>
-        <w:rPr>
-          <w:rFonts w:ascii="Times New Roman" w:eastAsia="Times New Roman" w:hAnsi="Times New Roman" w:cs="Times New Roman"/>
-          <w:kern w:val="0"/>
-          <w14:ligatures w14:val="none"/>
-        </w:rPr>
-        <w:t>.</w:t>
-      </w:r>
-    </w:p>
-    <w:p>
-      <w:pPr>
-        <w:spacing w:before="100" w:beforeAutospacing="1" w:after="100" w:afterAutospacing="1" w:line="240" w:lineRule="auto"/>
-        <w:outlineLvl w:val="2"/>
-        <w:rPr>
-          <w:rFonts w:ascii="Times New Roman" w:eastAsia="Times New Roman" w:hAnsi="Times New Roman" w:cs="Times New Roman"/>
-          <w:b/>
-          <w:bCs/>
-          <w:kern w:val="0"/>
-          <w:sz w:val="27"/>
-          <w:szCs w:val="27"/>
-          <w14:ligatures w14:val="none"/>
-        </w:rPr>
-      </w:pPr>
-      <w:r>
-        <w:rPr>
-          <w:rFonts w:ascii="Times New Roman" w:eastAsia="Times New Roman" w:hAnsi="Times New Roman" w:cs="Times New Roman"/>
-          <w:b/>
-          <w:bCs/>
-          <w:kern w:val="0"/>
-          <w:sz w:val="27"/>
-          <w:szCs w:val="27"/>
-          <w14:ligatures w14:val="none"/>
-        </w:rPr>
-        <w:t>3. Các bước thực hiện</w:t>
-      </w:r>
-    </w:p>
-    <w:p>
-      <w:pPr>
-        <w:numPr>
-          <w:ilvl w:val="0"/>
-          <w:numId w:val="18"/>
-        </w:numPr>
-        <w:spacing w:before="100" w:beforeAutospacing="1" w:after="100" w:afterAutospacing="1" w:line="240" w:lineRule="auto"/>
-        <w:rPr>
-          <w:rFonts w:ascii="Times New Roman" w:eastAsia="Times New Roman" w:hAnsi="Times New Roman" w:cs="Times New Roman"/>
-          <w:kern w:val="0"/>
-          <w14:ligatures w14:val="none"/>
-        </w:rPr>
-      </w:pPr>
-      <w:r>
-        <w:rPr>
-          <w:rFonts w:ascii="Times New Roman" w:eastAsia="Times New Roman" w:hAnsi="Times New Roman" w:cs="Times New Roman"/>
-          <w:kern w:val="0"/>
-          <w14:ligatures w14:val="none"/>
-        </w:rPr>
-        <w:t xml:space="preserve">Khai báo thư viện tiêu chuẩn </w:t>
-      </w:r>
-      <w:r>
-        <w:rPr>
-          <w:rFonts w:ascii="Courier New" w:eastAsia="Times New Roman" w:hAnsi="Courier New" w:cs="Courier New"/>
-          <w:kern w:val="0"/>
-          <w:sz w:val="20"/>
-          <w:szCs w:val="20"/>
-          <w14:ligatures w14:val="none"/>
-        </w:rPr>
-        <w:t>&lt;stdio.h&gt;</w:t>
-      </w:r>
-      <w:r>
-        <w:rPr>
-          <w:rFonts w:ascii="Times New Roman" w:eastAsia="Times New Roman" w:hAnsi="Times New Roman" w:cs="Times New Roman"/>
-          <w:kern w:val="0"/>
-          <w14:ligatures w14:val="none"/>
-        </w:rPr>
-        <w:t xml:space="preserve"> hỗ trợ xuất dữ liệu. Định nghĩa nguyên mẫu hàm </w:t>
-      </w:r>
-      <w:r>
-        <w:rPr>
-          <w:rFonts w:ascii="Courier New" w:eastAsia="Times New Roman" w:hAnsi="Courier New" w:cs="Courier New"/>
-          <w:kern w:val="0"/>
-          <w:sz w:val="20"/>
-          <w:szCs w:val="20"/>
-          <w14:ligatures w14:val="none"/>
-        </w:rPr>
-        <w:t>void nameSlice(char userName[]);</w:t>
-      </w:r>
-      <w:r>
-        <w:rPr>
-          <w:rFonts w:ascii="Times New Roman" w:eastAsia="Times New Roman" w:hAnsi="Times New Roman" w:cs="Times New Roman"/>
-          <w:kern w:val="0"/>
-          <w14:ligatures w14:val="none"/>
-        </w:rPr>
-        <w:t>.</w:t>
-      </w:r>
-    </w:p>
-    <w:p>
-      <w:pPr>
-        <w:numPr>
-          <w:ilvl w:val="0"/>
-          <w:numId w:val="18"/>
-        </w:numPr>
-        <w:spacing w:before="100" w:beforeAutospacing="1" w:after="100" w:afterAutospacing="1" w:line="240" w:lineRule="auto"/>
-        <w:rPr>
-          <w:rFonts w:ascii="Times New Roman" w:eastAsia="Times New Roman" w:hAnsi="Times New Roman" w:cs="Times New Roman"/>
-          <w:kern w:val="0"/>
-          <w14:ligatures w14:val="none"/>
-        </w:rPr>
-      </w:pPr>
-      <w:r>
-        <w:rPr>
-          <w:rFonts w:ascii="Times New Roman" w:eastAsia="Times New Roman" w:hAnsi="Times New Roman" w:cs="Times New Roman"/>
-          <w:kern w:val="0"/>
-          <w14:ligatures w14:val="none"/>
-        </w:rPr>
-        <w:t xml:space="preserve">Trong hàm </w:t>
-      </w:r>
-      <w:r>
-        <w:rPr>
-          <w:rFonts w:ascii="Courier New" w:eastAsia="Times New Roman" w:hAnsi="Courier New" w:cs="Courier New"/>
-          <w:kern w:val="0"/>
-          <w:sz w:val="20"/>
-          <w:szCs w:val="20"/>
-          <w14:ligatures w14:val="none"/>
-        </w:rPr>
-        <w:t>main</w:t>
-      </w:r>
-      <w:r>
-        <w:rPr>
-          <w:rFonts w:ascii="Times New Roman" w:eastAsia="Times New Roman" w:hAnsi="Times New Roman" w:cs="Times New Roman"/>
-          <w:kern w:val="0"/>
-          <w14:ligatures w14:val="none"/>
-        </w:rPr>
-        <w:t xml:space="preserve">, khai báo mảng ký tự </w:t>
-      </w:r>
-      <w:r>
-        <w:rPr>
-          <w:rFonts w:ascii="Courier New" w:eastAsia="Times New Roman" w:hAnsi="Courier New" w:cs="Courier New"/>
-          <w:kern w:val="0"/>
-          <w:sz w:val="20"/>
-          <w:szCs w:val="20"/>
-          <w14:ligatures w14:val="none"/>
-        </w:rPr>
-        <w:t>name</w:t>
-      </w:r>
-      <w:r>
-        <w:rPr>
-          <w:rFonts w:ascii="Times New Roman" w:eastAsia="Times New Roman" w:hAnsi="Times New Roman" w:cs="Times New Roman"/>
-          <w:kern w:val="0"/>
-          <w14:ligatures w14:val="none"/>
-        </w:rPr>
-        <w:t xml:space="preserve"> có kích thước 41 phần tử và gán giá trị chuỗi ban đầu là </w:t>
-      </w:r>
-      <w:r>
-        <w:rPr>
-          <w:rFonts w:ascii="Courier New" w:eastAsia="Times New Roman" w:hAnsi="Courier New" w:cs="Courier New"/>
-          <w:kern w:val="0"/>
-          <w:sz w:val="20"/>
-          <w:szCs w:val="20"/>
-          <w14:ligatures w14:val="none"/>
-        </w:rPr>
-        <w:t>"Dennis Ritchie"</w:t>
-      </w:r>
-      <w:r>
-        <w:rPr>
-          <w:rFonts w:ascii="Times New Roman" w:eastAsia="Times New Roman" w:hAnsi="Times New Roman" w:cs="Times New Roman"/>
-          <w:kern w:val="0"/>
-          <w14:ligatures w14:val="none"/>
-        </w:rPr>
-        <w:t>.</w:t>
-      </w:r>
-    </w:p>
-    <w:p>
-      <w:pPr>
-        <w:numPr>
-          <w:ilvl w:val="0"/>
-          <w:numId w:val="18"/>
-        </w:numPr>
-        <w:spacing w:before="100" w:beforeAutospacing="1" w:after="100" w:afterAutospacing="1" w:line="240" w:lineRule="auto"/>
-        <w:rPr>
-          <w:rFonts w:ascii="Times New Roman" w:eastAsia="Times New Roman" w:hAnsi="Times New Roman" w:cs="Times New Roman"/>
-          <w:kern w:val="0"/>
-          <w14:ligatures w14:val="none"/>
-        </w:rPr>
-      </w:pPr>
-      <w:r>
-        <w:rPr>
-          <w:rFonts w:ascii="Times New Roman" w:eastAsia="Times New Roman" w:hAnsi="Times New Roman" w:cs="Times New Roman"/>
-          <w:kern w:val="0"/>
-          <w14:ligatures w14:val="none"/>
-        </w:rPr>
-        <w:t xml:space="preserve">Xây dựng hàm </w:t>
-      </w:r>
-      <w:r>
-        <w:rPr>
-          <w:rFonts w:ascii="Courier New" w:eastAsia="Times New Roman" w:hAnsi="Courier New" w:cs="Courier New"/>
-          <w:kern w:val="0"/>
-          <w:sz w:val="20"/>
-          <w:szCs w:val="20"/>
-          <w14:ligatures w14:val="none"/>
-        </w:rPr>
-        <w:t>nameSlice</w:t>
-      </w:r>
-      <w:r>
-        <w:rPr>
-          <w:rFonts w:ascii="Times New Roman" w:eastAsia="Times New Roman" w:hAnsi="Times New Roman" w:cs="Times New Roman"/>
-          <w:kern w:val="0"/>
-          <w14:ligatures w14:val="none"/>
-        </w:rPr>
-        <w:t xml:space="preserve">: Khởi tạo biến chỉ số vị trí </w:t>
-      </w:r>
-      <w:r>
-        <w:rPr>
-          <w:rFonts w:ascii="Courier New" w:eastAsia="Times New Roman" w:hAnsi="Courier New" w:cs="Courier New"/>
-          <w:kern w:val="0"/>
-          <w:sz w:val="20"/>
-          <w:szCs w:val="20"/>
-          <w14:ligatures w14:val="none"/>
-        </w:rPr>
-        <w:t>count = 0</w:t>
-      </w:r>
-      <w:r>
-        <w:rPr>
-          <w:rFonts w:ascii="Times New Roman" w:eastAsia="Times New Roman" w:hAnsi="Times New Roman" w:cs="Times New Roman"/>
-          <w:kern w:val="0"/>
-          <w14:ligatures w14:val="none"/>
-        </w:rPr>
-        <w:t>.</w:t>
-      </w:r>
-    </w:p>
-    <w:p>
-      <w:pPr>
-        <w:numPr>
-          <w:ilvl w:val="0"/>
-          <w:numId w:val="18"/>
-        </w:numPr>
-        <w:spacing w:before="100" w:beforeAutospacing="1" w:after="100" w:afterAutospacing="1" w:line="240" w:lineRule="auto"/>
-        <w:rPr>
-          <w:rFonts w:ascii="Times New Roman" w:eastAsia="Times New Roman" w:hAnsi="Times New Roman" w:cs="Times New Roman"/>
-          <w:kern w:val="0"/>
-          <w14:ligatures w14:val="none"/>
-        </w:rPr>
-      </w:pPr>
-      <w:r>
-        <w:rPr>
-          <w:rFonts w:ascii="Times New Roman" w:eastAsia="Times New Roman" w:hAnsi="Times New Roman" w:cs="Times New Roman"/>
-          <w:kern w:val="0"/>
-          <w14:ligatures w14:val="none"/>
-        </w:rPr>
-        <w:t xml:space="preserve">Thiết lập vòng lặp </w:t>
-      </w:r>
-      <w:r>
-        <w:rPr>
-          <w:rFonts w:ascii="Courier New" w:eastAsia="Times New Roman" w:hAnsi="Courier New" w:cs="Courier New"/>
-          <w:kern w:val="0"/>
-          <w:sz w:val="20"/>
-          <w:szCs w:val="20"/>
-          <w14:ligatures w14:val="none"/>
-        </w:rPr>
-        <w:t>while</w:t>
-      </w:r>
-      <w:r>
-        <w:rPr>
-          <w:rFonts w:ascii="Times New Roman" w:eastAsia="Times New Roman" w:hAnsi="Times New Roman" w:cs="Times New Roman"/>
-          <w:kern w:val="0"/>
-          <w14:ligatures w14:val="none"/>
-        </w:rPr>
-        <w:t xml:space="preserve"> duyệt qua từng ký tự của chuỗi </w:t>
-      </w:r>
-      <w:r>
-        <w:rPr>
-          <w:rFonts w:ascii="Courier New" w:eastAsia="Times New Roman" w:hAnsi="Courier New" w:cs="Courier New"/>
-          <w:kern w:val="0"/>
-          <w:sz w:val="20"/>
-          <w:szCs w:val="20"/>
-          <w14:ligatures w14:val="none"/>
-        </w:rPr>
-        <w:t>userName</w:t>
-      </w:r>
-      <w:r>
-        <w:rPr>
-          <w:rFonts w:ascii="Times New Roman" w:eastAsia="Times New Roman" w:hAnsi="Times New Roman" w:cs="Times New Roman"/>
-          <w:kern w:val="0"/>
-          <w14:ligatures w14:val="none"/>
-        </w:rPr>
-        <w:t xml:space="preserve"> với điều kiện kiểm tra đồng thời: ký tự hiện tại không phải là khoảng trắng </w:t>
-      </w:r>
-      <w:r>
-        <w:rPr>
-          <w:rFonts w:ascii="Courier New" w:eastAsia="Times New Roman" w:hAnsi="Courier New" w:cs="Courier New"/>
-          <w:kern w:val="0"/>
-          <w:sz w:val="20"/>
-          <w:szCs w:val="20"/>
-          <w14:ligatures w14:val="none"/>
-        </w:rPr>
-        <w:t>' '</w:t>
-      </w:r>
-      <w:r>
-        <w:rPr>
-          <w:rFonts w:ascii="Times New Roman" w:eastAsia="Times New Roman" w:hAnsi="Times New Roman" w:cs="Times New Roman"/>
-          <w:kern w:val="0"/>
-          <w14:ligatures w14:val="none"/>
-        </w:rPr>
-        <w:t xml:space="preserve"> và chưa phải là ký tự kết thúc chuỗi </w:t>
-      </w:r>
-      <w:r>
-        <w:rPr>
-          <w:rFonts w:ascii="Courier New" w:eastAsia="Times New Roman" w:hAnsi="Courier New" w:cs="Courier New"/>
-          <w:kern w:val="0"/>
-          <w:sz w:val="20"/>
-          <w:szCs w:val="20"/>
-          <w14:ligatures w14:val="none"/>
-        </w:rPr>
-        <w:t>'\0'</w:t>
-      </w:r>
-      <w:r>
-        <w:rPr>
-          <w:rFonts w:ascii="Times New Roman" w:eastAsia="Times New Roman" w:hAnsi="Times New Roman" w:cs="Times New Roman"/>
-          <w:kern w:val="0"/>
-          <w14:ligatures w14:val="none"/>
-        </w:rPr>
-        <w:t xml:space="preserve">. Tăng biến chỉ số </w:t>
-      </w:r>
-      <w:r>
-        <w:rPr>
-          <w:rFonts w:ascii="Courier New" w:eastAsia="Times New Roman" w:hAnsi="Courier New" w:cs="Courier New"/>
-          <w:kern w:val="0"/>
-          <w:sz w:val="20"/>
-          <w:szCs w:val="20"/>
-          <w14:ligatures w14:val="none"/>
-        </w:rPr>
-        <w:t>count++</w:t>
-      </w:r>
-      <w:r>
-        <w:rPr>
-          <w:rFonts w:ascii="Times New Roman" w:eastAsia="Times New Roman" w:hAnsi="Times New Roman" w:cs="Times New Roman"/>
-          <w:kern w:val="0"/>
-          <w14:ligatures w14:val="none"/>
-        </w:rPr>
-        <w:t xml:space="preserve"> sau mỗi chu kỳ lặp.</w:t>
-      </w:r>
-    </w:p>
-    <w:p>
-      <w:pPr>
-        <w:numPr>
-          <w:ilvl w:val="0"/>
-          <w:numId w:val="18"/>
-        </w:numPr>
-        <w:spacing w:before="100" w:beforeAutospacing="1" w:after="100" w:afterAutospacing="1" w:line="240" w:lineRule="auto"/>
-        <w:rPr>
-          <w:rFonts w:ascii="Times New Roman" w:eastAsia="Times New Roman" w:hAnsi="Times New Roman" w:cs="Times New Roman"/>
-          <w:kern w:val="0"/>
-          <w14:ligatures w14:val="none"/>
-        </w:rPr>
-      </w:pPr>
-      <w:r>
-        <w:rPr>
-          <w:rFonts w:ascii="Times New Roman" w:eastAsia="Times New Roman" w:hAnsi="Times New Roman" w:cs="Times New Roman"/>
-          <w:kern w:val="0"/>
-          <w14:ligatures w14:val="none"/>
-        </w:rPr>
-        <w:t xml:space="preserve">Sau khi thoát khỏi vòng lặp, đặt điều kiện kiểm tra nếu vị trí dừng </w:t>
-      </w:r>
-      <w:r>
-        <w:rPr>
-          <w:rFonts w:ascii="Courier New" w:eastAsia="Times New Roman" w:hAnsi="Courier New" w:cs="Courier New"/>
-          <w:kern w:val="0"/>
-          <w:sz w:val="20"/>
-          <w:szCs w:val="20"/>
-          <w14:ligatures w14:val="none"/>
-        </w:rPr>
-        <w:t>userName[count]</w:t>
-      </w:r>
-      <w:r>
-        <w:rPr>
-          <w:rFonts w:ascii="Times New Roman" w:eastAsia="Times New Roman" w:hAnsi="Times New Roman" w:cs="Times New Roman"/>
-          <w:kern w:val="0"/>
-          <w14:ligatures w14:val="none"/>
-        </w:rPr>
-        <w:t xml:space="preserve"> hiện tại đang là ký tự khoảng trắng </w:t>
-      </w:r>
-      <w:r>
-        <w:rPr>
-          <w:rFonts w:ascii="Courier New" w:eastAsia="Times New Roman" w:hAnsi="Courier New" w:cs="Courier New"/>
-          <w:kern w:val="0"/>
-          <w:sz w:val="20"/>
-          <w:szCs w:val="20"/>
-          <w14:ligatures w14:val="none"/>
-        </w:rPr>
-        <w:t>' '</w:t>
-      </w:r>
-      <w:r>
-        <w:rPr>
-          <w:rFonts w:ascii="Times New Roman" w:eastAsia="Times New Roman" w:hAnsi="Times New Roman" w:cs="Times New Roman"/>
-          <w:kern w:val="0"/>
-          <w14:ligatures w14:val="none"/>
-        </w:rPr>
-        <w:t xml:space="preserve">, thực hiện gán giá trị kết thúc chuỗi </w:t>
-      </w:r>
-      <w:r>
-        <w:rPr>
-          <w:rFonts w:ascii="Courier New" w:eastAsia="Times New Roman" w:hAnsi="Courier New" w:cs="Courier New"/>
-          <w:kern w:val="0"/>
-          <w:sz w:val="20"/>
-          <w:szCs w:val="20"/>
-          <w14:ligatures w14:val="none"/>
-        </w:rPr>
-        <w:t>userName[count] = '\0';</w:t>
-      </w:r>
-      <w:r>
-        <w:rPr>
-          <w:rFonts w:ascii="Times New Roman" w:eastAsia="Times New Roman" w:hAnsi="Times New Roman" w:cs="Times New Roman"/>
-          <w:kern w:val="0"/>
-          <w14:ligatures w14:val="none"/>
-        </w:rPr>
-        <w:t xml:space="preserve"> tại đúng vị trí đó.</w:t>
-      </w:r>
-    </w:p>
-    <w:p>
-      <w:pPr>
-        <w:numPr>
-          <w:ilvl w:val="0"/>
-          <w:numId w:val="18"/>
-        </w:numPr>
-        <w:spacing w:before="100" w:beforeAutospacing="1" w:after="100" w:afterAutospacing="1" w:line="240" w:lineRule="auto"/>
-        <w:rPr>
-          <w:rFonts w:ascii="Times New Roman" w:eastAsia="Times New Roman" w:hAnsi="Times New Roman" w:cs="Times New Roman"/>
-          <w:kern w:val="0"/>
-          <w14:ligatures w14:val="none"/>
-        </w:rPr>
-      </w:pPr>
-      <w:r>
-        <w:rPr>
-          <w:rFonts w:ascii="Times New Roman" w:eastAsia="Times New Roman" w:hAnsi="Times New Roman" w:cs="Times New Roman"/>
-          <w:kern w:val="0"/>
-          <w14:ligatures w14:val="none"/>
-        </w:rPr>
-        <w:t xml:space="preserve">Gọi hàm </w:t>
-      </w:r>
-      <w:r>
-        <w:rPr>
-          <w:rFonts w:ascii="Courier New" w:eastAsia="Times New Roman" w:hAnsi="Courier New" w:cs="Courier New"/>
-          <w:kern w:val="0"/>
-          <w:sz w:val="20"/>
-          <w:szCs w:val="20"/>
-          <w14:ligatures w14:val="none"/>
-        </w:rPr>
-        <w:t>nameSlice(name)</w:t>
-      </w:r>
-      <w:r>
-        <w:rPr>
-          <w:rFonts w:ascii="Times New Roman" w:eastAsia="Times New Roman" w:hAnsi="Times New Roman" w:cs="Times New Roman"/>
-          <w:kern w:val="0"/>
-          <w14:ligatures w14:val="none"/>
-        </w:rPr>
-        <w:t xml:space="preserve"> trong hàm </w:t>
-      </w:r>
-      <w:r>
-        <w:rPr>
-          <w:rFonts w:ascii="Courier New" w:eastAsia="Times New Roman" w:hAnsi="Courier New" w:cs="Courier New"/>
-          <w:kern w:val="0"/>
-          <w:sz w:val="20"/>
-          <w:szCs w:val="20"/>
-          <w14:ligatures w14:val="none"/>
-        </w:rPr>
-        <w:t>main</w:t>
-      </w:r>
-      <w:r>
-        <w:rPr>
-          <w:rFonts w:ascii="Times New Roman" w:eastAsia="Times New Roman" w:hAnsi="Times New Roman" w:cs="Times New Roman"/>
-          <w:kern w:val="0"/>
-          <w14:ligatures w14:val="none"/>
-        </w:rPr>
-        <w:t xml:space="preserve"> và sử dụng hàm </w:t>
-      </w:r>
-      <w:r>
-        <w:rPr>
-          <w:rFonts w:ascii="Courier New" w:eastAsia="Times New Roman" w:hAnsi="Courier New" w:cs="Courier New"/>
-          <w:kern w:val="0"/>
-          <w:sz w:val="20"/>
-          <w:szCs w:val="20"/>
-          <w14:ligatures w14:val="none"/>
-        </w:rPr>
-        <w:t>printf</w:t>
-      </w:r>
-      <w:r>
-        <w:rPr>
-          <w:rFonts w:ascii="Times New Roman" w:eastAsia="Times New Roman" w:hAnsi="Times New Roman" w:cs="Times New Roman"/>
-          <w:kern w:val="0"/>
-          <w14:ligatures w14:val="none"/>
-        </w:rPr>
-        <w:t xml:space="preserve"> với định dạng </w:t>
-      </w:r>
-      <w:r>
-        <w:rPr>
-          <w:rFonts w:ascii="Courier New" w:eastAsia="Times New Roman" w:hAnsi="Courier New" w:cs="Courier New"/>
-          <w:kern w:val="0"/>
-          <w:sz w:val="20"/>
-          <w:szCs w:val="20"/>
-          <w14:ligatures w14:val="none"/>
-        </w:rPr>
-        <w:t>%s</w:t>
-      </w:r>
-      <w:r>
-        <w:rPr>
-          <w:rFonts w:ascii="Times New Roman" w:eastAsia="Times New Roman" w:hAnsi="Times New Roman" w:cs="Times New Roman"/>
-          <w:kern w:val="0"/>
-          <w14:ligatures w14:val="none"/>
-        </w:rPr>
-        <w:t xml:space="preserve"> để xuất chuỗi kết quả.</w:t>
-      </w:r>
-    </w:p>
-    <w:p>
-      <w:pPr>
-        <w:spacing w:before="100" w:beforeAutospacing="1" w:after="100" w:afterAutospacing="1" w:line="240" w:lineRule="auto"/>
-        <w:outlineLvl w:val="2"/>
-        <w:rPr>
-          <w:rFonts w:ascii="Times New Roman" w:eastAsia="Times New Roman" w:hAnsi="Times New Roman" w:cs="Times New Roman"/>
-          <w:b/>
-          <w:bCs/>
-          <w:kern w:val="0"/>
-          <w:sz w:val="27"/>
-          <w:szCs w:val="27"/>
-          <w14:ligatures w14:val="none"/>
-        </w:rPr>
-      </w:pPr>
-      <w:r>
-        <w:rPr>
-          <w:rFonts w:ascii="Times New Roman" w:eastAsia="Times New Roman" w:hAnsi="Times New Roman" w:cs="Times New Roman"/>
-          <w:b/>
-          <w:bCs/>
-          <w:kern w:val="0"/>
-          <w:sz w:val="27"/>
-          <w:szCs w:val="27"/>
-          <w14:ligatures w14:val="none"/>
-        </w:rPr>
-        <w:t>4. Kết quả &amp; Giải thích</w:t>
-      </w:r>
-    </w:p>
-    <w:p/>
-    <w:p/>
-    <w:p/>
     <w:p>
       <w:pPr>
         <w:spacing w:before="100" w:beforeAutospacing="1" w:after="100" w:afterAutospacing="1" w:line="240" w:lineRule="auto"/>
@@ -5758,7 +6002,46 @@
         <w:t>4. Kết quả &amp; Giải thích</w:t>
       </w:r>
     </w:p>
-    <w:p/>
+    <w:p>
+      <w:r>
+        <w:lastRenderedPageBreak/>
+        <w:drawing>
+          <wp:inline distT="0" distB="0" distL="0" distR="0" wp14:anchorId="2C6FF5D3" wp14:editId="570EA8FB">
+            <wp:extent cx="5943600" cy="6882765"/>
+            <wp:effectExtent l="0" t="0" r="0" b="0"/>
+            <wp:docPr id="289826438" name="Picture 1"/>
+            <wp:cNvGraphicFramePr>
+              <a:graphicFrameLocks xmlns:a="http://schemas.openxmlformats.org/drawingml/2006/main" noChangeAspect="1"/>
+            </wp:cNvGraphicFramePr>
+            <a:graphic xmlns:a="http://schemas.openxmlformats.org/drawingml/2006/main">
+              <a:graphicData uri="http://schemas.openxmlformats.org/drawingml/2006/picture">
+                <pic:pic xmlns:pic="http://schemas.openxmlformats.org/drawingml/2006/picture">
+                  <pic:nvPicPr>
+                    <pic:cNvPr id="289826438" name=""/>
+                    <pic:cNvPicPr/>
+                  </pic:nvPicPr>
+                  <pic:blipFill>
+                    <a:blip r:embed="rId11"/>
+                    <a:stretch>
+                      <a:fillRect/>
+                    </a:stretch>
+                  </pic:blipFill>
+                  <pic:spPr>
+                    <a:xfrm>
+                      <a:off x="0" y="0"/>
+                      <a:ext cx="5943600" cy="6882765"/>
+                    </a:xfrm>
+                    <a:prstGeom prst="rect">
+                      <a:avLst/>
+                    </a:prstGeom>
+                  </pic:spPr>
+                </pic:pic>
+              </a:graphicData>
+            </a:graphic>
+          </wp:inline>
+        </w:drawing>
+      </w:r>
+    </w:p>
     <w:p/>
     <w:p>
       <w:pPr>
@@ -6645,6 +6928,68 @@
     <w:p>
       <w:pPr>
         <w:spacing w:before="100" w:beforeAutospacing="1" w:after="100" w:afterAutospacing="1" w:line="240" w:lineRule="auto"/>
+        <w:outlineLvl w:val="2"/>
+        <w:rPr>
+          <w:rFonts w:ascii="Times New Roman" w:eastAsia="Times New Roman" w:hAnsi="Times New Roman" w:cs="Times New Roman"/>
+          <w:b/>
+          <w:bCs/>
+          <w:kern w:val="0"/>
+          <w:sz w:val="27"/>
+          <w:szCs w:val="27"/>
+          <w14:ligatures w14:val="none"/>
+        </w:rPr>
+      </w:pPr>
+      <w:r>
+        <w:rPr>
+          <w:rFonts w:ascii="Times New Roman" w:eastAsia="Times New Roman" w:hAnsi="Times New Roman" w:cs="Times New Roman"/>
+          <w:b/>
+          <w:bCs/>
+          <w:kern w:val="0"/>
+          <w:sz w:val="27"/>
+          <w:szCs w:val="27"/>
+          <w14:ligatures w14:val="none"/>
+        </w:rPr>
+        <w:lastRenderedPageBreak/>
+        <w:drawing>
+          <wp:inline distT="0" distB="0" distL="0" distR="0" wp14:anchorId="50B1D137" wp14:editId="2ECCD017">
+            <wp:extent cx="5943600" cy="7823200"/>
+            <wp:effectExtent l="0" t="0" r="0" b="6350"/>
+            <wp:docPr id="2127762659" name="Picture 1"/>
+            <wp:cNvGraphicFramePr>
+              <a:graphicFrameLocks xmlns:a="http://schemas.openxmlformats.org/drawingml/2006/main" noChangeAspect="1"/>
+            </wp:cNvGraphicFramePr>
+            <a:graphic xmlns:a="http://schemas.openxmlformats.org/drawingml/2006/main">
+              <a:graphicData uri="http://schemas.openxmlformats.org/drawingml/2006/picture">
+                <pic:pic xmlns:pic="http://schemas.openxmlformats.org/drawingml/2006/picture">
+                  <pic:nvPicPr>
+                    <pic:cNvPr id="2127762659" name=""/>
+                    <pic:cNvPicPr/>
+                  </pic:nvPicPr>
+                  <pic:blipFill>
+                    <a:blip r:embed="rId12"/>
+                    <a:stretch>
+                      <a:fillRect/>
+                    </a:stretch>
+                  </pic:blipFill>
+                  <pic:spPr>
+                    <a:xfrm>
+                      <a:off x="0" y="0"/>
+                      <a:ext cx="5943600" cy="7823200"/>
+                    </a:xfrm>
+                    <a:prstGeom prst="rect">
+                      <a:avLst/>
+                    </a:prstGeom>
+                  </pic:spPr>
+                </pic:pic>
+              </a:graphicData>
+            </a:graphic>
+          </wp:inline>
+        </w:drawing>
+      </w:r>
+    </w:p>
+    <w:p>
+      <w:pPr>
+        <w:spacing w:before="100" w:beforeAutospacing="1" w:after="100" w:afterAutospacing="1" w:line="240" w:lineRule="auto"/>
         <w:outlineLvl w:val="0"/>
         <w:rPr>
           <w:rFonts w:ascii="Times New Roman" w:eastAsia="Times New Roman" w:hAnsi="Times New Roman" w:cs="Times New Roman"/>
@@ -7162,6 +7507,46 @@
         <w:t>4. Kết quả &amp; Giải thích</w:t>
       </w:r>
     </w:p>
+    <w:p>
+      <w:r>
+        <w:lastRenderedPageBreak/>
+        <w:drawing>
+          <wp:inline distT="0" distB="0" distL="0" distR="0" wp14:anchorId="3D9D96BD" wp14:editId="0BB872A0">
+            <wp:extent cx="5943600" cy="6264910"/>
+            <wp:effectExtent l="0" t="0" r="0" b="2540"/>
+            <wp:docPr id="1336724021" name="Picture 1"/>
+            <wp:cNvGraphicFramePr>
+              <a:graphicFrameLocks xmlns:a="http://schemas.openxmlformats.org/drawingml/2006/main" noChangeAspect="1"/>
+            </wp:cNvGraphicFramePr>
+            <a:graphic xmlns:a="http://schemas.openxmlformats.org/drawingml/2006/main">
+              <a:graphicData uri="http://schemas.openxmlformats.org/drawingml/2006/picture">
+                <pic:pic xmlns:pic="http://schemas.openxmlformats.org/drawingml/2006/picture">
+                  <pic:nvPicPr>
+                    <pic:cNvPr id="1336724021" name=""/>
+                    <pic:cNvPicPr/>
+                  </pic:nvPicPr>
+                  <pic:blipFill>
+                    <a:blip r:embed="rId13"/>
+                    <a:stretch>
+                      <a:fillRect/>
+                    </a:stretch>
+                  </pic:blipFill>
+                  <pic:spPr>
+                    <a:xfrm>
+                      <a:off x="0" y="0"/>
+                      <a:ext cx="5943600" cy="6264910"/>
+                    </a:xfrm>
+                    <a:prstGeom prst="rect">
+                      <a:avLst/>
+                    </a:prstGeom>
+                  </pic:spPr>
+                </pic:pic>
+              </a:graphicData>
+            </a:graphic>
+          </wp:inline>
+        </w:drawing>
+      </w:r>
+    </w:p>
     <w:p/>
     <w:p/>
     <w:p/>
@@ -7849,6 +8234,46 @@
           <w14:ligatures w14:val="none"/>
         </w:rPr>
         <w:t>4. Kết quả &amp; Giải thích</w:t>
+      </w:r>
+    </w:p>
+    <w:p>
+      <w:r>
+        <w:lastRenderedPageBreak/>
+        <w:drawing>
+          <wp:inline distT="0" distB="0" distL="0" distR="0" wp14:anchorId="5D6BD14B" wp14:editId="5BCD0503">
+            <wp:extent cx="5943600" cy="6187440"/>
+            <wp:effectExtent l="0" t="0" r="0" b="3810"/>
+            <wp:docPr id="2015180715" name="Picture 1"/>
+            <wp:cNvGraphicFramePr>
+              <a:graphicFrameLocks xmlns:a="http://schemas.openxmlformats.org/drawingml/2006/main" noChangeAspect="1"/>
+            </wp:cNvGraphicFramePr>
+            <a:graphic xmlns:a="http://schemas.openxmlformats.org/drawingml/2006/main">
+              <a:graphicData uri="http://schemas.openxmlformats.org/drawingml/2006/picture">
+                <pic:pic xmlns:pic="http://schemas.openxmlformats.org/drawingml/2006/picture">
+                  <pic:nvPicPr>
+                    <pic:cNvPr id="2015180715" name=""/>
+                    <pic:cNvPicPr/>
+                  </pic:nvPicPr>
+                  <pic:blipFill>
+                    <a:blip r:embed="rId14"/>
+                    <a:stretch>
+                      <a:fillRect/>
+                    </a:stretch>
+                  </pic:blipFill>
+                  <pic:spPr>
+                    <a:xfrm>
+                      <a:off x="0" y="0"/>
+                      <a:ext cx="5943600" cy="6187440"/>
+                    </a:xfrm>
+                    <a:prstGeom prst="rect">
+                      <a:avLst/>
+                    </a:prstGeom>
+                  </pic:spPr>
+                </pic:pic>
+              </a:graphicData>
+            </a:graphic>
+          </wp:inline>
+        </w:drawing>
       </w:r>
     </w:p>
     <w:p/>
@@ -8691,7 +9116,46 @@
         <w:t>4. Kết quả &amp; Giải thích</w:t>
       </w:r>
     </w:p>
-    <w:p/>
+    <w:p>
+      <w:r>
+        <w:lastRenderedPageBreak/>
+        <w:drawing>
+          <wp:inline distT="0" distB="0" distL="0" distR="0" wp14:anchorId="6B2BD587" wp14:editId="44A62521">
+            <wp:extent cx="5943600" cy="7563485"/>
+            <wp:effectExtent l="0" t="0" r="0" b="0"/>
+            <wp:docPr id="526231304" name="Picture 1"/>
+            <wp:cNvGraphicFramePr>
+              <a:graphicFrameLocks xmlns:a="http://schemas.openxmlformats.org/drawingml/2006/main" noChangeAspect="1"/>
+            </wp:cNvGraphicFramePr>
+            <a:graphic xmlns:a="http://schemas.openxmlformats.org/drawingml/2006/main">
+              <a:graphicData uri="http://schemas.openxmlformats.org/drawingml/2006/picture">
+                <pic:pic xmlns:pic="http://schemas.openxmlformats.org/drawingml/2006/picture">
+                  <pic:nvPicPr>
+                    <pic:cNvPr id="526231304" name=""/>
+                    <pic:cNvPicPr/>
+                  </pic:nvPicPr>
+                  <pic:blipFill>
+                    <a:blip r:embed="rId15"/>
+                    <a:stretch>
+                      <a:fillRect/>
+                    </a:stretch>
+                  </pic:blipFill>
+                  <pic:spPr>
+                    <a:xfrm>
+                      <a:off x="0" y="0"/>
+                      <a:ext cx="5943600" cy="7563485"/>
+                    </a:xfrm>
+                    <a:prstGeom prst="rect">
+                      <a:avLst/>
+                    </a:prstGeom>
+                  </pic:spPr>
+                </pic:pic>
+              </a:graphicData>
+            </a:graphic>
+          </wp:inline>
+        </w:drawing>
+      </w:r>
+    </w:p>
     <w:p/>
     <w:p>
       <w:pPr>
@@ -9361,6 +9825,48 @@
         <w:t>4. Kết quả &amp; Giải thích</w:t>
       </w:r>
     </w:p>
+    <w:p>
+      <w:r>
+        <w:lastRenderedPageBreak/>
+        <w:drawing>
+          <wp:inline distT="0" distB="0" distL="0" distR="0" wp14:anchorId="1D8B33DF" wp14:editId="0A8EA426">
+            <wp:extent cx="5943600" cy="5588000"/>
+            <wp:effectExtent l="0" t="0" r="0" b="0"/>
+            <wp:docPr id="1146100553" name="Picture 1"/>
+            <wp:cNvGraphicFramePr>
+              <a:graphicFrameLocks xmlns:a="http://schemas.openxmlformats.org/drawingml/2006/main" noChangeAspect="1"/>
+            </wp:cNvGraphicFramePr>
+            <a:graphic xmlns:a="http://schemas.openxmlformats.org/drawingml/2006/main">
+              <a:graphicData uri="http://schemas.openxmlformats.org/drawingml/2006/picture">
+                <pic:pic xmlns:pic="http://schemas.openxmlformats.org/drawingml/2006/picture">
+                  <pic:nvPicPr>
+                    <pic:cNvPr id="1146100553" name=""/>
+                    <pic:cNvPicPr/>
+                  </pic:nvPicPr>
+                  <pic:blipFill>
+                    <a:blip r:embed="rId16"/>
+                    <a:stretch>
+                      <a:fillRect/>
+                    </a:stretch>
+                  </pic:blipFill>
+                  <pic:spPr>
+                    <a:xfrm>
+                      <a:off x="0" y="0"/>
+                      <a:ext cx="5943600" cy="5588000"/>
+                    </a:xfrm>
+                    <a:prstGeom prst="rect">
+                      <a:avLst/>
+                    </a:prstGeom>
+                  </pic:spPr>
+                </pic:pic>
+              </a:graphicData>
+            </a:graphic>
+          </wp:inline>
+        </w:drawing>
+      </w:r>
+    </w:p>
+    <w:p/>
+    <w:p/>
     <w:p/>
     <w:p/>
     <w:p/>
@@ -9954,6 +10460,46 @@
           <w14:ligatures w14:val="none"/>
         </w:rPr>
         <w:t>4. Kết quả &amp; Giải thích</w:t>
+      </w:r>
+    </w:p>
+    <w:p>
+      <w:r>
+        <w:lastRenderedPageBreak/>
+        <w:drawing>
+          <wp:inline distT="0" distB="0" distL="0" distR="0" wp14:anchorId="6C9FBEDC" wp14:editId="06D7637A">
+            <wp:extent cx="5943600" cy="5939155"/>
+            <wp:effectExtent l="0" t="0" r="0" b="4445"/>
+            <wp:docPr id="1091032556" name="Picture 1"/>
+            <wp:cNvGraphicFramePr>
+              <a:graphicFrameLocks xmlns:a="http://schemas.openxmlformats.org/drawingml/2006/main" noChangeAspect="1"/>
+            </wp:cNvGraphicFramePr>
+            <a:graphic xmlns:a="http://schemas.openxmlformats.org/drawingml/2006/main">
+              <a:graphicData uri="http://schemas.openxmlformats.org/drawingml/2006/picture">
+                <pic:pic xmlns:pic="http://schemas.openxmlformats.org/drawingml/2006/picture">
+                  <pic:nvPicPr>
+                    <pic:cNvPr id="1091032556" name=""/>
+                    <pic:cNvPicPr/>
+                  </pic:nvPicPr>
+                  <pic:blipFill>
+                    <a:blip r:embed="rId17"/>
+                    <a:stretch>
+                      <a:fillRect/>
+                    </a:stretch>
+                  </pic:blipFill>
+                  <pic:spPr>
+                    <a:xfrm>
+                      <a:off x="0" y="0"/>
+                      <a:ext cx="5943600" cy="5939155"/>
+                    </a:xfrm>
+                    <a:prstGeom prst="rect">
+                      <a:avLst/>
+                    </a:prstGeom>
+                  </pic:spPr>
+                </pic:pic>
+              </a:graphicData>
+            </a:graphic>
+          </wp:inline>
+        </w:drawing>
       </w:r>
     </w:p>
     <w:p/>
@@ -10802,822 +11348,882 @@
     </w:p>
     <w:p/>
     <w:p/>
+    <w:p>
+      <w:r>
+        <w:drawing>
+          <wp:inline distT="0" distB="0" distL="0" distR="0" wp14:anchorId="2C0B4A11" wp14:editId="006ADBEF">
+            <wp:extent cx="5397690" cy="6681948"/>
+            <wp:effectExtent l="0" t="0" r="0" b="5080"/>
+            <wp:docPr id="761399588" name="Picture 1"/>
+            <wp:cNvGraphicFramePr>
+              <a:graphicFrameLocks xmlns:a="http://schemas.openxmlformats.org/drawingml/2006/main" noChangeAspect="1"/>
+            </wp:cNvGraphicFramePr>
+            <a:graphic xmlns:a="http://schemas.openxmlformats.org/drawingml/2006/main">
+              <a:graphicData uri="http://schemas.openxmlformats.org/drawingml/2006/picture">
+                <pic:pic xmlns:pic="http://schemas.openxmlformats.org/drawingml/2006/picture">
+                  <pic:nvPicPr>
+                    <pic:cNvPr id="761399588" name=""/>
+                    <pic:cNvPicPr/>
+                  </pic:nvPicPr>
+                  <pic:blipFill>
+                    <a:blip r:embed="rId18"/>
+                    <a:stretch>
+                      <a:fillRect/>
+                    </a:stretch>
+                  </pic:blipFill>
+                  <pic:spPr>
+                    <a:xfrm>
+                      <a:off x="0" y="0"/>
+                      <a:ext cx="5398040" cy="6682381"/>
+                    </a:xfrm>
+                    <a:prstGeom prst="rect">
+                      <a:avLst/>
+                    </a:prstGeom>
+                  </pic:spPr>
+                </pic:pic>
+              </a:graphicData>
+            </a:graphic>
+          </wp:inline>
+        </w:drawing>
+      </w:r>
+    </w:p>
+    <w:p/>
+    <w:p>
+      <w:pPr>
+        <w:spacing w:before="100" w:beforeAutospacing="1" w:after="100" w:afterAutospacing="1" w:line="240" w:lineRule="auto"/>
+        <w:outlineLvl w:val="0"/>
+        <w:rPr>
+          <w:rFonts w:ascii="Times New Roman" w:eastAsia="Times New Roman" w:hAnsi="Times New Roman" w:cs="Times New Roman"/>
+          <w:b/>
+          <w:bCs/>
+          <w:kern w:val="36"/>
+          <w:sz w:val="48"/>
+          <w:szCs w:val="48"/>
+          <w14:ligatures w14:val="none"/>
+        </w:rPr>
+      </w:pPr>
+      <w:r>
+        <w:rPr>
+          <w:rFonts w:ascii="Times New Roman" w:eastAsia="Times New Roman" w:hAnsi="Times New Roman" w:cs="Times New Roman"/>
+          <w:b/>
+          <w:bCs/>
+          <w:kern w:val="36"/>
+          <w:sz w:val="48"/>
+          <w:szCs w:val="48"/>
+          <w14:ligatures w14:val="none"/>
+        </w:rPr>
+        <w:lastRenderedPageBreak/>
+        <w:t>BÁO CÁO BÀI THỰC HÀNH 15: TRÍCH XUẤT XÂU CON TỪ XÂU KÝ TỰ BAN ĐẦU</w:t>
+      </w:r>
+    </w:p>
+    <w:p>
+      <w:pPr>
+        <w:spacing w:before="100" w:beforeAutospacing="1" w:after="100" w:afterAutospacing="1" w:line="240" w:lineRule="auto"/>
+        <w:outlineLvl w:val="2"/>
+        <w:rPr>
+          <w:rFonts w:ascii="Times New Roman" w:eastAsia="Times New Roman" w:hAnsi="Times New Roman" w:cs="Times New Roman"/>
+          <w:b/>
+          <w:bCs/>
+          <w:kern w:val="0"/>
+          <w:sz w:val="27"/>
+          <w:szCs w:val="27"/>
+          <w14:ligatures w14:val="none"/>
+        </w:rPr>
+      </w:pPr>
+      <w:r>
+        <w:rPr>
+          <w:rFonts w:ascii="Times New Roman" w:eastAsia="Times New Roman" w:hAnsi="Times New Roman" w:cs="Times New Roman"/>
+          <w:b/>
+          <w:bCs/>
+          <w:kern w:val="0"/>
+          <w:sz w:val="27"/>
+          <w:szCs w:val="27"/>
+          <w14:ligatures w14:val="none"/>
+        </w:rPr>
+        <w:t>1. Yêu cầu đề bài</w:t>
+      </w:r>
+    </w:p>
+    <w:p>
+      <w:pPr>
+        <w:numPr>
+          <w:ilvl w:val="0"/>
+          <w:numId w:val="43"/>
+        </w:numPr>
+        <w:spacing w:before="100" w:beforeAutospacing="1" w:after="100" w:afterAutospacing="1" w:line="240" w:lineRule="auto"/>
+        <w:rPr>
+          <w:rFonts w:ascii="Times New Roman" w:eastAsia="Times New Roman" w:hAnsi="Times New Roman" w:cs="Times New Roman"/>
+          <w:kern w:val="0"/>
+          <w14:ligatures w14:val="none"/>
+        </w:rPr>
+      </w:pPr>
+      <w:r>
+        <w:rPr>
+          <w:rFonts w:ascii="Times New Roman" w:eastAsia="Times New Roman" w:hAnsi="Times New Roman" w:cs="Times New Roman"/>
+          <w:kern w:val="0"/>
+          <w14:ligatures w14:val="none"/>
+        </w:rPr>
+        <w:t>Viết chương trình trích chọn một phần của xâu đầu vào (chuỗi con - substring) và lưu trữ phân đoạn ký tự thu được sang một xâu kết quả mới.</w:t>
+      </w:r>
+    </w:p>
+    <w:p>
+      <w:pPr>
+        <w:numPr>
+          <w:ilvl w:val="0"/>
+          <w:numId w:val="43"/>
+        </w:numPr>
+        <w:spacing w:before="100" w:beforeAutospacing="1" w:after="100" w:afterAutospacing="1" w:line="240" w:lineRule="auto"/>
+        <w:rPr>
+          <w:rFonts w:ascii="Times New Roman" w:eastAsia="Times New Roman" w:hAnsi="Times New Roman" w:cs="Times New Roman"/>
+          <w:kern w:val="0"/>
+          <w14:ligatures w14:val="none"/>
+        </w:rPr>
+      </w:pPr>
+      <w:r>
+        <w:rPr>
+          <w:rFonts w:ascii="Times New Roman" w:eastAsia="Times New Roman" w:hAnsi="Times New Roman" w:cs="Times New Roman"/>
+          <w:kern w:val="0"/>
+          <w14:ligatures w14:val="none"/>
+        </w:rPr>
+        <w:t>Người dùng cung cấp vị trí bắt đầu thực hiện cắt xâu (chỉ số index) và độ dài số lượng ký tự mong muốn trích xuất. Chương trình phải kiểm tra các ràng buộc về giới hạn chỉ số mảng để đảm bảo không bị lỗi tràn bộ nhớ (buffer overflow).</w:t>
+      </w:r>
+    </w:p>
+    <w:p>
+      <w:pPr>
+        <w:spacing w:before="100" w:beforeAutospacing="1" w:after="100" w:afterAutospacing="1" w:line="240" w:lineRule="auto"/>
+        <w:outlineLvl w:val="2"/>
+        <w:rPr>
+          <w:rFonts w:ascii="Times New Roman" w:eastAsia="Times New Roman" w:hAnsi="Times New Roman" w:cs="Times New Roman"/>
+          <w:b/>
+          <w:bCs/>
+          <w:kern w:val="0"/>
+          <w:sz w:val="27"/>
+          <w:szCs w:val="27"/>
+          <w14:ligatures w14:val="none"/>
+        </w:rPr>
+      </w:pPr>
+      <w:r>
+        <w:rPr>
+          <w:rFonts w:ascii="Times New Roman" w:eastAsia="Times New Roman" w:hAnsi="Times New Roman" w:cs="Times New Roman"/>
+          <w:b/>
+          <w:bCs/>
+          <w:kern w:val="0"/>
+          <w:sz w:val="27"/>
+          <w:szCs w:val="27"/>
+          <w14:ligatures w14:val="none"/>
+        </w:rPr>
+        <w:t>2. Dữ liệu vào/ra</w:t>
+      </w:r>
+    </w:p>
+    <w:p>
+      <w:pPr>
+        <w:numPr>
+          <w:ilvl w:val="0"/>
+          <w:numId w:val="44"/>
+        </w:numPr>
+        <w:spacing w:before="100" w:beforeAutospacing="1" w:after="100" w:afterAutospacing="1" w:line="240" w:lineRule="auto"/>
+        <w:rPr>
+          <w:rFonts w:ascii="Times New Roman" w:eastAsia="Times New Roman" w:hAnsi="Times New Roman" w:cs="Times New Roman"/>
+          <w:kern w:val="0"/>
+          <w14:ligatures w14:val="none"/>
+        </w:rPr>
+      </w:pPr>
+      <w:r>
+        <w:rPr>
+          <w:rFonts w:ascii="Times New Roman" w:eastAsia="Times New Roman" w:hAnsi="Times New Roman" w:cs="Times New Roman"/>
+          <w:b/>
+          <w:bCs/>
+          <w:kern w:val="0"/>
+          <w14:ligatures w14:val="none"/>
+        </w:rPr>
+        <w:t>Vào (Input):</w:t>
+      </w:r>
+    </w:p>
+    <w:p>
+      <w:pPr>
+        <w:numPr>
+          <w:ilvl w:val="1"/>
+          <w:numId w:val="44"/>
+        </w:numPr>
+        <w:spacing w:before="100" w:beforeAutospacing="1" w:after="100" w:afterAutospacing="1" w:line="240" w:lineRule="auto"/>
+        <w:rPr>
+          <w:rFonts w:ascii="Times New Roman" w:eastAsia="Times New Roman" w:hAnsi="Times New Roman" w:cs="Times New Roman"/>
+          <w:kern w:val="0"/>
+          <w14:ligatures w14:val="none"/>
+        </w:rPr>
+      </w:pPr>
+      <w:r>
+        <w:rPr>
+          <w:rFonts w:ascii="Times New Roman" w:eastAsia="Times New Roman" w:hAnsi="Times New Roman" w:cs="Times New Roman"/>
+          <w:kern w:val="0"/>
+          <w14:ligatures w14:val="none"/>
+        </w:rPr>
+        <w:t xml:space="preserve">Xâu gốc ban đầu: </w:t>
+      </w:r>
+      <w:r>
+        <w:rPr>
+          <w:rFonts w:ascii="Courier New" w:eastAsia="Times New Roman" w:hAnsi="Courier New" w:cs="Courier New"/>
+          <w:kern w:val="0"/>
+          <w:sz w:val="20"/>
+          <w:szCs w:val="20"/>
+          <w14:ligatures w14:val="none"/>
+        </w:rPr>
+        <w:t>"this is test string"</w:t>
+      </w:r>
+    </w:p>
+    <w:p>
+      <w:pPr>
+        <w:numPr>
+          <w:ilvl w:val="1"/>
+          <w:numId w:val="44"/>
+        </w:numPr>
+        <w:spacing w:before="100" w:beforeAutospacing="1" w:after="100" w:afterAutospacing="1" w:line="240" w:lineRule="auto"/>
+        <w:rPr>
+          <w:rFonts w:ascii="Times New Roman" w:eastAsia="Times New Roman" w:hAnsi="Times New Roman" w:cs="Times New Roman"/>
+          <w:kern w:val="0"/>
+          <w14:ligatures w14:val="none"/>
+        </w:rPr>
+      </w:pPr>
+      <w:r>
+        <w:rPr>
+          <w:rFonts w:ascii="Times New Roman" w:eastAsia="Times New Roman" w:hAnsi="Times New Roman" w:cs="Times New Roman"/>
+          <w:kern w:val="0"/>
+          <w14:ligatures w14:val="none"/>
+        </w:rPr>
+        <w:t xml:space="preserve">Vị trí bắt đầu trích xuất: </w:t>
+      </w:r>
+      <w:r>
+        <w:rPr>
+          <w:rFonts w:ascii="Courier New" w:eastAsia="Times New Roman" w:hAnsi="Courier New" w:cs="Courier New"/>
+          <w:kern w:val="0"/>
+          <w:sz w:val="20"/>
+          <w:szCs w:val="20"/>
+          <w14:ligatures w14:val="none"/>
+        </w:rPr>
+        <w:t>9</w:t>
+      </w:r>
+    </w:p>
+    <w:p>
+      <w:pPr>
+        <w:numPr>
+          <w:ilvl w:val="1"/>
+          <w:numId w:val="44"/>
+        </w:numPr>
+        <w:spacing w:before="100" w:beforeAutospacing="1" w:after="100" w:afterAutospacing="1" w:line="240" w:lineRule="auto"/>
+        <w:rPr>
+          <w:rFonts w:ascii="Times New Roman" w:eastAsia="Times New Roman" w:hAnsi="Times New Roman" w:cs="Times New Roman"/>
+          <w:kern w:val="0"/>
+          <w14:ligatures w14:val="none"/>
+        </w:rPr>
+      </w:pPr>
+      <w:r>
+        <w:rPr>
+          <w:rFonts w:ascii="Times New Roman" w:eastAsia="Times New Roman" w:hAnsi="Times New Roman" w:cs="Times New Roman"/>
+          <w:kern w:val="0"/>
+          <w14:ligatures w14:val="none"/>
+        </w:rPr>
+        <w:t xml:space="preserve">Độ dài chuỗi con cần lấy: </w:t>
+      </w:r>
+      <w:r>
+        <w:rPr>
+          <w:rFonts w:ascii="Courier New" w:eastAsia="Times New Roman" w:hAnsi="Courier New" w:cs="Courier New"/>
+          <w:kern w:val="0"/>
+          <w:sz w:val="20"/>
+          <w:szCs w:val="20"/>
+          <w14:ligatures w14:val="none"/>
+        </w:rPr>
+        <w:t>4</w:t>
+      </w:r>
+    </w:p>
+    <w:p>
+      <w:pPr>
+        <w:numPr>
+          <w:ilvl w:val="0"/>
+          <w:numId w:val="44"/>
+        </w:numPr>
+        <w:spacing w:before="100" w:beforeAutospacing="1" w:after="100" w:afterAutospacing="1" w:line="240" w:lineRule="auto"/>
+        <w:rPr>
+          <w:rFonts w:ascii="Times New Roman" w:eastAsia="Times New Roman" w:hAnsi="Times New Roman" w:cs="Times New Roman"/>
+          <w:kern w:val="0"/>
+          <w14:ligatures w14:val="none"/>
+        </w:rPr>
+      </w:pPr>
+      <w:r>
+        <w:rPr>
+          <w:rFonts w:ascii="Times New Roman" w:eastAsia="Times New Roman" w:hAnsi="Times New Roman" w:cs="Times New Roman"/>
+          <w:b/>
+          <w:bCs/>
+          <w:kern w:val="0"/>
+          <w14:ligatures w14:val="none"/>
+        </w:rPr>
+        <w:t>Ra (Output):</w:t>
+      </w:r>
+      <w:r>
+        <w:rPr>
+          <w:rFonts w:ascii="Times New Roman" w:eastAsia="Times New Roman" w:hAnsi="Times New Roman" w:cs="Times New Roman"/>
+          <w:kern w:val="0"/>
+          <w14:ligatures w14:val="none"/>
+        </w:rPr>
+        <w:t xml:space="preserve"> Kết quả xâu con thu được: </w:t>
+      </w:r>
+      <w:r>
+        <w:rPr>
+          <w:rFonts w:ascii="Courier New" w:eastAsia="Times New Roman" w:hAnsi="Courier New" w:cs="Courier New"/>
+          <w:kern w:val="0"/>
+          <w:sz w:val="20"/>
+          <w:szCs w:val="20"/>
+          <w14:ligatures w14:val="none"/>
+        </w:rPr>
+        <w:t>The substring retrieve from the string is : " test "</w:t>
+      </w:r>
+      <w:r>
+        <w:rPr>
+          <w:rFonts w:ascii="Times New Roman" w:eastAsia="Times New Roman" w:hAnsi="Times New Roman" w:cs="Times New Roman"/>
+          <w:kern w:val="0"/>
+          <w14:ligatures w14:val="none"/>
+        </w:rPr>
+        <w:t>.</w:t>
+      </w:r>
+    </w:p>
+    <w:p>
+      <w:pPr>
+        <w:spacing w:before="100" w:beforeAutospacing="1" w:after="100" w:afterAutospacing="1" w:line="240" w:lineRule="auto"/>
+        <w:outlineLvl w:val="2"/>
+        <w:rPr>
+          <w:rFonts w:ascii="Times New Roman" w:eastAsia="Times New Roman" w:hAnsi="Times New Roman" w:cs="Times New Roman"/>
+          <w:b/>
+          <w:bCs/>
+          <w:kern w:val="0"/>
+          <w:sz w:val="27"/>
+          <w:szCs w:val="27"/>
+          <w14:ligatures w14:val="none"/>
+        </w:rPr>
+      </w:pPr>
+      <w:r>
+        <w:rPr>
+          <w:rFonts w:ascii="Times New Roman" w:eastAsia="Times New Roman" w:hAnsi="Times New Roman" w:cs="Times New Roman"/>
+          <w:b/>
+          <w:bCs/>
+          <w:kern w:val="0"/>
+          <w:sz w:val="27"/>
+          <w:szCs w:val="27"/>
+          <w14:ligatures w14:val="none"/>
+        </w:rPr>
+        <w:t>3. Các bước thực hiện</w:t>
+      </w:r>
+    </w:p>
+    <w:p>
+      <w:pPr>
+        <w:numPr>
+          <w:ilvl w:val="0"/>
+          <w:numId w:val="45"/>
+        </w:numPr>
+        <w:spacing w:before="100" w:beforeAutospacing="1" w:after="100" w:afterAutospacing="1" w:line="240" w:lineRule="auto"/>
+        <w:rPr>
+          <w:rFonts w:ascii="Times New Roman" w:eastAsia="Times New Roman" w:hAnsi="Times New Roman" w:cs="Times New Roman"/>
+          <w:kern w:val="0"/>
+          <w14:ligatures w14:val="none"/>
+        </w:rPr>
+      </w:pPr>
+      <w:r>
+        <w:rPr>
+          <w:rFonts w:ascii="Times New Roman" w:eastAsia="Times New Roman" w:hAnsi="Times New Roman" w:cs="Times New Roman"/>
+          <w:kern w:val="0"/>
+          <w14:ligatures w14:val="none"/>
+        </w:rPr>
+        <w:t xml:space="preserve">Khai báo mảng ký tự </w:t>
+      </w:r>
+      <w:r>
+        <w:rPr>
+          <w:rFonts w:ascii="Courier New" w:eastAsia="Times New Roman" w:hAnsi="Courier New" w:cs="Courier New"/>
+          <w:kern w:val="0"/>
+          <w:sz w:val="20"/>
+          <w:szCs w:val="20"/>
+          <w14:ligatures w14:val="none"/>
+        </w:rPr>
+        <w:t>main_str</w:t>
+      </w:r>
+      <w:r>
+        <w:rPr>
+          <w:rFonts w:ascii="Times New Roman" w:eastAsia="Times New Roman" w:hAnsi="Times New Roman" w:cs="Times New Roman"/>
+          <w:kern w:val="0"/>
+          <w14:ligatures w14:val="none"/>
+        </w:rPr>
+        <w:t xml:space="preserve"> lưu xâu gốc ban đầu và mảng ký tự </w:t>
+      </w:r>
+      <w:r>
+        <w:rPr>
+          <w:rFonts w:ascii="Courier New" w:eastAsia="Times New Roman" w:hAnsi="Courier New" w:cs="Courier New"/>
+          <w:kern w:val="0"/>
+          <w:sz w:val="20"/>
+          <w:szCs w:val="20"/>
+          <w14:ligatures w14:val="none"/>
+        </w:rPr>
+        <w:t>sub_str</w:t>
+      </w:r>
+      <w:r>
+        <w:rPr>
+          <w:rFonts w:ascii="Times New Roman" w:eastAsia="Times New Roman" w:hAnsi="Times New Roman" w:cs="Times New Roman"/>
+          <w:kern w:val="0"/>
+          <w14:ligatures w14:val="none"/>
+        </w:rPr>
+        <w:t xml:space="preserve"> dùng để lưu chuỗi con sau khi cắt.</w:t>
+      </w:r>
+    </w:p>
+    <w:p>
+      <w:pPr>
+        <w:numPr>
+          <w:ilvl w:val="0"/>
+          <w:numId w:val="45"/>
+        </w:numPr>
+        <w:spacing w:before="100" w:beforeAutospacing="1" w:after="100" w:afterAutospacing="1" w:line="240" w:lineRule="auto"/>
+        <w:rPr>
+          <w:rFonts w:ascii="Times New Roman" w:eastAsia="Times New Roman" w:hAnsi="Times New Roman" w:cs="Times New Roman"/>
+          <w:kern w:val="0"/>
+          <w14:ligatures w14:val="none"/>
+        </w:rPr>
+      </w:pPr>
+      <w:r>
+        <w:rPr>
+          <w:rFonts w:ascii="Times New Roman" w:eastAsia="Times New Roman" w:hAnsi="Times New Roman" w:cs="Times New Roman"/>
+          <w:kern w:val="0"/>
+          <w14:ligatures w14:val="none"/>
+        </w:rPr>
+        <w:t xml:space="preserve">Khai báo hai biến nguyên </w:t>
+      </w:r>
+      <w:r>
+        <w:rPr>
+          <w:rFonts w:ascii="Courier New" w:eastAsia="Times New Roman" w:hAnsi="Courier New" w:cs="Courier New"/>
+          <w:kern w:val="0"/>
+          <w:sz w:val="20"/>
+          <w:szCs w:val="20"/>
+          <w14:ligatures w14:val="none"/>
+        </w:rPr>
+        <w:t>pos</w:t>
+      </w:r>
+      <w:r>
+        <w:rPr>
+          <w:rFonts w:ascii="Times New Roman" w:eastAsia="Times New Roman" w:hAnsi="Times New Roman" w:cs="Times New Roman"/>
+          <w:kern w:val="0"/>
+          <w14:ligatures w14:val="none"/>
+        </w:rPr>
+        <w:t xml:space="preserve"> (vị trí bắt đầu) và </w:t>
+      </w:r>
+      <w:r>
+        <w:rPr>
+          <w:rFonts w:ascii="Courier New" w:eastAsia="Times New Roman" w:hAnsi="Courier New" w:cs="Courier New"/>
+          <w:kern w:val="0"/>
+          <w:sz w:val="20"/>
+          <w:szCs w:val="20"/>
+          <w14:ligatures w14:val="none"/>
+        </w:rPr>
+        <w:t>len</w:t>
+      </w:r>
+      <w:r>
+        <w:rPr>
+          <w:rFonts w:ascii="Times New Roman" w:eastAsia="Times New Roman" w:hAnsi="Times New Roman" w:cs="Times New Roman"/>
+          <w:kern w:val="0"/>
+          <w14:ligatures w14:val="none"/>
+        </w:rPr>
+        <w:t xml:space="preserve"> (độ dài chuỗi con). Nhận các tham số này từ bàn phím.</w:t>
+      </w:r>
+    </w:p>
+    <w:p>
+      <w:pPr>
+        <w:numPr>
+          <w:ilvl w:val="0"/>
+          <w:numId w:val="45"/>
+        </w:numPr>
+        <w:spacing w:before="100" w:beforeAutospacing="1" w:after="100" w:afterAutospacing="1" w:line="240" w:lineRule="auto"/>
+        <w:rPr>
+          <w:rFonts w:ascii="Times New Roman" w:eastAsia="Times New Roman" w:hAnsi="Times New Roman" w:cs="Times New Roman"/>
+          <w:kern w:val="0"/>
+          <w14:ligatures w14:val="none"/>
+        </w:rPr>
+      </w:pPr>
+      <w:r>
+        <w:rPr>
+          <w:rFonts w:ascii="Times New Roman" w:eastAsia="Times New Roman" w:hAnsi="Times New Roman" w:cs="Times New Roman"/>
+          <w:kern w:val="0"/>
+          <w14:ligatures w14:val="none"/>
+        </w:rPr>
+        <w:t xml:space="preserve">Sử dụng hàm </w:t>
+      </w:r>
+      <w:r>
+        <w:rPr>
+          <w:rFonts w:ascii="Courier New" w:eastAsia="Times New Roman" w:hAnsi="Courier New" w:cs="Courier New"/>
+          <w:kern w:val="0"/>
+          <w:sz w:val="20"/>
+          <w:szCs w:val="20"/>
+          <w14:ligatures w14:val="none"/>
+        </w:rPr>
+        <w:t>strlen(main_str)</w:t>
+      </w:r>
+      <w:r>
+        <w:rPr>
+          <w:rFonts w:ascii="Times New Roman" w:eastAsia="Times New Roman" w:hAnsi="Times New Roman" w:cs="Times New Roman"/>
+          <w:kern w:val="0"/>
+          <w14:ligatures w14:val="none"/>
+        </w:rPr>
+        <w:t xml:space="preserve"> đo chiều dài xâu gốc để lập điều kiện kiểm tra an toàn: nếu vị trí </w:t>
+      </w:r>
+      <w:r>
+        <w:rPr>
+          <w:rFonts w:ascii="Courier New" w:eastAsia="Times New Roman" w:hAnsi="Courier New" w:cs="Courier New"/>
+          <w:kern w:val="0"/>
+          <w:sz w:val="20"/>
+          <w:szCs w:val="20"/>
+          <w14:ligatures w14:val="none"/>
+        </w:rPr>
+        <w:t>pos</w:t>
+      </w:r>
+      <w:r>
+        <w:rPr>
+          <w:rFonts w:ascii="Times New Roman" w:eastAsia="Times New Roman" w:hAnsi="Times New Roman" w:cs="Times New Roman"/>
+          <w:kern w:val="0"/>
+          <w14:ligatures w14:val="none"/>
+        </w:rPr>
+        <w:t xml:space="preserve"> lớn hơn hoặc bằng chiều dài xâu gốc, hoặc tổng </w:t>
+      </w:r>
+      <w:r>
+        <w:rPr>
+          <w:rFonts w:ascii="Courier New" w:eastAsia="Times New Roman" w:hAnsi="Courier New" w:cs="Courier New"/>
+          <w:kern w:val="0"/>
+          <w:sz w:val="20"/>
+          <w:szCs w:val="20"/>
+          <w14:ligatures w14:val="none"/>
+        </w:rPr>
+        <w:t>pos + len</w:t>
+      </w:r>
+      <w:r>
+        <w:rPr>
+          <w:rFonts w:ascii="Times New Roman" w:eastAsia="Times New Roman" w:hAnsi="Times New Roman" w:cs="Times New Roman"/>
+          <w:kern w:val="0"/>
+          <w14:ligatures w14:val="none"/>
+        </w:rPr>
+        <w:t xml:space="preserve"> vượt quá giới hạn xâu, thực hiện điều chỉnh hoặc báo lỗi.</w:t>
+      </w:r>
+    </w:p>
+    <w:p>
+      <w:pPr>
+        <w:numPr>
+          <w:ilvl w:val="0"/>
+          <w:numId w:val="45"/>
+        </w:numPr>
+        <w:spacing w:before="100" w:beforeAutospacing="1" w:after="100" w:afterAutospacing="1" w:line="240" w:lineRule="auto"/>
+        <w:rPr>
+          <w:rFonts w:ascii="Times New Roman" w:eastAsia="Times New Roman" w:hAnsi="Times New Roman" w:cs="Times New Roman"/>
+          <w:kern w:val="0"/>
+          <w14:ligatures w14:val="none"/>
+        </w:rPr>
+      </w:pPr>
+      <w:r>
+        <w:rPr>
+          <w:rFonts w:ascii="Times New Roman" w:eastAsia="Times New Roman" w:hAnsi="Times New Roman" w:cs="Times New Roman"/>
+          <w:kern w:val="0"/>
+          <w14:ligatures w14:val="none"/>
+        </w:rPr>
+        <w:t xml:space="preserve">Khởi tạo một biến chỉ số mảng phụ </w:t>
+      </w:r>
+      <w:r>
+        <w:rPr>
+          <w:rFonts w:ascii="Courier New" w:eastAsia="Times New Roman" w:hAnsi="Courier New" w:cs="Courier New"/>
+          <w:kern w:val="0"/>
+          <w:sz w:val="20"/>
+          <w:szCs w:val="20"/>
+          <w14:ligatures w14:val="none"/>
+        </w:rPr>
+        <w:t>j = 0</w:t>
+      </w:r>
+      <w:r>
+        <w:rPr>
+          <w:rFonts w:ascii="Times New Roman" w:eastAsia="Times New Roman" w:hAnsi="Times New Roman" w:cs="Times New Roman"/>
+          <w:kern w:val="0"/>
+          <w14:ligatures w14:val="none"/>
+        </w:rPr>
+        <w:t xml:space="preserve"> dành cho mảng kết quả.</w:t>
+      </w:r>
+    </w:p>
+    <w:p>
+      <w:pPr>
+        <w:numPr>
+          <w:ilvl w:val="0"/>
+          <w:numId w:val="45"/>
+        </w:numPr>
+        <w:spacing w:before="100" w:beforeAutospacing="1" w:after="100" w:afterAutospacing="1" w:line="240" w:lineRule="auto"/>
+        <w:rPr>
+          <w:rFonts w:ascii="Times New Roman" w:eastAsia="Times New Roman" w:hAnsi="Times New Roman" w:cs="Times New Roman"/>
+          <w:kern w:val="0"/>
+          <w14:ligatures w14:val="none"/>
+        </w:rPr>
+      </w:pPr>
+      <w:r>
+        <w:rPr>
+          <w:rFonts w:ascii="Times New Roman" w:eastAsia="Times New Roman" w:hAnsi="Times New Roman" w:cs="Times New Roman"/>
+          <w:kern w:val="0"/>
+          <w14:ligatures w14:val="none"/>
+        </w:rPr>
+        <w:t xml:space="preserve">Thiết lập vòng lặp </w:t>
+      </w:r>
+      <w:r>
+        <w:rPr>
+          <w:rFonts w:ascii="Courier New" w:eastAsia="Times New Roman" w:hAnsi="Courier New" w:cs="Courier New"/>
+          <w:kern w:val="0"/>
+          <w:sz w:val="20"/>
+          <w:szCs w:val="20"/>
+          <w14:ligatures w14:val="none"/>
+        </w:rPr>
+        <w:t>for</w:t>
+      </w:r>
+      <w:r>
+        <w:rPr>
+          <w:rFonts w:ascii="Times New Roman" w:eastAsia="Times New Roman" w:hAnsi="Times New Roman" w:cs="Times New Roman"/>
+          <w:kern w:val="0"/>
+          <w14:ligatures w14:val="none"/>
+        </w:rPr>
+        <w:t xml:space="preserve"> chạy biến đếm </w:t>
+      </w:r>
+      <w:r>
+        <w:rPr>
+          <w:rFonts w:ascii="Courier New" w:eastAsia="Times New Roman" w:hAnsi="Courier New" w:cs="Courier New"/>
+          <w:kern w:val="0"/>
+          <w:sz w:val="20"/>
+          <w:szCs w:val="20"/>
+          <w14:ligatures w14:val="none"/>
+        </w:rPr>
+        <w:t>i</w:t>
+      </w:r>
+      <w:r>
+        <w:rPr>
+          <w:rFonts w:ascii="Times New Roman" w:eastAsia="Times New Roman" w:hAnsi="Times New Roman" w:cs="Times New Roman"/>
+          <w:kern w:val="0"/>
+          <w14:ligatures w14:val="none"/>
+        </w:rPr>
+        <w:t xml:space="preserve"> bắt đầu từ chỉ số vị trí </w:t>
+      </w:r>
+      <w:r>
+        <w:rPr>
+          <w:rFonts w:ascii="Courier New" w:eastAsia="Times New Roman" w:hAnsi="Courier New" w:cs="Courier New"/>
+          <w:kern w:val="0"/>
+          <w:sz w:val="20"/>
+          <w:szCs w:val="20"/>
+          <w14:ligatures w14:val="none"/>
+        </w:rPr>
+        <w:t>pos</w:t>
+      </w:r>
+      <w:r>
+        <w:rPr>
+          <w:rFonts w:ascii="Times New Roman" w:eastAsia="Times New Roman" w:hAnsi="Times New Roman" w:cs="Times New Roman"/>
+          <w:kern w:val="0"/>
+          <w14:ligatures w14:val="none"/>
+        </w:rPr>
+        <w:t xml:space="preserve">, lặp liên tục một lượng đúng bằng giá trị biến độ dài </w:t>
+      </w:r>
+      <w:r>
+        <w:rPr>
+          <w:rFonts w:ascii="Courier New" w:eastAsia="Times New Roman" w:hAnsi="Courier New" w:cs="Courier New"/>
+          <w:kern w:val="0"/>
+          <w:sz w:val="20"/>
+          <w:szCs w:val="20"/>
+          <w14:ligatures w14:val="none"/>
+        </w:rPr>
+        <w:t>len</w:t>
+      </w:r>
+      <w:r>
+        <w:rPr>
+          <w:rFonts w:ascii="Times New Roman" w:eastAsia="Times New Roman" w:hAnsi="Times New Roman" w:cs="Times New Roman"/>
+          <w:kern w:val="0"/>
+          <w14:ligatures w14:val="none"/>
+        </w:rPr>
+        <w:t xml:space="preserve">, đồng thời phải đảm bảo ký tự </w:t>
+      </w:r>
+      <w:r>
+        <w:rPr>
+          <w:rFonts w:ascii="Courier New" w:eastAsia="Times New Roman" w:hAnsi="Courier New" w:cs="Courier New"/>
+          <w:kern w:val="0"/>
+          <w:sz w:val="20"/>
+          <w:szCs w:val="20"/>
+          <w14:ligatures w14:val="none"/>
+        </w:rPr>
+        <w:t>main_str[i]</w:t>
+      </w:r>
+      <w:r>
+        <w:rPr>
+          <w:rFonts w:ascii="Times New Roman" w:eastAsia="Times New Roman" w:hAnsi="Times New Roman" w:cs="Times New Roman"/>
+          <w:kern w:val="0"/>
+          <w14:ligatures w14:val="none"/>
+        </w:rPr>
+        <w:t xml:space="preserve"> đang duyệt chưa chạm mốc kết thúc chuỗi </w:t>
+      </w:r>
+      <w:r>
+        <w:rPr>
+          <w:rFonts w:ascii="Courier New" w:eastAsia="Times New Roman" w:hAnsi="Courier New" w:cs="Courier New"/>
+          <w:kern w:val="0"/>
+          <w:sz w:val="20"/>
+          <w:szCs w:val="20"/>
+          <w14:ligatures w14:val="none"/>
+        </w:rPr>
+        <w:t>'\0'</w:t>
+      </w:r>
+      <w:r>
+        <w:rPr>
+          <w:rFonts w:ascii="Times New Roman" w:eastAsia="Times New Roman" w:hAnsi="Times New Roman" w:cs="Times New Roman"/>
+          <w:kern w:val="0"/>
+          <w14:ligatures w14:val="none"/>
+        </w:rPr>
+        <w:t>.</w:t>
+      </w:r>
+    </w:p>
+    <w:p>
+      <w:pPr>
+        <w:numPr>
+          <w:ilvl w:val="0"/>
+          <w:numId w:val="45"/>
+        </w:numPr>
+        <w:spacing w:before="100" w:beforeAutospacing="1" w:after="100" w:afterAutospacing="1" w:line="240" w:lineRule="auto"/>
+        <w:rPr>
+          <w:rFonts w:ascii="Times New Roman" w:eastAsia="Times New Roman" w:hAnsi="Times New Roman" w:cs="Times New Roman"/>
+          <w:kern w:val="0"/>
+          <w14:ligatures w14:val="none"/>
+        </w:rPr>
+      </w:pPr>
+      <w:r>
+        <w:rPr>
+          <w:rFonts w:ascii="Times New Roman" w:eastAsia="Times New Roman" w:hAnsi="Times New Roman" w:cs="Times New Roman"/>
+          <w:kern w:val="0"/>
+          <w14:ligatures w14:val="none"/>
+        </w:rPr>
+        <w:t xml:space="preserve">Bên trong vòng lặp, thực hiện gán sao chép ký tự: </w:t>
+      </w:r>
+      <w:r>
+        <w:rPr>
+          <w:rFonts w:ascii="Courier New" w:eastAsia="Times New Roman" w:hAnsi="Courier New" w:cs="Courier New"/>
+          <w:kern w:val="0"/>
+          <w:sz w:val="20"/>
+          <w:szCs w:val="20"/>
+          <w14:ligatures w14:val="none"/>
+        </w:rPr>
+        <w:t>sub_str[j++] = main_str[i];</w:t>
+      </w:r>
+      <w:r>
+        <w:rPr>
+          <w:rFonts w:ascii="Times New Roman" w:eastAsia="Times New Roman" w:hAnsi="Times New Roman" w:cs="Times New Roman"/>
+          <w:kern w:val="0"/>
+          <w14:ligatures w14:val="none"/>
+        </w:rPr>
+        <w:t>.</w:t>
+      </w:r>
+    </w:p>
+    <w:p>
+      <w:pPr>
+        <w:numPr>
+          <w:ilvl w:val="0"/>
+          <w:numId w:val="45"/>
+        </w:numPr>
+        <w:spacing w:before="100" w:beforeAutospacing="1" w:after="100" w:afterAutospacing="1" w:line="240" w:lineRule="auto"/>
+        <w:rPr>
+          <w:rFonts w:ascii="Times New Roman" w:eastAsia="Times New Roman" w:hAnsi="Times New Roman" w:cs="Times New Roman"/>
+          <w:kern w:val="0"/>
+          <w14:ligatures w14:val="none"/>
+        </w:rPr>
+      </w:pPr>
+      <w:r>
+        <w:rPr>
+          <w:rFonts w:ascii="Times New Roman" w:eastAsia="Times New Roman" w:hAnsi="Times New Roman" w:cs="Times New Roman"/>
+          <w:kern w:val="0"/>
+          <w14:ligatures w14:val="none"/>
+        </w:rPr>
+        <w:t xml:space="preserve">Sau khi kết thúc vòng lặp, gán ký tự kết thúc chuỗi </w:t>
+      </w:r>
+      <w:r>
+        <w:rPr>
+          <w:rFonts w:ascii="Courier New" w:eastAsia="Times New Roman" w:hAnsi="Courier New" w:cs="Courier New"/>
+          <w:kern w:val="0"/>
+          <w:sz w:val="20"/>
+          <w:szCs w:val="20"/>
+          <w14:ligatures w14:val="none"/>
+        </w:rPr>
+        <w:t>sub_str[j] = '\0';</w:t>
+      </w:r>
+      <w:r>
+        <w:rPr>
+          <w:rFonts w:ascii="Times New Roman" w:eastAsia="Times New Roman" w:hAnsi="Times New Roman" w:cs="Times New Roman"/>
+          <w:kern w:val="0"/>
+          <w14:ligatures w14:val="none"/>
+        </w:rPr>
+        <w:t xml:space="preserve"> tại vị trí cuối cùng của mảng chuỗi con để hoàn thiện cấu trúc xâu ký tự, sau đó tiến hành hiển thị kết quả.</w:t>
+      </w:r>
+    </w:p>
+    <w:p>
+      <w:pPr>
+        <w:spacing w:before="100" w:beforeAutospacing="1" w:after="100" w:afterAutospacing="1" w:line="240" w:lineRule="auto"/>
+        <w:outlineLvl w:val="2"/>
+        <w:rPr>
+          <w:rFonts w:ascii="Times New Roman" w:eastAsia="Times New Roman" w:hAnsi="Times New Roman" w:cs="Times New Roman"/>
+          <w:b/>
+          <w:bCs/>
+          <w:kern w:val="0"/>
+          <w:sz w:val="27"/>
+          <w:szCs w:val="27"/>
+          <w14:ligatures w14:val="none"/>
+        </w:rPr>
+      </w:pPr>
+      <w:r>
+        <w:rPr>
+          <w:rFonts w:ascii="Times New Roman" w:eastAsia="Times New Roman" w:hAnsi="Times New Roman" w:cs="Times New Roman"/>
+          <w:b/>
+          <w:bCs/>
+          <w:kern w:val="0"/>
+          <w:sz w:val="27"/>
+          <w:szCs w:val="27"/>
+          <w14:ligatures w14:val="none"/>
+        </w:rPr>
+        <w:t>4. Kết quả &amp; Giải thích</w:t>
+      </w:r>
+    </w:p>
+    <w:p>
+      <w:r>
+        <w:lastRenderedPageBreak/>
+        <w:drawing>
+          <wp:inline distT="0" distB="0" distL="0" distR="0" wp14:anchorId="6A21BFCE" wp14:editId="3905F594">
+            <wp:extent cx="5943600" cy="6272530"/>
+            <wp:effectExtent l="0" t="0" r="0" b="0"/>
+            <wp:docPr id="1314402367" name="Picture 1"/>
+            <wp:cNvGraphicFramePr>
+              <a:graphicFrameLocks xmlns:a="http://schemas.openxmlformats.org/drawingml/2006/main" noChangeAspect="1"/>
+            </wp:cNvGraphicFramePr>
+            <a:graphic xmlns:a="http://schemas.openxmlformats.org/drawingml/2006/main">
+              <a:graphicData uri="http://schemas.openxmlformats.org/drawingml/2006/picture">
+                <pic:pic xmlns:pic="http://schemas.openxmlformats.org/drawingml/2006/picture">
+                  <pic:nvPicPr>
+                    <pic:cNvPr id="1314402367" name=""/>
+                    <pic:cNvPicPr/>
+                  </pic:nvPicPr>
+                  <pic:blipFill>
+                    <a:blip r:embed="rId19"/>
+                    <a:stretch>
+                      <a:fillRect/>
+                    </a:stretch>
+                  </pic:blipFill>
+                  <pic:spPr>
+                    <a:xfrm>
+                      <a:off x="0" y="0"/>
+                      <a:ext cx="5943600" cy="6272530"/>
+                    </a:xfrm>
+                    <a:prstGeom prst="rect">
+                      <a:avLst/>
+                    </a:prstGeom>
+                  </pic:spPr>
+                </pic:pic>
+              </a:graphicData>
+            </a:graphic>
+          </wp:inline>
+        </w:drawing>
+      </w:r>
+    </w:p>
     <w:p/>
     <w:p/>
     <w:p/>
     <w:p/>
-    <w:p/>
-    <w:p/>
-    <w:p/>
-    <w:p/>
-    <w:p/>
-    <w:p/>
-    <w:p/>
-    <w:p/>
-    <w:p/>
-    <w:p/>
-    <w:p/>
-    <w:p/>
-    <w:p/>
-    <w:p/>
-    <w:p/>
-    <w:p/>
-    <w:p/>
-    <w:p/>
-    <w:p/>
-    <w:p>
-      <w:pPr>
-        <w:spacing w:before="100" w:beforeAutospacing="1" w:after="100" w:afterAutospacing="1" w:line="240" w:lineRule="auto"/>
-        <w:outlineLvl w:val="0"/>
-        <w:rPr>
-          <w:rFonts w:ascii="Times New Roman" w:eastAsia="Times New Roman" w:hAnsi="Times New Roman" w:cs="Times New Roman"/>
-          <w:b/>
-          <w:bCs/>
-          <w:kern w:val="36"/>
-          <w:sz w:val="48"/>
-          <w:szCs w:val="48"/>
-          <w14:ligatures w14:val="none"/>
-        </w:rPr>
-      </w:pPr>
-      <w:r>
-        <w:rPr>
-          <w:rFonts w:ascii="Times New Roman" w:eastAsia="Times New Roman" w:hAnsi="Times New Roman" w:cs="Times New Roman"/>
-          <w:b/>
-          <w:bCs/>
-          <w:kern w:val="36"/>
-          <w:sz w:val="48"/>
-          <w:szCs w:val="48"/>
-          <w14:ligatures w14:val="none"/>
-        </w:rPr>
-        <w:lastRenderedPageBreak/>
-        <w:t>BÁO CÁO BÀI THỰC HÀNH 15: TRÍCH XUẤT XÂU CON TỪ XÂU KÝ TỰ BAN ĐẦU</w:t>
-      </w:r>
-    </w:p>
-    <w:p>
-      <w:pPr>
-        <w:spacing w:before="100" w:beforeAutospacing="1" w:after="100" w:afterAutospacing="1" w:line="240" w:lineRule="auto"/>
-        <w:outlineLvl w:val="2"/>
-        <w:rPr>
-          <w:rFonts w:ascii="Times New Roman" w:eastAsia="Times New Roman" w:hAnsi="Times New Roman" w:cs="Times New Roman"/>
-          <w:b/>
-          <w:bCs/>
-          <w:kern w:val="0"/>
-          <w:sz w:val="27"/>
-          <w:szCs w:val="27"/>
-          <w14:ligatures w14:val="none"/>
-        </w:rPr>
-      </w:pPr>
-      <w:r>
-        <w:rPr>
-          <w:rFonts w:ascii="Times New Roman" w:eastAsia="Times New Roman" w:hAnsi="Times New Roman" w:cs="Times New Roman"/>
-          <w:b/>
-          <w:bCs/>
-          <w:kern w:val="0"/>
-          <w:sz w:val="27"/>
-          <w:szCs w:val="27"/>
-          <w14:ligatures w14:val="none"/>
-        </w:rPr>
-        <w:t>1. Yêu cầu đề bài</w:t>
-      </w:r>
-    </w:p>
-    <w:p>
-      <w:pPr>
-        <w:numPr>
-          <w:ilvl w:val="0"/>
-          <w:numId w:val="43"/>
-        </w:numPr>
-        <w:spacing w:before="100" w:beforeAutospacing="1" w:after="100" w:afterAutospacing="1" w:line="240" w:lineRule="auto"/>
-        <w:rPr>
-          <w:rFonts w:ascii="Times New Roman" w:eastAsia="Times New Roman" w:hAnsi="Times New Roman" w:cs="Times New Roman"/>
-          <w:kern w:val="0"/>
-          <w14:ligatures w14:val="none"/>
-        </w:rPr>
-      </w:pPr>
-      <w:r>
-        <w:rPr>
-          <w:rFonts w:ascii="Times New Roman" w:eastAsia="Times New Roman" w:hAnsi="Times New Roman" w:cs="Times New Roman"/>
-          <w:kern w:val="0"/>
-          <w14:ligatures w14:val="none"/>
-        </w:rPr>
-        <w:t>Viết chương trình trích chọn một phần của xâu đầu vào (chuỗi con - substring) và lưu trữ phân đoạn ký tự thu được sang một xâu kết quả mới.</w:t>
-      </w:r>
-    </w:p>
-    <w:p>
-      <w:pPr>
-        <w:numPr>
-          <w:ilvl w:val="0"/>
-          <w:numId w:val="43"/>
-        </w:numPr>
-        <w:spacing w:before="100" w:beforeAutospacing="1" w:after="100" w:afterAutospacing="1" w:line="240" w:lineRule="auto"/>
-        <w:rPr>
-          <w:rFonts w:ascii="Times New Roman" w:eastAsia="Times New Roman" w:hAnsi="Times New Roman" w:cs="Times New Roman"/>
-          <w:kern w:val="0"/>
-          <w14:ligatures w14:val="none"/>
-        </w:rPr>
-      </w:pPr>
-      <w:r>
-        <w:rPr>
-          <w:rFonts w:ascii="Times New Roman" w:eastAsia="Times New Roman" w:hAnsi="Times New Roman" w:cs="Times New Roman"/>
-          <w:kern w:val="0"/>
-          <w14:ligatures w14:val="none"/>
-        </w:rPr>
-        <w:t>Người dùng cung cấp vị trí bắt đầu thực hiện cắt xâu (chỉ số index) và độ dài số lượng ký tự mong muốn trích xuất. Chương trình phải kiểm tra các ràng buộc về giới hạn chỉ số mảng để đảm bảo không bị lỗi tràn bộ nhớ (buffer overflow).</w:t>
-      </w:r>
-    </w:p>
-    <w:p>
-      <w:pPr>
-        <w:spacing w:before="100" w:beforeAutospacing="1" w:after="100" w:afterAutospacing="1" w:line="240" w:lineRule="auto"/>
-        <w:outlineLvl w:val="2"/>
-        <w:rPr>
-          <w:rFonts w:ascii="Times New Roman" w:eastAsia="Times New Roman" w:hAnsi="Times New Roman" w:cs="Times New Roman"/>
-          <w:b/>
-          <w:bCs/>
-          <w:kern w:val="0"/>
-          <w:sz w:val="27"/>
-          <w:szCs w:val="27"/>
-          <w14:ligatures w14:val="none"/>
-        </w:rPr>
-      </w:pPr>
-      <w:r>
-        <w:rPr>
-          <w:rFonts w:ascii="Times New Roman" w:eastAsia="Times New Roman" w:hAnsi="Times New Roman" w:cs="Times New Roman"/>
-          <w:b/>
-          <w:bCs/>
-          <w:kern w:val="0"/>
-          <w:sz w:val="27"/>
-          <w:szCs w:val="27"/>
-          <w14:ligatures w14:val="none"/>
-        </w:rPr>
-        <w:t>2. Dữ liệu vào/ra</w:t>
-      </w:r>
-    </w:p>
-    <w:p>
-      <w:pPr>
-        <w:numPr>
-          <w:ilvl w:val="0"/>
-          <w:numId w:val="44"/>
-        </w:numPr>
-        <w:spacing w:before="100" w:beforeAutospacing="1" w:after="100" w:afterAutospacing="1" w:line="240" w:lineRule="auto"/>
-        <w:rPr>
-          <w:rFonts w:ascii="Times New Roman" w:eastAsia="Times New Roman" w:hAnsi="Times New Roman" w:cs="Times New Roman"/>
-          <w:kern w:val="0"/>
-          <w14:ligatures w14:val="none"/>
-        </w:rPr>
-      </w:pPr>
-      <w:r>
-        <w:rPr>
-          <w:rFonts w:ascii="Times New Roman" w:eastAsia="Times New Roman" w:hAnsi="Times New Roman" w:cs="Times New Roman"/>
-          <w:b/>
-          <w:bCs/>
-          <w:kern w:val="0"/>
-          <w14:ligatures w14:val="none"/>
-        </w:rPr>
-        <w:t>Vào (Input):</w:t>
-      </w:r>
-    </w:p>
-    <w:p>
-      <w:pPr>
-        <w:numPr>
-          <w:ilvl w:val="1"/>
-          <w:numId w:val="44"/>
-        </w:numPr>
-        <w:spacing w:before="100" w:beforeAutospacing="1" w:after="100" w:afterAutospacing="1" w:line="240" w:lineRule="auto"/>
-        <w:rPr>
-          <w:rFonts w:ascii="Times New Roman" w:eastAsia="Times New Roman" w:hAnsi="Times New Roman" w:cs="Times New Roman"/>
-          <w:kern w:val="0"/>
-          <w14:ligatures w14:val="none"/>
-        </w:rPr>
-      </w:pPr>
-      <w:r>
-        <w:rPr>
-          <w:rFonts w:ascii="Times New Roman" w:eastAsia="Times New Roman" w:hAnsi="Times New Roman" w:cs="Times New Roman"/>
-          <w:kern w:val="0"/>
-          <w14:ligatures w14:val="none"/>
-        </w:rPr>
-        <w:t xml:space="preserve">Xâu gốc ban đầu: </w:t>
-      </w:r>
-      <w:r>
-        <w:rPr>
-          <w:rFonts w:ascii="Courier New" w:eastAsia="Times New Roman" w:hAnsi="Courier New" w:cs="Courier New"/>
-          <w:kern w:val="0"/>
-          <w:sz w:val="20"/>
-          <w:szCs w:val="20"/>
-          <w14:ligatures w14:val="none"/>
-        </w:rPr>
-        <w:t>"this is test string"</w:t>
-      </w:r>
-    </w:p>
-    <w:p>
-      <w:pPr>
-        <w:numPr>
-          <w:ilvl w:val="1"/>
-          <w:numId w:val="44"/>
-        </w:numPr>
-        <w:spacing w:before="100" w:beforeAutospacing="1" w:after="100" w:afterAutospacing="1" w:line="240" w:lineRule="auto"/>
-        <w:rPr>
-          <w:rFonts w:ascii="Times New Roman" w:eastAsia="Times New Roman" w:hAnsi="Times New Roman" w:cs="Times New Roman"/>
-          <w:kern w:val="0"/>
-          <w14:ligatures w14:val="none"/>
-        </w:rPr>
-      </w:pPr>
-      <w:r>
-        <w:rPr>
-          <w:rFonts w:ascii="Times New Roman" w:eastAsia="Times New Roman" w:hAnsi="Times New Roman" w:cs="Times New Roman"/>
-          <w:kern w:val="0"/>
-          <w14:ligatures w14:val="none"/>
-        </w:rPr>
-        <w:t xml:space="preserve">Vị trí bắt đầu trích xuất: </w:t>
-      </w:r>
-      <w:r>
-        <w:rPr>
-          <w:rFonts w:ascii="Courier New" w:eastAsia="Times New Roman" w:hAnsi="Courier New" w:cs="Courier New"/>
-          <w:kern w:val="0"/>
-          <w:sz w:val="20"/>
-          <w:szCs w:val="20"/>
-          <w14:ligatures w14:val="none"/>
-        </w:rPr>
-        <w:t>9</w:t>
-      </w:r>
-    </w:p>
-    <w:p>
-      <w:pPr>
-        <w:numPr>
-          <w:ilvl w:val="1"/>
-          <w:numId w:val="44"/>
-        </w:numPr>
-        <w:spacing w:before="100" w:beforeAutospacing="1" w:after="100" w:afterAutospacing="1" w:line="240" w:lineRule="auto"/>
-        <w:rPr>
-          <w:rFonts w:ascii="Times New Roman" w:eastAsia="Times New Roman" w:hAnsi="Times New Roman" w:cs="Times New Roman"/>
-          <w:kern w:val="0"/>
-          <w14:ligatures w14:val="none"/>
-        </w:rPr>
-      </w:pPr>
-      <w:r>
-        <w:rPr>
-          <w:rFonts w:ascii="Times New Roman" w:eastAsia="Times New Roman" w:hAnsi="Times New Roman" w:cs="Times New Roman"/>
-          <w:kern w:val="0"/>
-          <w14:ligatures w14:val="none"/>
-        </w:rPr>
-        <w:t xml:space="preserve">Độ dài chuỗi con cần lấy: </w:t>
-      </w:r>
-      <w:r>
-        <w:rPr>
-          <w:rFonts w:ascii="Courier New" w:eastAsia="Times New Roman" w:hAnsi="Courier New" w:cs="Courier New"/>
-          <w:kern w:val="0"/>
-          <w:sz w:val="20"/>
-          <w:szCs w:val="20"/>
-          <w14:ligatures w14:val="none"/>
-        </w:rPr>
-        <w:t>4</w:t>
-      </w:r>
-    </w:p>
-    <w:p>
-      <w:pPr>
-        <w:numPr>
-          <w:ilvl w:val="0"/>
-          <w:numId w:val="44"/>
-        </w:numPr>
-        <w:spacing w:before="100" w:beforeAutospacing="1" w:after="100" w:afterAutospacing="1" w:line="240" w:lineRule="auto"/>
-        <w:rPr>
-          <w:rFonts w:ascii="Times New Roman" w:eastAsia="Times New Roman" w:hAnsi="Times New Roman" w:cs="Times New Roman"/>
-          <w:kern w:val="0"/>
-          <w14:ligatures w14:val="none"/>
-        </w:rPr>
-      </w:pPr>
-      <w:r>
-        <w:rPr>
-          <w:rFonts w:ascii="Times New Roman" w:eastAsia="Times New Roman" w:hAnsi="Times New Roman" w:cs="Times New Roman"/>
-          <w:b/>
-          <w:bCs/>
-          <w:kern w:val="0"/>
-          <w14:ligatures w14:val="none"/>
-        </w:rPr>
-        <w:t>Ra (Output):</w:t>
-      </w:r>
-      <w:r>
-        <w:rPr>
-          <w:rFonts w:ascii="Times New Roman" w:eastAsia="Times New Roman" w:hAnsi="Times New Roman" w:cs="Times New Roman"/>
-          <w:kern w:val="0"/>
-          <w14:ligatures w14:val="none"/>
-        </w:rPr>
-        <w:t xml:space="preserve"> Kết quả xâu con thu được: </w:t>
-      </w:r>
-      <w:r>
-        <w:rPr>
-          <w:rFonts w:ascii="Courier New" w:eastAsia="Times New Roman" w:hAnsi="Courier New" w:cs="Courier New"/>
-          <w:kern w:val="0"/>
-          <w:sz w:val="20"/>
-          <w:szCs w:val="20"/>
-          <w14:ligatures w14:val="none"/>
-        </w:rPr>
-        <w:t>The substring retrieve from the string is : " test "</w:t>
-      </w:r>
-      <w:r>
-        <w:rPr>
-          <w:rFonts w:ascii="Times New Roman" w:eastAsia="Times New Roman" w:hAnsi="Times New Roman" w:cs="Times New Roman"/>
-          <w:kern w:val="0"/>
-          <w14:ligatures w14:val="none"/>
-        </w:rPr>
-        <w:t>.</w:t>
-      </w:r>
-    </w:p>
-    <w:p>
-      <w:pPr>
-        <w:spacing w:before="100" w:beforeAutospacing="1" w:after="100" w:afterAutospacing="1" w:line="240" w:lineRule="auto"/>
-        <w:outlineLvl w:val="2"/>
-        <w:rPr>
-          <w:rFonts w:ascii="Times New Roman" w:eastAsia="Times New Roman" w:hAnsi="Times New Roman" w:cs="Times New Roman"/>
-          <w:b/>
-          <w:bCs/>
-          <w:kern w:val="0"/>
-          <w:sz w:val="27"/>
-          <w:szCs w:val="27"/>
-          <w14:ligatures w14:val="none"/>
-        </w:rPr>
-      </w:pPr>
-      <w:r>
-        <w:rPr>
-          <w:rFonts w:ascii="Times New Roman" w:eastAsia="Times New Roman" w:hAnsi="Times New Roman" w:cs="Times New Roman"/>
-          <w:b/>
-          <w:bCs/>
-          <w:kern w:val="0"/>
-          <w:sz w:val="27"/>
-          <w:szCs w:val="27"/>
-          <w14:ligatures w14:val="none"/>
-        </w:rPr>
-        <w:t>3. Các bước thực hiện</w:t>
-      </w:r>
-    </w:p>
-    <w:p>
-      <w:pPr>
-        <w:numPr>
-          <w:ilvl w:val="0"/>
-          <w:numId w:val="45"/>
-        </w:numPr>
-        <w:spacing w:before="100" w:beforeAutospacing="1" w:after="100" w:afterAutospacing="1" w:line="240" w:lineRule="auto"/>
-        <w:rPr>
-          <w:rFonts w:ascii="Times New Roman" w:eastAsia="Times New Roman" w:hAnsi="Times New Roman" w:cs="Times New Roman"/>
-          <w:kern w:val="0"/>
-          <w14:ligatures w14:val="none"/>
-        </w:rPr>
-      </w:pPr>
-      <w:r>
-        <w:rPr>
-          <w:rFonts w:ascii="Times New Roman" w:eastAsia="Times New Roman" w:hAnsi="Times New Roman" w:cs="Times New Roman"/>
-          <w:kern w:val="0"/>
-          <w14:ligatures w14:val="none"/>
-        </w:rPr>
-        <w:t xml:space="preserve">Khai báo mảng ký tự </w:t>
-      </w:r>
-      <w:r>
-        <w:rPr>
-          <w:rFonts w:ascii="Courier New" w:eastAsia="Times New Roman" w:hAnsi="Courier New" w:cs="Courier New"/>
-          <w:kern w:val="0"/>
-          <w:sz w:val="20"/>
-          <w:szCs w:val="20"/>
-          <w14:ligatures w14:val="none"/>
-        </w:rPr>
-        <w:t>main_str</w:t>
-      </w:r>
-      <w:r>
-        <w:rPr>
-          <w:rFonts w:ascii="Times New Roman" w:eastAsia="Times New Roman" w:hAnsi="Times New Roman" w:cs="Times New Roman"/>
-          <w:kern w:val="0"/>
-          <w14:ligatures w14:val="none"/>
-        </w:rPr>
-        <w:t xml:space="preserve"> lưu xâu gốc ban đầu và mảng ký tự </w:t>
-      </w:r>
-      <w:r>
-        <w:rPr>
-          <w:rFonts w:ascii="Courier New" w:eastAsia="Times New Roman" w:hAnsi="Courier New" w:cs="Courier New"/>
-          <w:kern w:val="0"/>
-          <w:sz w:val="20"/>
-          <w:szCs w:val="20"/>
-          <w14:ligatures w14:val="none"/>
-        </w:rPr>
-        <w:t>sub_str</w:t>
-      </w:r>
-      <w:r>
-        <w:rPr>
-          <w:rFonts w:ascii="Times New Roman" w:eastAsia="Times New Roman" w:hAnsi="Times New Roman" w:cs="Times New Roman"/>
-          <w:kern w:val="0"/>
-          <w14:ligatures w14:val="none"/>
-        </w:rPr>
-        <w:t xml:space="preserve"> dùng để lưu chuỗi con sau khi cắt.</w:t>
-      </w:r>
-    </w:p>
-    <w:p>
-      <w:pPr>
-        <w:numPr>
-          <w:ilvl w:val="0"/>
-          <w:numId w:val="45"/>
-        </w:numPr>
-        <w:spacing w:before="100" w:beforeAutospacing="1" w:after="100" w:afterAutospacing="1" w:line="240" w:lineRule="auto"/>
-        <w:rPr>
-          <w:rFonts w:ascii="Times New Roman" w:eastAsia="Times New Roman" w:hAnsi="Times New Roman" w:cs="Times New Roman"/>
-          <w:kern w:val="0"/>
-          <w14:ligatures w14:val="none"/>
-        </w:rPr>
-      </w:pPr>
-      <w:r>
-        <w:rPr>
-          <w:rFonts w:ascii="Times New Roman" w:eastAsia="Times New Roman" w:hAnsi="Times New Roman" w:cs="Times New Roman"/>
-          <w:kern w:val="0"/>
-          <w14:ligatures w14:val="none"/>
-        </w:rPr>
-        <w:t xml:space="preserve">Khai báo hai biến nguyên </w:t>
-      </w:r>
-      <w:r>
-        <w:rPr>
-          <w:rFonts w:ascii="Courier New" w:eastAsia="Times New Roman" w:hAnsi="Courier New" w:cs="Courier New"/>
-          <w:kern w:val="0"/>
-          <w:sz w:val="20"/>
-          <w:szCs w:val="20"/>
-          <w14:ligatures w14:val="none"/>
-        </w:rPr>
-        <w:t>pos</w:t>
-      </w:r>
-      <w:r>
-        <w:rPr>
-          <w:rFonts w:ascii="Times New Roman" w:eastAsia="Times New Roman" w:hAnsi="Times New Roman" w:cs="Times New Roman"/>
-          <w:kern w:val="0"/>
-          <w14:ligatures w14:val="none"/>
-        </w:rPr>
-        <w:t xml:space="preserve"> (vị trí bắt đầu) và </w:t>
-      </w:r>
-      <w:r>
-        <w:rPr>
-          <w:rFonts w:ascii="Courier New" w:eastAsia="Times New Roman" w:hAnsi="Courier New" w:cs="Courier New"/>
-          <w:kern w:val="0"/>
-          <w:sz w:val="20"/>
-          <w:szCs w:val="20"/>
-          <w14:ligatures w14:val="none"/>
-        </w:rPr>
-        <w:t>len</w:t>
-      </w:r>
-      <w:r>
-        <w:rPr>
-          <w:rFonts w:ascii="Times New Roman" w:eastAsia="Times New Roman" w:hAnsi="Times New Roman" w:cs="Times New Roman"/>
-          <w:kern w:val="0"/>
-          <w14:ligatures w14:val="none"/>
-        </w:rPr>
-        <w:t xml:space="preserve"> (độ dài chuỗi con). Nhận các tham số này từ bàn phím.</w:t>
-      </w:r>
-    </w:p>
-    <w:p>
-      <w:pPr>
-        <w:numPr>
-          <w:ilvl w:val="0"/>
-          <w:numId w:val="45"/>
-        </w:numPr>
-        <w:spacing w:before="100" w:beforeAutospacing="1" w:after="100" w:afterAutospacing="1" w:line="240" w:lineRule="auto"/>
-        <w:rPr>
-          <w:rFonts w:ascii="Times New Roman" w:eastAsia="Times New Roman" w:hAnsi="Times New Roman" w:cs="Times New Roman"/>
-          <w:kern w:val="0"/>
-          <w14:ligatures w14:val="none"/>
-        </w:rPr>
-      </w:pPr>
-      <w:r>
-        <w:rPr>
-          <w:rFonts w:ascii="Times New Roman" w:eastAsia="Times New Roman" w:hAnsi="Times New Roman" w:cs="Times New Roman"/>
-          <w:kern w:val="0"/>
-          <w14:ligatures w14:val="none"/>
-        </w:rPr>
-        <w:t xml:space="preserve">Sử dụng hàm </w:t>
-      </w:r>
-      <w:r>
-        <w:rPr>
-          <w:rFonts w:ascii="Courier New" w:eastAsia="Times New Roman" w:hAnsi="Courier New" w:cs="Courier New"/>
-          <w:kern w:val="0"/>
-          <w:sz w:val="20"/>
-          <w:szCs w:val="20"/>
-          <w14:ligatures w14:val="none"/>
-        </w:rPr>
-        <w:t>strlen(main_str)</w:t>
-      </w:r>
-      <w:r>
-        <w:rPr>
-          <w:rFonts w:ascii="Times New Roman" w:eastAsia="Times New Roman" w:hAnsi="Times New Roman" w:cs="Times New Roman"/>
-          <w:kern w:val="0"/>
-          <w14:ligatures w14:val="none"/>
-        </w:rPr>
-        <w:t xml:space="preserve"> đo chiều dài xâu gốc để lập điều kiện kiểm tra an toàn: nếu vị trí </w:t>
-      </w:r>
-      <w:r>
-        <w:rPr>
-          <w:rFonts w:ascii="Courier New" w:eastAsia="Times New Roman" w:hAnsi="Courier New" w:cs="Courier New"/>
-          <w:kern w:val="0"/>
-          <w:sz w:val="20"/>
-          <w:szCs w:val="20"/>
-          <w14:ligatures w14:val="none"/>
-        </w:rPr>
-        <w:t>pos</w:t>
-      </w:r>
-      <w:r>
-        <w:rPr>
-          <w:rFonts w:ascii="Times New Roman" w:eastAsia="Times New Roman" w:hAnsi="Times New Roman" w:cs="Times New Roman"/>
-          <w:kern w:val="0"/>
-          <w14:ligatures w14:val="none"/>
-        </w:rPr>
-        <w:t xml:space="preserve"> lớn hơn hoặc bằng chiều dài xâu gốc, hoặc tổng </w:t>
-      </w:r>
-      <w:r>
-        <w:rPr>
-          <w:rFonts w:ascii="Courier New" w:eastAsia="Times New Roman" w:hAnsi="Courier New" w:cs="Courier New"/>
-          <w:kern w:val="0"/>
-          <w:sz w:val="20"/>
-          <w:szCs w:val="20"/>
-          <w14:ligatures w14:val="none"/>
-        </w:rPr>
-        <w:t>pos + len</w:t>
-      </w:r>
-      <w:r>
-        <w:rPr>
-          <w:rFonts w:ascii="Times New Roman" w:eastAsia="Times New Roman" w:hAnsi="Times New Roman" w:cs="Times New Roman"/>
-          <w:kern w:val="0"/>
-          <w14:ligatures w14:val="none"/>
-        </w:rPr>
-        <w:t xml:space="preserve"> vượt quá giới hạn xâu, thực hiện điều chỉnh hoặc báo lỗi.</w:t>
-      </w:r>
-    </w:p>
-    <w:p>
-      <w:pPr>
-        <w:numPr>
-          <w:ilvl w:val="0"/>
-          <w:numId w:val="45"/>
-        </w:numPr>
-        <w:spacing w:before="100" w:beforeAutospacing="1" w:after="100" w:afterAutospacing="1" w:line="240" w:lineRule="auto"/>
-        <w:rPr>
-          <w:rFonts w:ascii="Times New Roman" w:eastAsia="Times New Roman" w:hAnsi="Times New Roman" w:cs="Times New Roman"/>
-          <w:kern w:val="0"/>
-          <w14:ligatures w14:val="none"/>
-        </w:rPr>
-      </w:pPr>
-      <w:r>
-        <w:rPr>
-          <w:rFonts w:ascii="Times New Roman" w:eastAsia="Times New Roman" w:hAnsi="Times New Roman" w:cs="Times New Roman"/>
-          <w:kern w:val="0"/>
-          <w14:ligatures w14:val="none"/>
-        </w:rPr>
-        <w:t xml:space="preserve">Khởi tạo một biến chỉ số mảng phụ </w:t>
-      </w:r>
-      <w:r>
-        <w:rPr>
-          <w:rFonts w:ascii="Courier New" w:eastAsia="Times New Roman" w:hAnsi="Courier New" w:cs="Courier New"/>
-          <w:kern w:val="0"/>
-          <w:sz w:val="20"/>
-          <w:szCs w:val="20"/>
-          <w14:ligatures w14:val="none"/>
-        </w:rPr>
-        <w:t>j = 0</w:t>
-      </w:r>
-      <w:r>
-        <w:rPr>
-          <w:rFonts w:ascii="Times New Roman" w:eastAsia="Times New Roman" w:hAnsi="Times New Roman" w:cs="Times New Roman"/>
-          <w:kern w:val="0"/>
-          <w14:ligatures w14:val="none"/>
-        </w:rPr>
-        <w:t xml:space="preserve"> dành cho mảng kết quả.</w:t>
-      </w:r>
-    </w:p>
-    <w:p>
-      <w:pPr>
-        <w:numPr>
-          <w:ilvl w:val="0"/>
-          <w:numId w:val="45"/>
-        </w:numPr>
-        <w:spacing w:before="100" w:beforeAutospacing="1" w:after="100" w:afterAutospacing="1" w:line="240" w:lineRule="auto"/>
-        <w:rPr>
-          <w:rFonts w:ascii="Times New Roman" w:eastAsia="Times New Roman" w:hAnsi="Times New Roman" w:cs="Times New Roman"/>
-          <w:kern w:val="0"/>
-          <w14:ligatures w14:val="none"/>
-        </w:rPr>
-      </w:pPr>
-      <w:r>
-        <w:rPr>
-          <w:rFonts w:ascii="Times New Roman" w:eastAsia="Times New Roman" w:hAnsi="Times New Roman" w:cs="Times New Roman"/>
-          <w:kern w:val="0"/>
-          <w14:ligatures w14:val="none"/>
-        </w:rPr>
-        <w:t xml:space="preserve">Thiết lập vòng lặp </w:t>
-      </w:r>
-      <w:r>
-        <w:rPr>
-          <w:rFonts w:ascii="Courier New" w:eastAsia="Times New Roman" w:hAnsi="Courier New" w:cs="Courier New"/>
-          <w:kern w:val="0"/>
-          <w:sz w:val="20"/>
-          <w:szCs w:val="20"/>
-          <w14:ligatures w14:val="none"/>
-        </w:rPr>
-        <w:t>for</w:t>
-      </w:r>
-      <w:r>
-        <w:rPr>
-          <w:rFonts w:ascii="Times New Roman" w:eastAsia="Times New Roman" w:hAnsi="Times New Roman" w:cs="Times New Roman"/>
-          <w:kern w:val="0"/>
-          <w14:ligatures w14:val="none"/>
-        </w:rPr>
-        <w:t xml:space="preserve"> chạy biến đếm </w:t>
-      </w:r>
-      <w:r>
-        <w:rPr>
-          <w:rFonts w:ascii="Courier New" w:eastAsia="Times New Roman" w:hAnsi="Courier New" w:cs="Courier New"/>
-          <w:kern w:val="0"/>
-          <w:sz w:val="20"/>
-          <w:szCs w:val="20"/>
-          <w14:ligatures w14:val="none"/>
-        </w:rPr>
-        <w:t>i</w:t>
-      </w:r>
-      <w:r>
-        <w:rPr>
-          <w:rFonts w:ascii="Times New Roman" w:eastAsia="Times New Roman" w:hAnsi="Times New Roman" w:cs="Times New Roman"/>
-          <w:kern w:val="0"/>
-          <w14:ligatures w14:val="none"/>
-        </w:rPr>
-        <w:t xml:space="preserve"> bắt đầu từ chỉ số vị trí </w:t>
-      </w:r>
-      <w:r>
-        <w:rPr>
-          <w:rFonts w:ascii="Courier New" w:eastAsia="Times New Roman" w:hAnsi="Courier New" w:cs="Courier New"/>
-          <w:kern w:val="0"/>
-          <w:sz w:val="20"/>
-          <w:szCs w:val="20"/>
-          <w14:ligatures w14:val="none"/>
-        </w:rPr>
-        <w:t>pos</w:t>
-      </w:r>
-      <w:r>
-        <w:rPr>
-          <w:rFonts w:ascii="Times New Roman" w:eastAsia="Times New Roman" w:hAnsi="Times New Roman" w:cs="Times New Roman"/>
-          <w:kern w:val="0"/>
-          <w14:ligatures w14:val="none"/>
-        </w:rPr>
-        <w:t xml:space="preserve">, lặp liên tục một lượng đúng bằng giá trị biến độ dài </w:t>
-      </w:r>
-      <w:r>
-        <w:rPr>
-          <w:rFonts w:ascii="Courier New" w:eastAsia="Times New Roman" w:hAnsi="Courier New" w:cs="Courier New"/>
-          <w:kern w:val="0"/>
-          <w:sz w:val="20"/>
-          <w:szCs w:val="20"/>
-          <w14:ligatures w14:val="none"/>
-        </w:rPr>
-        <w:t>len</w:t>
-      </w:r>
-      <w:r>
-        <w:rPr>
-          <w:rFonts w:ascii="Times New Roman" w:eastAsia="Times New Roman" w:hAnsi="Times New Roman" w:cs="Times New Roman"/>
-          <w:kern w:val="0"/>
-          <w14:ligatures w14:val="none"/>
-        </w:rPr>
-        <w:t xml:space="preserve">, đồng thời phải đảm bảo ký tự </w:t>
-      </w:r>
-      <w:r>
-        <w:rPr>
-          <w:rFonts w:ascii="Courier New" w:eastAsia="Times New Roman" w:hAnsi="Courier New" w:cs="Courier New"/>
-          <w:kern w:val="0"/>
-          <w:sz w:val="20"/>
-          <w:szCs w:val="20"/>
-          <w14:ligatures w14:val="none"/>
-        </w:rPr>
-        <w:t>main_str[i]</w:t>
-      </w:r>
-      <w:r>
-        <w:rPr>
-          <w:rFonts w:ascii="Times New Roman" w:eastAsia="Times New Roman" w:hAnsi="Times New Roman" w:cs="Times New Roman"/>
-          <w:kern w:val="0"/>
-          <w14:ligatures w14:val="none"/>
-        </w:rPr>
-        <w:t xml:space="preserve"> đang duyệt chưa chạm mốc kết thúc chuỗi </w:t>
-      </w:r>
-      <w:r>
-        <w:rPr>
-          <w:rFonts w:ascii="Courier New" w:eastAsia="Times New Roman" w:hAnsi="Courier New" w:cs="Courier New"/>
-          <w:kern w:val="0"/>
-          <w:sz w:val="20"/>
-          <w:szCs w:val="20"/>
-          <w14:ligatures w14:val="none"/>
-        </w:rPr>
-        <w:t>'\0'</w:t>
-      </w:r>
-      <w:r>
-        <w:rPr>
-          <w:rFonts w:ascii="Times New Roman" w:eastAsia="Times New Roman" w:hAnsi="Times New Roman" w:cs="Times New Roman"/>
-          <w:kern w:val="0"/>
-          <w14:ligatures w14:val="none"/>
-        </w:rPr>
-        <w:t>.</w:t>
-      </w:r>
-    </w:p>
-    <w:p>
-      <w:pPr>
-        <w:numPr>
-          <w:ilvl w:val="0"/>
-          <w:numId w:val="45"/>
-        </w:numPr>
-        <w:spacing w:before="100" w:beforeAutospacing="1" w:after="100" w:afterAutospacing="1" w:line="240" w:lineRule="auto"/>
-        <w:rPr>
-          <w:rFonts w:ascii="Times New Roman" w:eastAsia="Times New Roman" w:hAnsi="Times New Roman" w:cs="Times New Roman"/>
-          <w:kern w:val="0"/>
-          <w14:ligatures w14:val="none"/>
-        </w:rPr>
-      </w:pPr>
-      <w:r>
-        <w:rPr>
-          <w:rFonts w:ascii="Times New Roman" w:eastAsia="Times New Roman" w:hAnsi="Times New Roman" w:cs="Times New Roman"/>
-          <w:kern w:val="0"/>
-          <w14:ligatures w14:val="none"/>
-        </w:rPr>
-        <w:t xml:space="preserve">Bên trong vòng lặp, thực hiện gán sao chép ký tự: </w:t>
-      </w:r>
-      <w:r>
-        <w:rPr>
-          <w:rFonts w:ascii="Courier New" w:eastAsia="Times New Roman" w:hAnsi="Courier New" w:cs="Courier New"/>
-          <w:kern w:val="0"/>
-          <w:sz w:val="20"/>
-          <w:szCs w:val="20"/>
-          <w14:ligatures w14:val="none"/>
-        </w:rPr>
-        <w:t>sub_str[j++] = main_str[i];</w:t>
-      </w:r>
-      <w:r>
-        <w:rPr>
-          <w:rFonts w:ascii="Times New Roman" w:eastAsia="Times New Roman" w:hAnsi="Times New Roman" w:cs="Times New Roman"/>
-          <w:kern w:val="0"/>
-          <w14:ligatures w14:val="none"/>
-        </w:rPr>
-        <w:t>.</w:t>
-      </w:r>
-    </w:p>
-    <w:p>
-      <w:pPr>
-        <w:numPr>
-          <w:ilvl w:val="0"/>
-          <w:numId w:val="45"/>
-        </w:numPr>
-        <w:spacing w:before="100" w:beforeAutospacing="1" w:after="100" w:afterAutospacing="1" w:line="240" w:lineRule="auto"/>
-        <w:rPr>
-          <w:rFonts w:ascii="Times New Roman" w:eastAsia="Times New Roman" w:hAnsi="Times New Roman" w:cs="Times New Roman"/>
-          <w:kern w:val="0"/>
-          <w14:ligatures w14:val="none"/>
-        </w:rPr>
-      </w:pPr>
-      <w:r>
-        <w:rPr>
-          <w:rFonts w:ascii="Times New Roman" w:eastAsia="Times New Roman" w:hAnsi="Times New Roman" w:cs="Times New Roman"/>
-          <w:kern w:val="0"/>
-          <w14:ligatures w14:val="none"/>
-        </w:rPr>
-        <w:t xml:space="preserve">Sau khi kết thúc vòng lặp, gán ký tự kết thúc chuỗi </w:t>
-      </w:r>
-      <w:r>
-        <w:rPr>
-          <w:rFonts w:ascii="Courier New" w:eastAsia="Times New Roman" w:hAnsi="Courier New" w:cs="Courier New"/>
-          <w:kern w:val="0"/>
-          <w:sz w:val="20"/>
-          <w:szCs w:val="20"/>
-          <w14:ligatures w14:val="none"/>
-        </w:rPr>
-        <w:t>sub_str[j] = '\0';</w:t>
-      </w:r>
-      <w:r>
-        <w:rPr>
-          <w:rFonts w:ascii="Times New Roman" w:eastAsia="Times New Roman" w:hAnsi="Times New Roman" w:cs="Times New Roman"/>
-          <w:kern w:val="0"/>
-          <w14:ligatures w14:val="none"/>
-        </w:rPr>
-        <w:t xml:space="preserve"> tại vị trí cuối cùng của mảng chuỗi con để hoàn thiện cấu trúc xâu ký tự, sau đó tiến hành hiển thị kết quả.</w:t>
-      </w:r>
-    </w:p>
-    <w:p>
-      <w:pPr>
-        <w:spacing w:before="100" w:beforeAutospacing="1" w:after="100" w:afterAutospacing="1" w:line="240" w:lineRule="auto"/>
-        <w:outlineLvl w:val="2"/>
-        <w:rPr>
-          <w:rFonts w:ascii="Times New Roman" w:eastAsia="Times New Roman" w:hAnsi="Times New Roman" w:cs="Times New Roman"/>
-          <w:b/>
-          <w:bCs/>
-          <w:kern w:val="0"/>
-          <w:sz w:val="27"/>
-          <w:szCs w:val="27"/>
-          <w14:ligatures w14:val="none"/>
-        </w:rPr>
-      </w:pPr>
-      <w:r>
-        <w:rPr>
-          <w:rFonts w:ascii="Times New Roman" w:eastAsia="Times New Roman" w:hAnsi="Times New Roman" w:cs="Times New Roman"/>
-          <w:b/>
-          <w:bCs/>
-          <w:kern w:val="0"/>
-          <w:sz w:val="27"/>
-          <w:szCs w:val="27"/>
-          <w14:ligatures w14:val="none"/>
-        </w:rPr>
-        <w:t>4. Kết quả &amp; Giải thích</w:t>
-      </w:r>
-    </w:p>
-    <w:p/>
     <w:p>
       <w:pPr>
         <w:spacing w:before="100" w:beforeAutospacing="1" w:after="100" w:afterAutospacing="1" w:line="240" w:lineRule="auto"/>
@@ -12360,6 +12966,83 @@
         <w:t>4. Kết quả &amp; Giải thích</w:t>
       </w:r>
     </w:p>
+    <w:p>
+      <w:pPr>
+        <w:spacing w:before="100" w:beforeAutospacing="1" w:after="100" w:afterAutospacing="1" w:line="240" w:lineRule="auto"/>
+        <w:outlineLvl w:val="2"/>
+        <w:rPr>
+          <w:rFonts w:ascii="Times New Roman" w:eastAsia="Times New Roman" w:hAnsi="Times New Roman" w:cs="Times New Roman"/>
+          <w:b/>
+          <w:bCs/>
+          <w:kern w:val="0"/>
+          <w:sz w:val="27"/>
+          <w:szCs w:val="27"/>
+          <w14:ligatures w14:val="none"/>
+        </w:rPr>
+      </w:pPr>
+      <w:r>
+        <w:rPr>
+          <w:rFonts w:ascii="Times New Roman" w:eastAsia="Times New Roman" w:hAnsi="Times New Roman" w:cs="Times New Roman"/>
+          <w:b/>
+          <w:bCs/>
+          <w:kern w:val="0"/>
+          <w:sz w:val="27"/>
+          <w:szCs w:val="27"/>
+          <w14:ligatures w14:val="none"/>
+        </w:rPr>
+        <w:lastRenderedPageBreak/>
+        <w:drawing>
+          <wp:inline distT="0" distB="0" distL="0" distR="0" wp14:anchorId="1047CC49" wp14:editId="09D2EC2E">
+            <wp:extent cx="5943600" cy="5869940"/>
+            <wp:effectExtent l="0" t="0" r="0" b="0"/>
+            <wp:docPr id="1507021682" name="Picture 1"/>
+            <wp:cNvGraphicFramePr>
+              <a:graphicFrameLocks xmlns:a="http://schemas.openxmlformats.org/drawingml/2006/main" noChangeAspect="1"/>
+            </wp:cNvGraphicFramePr>
+            <a:graphic xmlns:a="http://schemas.openxmlformats.org/drawingml/2006/main">
+              <a:graphicData uri="http://schemas.openxmlformats.org/drawingml/2006/picture">
+                <pic:pic xmlns:pic="http://schemas.openxmlformats.org/drawingml/2006/picture">
+                  <pic:nvPicPr>
+                    <pic:cNvPr id="1507021682" name=""/>
+                    <pic:cNvPicPr/>
+                  </pic:nvPicPr>
+                  <pic:blipFill>
+                    <a:blip r:embed="rId20"/>
+                    <a:stretch>
+                      <a:fillRect/>
+                    </a:stretch>
+                  </pic:blipFill>
+                  <pic:spPr>
+                    <a:xfrm>
+                      <a:off x="0" y="0"/>
+                      <a:ext cx="5943600" cy="5869940"/>
+                    </a:xfrm>
+                    <a:prstGeom prst="rect">
+                      <a:avLst/>
+                    </a:prstGeom>
+                  </pic:spPr>
+                </pic:pic>
+              </a:graphicData>
+            </a:graphic>
+          </wp:inline>
+        </w:drawing>
+      </w:r>
+    </w:p>
+    <w:p>
+      <w:pPr>
+        <w:spacing w:before="100" w:beforeAutospacing="1" w:after="100" w:afterAutospacing="1" w:line="240" w:lineRule="auto"/>
+        <w:outlineLvl w:val="2"/>
+        <w:rPr>
+          <w:rFonts w:ascii="Times New Roman" w:eastAsia="Times New Roman" w:hAnsi="Times New Roman" w:cs="Times New Roman"/>
+          <w:b/>
+          <w:bCs/>
+          <w:kern w:val="0"/>
+          <w:sz w:val="27"/>
+          <w:szCs w:val="27"/>
+          <w14:ligatures w14:val="none"/>
+        </w:rPr>
+      </w:pPr>
+    </w:p>
     <w:p/>
     <w:p/>
     <w:p/>
@@ -13014,6 +13697,98 @@
         </w:rPr>
         <w:t>4. Kết quả &amp; Giải thích</w:t>
       </w:r>
+    </w:p>
+    <w:p>
+      <w:pPr>
+        <w:spacing w:before="100" w:beforeAutospacing="1" w:after="100" w:afterAutospacing="1" w:line="240" w:lineRule="auto"/>
+        <w:outlineLvl w:val="2"/>
+        <w:rPr>
+          <w:rFonts w:ascii="Times New Roman" w:eastAsia="Times New Roman" w:hAnsi="Times New Roman" w:cs="Times New Roman"/>
+          <w:b/>
+          <w:bCs/>
+          <w:kern w:val="0"/>
+          <w:sz w:val="27"/>
+          <w:szCs w:val="27"/>
+          <w14:ligatures w14:val="none"/>
+        </w:rPr>
+      </w:pPr>
+      <w:r>
+        <w:rPr>
+          <w:rFonts w:ascii="Times New Roman" w:eastAsia="Times New Roman" w:hAnsi="Times New Roman" w:cs="Times New Roman"/>
+          <w:b/>
+          <w:bCs/>
+          <w:kern w:val="0"/>
+          <w:sz w:val="27"/>
+          <w:szCs w:val="27"/>
+          <w14:ligatures w14:val="none"/>
+        </w:rPr>
+        <w:lastRenderedPageBreak/>
+        <w:drawing>
+          <wp:inline distT="0" distB="0" distL="0" distR="0" wp14:anchorId="7E930AE2" wp14:editId="46272D98">
+            <wp:extent cx="5943600" cy="5498465"/>
+            <wp:effectExtent l="0" t="0" r="0" b="6985"/>
+            <wp:docPr id="2073194304" name="Picture 1"/>
+            <wp:cNvGraphicFramePr>
+              <a:graphicFrameLocks xmlns:a="http://schemas.openxmlformats.org/drawingml/2006/main" noChangeAspect="1"/>
+            </wp:cNvGraphicFramePr>
+            <a:graphic xmlns:a="http://schemas.openxmlformats.org/drawingml/2006/main">
+              <a:graphicData uri="http://schemas.openxmlformats.org/drawingml/2006/picture">
+                <pic:pic xmlns:pic="http://schemas.openxmlformats.org/drawingml/2006/picture">
+                  <pic:nvPicPr>
+                    <pic:cNvPr id="2073194304" name=""/>
+                    <pic:cNvPicPr/>
+                  </pic:nvPicPr>
+                  <pic:blipFill>
+                    <a:blip r:embed="rId21"/>
+                    <a:stretch>
+                      <a:fillRect/>
+                    </a:stretch>
+                  </pic:blipFill>
+                  <pic:spPr>
+                    <a:xfrm>
+                      <a:off x="0" y="0"/>
+                      <a:ext cx="5943600" cy="5498465"/>
+                    </a:xfrm>
+                    <a:prstGeom prst="rect">
+                      <a:avLst/>
+                    </a:prstGeom>
+                  </pic:spPr>
+                </pic:pic>
+              </a:graphicData>
+            </a:graphic>
+          </wp:inline>
+        </w:drawing>
+      </w:r>
+    </w:p>
+    <w:p>
+      <w:pPr>
+        <w:spacing w:before="100" w:beforeAutospacing="1" w:after="100" w:afterAutospacing="1" w:line="240" w:lineRule="auto"/>
+        <w:outlineLvl w:val="2"/>
+        <w:rPr>
+          <w:rFonts w:ascii="Times New Roman" w:eastAsia="Times New Roman" w:hAnsi="Times New Roman" w:cs="Times New Roman"/>
+          <w:b/>
+          <w:bCs/>
+          <w:kern w:val="0"/>
+          <w:sz w:val="27"/>
+          <w:szCs w:val="27"/>
+          <w14:ligatures w14:val="none"/>
+        </w:rPr>
+      </w:pPr>
+    </w:p>
+    <w:p>
+      <w:pPr>
+        <w:spacing w:before="100" w:beforeAutospacing="1" w:after="100" w:afterAutospacing="1" w:line="240" w:lineRule="auto"/>
+        <w:outlineLvl w:val="2"/>
+        <w:rPr>
+          <w:rFonts w:ascii="Times New Roman" w:eastAsia="Times New Roman" w:hAnsi="Times New Roman" w:cs="Times New Roman"/>
+          <w:b/>
+          <w:bCs/>
+          <w:kern w:val="0"/>
+          <w:sz w:val="27"/>
+          <w:szCs w:val="27"/>
+          <w14:ligatures w14:val="none"/>
+        </w:rPr>
+      </w:pPr>
     </w:p>
     <w:p/>
     <w:p/>
@@ -13999,27 +14774,45 @@
       </w:r>
     </w:p>
     <w:p/>
-    <w:p/>
-    <w:p/>
-    <w:p/>
-    <w:p/>
-    <w:p/>
-    <w:p/>
-    <w:p/>
-    <w:p/>
-    <w:p/>
-    <w:p/>
-    <w:p/>
-    <w:p/>
-    <w:p/>
-    <w:p/>
-    <w:p/>
-    <w:p/>
-    <w:p/>
-    <w:p/>
-    <w:p/>
-    <w:p/>
-    <w:p/>
+    <w:p>
+      <w:r>
+        <w:drawing>
+          <wp:inline distT="0" distB="0" distL="0" distR="0" wp14:anchorId="777D970A" wp14:editId="092D5AC5">
+            <wp:extent cx="5943600" cy="6496685"/>
+            <wp:effectExtent l="0" t="0" r="0" b="0"/>
+            <wp:docPr id="345088533" name="Picture 1"/>
+            <wp:cNvGraphicFramePr>
+              <a:graphicFrameLocks xmlns:a="http://schemas.openxmlformats.org/drawingml/2006/main" noChangeAspect="1"/>
+            </wp:cNvGraphicFramePr>
+            <a:graphic xmlns:a="http://schemas.openxmlformats.org/drawingml/2006/main">
+              <a:graphicData uri="http://schemas.openxmlformats.org/drawingml/2006/picture">
+                <pic:pic xmlns:pic="http://schemas.openxmlformats.org/drawingml/2006/picture">
+                  <pic:nvPicPr>
+                    <pic:cNvPr id="345088533" name=""/>
+                    <pic:cNvPicPr/>
+                  </pic:nvPicPr>
+                  <pic:blipFill>
+                    <a:blip r:embed="rId22"/>
+                    <a:stretch>
+                      <a:fillRect/>
+                    </a:stretch>
+                  </pic:blipFill>
+                  <pic:spPr>
+                    <a:xfrm>
+                      <a:off x="0" y="0"/>
+                      <a:ext cx="5943600" cy="6496685"/>
+                    </a:xfrm>
+                    <a:prstGeom prst="rect">
+                      <a:avLst/>
+                    </a:prstGeom>
+                  </pic:spPr>
+                </pic:pic>
+              </a:graphicData>
+            </a:graphic>
+          </wp:inline>
+        </w:drawing>
+      </w:r>
+    </w:p>
     <w:p/>
     <w:p/>
     <w:p/>
@@ -14745,7 +15538,46 @@
         <w:t>4. Kết quả &amp; Giải thích</w:t>
       </w:r>
     </w:p>
-    <w:p/>
+    <w:p>
+      <w:r>
+        <w:lastRenderedPageBreak/>
+        <w:drawing>
+          <wp:inline distT="0" distB="0" distL="0" distR="0" wp14:anchorId="092766A6" wp14:editId="4799AA66">
+            <wp:extent cx="3866515" cy="8229600"/>
+            <wp:effectExtent l="0" t="0" r="635" b="0"/>
+            <wp:docPr id="987088452" name="Picture 1"/>
+            <wp:cNvGraphicFramePr>
+              <a:graphicFrameLocks xmlns:a="http://schemas.openxmlformats.org/drawingml/2006/main" noChangeAspect="1"/>
+            </wp:cNvGraphicFramePr>
+            <a:graphic xmlns:a="http://schemas.openxmlformats.org/drawingml/2006/main">
+              <a:graphicData uri="http://schemas.openxmlformats.org/drawingml/2006/picture">
+                <pic:pic xmlns:pic="http://schemas.openxmlformats.org/drawingml/2006/picture">
+                  <pic:nvPicPr>
+                    <pic:cNvPr id="987088452" name=""/>
+                    <pic:cNvPicPr/>
+                  </pic:nvPicPr>
+                  <pic:blipFill>
+                    <a:blip r:embed="rId23"/>
+                    <a:stretch>
+                      <a:fillRect/>
+                    </a:stretch>
+                  </pic:blipFill>
+                  <pic:spPr>
+                    <a:xfrm>
+                      <a:off x="0" y="0"/>
+                      <a:ext cx="3866515" cy="8229600"/>
+                    </a:xfrm>
+                    <a:prstGeom prst="rect">
+                      <a:avLst/>
+                    </a:prstGeom>
+                  </pic:spPr>
+                </pic:pic>
+              </a:graphicData>
+            </a:graphic>
+          </wp:inline>
+        </w:drawing>
+      </w:r>
+    </w:p>
     <w:sectPr>
       <w:pgSz w:w="12240" w:h="15840"/>
       <w:pgMar w:top="1440" w:right="1440" w:bottom="1440" w:left="1440" w:header="720" w:footer="720" w:gutter="0"/>
